--- a/portale-fornitori/Specifiche_Portale_Fornitori_Righi.docx
+++ b/portale-fornitori/Specifiche_Portale_Fornitori_Righi.docx
@@ -87,7 +87,7 @@
           <w:sz w:val="20"/>
           <w:szCs w:val="20"/>
         </w:rPr>
-        <w:t xml:space="preserve">03 agosto 2026</w:t>
+        <w:t xml:space="preserve">04 agosto 2026</w:t>
       </w:r>
     </w:p>
     <w:p>
@@ -2402,6 +2402,198 @@
           </w:p>
         </w:tc>
       </w:tr>
+      <w:tr>
+        <w:tc>
+          <w:tcPr>
+            <w:tcW w:type="dxa" w:w="2608"/>
+            <w:tcMar>
+              <w:top w:type="dxa" w:w="80"/>
+              <w:left w:type="dxa" w:w="120"/>
+              <w:bottom w:type="dxa" w:w="80"/>
+              <w:right w:type="dxa" w:w="120"/>
+            </w:tcMar>
+          </w:tcPr>
+          <w:p>
+            <w:pPr>
+              <w:spacing w:after="0" w:line="264"/>
+              <w:jc w:val="left"/>
+            </w:pPr>
+            <w:r>
+              <w:rPr>
+                <w:color w:val="18203A"/>
+              </w:rPr>
+              <w:t xml:space="preserve">Registrare/verificare documenti di qualifica</w:t>
+            </w:r>
+          </w:p>
+        </w:tc>
+        <w:tc>
+          <w:tcPr>
+            <w:tcW w:type="dxa" w:w="2235"/>
+            <w:tcMar>
+              <w:top w:type="dxa" w:w="80"/>
+              <w:left w:type="dxa" w:w="120"/>
+              <w:bottom w:type="dxa" w:w="80"/>
+              <w:right w:type="dxa" w:w="120"/>
+            </w:tcMar>
+          </w:tcPr>
+          <w:p>
+            <w:pPr>
+              <w:spacing w:after="0" w:line="264"/>
+              <w:jc w:val="center"/>
+            </w:pPr>
+            <w:r>
+              <w:rPr>
+                <w:color w:val="18203A"/>
+              </w:rPr>
+              <w:t xml:space="preserve">✅</w:t>
+            </w:r>
+          </w:p>
+        </w:tc>
+        <w:tc>
+          <w:tcPr>
+            <w:tcW w:type="dxa" w:w="2235"/>
+            <w:tcMar>
+              <w:top w:type="dxa" w:w="80"/>
+              <w:left w:type="dxa" w:w="120"/>
+              <w:bottom w:type="dxa" w:w="80"/>
+              <w:right w:type="dxa" w:w="120"/>
+            </w:tcMar>
+          </w:tcPr>
+          <w:p>
+            <w:pPr>
+              <w:spacing w:after="0" w:line="264"/>
+              <w:jc w:val="center"/>
+            </w:pPr>
+            <w:r>
+              <w:rPr>
+                <w:color w:val="18203A"/>
+              </w:rPr>
+              <w:t xml:space="preserve">❌</w:t>
+            </w:r>
+          </w:p>
+        </w:tc>
+        <w:tc>
+          <w:tcPr>
+            <w:tcW w:type="dxa" w:w="2236"/>
+            <w:tcMar>
+              <w:top w:type="dxa" w:w="80"/>
+              <w:left w:type="dxa" w:w="120"/>
+              <w:bottom w:type="dxa" w:w="80"/>
+              <w:right w:type="dxa" w:w="120"/>
+            </w:tcMar>
+          </w:tcPr>
+          <w:p>
+            <w:pPr>
+              <w:spacing w:after="0" w:line="264"/>
+              <w:jc w:val="center"/>
+            </w:pPr>
+            <w:r>
+              <w:rPr>
+                <w:color w:val="18203A"/>
+              </w:rPr>
+              <w:t xml:space="preserve">❌</w:t>
+            </w:r>
+          </w:p>
+        </w:tc>
+      </w:tr>
+      <w:tr>
+        <w:tc>
+          <w:tcPr>
+            <w:tcW w:type="dxa" w:w="2608"/>
+            <w:shd w:fill="F5F6FA" w:color="auto" w:val="clear"/>
+            <w:tcMar>
+              <w:top w:type="dxa" w:w="80"/>
+              <w:left w:type="dxa" w:w="120"/>
+              <w:bottom w:type="dxa" w:w="80"/>
+              <w:right w:type="dxa" w:w="120"/>
+            </w:tcMar>
+          </w:tcPr>
+          <w:p>
+            <w:pPr>
+              <w:spacing w:after="0" w:line="264"/>
+              <w:jc w:val="left"/>
+            </w:pPr>
+            <w:r>
+              <w:rPr>
+                <w:color w:val="18203A"/>
+              </w:rPr>
+              <w:t xml:space="preserve">Comunicare il rinnovo di un proprio documento</w:t>
+            </w:r>
+          </w:p>
+        </w:tc>
+        <w:tc>
+          <w:tcPr>
+            <w:tcW w:type="dxa" w:w="2235"/>
+            <w:shd w:fill="F5F6FA" w:color="auto" w:val="clear"/>
+            <w:tcMar>
+              <w:top w:type="dxa" w:w="80"/>
+              <w:left w:type="dxa" w:w="120"/>
+              <w:bottom w:type="dxa" w:w="80"/>
+              <w:right w:type="dxa" w:w="120"/>
+            </w:tcMar>
+          </w:tcPr>
+          <w:p>
+            <w:pPr>
+              <w:spacing w:after="0" w:line="264"/>
+              <w:jc w:val="center"/>
+            </w:pPr>
+            <w:r>
+              <w:rPr>
+                <w:color w:val="18203A"/>
+              </w:rPr>
+              <w:t xml:space="preserve">❌</w:t>
+            </w:r>
+          </w:p>
+        </w:tc>
+        <w:tc>
+          <w:tcPr>
+            <w:tcW w:type="dxa" w:w="2235"/>
+            <w:shd w:fill="F5F6FA" w:color="auto" w:val="clear"/>
+            <w:tcMar>
+              <w:top w:type="dxa" w:w="80"/>
+              <w:left w:type="dxa" w:w="120"/>
+              <w:bottom w:type="dxa" w:w="80"/>
+              <w:right w:type="dxa" w:w="120"/>
+            </w:tcMar>
+          </w:tcPr>
+          <w:p>
+            <w:pPr>
+              <w:spacing w:after="0" w:line="264"/>
+              <w:jc w:val="center"/>
+            </w:pPr>
+            <w:r>
+              <w:rPr>
+                <w:color w:val="18203A"/>
+              </w:rPr>
+              <w:t xml:space="preserve">❌</w:t>
+            </w:r>
+          </w:p>
+        </w:tc>
+        <w:tc>
+          <w:tcPr>
+            <w:tcW w:type="dxa" w:w="2236"/>
+            <w:shd w:fill="F5F6FA" w:color="auto" w:val="clear"/>
+            <w:tcMar>
+              <w:top w:type="dxa" w:w="80"/>
+              <w:left w:type="dxa" w:w="120"/>
+              <w:bottom w:type="dxa" w:w="80"/>
+              <w:right w:type="dxa" w:w="120"/>
+            </w:tcMar>
+          </w:tcPr>
+          <w:p>
+            <w:pPr>
+              <w:spacing w:after="0" w:line="264"/>
+              <w:jc w:val="center"/>
+            </w:pPr>
+            <w:r>
+              <w:rPr>
+                <w:color w:val="18203A"/>
+              </w:rPr>
+              <w:t xml:space="preserve">✅</w:t>
+            </w:r>
+          </w:p>
+        </w:tc>
+      </w:tr>
     </w:tbl>
     <w:p>
       <w:pPr>
@@ -3286,6 +3478,208 @@
                 <w:color w:val="18203A"/>
               </w:rPr>
               <w:t xml:space="preserve">Riservatezza commerciale</w:t>
+            </w:r>
+          </w:p>
+        </w:tc>
+      </w:tr>
+      <w:tr>
+        <w:tc>
+          <w:tcPr>
+            <w:tcW w:type="dxa" w:w="2608"/>
+            <w:shd w:fill="F5F6FA" w:color="auto" w:val="clear"/>
+            <w:tcMar>
+              <w:top w:type="dxa" w:w="80"/>
+              <w:left w:type="dxa" w:w="120"/>
+              <w:bottom w:type="dxa" w:w="80"/>
+              <w:right w:type="dxa" w:w="120"/>
+            </w:tcMar>
+          </w:tcPr>
+          <w:p>
+            <w:pPr>
+              <w:spacing w:after="0" w:line="264"/>
+              <w:jc w:val="left"/>
+            </w:pPr>
+            <w:r>
+              <w:rPr>
+                <w:b/>
+                <w:bCs/>
+                <w:color w:val="18203A"/>
+              </w:rPr>
+              <w:t xml:space="preserve">Documenti di qualifica propri</w:t>
+            </w:r>
+          </w:p>
+        </w:tc>
+        <w:tc>
+          <w:tcPr>
+            <w:tcW w:type="dxa" w:w="2235"/>
+            <w:shd w:fill="F5F6FA" w:color="auto" w:val="clear"/>
+            <w:tcMar>
+              <w:top w:type="dxa" w:w="80"/>
+              <w:left w:type="dxa" w:w="120"/>
+              <w:bottom w:type="dxa" w:w="80"/>
+              <w:right w:type="dxa" w:w="120"/>
+            </w:tcMar>
+          </w:tcPr>
+          <w:p>
+            <w:pPr>
+              <w:spacing w:after="0" w:line="264"/>
+              <w:jc w:val="center"/>
+            </w:pPr>
+            <w:r>
+              <w:rPr>
+                <w:color w:val="18203A"/>
+              </w:rPr>
+              <w:t xml:space="preserve">✅</w:t>
+            </w:r>
+          </w:p>
+        </w:tc>
+        <w:tc>
+          <w:tcPr>
+            <w:tcW w:type="dxa" w:w="2235"/>
+            <w:shd w:fill="F5F6FA" w:color="auto" w:val="clear"/>
+            <w:tcMar>
+              <w:top w:type="dxa" w:w="80"/>
+              <w:left w:type="dxa" w:w="120"/>
+              <w:bottom w:type="dxa" w:w="80"/>
+              <w:right w:type="dxa" w:w="120"/>
+            </w:tcMar>
+          </w:tcPr>
+          <w:p>
+            <w:pPr>
+              <w:spacing w:after="0" w:line="264"/>
+              <w:jc w:val="center"/>
+            </w:pPr>
+            <w:r>
+              <w:rPr>
+                <w:color w:val="18203A"/>
+              </w:rPr>
+              <w:t xml:space="preserve">✅</w:t>
+            </w:r>
+          </w:p>
+        </w:tc>
+        <w:tc>
+          <w:tcPr>
+            <w:tcW w:type="dxa" w:w="2236"/>
+            <w:shd w:fill="F5F6FA" w:color="auto" w:val="clear"/>
+            <w:tcMar>
+              <w:top w:type="dxa" w:w="80"/>
+              <w:left w:type="dxa" w:w="120"/>
+              <w:bottom w:type="dxa" w:w="80"/>
+              <w:right w:type="dxa" w:w="120"/>
+            </w:tcMar>
+          </w:tcPr>
+          <w:p>
+            <w:pPr>
+              <w:spacing w:after="0" w:line="264"/>
+              <w:jc w:val="left"/>
+            </w:pPr>
+            <w:r>
+              <w:rPr>
+                <w:color w:val="18203A"/>
+              </w:rPr>
+              <w:t xml:space="preserve">Sono i suoi documenti</w:t>
+            </w:r>
+          </w:p>
+        </w:tc>
+      </w:tr>
+      <w:tr>
+        <w:tc>
+          <w:tcPr>
+            <w:tcW w:type="dxa" w:w="2608"/>
+            <w:tcMar>
+              <w:top w:type="dxa" w:w="80"/>
+              <w:left w:type="dxa" w:w="120"/>
+              <w:bottom w:type="dxa" w:w="80"/>
+              <w:right w:type="dxa" w:w="120"/>
+            </w:tcMar>
+          </w:tcPr>
+          <w:p>
+            <w:pPr>
+              <w:spacing w:after="0" w:line="264"/>
+              <w:jc w:val="left"/>
+            </w:pPr>
+            <w:r>
+              <w:rPr>
+                <w:color w:val="18203A"/>
+              </w:rPr>
+              <w:t xml:space="preserve">Documenti </w:t>
+            </w:r>
+            <w:r>
+              <w:rPr>
+                <w:b/>
+                <w:bCs/>
+                <w:color w:val="18203A"/>
+              </w:rPr>
+              <w:t xml:space="preserve">di altri fornitori</w:t>
+            </w:r>
+          </w:p>
+        </w:tc>
+        <w:tc>
+          <w:tcPr>
+            <w:tcW w:type="dxa" w:w="2235"/>
+            <w:tcMar>
+              <w:top w:type="dxa" w:w="80"/>
+              <w:left w:type="dxa" w:w="120"/>
+              <w:bottom w:type="dxa" w:w="80"/>
+              <w:right w:type="dxa" w:w="120"/>
+            </w:tcMar>
+          </w:tcPr>
+          <w:p>
+            <w:pPr>
+              <w:spacing w:after="0" w:line="264"/>
+              <w:jc w:val="center"/>
+            </w:pPr>
+            <w:r>
+              <w:rPr>
+                <w:color w:val="18203A"/>
+              </w:rPr>
+              <w:t xml:space="preserve">✅</w:t>
+            </w:r>
+          </w:p>
+        </w:tc>
+        <w:tc>
+          <w:tcPr>
+            <w:tcW w:type="dxa" w:w="2235"/>
+            <w:tcMar>
+              <w:top w:type="dxa" w:w="80"/>
+              <w:left w:type="dxa" w:w="120"/>
+              <w:bottom w:type="dxa" w:w="80"/>
+              <w:right w:type="dxa" w:w="120"/>
+            </w:tcMar>
+          </w:tcPr>
+          <w:p>
+            <w:pPr>
+              <w:spacing w:after="0" w:line="264"/>
+              <w:jc w:val="center"/>
+            </w:pPr>
+            <w:r>
+              <w:rPr>
+                <w:color w:val="18203A"/>
+              </w:rPr>
+              <w:t xml:space="preserve">❌</w:t>
+            </w:r>
+          </w:p>
+        </w:tc>
+        <w:tc>
+          <w:tcPr>
+            <w:tcW w:type="dxa" w:w="2236"/>
+            <w:tcMar>
+              <w:top w:type="dxa" w:w="80"/>
+              <w:left w:type="dxa" w:w="120"/>
+              <w:bottom w:type="dxa" w:w="80"/>
+              <w:right w:type="dxa" w:w="120"/>
+            </w:tcMar>
+          </w:tcPr>
+          <w:p>
+            <w:pPr>
+              <w:spacing w:after="0" w:line="264"/>
+              <w:jc w:val="left"/>
+            </w:pPr>
+            <w:r>
+              <w:rPr>
+                <w:color w:val="18203A"/>
+              </w:rPr>
+              <w:t xml:space="preserve">Riservatezza</w:t>
             </w:r>
           </w:p>
         </w:tc>
@@ -5669,7 +6063,7 @@
         <w:spacing w:after="120" w:before="240"/>
       </w:pPr>
       <w:r>
-        <w:t xml:space="preserve">3.7 Consegna con autorizzazione</w:t>
+        <w:t xml:space="preserve">3.7 Qualifica del fornitore: chi può lavorare per noi</w:t>
       </w:r>
     </w:p>
     <w:p>
@@ -5677,27 +6071,533 @@
         <w:spacing w:after="140" w:line="288"/>
       </w:pPr>
       <w:r>
-        <w:t xml:space="preserve">Il fornitore </w:t>
+        <w:t xml:space="preserve">Accanto alla domanda operativa </w:t>
+      </w:r>
+      <w:r>
+        <w:rPr>
+          <w:i/>
+          <w:iCs/>
+        </w:rPr>
+        <w:t xml:space="preserve">«a chi conviene affidare questo lavoro?»</w:t>
+      </w:r>
+      <w:r>
+        <w:t xml:space="preserve"> il portale presidia quella preliminare: </w:t>
+      </w:r>
+      <w:r>
+        <w:rPr>
+          <w:i/>
+          <w:iCs/>
+        </w:rPr>
+        <w:t xml:space="preserve">«questo fornitore </w:t>
+      </w:r>
+      <w:r>
+        <w:rPr>
+          <w:i/>
+          <w:iCs/>
+        </w:rPr>
+        <w:t xml:space="preserve">può</w:t>
+      </w:r>
+      <w:r>
+        <w:rPr>
+          <w:i/>
+          <w:iCs/>
+        </w:rPr>
+        <w:t xml:space="preserve"> lavorare per noi?»</w:t>
+      </w:r>
+      <w:r>
+        <w:t xml:space="preserve">. È il perimetro tipico dei sistemi di gestione della conformità, ripreso qui </w:t>
       </w:r>
       <w:r>
         <w:rPr>
           <w:b/>
           <w:bCs/>
         </w:rPr>
-        <w:t xml:space="preserve">non chiude da solo</w:t>
-      </w:r>
-      <w:r>
-        <w:t xml:space="preserve">. Quando è pronto chiede l'autorizzazione; solo dopo l'ok compare </w:t>
-      </w:r>
-      <w:r>
-        <w:rPr>
-          <w:i/>
-          <w:iCs/>
-        </w:rPr>
-        <w:t xml:space="preserve">Segna consegnato</w:t>
+        <w:t xml:space="preserve">solo per la parte che incide sull'assegnazione</w:t>
       </w:r>
       <w:r>
         <w:t xml:space="preserve">.</w:t>
+      </w:r>
+    </w:p>
+    <w:tbl>
+      <w:tblPr>
+        <w:tblW w:type="dxa" w:w="9314"/>
+        <w:tblBorders>
+          <w:top w:val="single" w:color="DCDFE7" w:sz="2"/>
+          <w:left w:val="single" w:color="DCDFE7" w:sz="2"/>
+          <w:bottom w:val="single" w:color="DCDFE7" w:sz="2"/>
+          <w:right w:val="single" w:color="DCDFE7" w:sz="2"/>
+          <w:insideH w:val="single" w:color="DCDFE7" w:sz="2"/>
+          <w:insideV w:val="single" w:color="DCDFE7" w:sz="2"/>
+        </w:tblBorders>
+      </w:tblPr>
+      <w:tblGrid>
+        <w:gridCol w:w="2608"/>
+        <w:gridCol w:w="3353"/>
+        <w:gridCol w:w="3353"/>
+      </w:tblGrid>
+      <w:tr>
+        <w:trPr>
+          <w:tblHeader/>
+        </w:trPr>
+        <w:tc>
+          <w:tcPr>
+            <w:tcW w:type="dxa" w:w="2608"/>
+            <w:shd w:fill="E8EAF2" w:color="auto" w:val="clear"/>
+            <w:tcMar>
+              <w:top w:type="dxa" w:w="80"/>
+              <w:left w:type="dxa" w:w="120"/>
+              <w:bottom w:type="dxa" w:w="80"/>
+              <w:right w:type="dxa" w:w="120"/>
+            </w:tcMar>
+          </w:tcPr>
+          <w:p>
+            <w:pPr>
+              <w:spacing w:after="0" w:line="264"/>
+              <w:jc w:val="left"/>
+            </w:pPr>
+            <w:r>
+              <w:rPr>
+                <w:b/>
+                <w:bCs/>
+                <w:color w:val="1E2748"/>
+              </w:rPr>
+              <w:t xml:space="preserve">Documento</w:t>
+            </w:r>
+          </w:p>
+        </w:tc>
+        <w:tc>
+          <w:tcPr>
+            <w:tcW w:type="dxa" w:w="3353"/>
+            <w:shd w:fill="E8EAF2" w:color="auto" w:val="clear"/>
+            <w:tcMar>
+              <w:top w:type="dxa" w:w="80"/>
+              <w:left w:type="dxa" w:w="120"/>
+              <w:bottom w:type="dxa" w:w="80"/>
+              <w:right w:type="dxa" w:w="120"/>
+            </w:tcMar>
+          </w:tcPr>
+          <w:p>
+            <w:pPr>
+              <w:spacing w:after="0" w:line="264"/>
+              <w:jc w:val="center"/>
+            </w:pPr>
+            <w:r>
+              <w:rPr>
+                <w:b/>
+                <w:bCs/>
+                <w:color w:val="1E2748"/>
+              </w:rPr>
+              <w:t xml:space="preserve">Obbligatorio</w:t>
+            </w:r>
+          </w:p>
+        </w:tc>
+        <w:tc>
+          <w:tcPr>
+            <w:tcW w:type="dxa" w:w="3353"/>
+            <w:shd w:fill="E8EAF2" w:color="auto" w:val="clear"/>
+            <w:tcMar>
+              <w:top w:type="dxa" w:w="80"/>
+              <w:left w:type="dxa" w:w="120"/>
+              <w:bottom w:type="dxa" w:w="80"/>
+              <w:right w:type="dxa" w:w="120"/>
+            </w:tcMar>
+          </w:tcPr>
+          <w:p>
+            <w:pPr>
+              <w:spacing w:after="0" w:line="264"/>
+              <w:jc w:val="left"/>
+            </w:pPr>
+            <w:r>
+              <w:rPr>
+                <w:b/>
+                <w:bCs/>
+                <w:color w:val="1E2748"/>
+              </w:rPr>
+              <w:t xml:space="preserve">Validità tipica</w:t>
+            </w:r>
+          </w:p>
+        </w:tc>
+      </w:tr>
+      <w:tr>
+        <w:tc>
+          <w:tcPr>
+            <w:tcW w:type="dxa" w:w="2608"/>
+            <w:tcMar>
+              <w:top w:type="dxa" w:w="80"/>
+              <w:left w:type="dxa" w:w="120"/>
+              <w:bottom w:type="dxa" w:w="80"/>
+              <w:right w:type="dxa" w:w="120"/>
+            </w:tcMar>
+          </w:tcPr>
+          <w:p>
+            <w:pPr>
+              <w:spacing w:after="0" w:line="264"/>
+              <w:jc w:val="left"/>
+            </w:pPr>
+            <w:r>
+              <w:rPr>
+                <w:color w:val="18203A"/>
+              </w:rPr>
+              <w:t xml:space="preserve">DURC — regolarità contributiva</w:t>
+            </w:r>
+          </w:p>
+        </w:tc>
+        <w:tc>
+          <w:tcPr>
+            <w:tcW w:type="dxa" w:w="3353"/>
+            <w:tcMar>
+              <w:top w:type="dxa" w:w="80"/>
+              <w:left w:type="dxa" w:w="120"/>
+              <w:bottom w:type="dxa" w:w="80"/>
+              <w:right w:type="dxa" w:w="120"/>
+            </w:tcMar>
+          </w:tcPr>
+          <w:p>
+            <w:pPr>
+              <w:spacing w:after="0" w:line="264"/>
+              <w:jc w:val="center"/>
+            </w:pPr>
+            <w:r>
+              <w:rPr>
+                <w:color w:val="18203A"/>
+              </w:rPr>
+              <w:t xml:space="preserve">✅</w:t>
+            </w:r>
+          </w:p>
+        </w:tc>
+        <w:tc>
+          <w:tcPr>
+            <w:tcW w:type="dxa" w:w="3353"/>
+            <w:tcMar>
+              <w:top w:type="dxa" w:w="80"/>
+              <w:left w:type="dxa" w:w="120"/>
+              <w:bottom w:type="dxa" w:w="80"/>
+              <w:right w:type="dxa" w:w="120"/>
+            </w:tcMar>
+          </w:tcPr>
+          <w:p>
+            <w:pPr>
+              <w:spacing w:after="0" w:line="264"/>
+              <w:jc w:val="left"/>
+            </w:pPr>
+            <w:r>
+              <w:rPr>
+                <w:color w:val="18203A"/>
+              </w:rPr>
+              <w:t xml:space="preserve">4 mesi</w:t>
+            </w:r>
+          </w:p>
+        </w:tc>
+      </w:tr>
+      <w:tr>
+        <w:tc>
+          <w:tcPr>
+            <w:tcW w:type="dxa" w:w="2608"/>
+            <w:shd w:fill="F5F6FA" w:color="auto" w:val="clear"/>
+            <w:tcMar>
+              <w:top w:type="dxa" w:w="80"/>
+              <w:left w:type="dxa" w:w="120"/>
+              <w:bottom w:type="dxa" w:w="80"/>
+              <w:right w:type="dxa" w:w="120"/>
+            </w:tcMar>
+          </w:tcPr>
+          <w:p>
+            <w:pPr>
+              <w:spacing w:after="0" w:line="264"/>
+              <w:jc w:val="left"/>
+            </w:pPr>
+            <w:r>
+              <w:rPr>
+                <w:color w:val="18203A"/>
+              </w:rPr>
+              <w:t xml:space="preserve">Polizza RCT/RCO</w:t>
+            </w:r>
+          </w:p>
+        </w:tc>
+        <w:tc>
+          <w:tcPr>
+            <w:tcW w:type="dxa" w:w="3353"/>
+            <w:shd w:fill="F5F6FA" w:color="auto" w:val="clear"/>
+            <w:tcMar>
+              <w:top w:type="dxa" w:w="80"/>
+              <w:left w:type="dxa" w:w="120"/>
+              <w:bottom w:type="dxa" w:w="80"/>
+              <w:right w:type="dxa" w:w="120"/>
+            </w:tcMar>
+          </w:tcPr>
+          <w:p>
+            <w:pPr>
+              <w:spacing w:after="0" w:line="264"/>
+              <w:jc w:val="center"/>
+            </w:pPr>
+            <w:r>
+              <w:rPr>
+                <w:color w:val="18203A"/>
+              </w:rPr>
+              <w:t xml:space="preserve">✅</w:t>
+            </w:r>
+          </w:p>
+        </w:tc>
+        <w:tc>
+          <w:tcPr>
+            <w:tcW w:type="dxa" w:w="3353"/>
+            <w:shd w:fill="F5F6FA" w:color="auto" w:val="clear"/>
+            <w:tcMar>
+              <w:top w:type="dxa" w:w="80"/>
+              <w:left w:type="dxa" w:w="120"/>
+              <w:bottom w:type="dxa" w:w="80"/>
+              <w:right w:type="dxa" w:w="120"/>
+            </w:tcMar>
+          </w:tcPr>
+          <w:p>
+            <w:pPr>
+              <w:spacing w:after="0" w:line="264"/>
+              <w:jc w:val="left"/>
+            </w:pPr>
+            <w:r>
+              <w:rPr>
+                <w:color w:val="18203A"/>
+              </w:rPr>
+              <w:t xml:space="preserve">12 mesi</w:t>
+            </w:r>
+          </w:p>
+        </w:tc>
+      </w:tr>
+      <w:tr>
+        <w:tc>
+          <w:tcPr>
+            <w:tcW w:type="dxa" w:w="2608"/>
+            <w:tcMar>
+              <w:top w:type="dxa" w:w="80"/>
+              <w:left w:type="dxa" w:w="120"/>
+              <w:bottom w:type="dxa" w:w="80"/>
+              <w:right w:type="dxa" w:w="120"/>
+            </w:tcMar>
+          </w:tcPr>
+          <w:p>
+            <w:pPr>
+              <w:spacing w:after="0" w:line="264"/>
+              <w:jc w:val="left"/>
+            </w:pPr>
+            <w:r>
+              <w:rPr>
+                <w:color w:val="18203A"/>
+              </w:rPr>
+              <w:t xml:space="preserve">Idoneità tecnico-professionale (art. 26 D.Lgs. 81/08)</w:t>
+            </w:r>
+          </w:p>
+        </w:tc>
+        <w:tc>
+          <w:tcPr>
+            <w:tcW w:type="dxa" w:w="3353"/>
+            <w:tcMar>
+              <w:top w:type="dxa" w:w="80"/>
+              <w:left w:type="dxa" w:w="120"/>
+              <w:bottom w:type="dxa" w:w="80"/>
+              <w:right w:type="dxa" w:w="120"/>
+            </w:tcMar>
+          </w:tcPr>
+          <w:p>
+            <w:pPr>
+              <w:spacing w:after="0" w:line="264"/>
+              <w:jc w:val="center"/>
+            </w:pPr>
+            <w:r>
+              <w:rPr>
+                <w:color w:val="18203A"/>
+              </w:rPr>
+              <w:t xml:space="preserve">✅</w:t>
+            </w:r>
+          </w:p>
+        </w:tc>
+        <w:tc>
+          <w:tcPr>
+            <w:tcW w:type="dxa" w:w="3353"/>
+            <w:tcMar>
+              <w:top w:type="dxa" w:w="80"/>
+              <w:left w:type="dxa" w:w="120"/>
+              <w:bottom w:type="dxa" w:w="80"/>
+              <w:right w:type="dxa" w:w="120"/>
+            </w:tcMar>
+          </w:tcPr>
+          <w:p>
+            <w:pPr>
+              <w:spacing w:after="0" w:line="264"/>
+              <w:jc w:val="left"/>
+            </w:pPr>
+            <w:r>
+              <w:rPr>
+                <w:color w:val="18203A"/>
+              </w:rPr>
+              <w:t xml:space="preserve">12 mesi</w:t>
+            </w:r>
+          </w:p>
+        </w:tc>
+      </w:tr>
+      <w:tr>
+        <w:tc>
+          <w:tcPr>
+            <w:tcW w:type="dxa" w:w="2608"/>
+            <w:shd w:fill="F5F6FA" w:color="auto" w:val="clear"/>
+            <w:tcMar>
+              <w:top w:type="dxa" w:w="80"/>
+              <w:left w:type="dxa" w:w="120"/>
+              <w:bottom w:type="dxa" w:w="80"/>
+              <w:right w:type="dxa" w:w="120"/>
+            </w:tcMar>
+          </w:tcPr>
+          <w:p>
+            <w:pPr>
+              <w:spacing w:after="0" w:line="264"/>
+              <w:jc w:val="left"/>
+            </w:pPr>
+            <w:r>
+              <w:rPr>
+                <w:color w:val="18203A"/>
+              </w:rPr>
+              <w:t xml:space="preserve">Visura camerale</w:t>
+            </w:r>
+          </w:p>
+        </w:tc>
+        <w:tc>
+          <w:tcPr>
+            <w:tcW w:type="dxa" w:w="3353"/>
+            <w:shd w:fill="F5F6FA" w:color="auto" w:val="clear"/>
+            <w:tcMar>
+              <w:top w:type="dxa" w:w="80"/>
+              <w:left w:type="dxa" w:w="120"/>
+              <w:bottom w:type="dxa" w:w="80"/>
+              <w:right w:type="dxa" w:w="120"/>
+            </w:tcMar>
+          </w:tcPr>
+          <w:p>
+            <w:pPr>
+              <w:spacing w:after="0" w:line="264"/>
+              <w:jc w:val="center"/>
+            </w:pPr>
+            <w:r>
+              <w:rPr>
+                <w:color w:val="18203A"/>
+              </w:rPr>
+              <w:t xml:space="preserve">✅</w:t>
+            </w:r>
+          </w:p>
+        </w:tc>
+        <w:tc>
+          <w:tcPr>
+            <w:tcW w:type="dxa" w:w="3353"/>
+            <w:shd w:fill="F5F6FA" w:color="auto" w:val="clear"/>
+            <w:tcMar>
+              <w:top w:type="dxa" w:w="80"/>
+              <w:left w:type="dxa" w:w="120"/>
+              <w:bottom w:type="dxa" w:w="80"/>
+              <w:right w:type="dxa" w:w="120"/>
+            </w:tcMar>
+          </w:tcPr>
+          <w:p>
+            <w:pPr>
+              <w:spacing w:after="0" w:line="264"/>
+              <w:jc w:val="left"/>
+            </w:pPr>
+            <w:r>
+              <w:rPr>
+                <w:color w:val="18203A"/>
+              </w:rPr>
+              <w:t xml:space="preserve">12 mesi</w:t>
+            </w:r>
+          </w:p>
+        </w:tc>
+      </w:tr>
+      <w:tr>
+        <w:tc>
+          <w:tcPr>
+            <w:tcW w:type="dxa" w:w="2608"/>
+            <w:tcMar>
+              <w:top w:type="dxa" w:w="80"/>
+              <w:left w:type="dxa" w:w="120"/>
+              <w:bottom w:type="dxa" w:w="80"/>
+              <w:right w:type="dxa" w:w="120"/>
+            </w:tcMar>
+          </w:tcPr>
+          <w:p>
+            <w:pPr>
+              <w:spacing w:after="0" w:line="264"/>
+              <w:jc w:val="left"/>
+            </w:pPr>
+            <w:r>
+              <w:rPr>
+                <w:color w:val="18203A"/>
+              </w:rPr>
+              <w:t xml:space="preserve">ISO 9001 · ISO 45001</w:t>
+            </w:r>
+          </w:p>
+        </w:tc>
+        <w:tc>
+          <w:tcPr>
+            <w:tcW w:type="dxa" w:w="3353"/>
+            <w:tcMar>
+              <w:top w:type="dxa" w:w="80"/>
+              <w:left w:type="dxa" w:w="120"/>
+              <w:bottom w:type="dxa" w:w="80"/>
+              <w:right w:type="dxa" w:w="120"/>
+            </w:tcMar>
+          </w:tcPr>
+          <w:p>
+            <w:pPr>
+              <w:spacing w:after="0" w:line="264"/>
+              <w:jc w:val="center"/>
+            </w:pPr>
+            <w:r>
+              <w:rPr>
+                <w:color w:val="18203A"/>
+              </w:rPr>
+              <w:t xml:space="preserve">❌</w:t>
+            </w:r>
+          </w:p>
+        </w:tc>
+        <w:tc>
+          <w:tcPr>
+            <w:tcW w:type="dxa" w:w="3353"/>
+            <w:tcMar>
+              <w:top w:type="dxa" w:w="80"/>
+              <w:left w:type="dxa" w:w="120"/>
+              <w:bottom w:type="dxa" w:w="80"/>
+              <w:right w:type="dxa" w:w="120"/>
+            </w:tcMar>
+          </w:tcPr>
+          <w:p>
+            <w:pPr>
+              <w:spacing w:after="0" w:line="264"/>
+              <w:jc w:val="left"/>
+            </w:pPr>
+            <w:r>
+              <w:rPr>
+                <w:color w:val="18203A"/>
+              </w:rPr>
+              <w:t xml:space="preserve">36 mesi</w:t>
+            </w:r>
+          </w:p>
+        </w:tc>
+      </w:tr>
+    </w:tbl>
+    <w:p>
+      <w:pPr>
+        <w:spacing w:after="200"/>
+      </w:pPr>
+    </w:p>
+    <w:p>
+      <w:pPr>
+        <w:spacing w:after="140" w:line="288"/>
+      </w:pPr>
+      <w:r>
+        <w:rPr>
+          <w:b/>
+          <w:bCs/>
+        </w:rPr>
+        <w:t xml:space="preserve">La qualifica non è un campo digitato</w:t>
+      </w:r>
+      <w:r>
+        <w:t xml:space="preserve">: è calcolata dai documenti.</w:t>
       </w:r>
     </w:p>
     <w:p>
@@ -5708,7 +6608,7 @@
       <w:r>
         <w:drawing>
           <wp:inline distT="0" distB="0" distL="0" distR="0">
-            <wp:extent cx="5372100" cy="7115175"/>
+            <wp:extent cx="5372100" cy="7181850"/>
             <wp:effectExtent t="0" r="0" b="0" l="0"/>
             <wp:docPr id="1" name="" descr="" title=""/>
             <wp:cNvGraphicFramePr>
@@ -5733,7 +6633,7 @@
                   <pic:spPr bwMode="auto">
                     <a:xfrm>
                       <a:off x="0" y="0"/>
-                      <a:ext cx="5372100" cy="7115175"/>
+                      <a:ext cx="5372100" cy="7181850"/>
                     </a:xfrm>
                     <a:prstGeom prst="rect">
                       <a:avLst/>
@@ -5767,570 +6667,161 @@
         <w:spacing w:after="140" w:line="288"/>
       </w:pPr>
       <w:r>
-        <w:t xml:space="preserve">Il </w:t>
-      </w:r>
-      <w:r>
         <w:rPr>
           <w:b/>
           <w:bCs/>
         </w:rPr>
-        <w:t xml:space="preserve">rientro effettivo</w:t>
-      </w:r>
-      <w:r>
-        <w:t xml:space="preserve"> registrato alla consegna alimenta la puntualità: è un dato di fatto, non una valutazione.</w:t>
-      </w:r>
-    </w:p>
-    <w:p>
-      <w:pPr>
-        <w:pStyle w:val="Heading2"/>
-        <w:spacing w:after="120" w:before="240"/>
-      </w:pPr>
-      <w:r>
-        <w:t xml:space="preserve">3.8 Metriche del fornitore</w:t>
-      </w:r>
-    </w:p>
-    <w:p>
-      <w:pPr>
-        <w:spacing w:after="140" w:line="288"/>
-      </w:pPr>
-      <w:r>
-        <w:t xml:space="preserve">Calcolate dai lavori, </w:t>
-      </w:r>
+        <w:t xml:space="preserve">Dove agisce</w:t>
+      </w:r>
+      <w:r>
+        <w:t xml:space="preserve"> — è ciò che distingue una funzione reale da una scheda informativa:</w:t>
+      </w:r>
+    </w:p>
+    <w:p>
+      <w:pPr>
+        <w:pStyle w:val="ListParagraph"/>
+        <w:numPr>
+          <w:ilvl w:val="0"/>
+          <w:numId w:val="2"/>
+        </w:numPr>
+        <w:spacing w:after="80" w:line="288"/>
+      </w:pPr>
       <w:r>
         <w:rPr>
           <w:b/>
           <w:bCs/>
         </w:rPr>
-        <w:t xml:space="preserve">mai inserite a mano</w:t>
-      </w:r>
-      <w:r>
-        <w:t xml:space="preserve">, e </w:t>
+        <w:t xml:space="preserve">Suggerimento fornitori</w:t>
+      </w:r>
+      <w:r>
+        <w:t xml:space="preserve">: i non qualificati non compaiono, e il modulo di invito dichiara </w:t>
       </w:r>
       <w:r>
         <w:rPr>
           <w:b/>
           <w:bCs/>
         </w:rPr>
-        <w:t xml:space="preserve">identiche</w:t>
-      </w:r>
-      <w:r>
-        <w:t xml:space="preserve"> nelle due viste — è ciò che le rende condivisibili in una discussione.</w:t>
-      </w:r>
-    </w:p>
-    <w:tbl>
-      <w:tblPr>
-        <w:tblW w:type="dxa" w:w="9314"/>
-        <w:tblBorders>
-          <w:top w:val="single" w:color="DCDFE7" w:sz="2"/>
-          <w:left w:val="single" w:color="DCDFE7" w:sz="2"/>
-          <w:bottom w:val="single" w:color="DCDFE7" w:sz="2"/>
-          <w:right w:val="single" w:color="DCDFE7" w:sz="2"/>
-          <w:insideH w:val="single" w:color="DCDFE7" w:sz="2"/>
-          <w:insideV w:val="single" w:color="DCDFE7" w:sz="2"/>
-        </w:tblBorders>
-      </w:tblPr>
-      <w:tblGrid>
-        <w:gridCol w:w="3167"/>
-        <w:gridCol w:w="6147"/>
-      </w:tblGrid>
-      <w:tr>
-        <w:trPr>
-          <w:tblHeader/>
-        </w:trPr>
-        <w:tc>
-          <w:tcPr>
-            <w:tcW w:type="dxa" w:w="3167"/>
-            <w:shd w:fill="E8EAF2" w:color="auto" w:val="clear"/>
-            <w:tcMar>
-              <w:top w:type="dxa" w:w="80"/>
-              <w:left w:type="dxa" w:w="120"/>
-              <w:bottom w:type="dxa" w:w="80"/>
-              <w:right w:type="dxa" w:w="120"/>
-            </w:tcMar>
-          </w:tcPr>
-          <w:p>
-            <w:pPr>
-              <w:spacing w:after="0" w:line="264"/>
-              <w:jc w:val="left"/>
-            </w:pPr>
-            <w:r>
-              <w:rPr>
-                <w:b/>
-                <w:bCs/>
-                <w:color w:val="1E2748"/>
-              </w:rPr>
-              <w:t xml:space="preserve">Metrica</w:t>
-            </w:r>
-          </w:p>
-        </w:tc>
-        <w:tc>
-          <w:tcPr>
-            <w:tcW w:type="dxa" w:w="6147"/>
-            <w:shd w:fill="E8EAF2" w:color="auto" w:val="clear"/>
-            <w:tcMar>
-              <w:top w:type="dxa" w:w="80"/>
-              <w:left w:type="dxa" w:w="120"/>
-              <w:bottom w:type="dxa" w:w="80"/>
-              <w:right w:type="dxa" w:w="120"/>
-            </w:tcMar>
-          </w:tcPr>
-          <w:p>
-            <w:pPr>
-              <w:spacing w:after="0" w:line="264"/>
-              <w:jc w:val="left"/>
-            </w:pPr>
-            <w:r>
-              <w:rPr>
-                <w:b/>
-                <w:bCs/>
-                <w:color w:val="1E2748"/>
-              </w:rPr>
-              <w:t xml:space="preserve">Definizione</w:t>
-            </w:r>
-          </w:p>
-        </w:tc>
-      </w:tr>
-      <w:tr>
-        <w:tc>
-          <w:tcPr>
-            <w:tcW w:type="dxa" w:w="3167"/>
-            <w:tcMar>
-              <w:top w:type="dxa" w:w="80"/>
-              <w:left w:type="dxa" w:w="120"/>
-              <w:bottom w:type="dxa" w:w="80"/>
-              <w:right w:type="dxa" w:w="120"/>
-            </w:tcMar>
-          </w:tcPr>
-          <w:p>
-            <w:pPr>
-              <w:spacing w:after="0" w:line="264"/>
-              <w:jc w:val="left"/>
-            </w:pPr>
-            <w:r>
-              <w:rPr>
-                <w:b/>
-                <w:bCs/>
-                <w:color w:val="18203A"/>
-              </w:rPr>
-              <w:t xml:space="preserve">Puntualità</w:t>
-            </w:r>
-          </w:p>
-        </w:tc>
-        <w:tc>
-          <w:tcPr>
-            <w:tcW w:type="dxa" w:w="6147"/>
-            <w:tcMar>
-              <w:top w:type="dxa" w:w="80"/>
-              <w:left w:type="dxa" w:w="120"/>
-              <w:bottom w:type="dxa" w:w="80"/>
-              <w:right w:type="dxa" w:w="120"/>
-            </w:tcMar>
-          </w:tcPr>
-          <w:p>
-            <w:pPr>
-              <w:spacing w:after="0" w:line="264"/>
-              <w:jc w:val="left"/>
-            </w:pPr>
-            <w:r>
-              <w:rPr>
-                <w:color w:val="18203A"/>
-              </w:rPr>
-              <w:t xml:space="preserve">% di consegne con rientro effettivo ≤ rientro concordato</w:t>
-            </w:r>
-          </w:p>
-        </w:tc>
-      </w:tr>
-      <w:tr>
-        <w:tc>
-          <w:tcPr>
-            <w:tcW w:type="dxa" w:w="3167"/>
-            <w:shd w:fill="F5F6FA" w:color="auto" w:val="clear"/>
-            <w:tcMar>
-              <w:top w:type="dxa" w:w="80"/>
-              <w:left w:type="dxa" w:w="120"/>
-              <w:bottom w:type="dxa" w:w="80"/>
-              <w:right w:type="dxa" w:w="120"/>
-            </w:tcMar>
-          </w:tcPr>
-          <w:p>
-            <w:pPr>
-              <w:spacing w:after="0" w:line="264"/>
-              <w:jc w:val="left"/>
-            </w:pPr>
-            <w:r>
-              <w:rPr>
-                <w:b/>
-                <w:bCs/>
-                <w:color w:val="18203A"/>
-              </w:rPr>
-              <w:t xml:space="preserve">Ritardo medio</w:t>
-            </w:r>
-          </w:p>
-        </w:tc>
-        <w:tc>
-          <w:tcPr>
-            <w:tcW w:type="dxa" w:w="6147"/>
-            <w:shd w:fill="F5F6FA" w:color="auto" w:val="clear"/>
-            <w:tcMar>
-              <w:top w:type="dxa" w:w="80"/>
-              <w:left w:type="dxa" w:w="120"/>
-              <w:bottom w:type="dxa" w:w="80"/>
-              <w:right w:type="dxa" w:w="120"/>
-            </w:tcMar>
-          </w:tcPr>
-          <w:p>
-            <w:pPr>
-              <w:spacing w:after="0" w:line="264"/>
-              <w:jc w:val="left"/>
-            </w:pPr>
-            <w:r>
-              <w:rPr>
-                <w:color w:val="18203A"/>
-              </w:rPr>
-              <w:t xml:space="preserve">Giorni medi di ritardo sulle sole consegne in ritardo</w:t>
-            </w:r>
-          </w:p>
-        </w:tc>
-      </w:tr>
-      <w:tr>
-        <w:tc>
-          <w:tcPr>
-            <w:tcW w:type="dxa" w:w="3167"/>
-            <w:tcMar>
-              <w:top w:type="dxa" w:w="80"/>
-              <w:left w:type="dxa" w:w="120"/>
-              <w:bottom w:type="dxa" w:w="80"/>
-              <w:right w:type="dxa" w:w="120"/>
-            </w:tcMar>
-          </w:tcPr>
-          <w:p>
-            <w:pPr>
-              <w:spacing w:after="0" w:line="264"/>
-              <w:jc w:val="left"/>
-            </w:pPr>
-            <w:r>
-              <w:rPr>
-                <w:b/>
-                <w:bCs/>
-                <w:color w:val="18203A"/>
-              </w:rPr>
-              <w:t xml:space="preserve">Lavori / mese</w:t>
-            </w:r>
-          </w:p>
-        </w:tc>
-        <w:tc>
-          <w:tcPr>
-            <w:tcW w:type="dxa" w:w="6147"/>
-            <w:tcMar>
-              <w:top w:type="dxa" w:w="80"/>
-              <w:left w:type="dxa" w:w="120"/>
-              <w:bottom w:type="dxa" w:w="80"/>
-              <w:right w:type="dxa" w:w="120"/>
-            </w:tcMar>
-          </w:tcPr>
-          <w:p>
-            <w:pPr>
-              <w:spacing w:after="0" w:line="264"/>
-              <w:jc w:val="left"/>
-            </w:pPr>
-            <w:r>
-              <w:rPr>
-                <w:color w:val="18203A"/>
-              </w:rPr>
-              <w:t xml:space="preserve">Commesse assegnate ÷ mesi di attività</w:t>
-            </w:r>
-          </w:p>
-        </w:tc>
-      </w:tr>
-      <w:tr>
-        <w:tc>
-          <w:tcPr>
-            <w:tcW w:type="dxa" w:w="3167"/>
-            <w:shd w:fill="F5F6FA" w:color="auto" w:val="clear"/>
-            <w:tcMar>
-              <w:top w:type="dxa" w:w="80"/>
-              <w:left w:type="dxa" w:w="120"/>
-              <w:bottom w:type="dxa" w:w="80"/>
-              <w:right w:type="dxa" w:w="120"/>
-            </w:tcMar>
-          </w:tcPr>
-          <w:p>
-            <w:pPr>
-              <w:spacing w:after="0" w:line="264"/>
-              <w:jc w:val="left"/>
-            </w:pPr>
-            <w:r>
-              <w:rPr>
-                <w:b/>
-                <w:bCs/>
-                <w:color w:val="18203A"/>
-              </w:rPr>
-              <w:t xml:space="preserve">Tasso di accettazione</w:t>
-            </w:r>
-          </w:p>
-        </w:tc>
-        <w:tc>
-          <w:tcPr>
-            <w:tcW w:type="dxa" w:w="6147"/>
-            <w:shd w:fill="F5F6FA" w:color="auto" w:val="clear"/>
-            <w:tcMar>
-              <w:top w:type="dxa" w:w="80"/>
-              <w:left w:type="dxa" w:w="120"/>
-              <w:bottom w:type="dxa" w:w="80"/>
-              <w:right w:type="dxa" w:w="120"/>
-            </w:tcMar>
-          </w:tcPr>
-          <w:p>
-            <w:pPr>
-              <w:spacing w:after="0" w:line="264"/>
-              <w:jc w:val="left"/>
-            </w:pPr>
-            <w:r>
-              <w:rPr>
-                <w:color w:val="18203A"/>
-              </w:rPr>
-              <w:t xml:space="preserve">Accettate ÷ invitate</w:t>
-            </w:r>
-          </w:p>
-        </w:tc>
-      </w:tr>
-      <w:tr>
-        <w:tc>
-          <w:tcPr>
-            <w:tcW w:type="dxa" w:w="3167"/>
-            <w:tcMar>
-              <w:top w:type="dxa" w:w="80"/>
-              <w:left w:type="dxa" w:w="120"/>
-              <w:bottom w:type="dxa" w:w="80"/>
-              <w:right w:type="dxa" w:w="120"/>
-            </w:tcMar>
-          </w:tcPr>
-          <w:p>
-            <w:pPr>
-              <w:spacing w:after="0" w:line="264"/>
-              <w:jc w:val="left"/>
-            </w:pPr>
-            <w:r>
-              <w:rPr>
-                <w:b/>
-                <w:bCs/>
-                <w:color w:val="18203A"/>
-              </w:rPr>
-              <w:t xml:space="preserve">Tempo di risposta</w:t>
-            </w:r>
-          </w:p>
-        </w:tc>
-        <w:tc>
-          <w:tcPr>
-            <w:tcW w:type="dxa" w:w="6147"/>
-            <w:tcMar>
-              <w:top w:type="dxa" w:w="80"/>
-              <w:left w:type="dxa" w:w="120"/>
-              <w:bottom w:type="dxa" w:w="80"/>
-              <w:right w:type="dxa" w:w="120"/>
-            </w:tcMar>
-          </w:tcPr>
-          <w:p>
-            <w:pPr>
-              <w:spacing w:after="0" w:line="264"/>
-              <w:jc w:val="left"/>
-            </w:pPr>
-            <w:r>
-              <w:rPr>
-                <w:color w:val="18203A"/>
-              </w:rPr>
-              <w:t xml:space="preserve">Giorni medi tra pubblicazione e accettazione</w:t>
-            </w:r>
-          </w:p>
-        </w:tc>
-      </w:tr>
-      <w:tr>
-        <w:tc>
-          <w:tcPr>
-            <w:tcW w:type="dxa" w:w="3167"/>
-            <w:shd w:fill="F5F6FA" w:color="auto" w:val="clear"/>
-            <w:tcMar>
-              <w:top w:type="dxa" w:w="80"/>
-              <w:left w:type="dxa" w:w="120"/>
-              <w:bottom w:type="dxa" w:w="80"/>
-              <w:right w:type="dxa" w:w="120"/>
-            </w:tcMar>
-          </w:tcPr>
-          <w:p>
-            <w:pPr>
-              <w:spacing w:after="0" w:line="264"/>
-              <w:jc w:val="left"/>
-            </w:pPr>
-            <w:r>
-              <w:rPr>
-                <w:b/>
-                <w:bCs/>
-                <w:color w:val="18203A"/>
-              </w:rPr>
-              <w:t xml:space="preserve">Valore attivo</w:t>
-            </w:r>
-          </w:p>
-        </w:tc>
-        <w:tc>
-          <w:tcPr>
-            <w:tcW w:type="dxa" w:w="6147"/>
-            <w:shd w:fill="F5F6FA" w:color="auto" w:val="clear"/>
-            <w:tcMar>
-              <w:top w:type="dxa" w:w="80"/>
-              <w:left w:type="dxa" w:w="120"/>
-              <w:bottom w:type="dxa" w:w="80"/>
-              <w:right w:type="dxa" w:w="120"/>
-            </w:tcMar>
-          </w:tcPr>
-          <w:p>
-            <w:pPr>
-              <w:spacing w:after="0" w:line="264"/>
-              <w:jc w:val="left"/>
-            </w:pPr>
-            <w:r>
-              <w:rPr>
-                <w:color w:val="18203A"/>
-              </w:rPr>
-              <w:t xml:space="preserve">Somma degli importi delle commesse in corso</w:t>
-            </w:r>
-          </w:p>
-        </w:tc>
-      </w:tr>
-      <w:tr>
-        <w:tc>
-          <w:tcPr>
-            <w:tcW w:type="dxa" w:w="3167"/>
-            <w:tcMar>
-              <w:top w:type="dxa" w:w="80"/>
-              <w:left w:type="dxa" w:w="120"/>
-              <w:bottom w:type="dxa" w:w="80"/>
-              <w:right w:type="dxa" w:w="120"/>
-            </w:tcMar>
-          </w:tcPr>
-          <w:p>
-            <w:pPr>
-              <w:spacing w:after="0" w:line="264"/>
-              <w:jc w:val="left"/>
-            </w:pPr>
-            <w:r>
-              <w:rPr>
-                <w:b/>
-                <w:bCs/>
-                <w:color w:val="18203A"/>
-              </w:rPr>
-              <w:t xml:space="preserve">Extra</w:t>
-            </w:r>
-          </w:p>
-        </w:tc>
-        <w:tc>
-          <w:tcPr>
-            <w:tcW w:type="dxa" w:w="6147"/>
-            <w:tcMar>
-              <w:top w:type="dxa" w:w="80"/>
-              <w:left w:type="dxa" w:w="120"/>
-              <w:bottom w:type="dxa" w:w="80"/>
-              <w:right w:type="dxa" w:w="120"/>
-            </w:tcMar>
-          </w:tcPr>
-          <w:p>
-            <w:pPr>
-              <w:spacing w:after="0" w:line="264"/>
-              <w:jc w:val="left"/>
-            </w:pPr>
-            <w:r>
-              <w:rPr>
-                <w:color w:val="18203A"/>
-              </w:rPr>
-              <w:t xml:space="preserve">% di commesse con extra e scostamento % sul concordato</w:t>
-            </w:r>
-          </w:p>
-        </w:tc>
-      </w:tr>
-      <w:tr>
-        <w:tc>
-          <w:tcPr>
-            <w:tcW w:type="dxa" w:w="3167"/>
-            <w:shd w:fill="F5F6FA" w:color="auto" w:val="clear"/>
-            <w:tcMar>
-              <w:top w:type="dxa" w:w="80"/>
-              <w:left w:type="dxa" w:w="120"/>
-              <w:bottom w:type="dxa" w:w="80"/>
-              <w:right w:type="dxa" w:w="120"/>
-            </w:tcMar>
-          </w:tcPr>
-          <w:p>
-            <w:pPr>
-              <w:spacing w:after="0" w:line="264"/>
-              <w:jc w:val="left"/>
-            </w:pPr>
-            <w:r>
-              <w:rPr>
-                <w:b/>
-                <w:bCs/>
-                <w:color w:val="18203A"/>
-              </w:rPr>
-              <w:t xml:space="preserve">Carico ore / saturazione</w:t>
-            </w:r>
-          </w:p>
-        </w:tc>
-        <w:tc>
-          <w:tcPr>
-            <w:tcW w:type="dxa" w:w="6147"/>
-            <w:shd w:fill="F5F6FA" w:color="auto" w:val="clear"/>
-            <w:tcMar>
-              <w:top w:type="dxa" w:w="80"/>
-              <w:left w:type="dxa" w:w="120"/>
-              <w:bottom w:type="dxa" w:w="80"/>
-              <w:right w:type="dxa" w:w="120"/>
-            </w:tcMar>
-          </w:tcPr>
-          <w:p>
-            <w:pPr>
-              <w:spacing w:after="0" w:line="264"/>
-              <w:jc w:val="left"/>
-            </w:pPr>
-            <w:r>
-              <w:rPr>
-                <w:i/>
-                <w:iCs/>
-                <w:color w:val="18203A"/>
-              </w:rPr>
-              <w:t xml:space="preserve">Solo Righi</w:t>
-            </w:r>
-          </w:p>
-        </w:tc>
-      </w:tr>
-    </w:tbl>
-    <w:p>
-      <w:pPr>
-        <w:spacing w:after="200"/>
-      </w:pPr>
-    </w:p>
-    <w:p>
-      <w:pPr>
-        <w:pStyle w:val="Heading2"/>
-        <w:spacing w:after="120" w:before="240"/>
-      </w:pPr>
-      <w:r>
-        <w:t xml:space="preserve">3.9 Comunicazione verso l'esterno: il magic link</w:t>
-      </w:r>
-    </w:p>
-    <w:p>
-      <w:pPr>
-        <w:spacing w:after="140" w:line="288"/>
-      </w:pPr>
-      <w:r>
-        <w:t xml:space="preserve">Un fornitore poco pratico del portale non scopre da solo che è arrivata una risposta. Il portale quindi </w:t>
+        <w:t xml:space="preserve">quanti</w:t>
+      </w:r>
+      <w:r>
+        <w:t xml:space="preserve"> sono esclusi e </w:t>
       </w:r>
       <w:r>
         <w:rPr>
           <w:b/>
           <w:bCs/>
         </w:rPr>
-        <w:t xml:space="preserve">spinge</w:t>
-      </w:r>
-      <w:r>
-        <w:t xml:space="preserve">, non aspetta.</w:t>
+        <w:t xml:space="preserve">perché</w:t>
+      </w:r>
+      <w:r>
+        <w:t xml:space="preserve"> (mai una sparizione muta).</w:t>
+      </w:r>
+    </w:p>
+    <w:p>
+      <w:pPr>
+        <w:pStyle w:val="ListParagraph"/>
+        <w:numPr>
+          <w:ilvl w:val="0"/>
+          <w:numId w:val="2"/>
+        </w:numPr>
+        <w:spacing w:after="80" w:line="288"/>
+      </w:pPr>
+      <w:r>
+        <w:rPr>
+          <w:b/>
+          <w:bCs/>
+        </w:rPr>
+        <w:t xml:space="preserve">Assegnazione manuale</w:t>
+      </w:r>
+      <w:r>
+        <w:t xml:space="preserve">: bloccata, con il motivo esplicito. Il controllo è nella funzione, non solo nel nascondere il pulsante.</w:t>
+      </w:r>
+    </w:p>
+    <w:p>
+      <w:pPr>
+        <w:pStyle w:val="ListParagraph"/>
+        <w:numPr>
+          <w:ilvl w:val="0"/>
+          <w:numId w:val="2"/>
+        </w:numPr>
+        <w:spacing w:after="80" w:line="288"/>
+      </w:pPr>
+      <w:r>
+        <w:rPr>
+          <w:b/>
+          <w:bCs/>
+        </w:rPr>
+        <w:t xml:space="preserve">Assegnazione ottima</w:t>
+      </w:r>
+      <w:r>
+        <w:t xml:space="preserve">: li salta.</w:t>
+      </w:r>
+    </w:p>
+    <w:p>
+      <w:pPr>
+        <w:pStyle w:val="ListParagraph"/>
+        <w:numPr>
+          <w:ilvl w:val="0"/>
+          <w:numId w:val="2"/>
+        </w:numPr>
+        <w:spacing w:after="80" w:line="288"/>
+      </w:pPr>
+      <w:r>
+        <w:rPr>
+          <w:b/>
+          <w:bCs/>
+        </w:rPr>
+        <w:t xml:space="preserve">Cruscotto</w:t>
+      </w:r>
+      <w:r>
+        <w:t xml:space="preserve">: un indicatore conta i </w:t>
+      </w:r>
+      <w:r>
+        <w:rPr>
+          <w:i/>
+          <w:iCs/>
+        </w:rPr>
+        <w:t xml:space="preserve">fornitori non in regola</w:t>
+      </w:r>
+      <w:r>
+        <w:t xml:space="preserve"> e porta all'elenco già filtrato.</w:t>
+      </w:r>
+    </w:p>
+    <w:p>
+      <w:pPr>
+        <w:pStyle w:val="ListParagraph"/>
+        <w:numPr>
+          <w:ilvl w:val="0"/>
+          <w:numId w:val="2"/>
+        </w:numPr>
+        <w:spacing w:after="80" w:line="288"/>
+      </w:pPr>
+      <w:r>
+        <w:rPr>
+          <w:b/>
+          <w:bCs/>
+        </w:rPr>
+        <w:t xml:space="preserve">Profilo del fornitore</w:t>
+      </w:r>
+      <w:r>
+        <w:t xml:space="preserve">: vede il proprio stato e cosa gli manca.</w:t>
+      </w:r>
+    </w:p>
+    <w:p>
+      <w:pPr>
+        <w:spacing w:after="120"/>
+      </w:pPr>
+    </w:p>
+    <w:p>
+      <w:pPr>
+        <w:spacing w:after="140" w:line="288"/>
+      </w:pPr>
+      <w:r>
+        <w:rPr>
+          <w:b/>
+          <w:bCs/>
+        </w:rPr>
+        <w:t xml:space="preserve">Il ciclo del documento</w:t>
       </w:r>
     </w:p>
     <w:p>
@@ -6341,7 +6832,7 @@
       <w:r>
         <w:drawing>
           <wp:inline distT="0" distB="0" distL="0" distR="0">
-            <wp:extent cx="5372100" cy="1485900"/>
+            <wp:extent cx="5372100" cy="4191000"/>
             <wp:effectExtent t="0" r="0" b="0" l="0"/>
             <wp:docPr id="1" name="" descr="" title=""/>
             <wp:cNvGraphicFramePr>
@@ -6366,7 +6857,7 @@
                   <pic:spPr bwMode="auto">
                     <a:xfrm>
                       <a:off x="0" y="0"/>
-                      <a:ext cx="5372100" cy="1485900"/>
+                      <a:ext cx="5372100" cy="4191000"/>
                     </a:xfrm>
                     <a:prstGeom prst="rect">
                       <a:avLst/>
@@ -6397,166 +6888,112 @@
     </w:p>
     <w:p>
       <w:pPr>
-        <w:pStyle w:val="ListParagraph"/>
-        <w:numPr>
-          <w:ilvl w:val="0"/>
-          <w:numId w:val="3"/>
-        </w:numPr>
-        <w:spacing w:after="80" w:line="288"/>
-      </w:pPr>
-      <w:r>
-        <w:t xml:space="preserve">Il link porta </w:t>
+        <w:spacing w:after="140" w:line="288"/>
+      </w:pPr>
+      <w:r>
+        <w:t xml:space="preserve">Un documento </w:t>
       </w:r>
       <w:r>
         <w:rPr>
           <w:b/>
           <w:bCs/>
         </w:rPr>
-        <w:t xml:space="preserve">direttamente alla pagina finale</w:t>
-      </w:r>
-      <w:r>
-        <w:t xml:space="preserve"> — la commessa da accettare, la richiesta a cui rispondere — </w:t>
+        <w:t xml:space="preserve">in verifica</w:t>
+      </w:r>
+      <w:r>
+        <w:t xml:space="preserve"> con scadenza futura </w:t>
       </w:r>
       <w:r>
         <w:rPr>
           <w:b/>
           <w:bCs/>
         </w:rPr>
-        <w:t xml:space="preserve">senza passare dal login</w:t>
-      </w:r>
-      <w:r>
-        <w:t xml:space="preserve">.</w:t>
-      </w:r>
-    </w:p>
-    <w:p>
-      <w:pPr>
-        <w:pStyle w:val="ListParagraph"/>
-        <w:numPr>
-          <w:ilvl w:val="0"/>
-          <w:numId w:val="3"/>
-        </w:numPr>
-        <w:spacing w:after="80" w:line="288"/>
-      </w:pPr>
-      <w:r>
-        <w:t xml:space="preserve">L'invio a più fornitori è </w:t>
-      </w:r>
+        <w:t xml:space="preserve">copre</w:t>
+      </w:r>
+      <w:r>
+        <w:t xml:space="preserve"> il requisito: è stato consegnato, manca solo il controllo. Se invece è già scaduto, la scadenza vince.</w:t>
+      </w:r>
+    </w:p>
+    <w:p>
+      <w:pPr>
+        <w:spacing w:after="140" w:line="288"/>
+      </w:pPr>
       <w:r>
         <w:rPr>
           <w:b/>
           <w:bCs/>
         </w:rPr>
-        <w:t xml:space="preserve">personalizzato</w:t>
-      </w:r>
-      <w:r>
-        <w:t xml:space="preserve">: un messaggio a testa, con il </w:t>
+        <w:t xml:space="preserve">Chi fa cosa</w:t>
+      </w:r>
+      <w:r>
+        <w:t xml:space="preserve">: il fornitore vede </w:t>
       </w:r>
       <w:r>
         <w:rPr>
           <w:b/>
           <w:bCs/>
         </w:rPr>
-        <w:t xml:space="preserve">proprio</w:t>
-      </w:r>
-      <w:r>
-        <w:t xml:space="preserve"> link e il </w:t>
+        <w:t xml:space="preserve">solo i propri</w:t>
+      </w:r>
+      <w:r>
+        <w:t xml:space="preserve"> documenti e può comunicare un rinnovo; il </w:t>
       </w:r>
       <w:r>
         <w:rPr>
           <w:b/>
           <w:bCs/>
         </w:rPr>
-        <w:t xml:space="preserve">solo</w:t>
-      </w:r>
-      <w:r>
-        <w:t xml:space="preserve"> proprio indirizzo. Più riservato di una copia nascosta, perché ogni email ha un unico destinatario.</w:t>
-      </w:r>
-    </w:p>
-    <w:p>
-      <w:pPr>
-        <w:pStyle w:val="ListParagraph"/>
-        <w:numPr>
-          <w:ilvl w:val="0"/>
-          <w:numId w:val="3"/>
-        </w:numPr>
-        <w:spacing w:after="80" w:line="288"/>
-      </w:pPr>
+        <w:t xml:space="preserve">responsabile</w:t>
+      </w:r>
+      <w:r>
+        <w:t xml:space="preserve"> registra, verifica o respinge; il </w:t>
+      </w:r>
       <w:r>
         <w:rPr>
           <w:b/>
           <w:bCs/>
         </w:rPr>
-        <w:t xml:space="preserve">Il link identifica, non autorizza</w:t>
-      </w:r>
-      <w:r>
-        <w:t xml:space="preserve">: un codice commessa non è una password. Prima di aprire, il portale verifica sempre il diritto di vedere quel contenuto.</w:t>
-      </w:r>
-    </w:p>
-    <w:p>
-      <w:pPr>
-        <w:pStyle w:val="ListParagraph"/>
-        <w:numPr>
-          <w:ilvl w:val="0"/>
-          <w:numId w:val="3"/>
-        </w:numPr>
-        <w:spacing w:after="80" w:line="288"/>
-      </w:pPr>
-      <w:r>
-        <w:t xml:space="preserve">L'identità viene </w:t>
+        <w:t xml:space="preserve">caposquadra consulta</w:t>
+      </w:r>
+      <w:r>
+        <w:t xml:space="preserve"> ma non modifica, coerentemente con la regola dell'anagrafica.</w:t>
+      </w:r>
+    </w:p>
+    <w:p>
+      <w:pPr>
+        <w:pStyle w:val="Heading2"/>
+        <w:spacing w:after="120" w:before="240"/>
+      </w:pPr>
+      <w:r>
+        <w:t xml:space="preserve">3.8 Consegna con autorizzazione</w:t>
+      </w:r>
+    </w:p>
+    <w:p>
+      <w:pPr>
+        <w:spacing w:after="140" w:line="288"/>
+      </w:pPr>
+      <w:r>
+        <w:t xml:space="preserve">Il fornitore </w:t>
       </w:r>
       <w:r>
         <w:rPr>
           <w:b/>
           <w:bCs/>
         </w:rPr>
-        <w:t xml:space="preserve">ripulita dall'URL</w:t>
-      </w:r>
-      <w:r>
-        <w:t xml:space="preserve"> subito dopo l'accesso.</w:t>
-      </w:r>
-    </w:p>
-    <w:p>
-      <w:pPr>
-        <w:spacing w:after="120"/>
-      </w:pPr>
-    </w:p>
-    <w:p>
-      <w:pPr>
-        <w:pStyle w:val="Heading1"/>
-        <w:pageBreakBefore/>
-        <w:pBdr>
-          <w:bottom w:val="single" w:color="C4661A" w:sz="6" w:space="6"/>
-        </w:pBdr>
-        <w:spacing w:after="120" w:before="320"/>
-      </w:pPr>
-      <w:r>
-        <w:t xml:space="preserve">4. Specifiche tecniche</w:t>
-      </w:r>
-    </w:p>
-    <w:p>
-      <w:pPr>
-        <w:pStyle w:val="Heading2"/>
-        <w:spacing w:after="120" w:before="240"/>
-      </w:pPr>
-      <w:r>
-        <w:t xml:space="preserve">4.1 Architettura</w:t>
-      </w:r>
-    </w:p>
-    <w:p>
-      <w:pPr>
-        <w:spacing w:after="140" w:line="288"/>
-      </w:pPr>
-      <w:r>
-        <w:t xml:space="preserve">Applicazione </w:t>
-      </w:r>
-      <w:r>
-        <w:rPr>
-          <w:b/>
-          <w:bCs/>
-        </w:rPr>
-        <w:t xml:space="preserve">a file unico</w:t>
-      </w:r>
-      <w:r>
-        <w:t xml:space="preserve">: nessuna dipendenza esterna, nessun font o immagine remota, nessun processo di build necessario per l'esecuzione.</w:t>
+        <w:t xml:space="preserve">non chiude da solo</w:t>
+      </w:r>
+      <w:r>
+        <w:t xml:space="preserve">. Quando è pronto chiede l'autorizzazione; solo dopo l'ok compare </w:t>
+      </w:r>
+      <w:r>
+        <w:rPr>
+          <w:i/>
+          <w:iCs/>
+        </w:rPr>
+        <w:t xml:space="preserve">Segna consegnato</w:t>
+      </w:r>
+      <w:r>
+        <w:t xml:space="preserve">.</w:t>
       </w:r>
     </w:p>
     <w:p>
@@ -6567,7 +7004,7 @@
       <w:r>
         <w:drawing>
           <wp:inline distT="0" distB="0" distL="0" distR="0">
-            <wp:extent cx="5372100" cy="4953000"/>
+            <wp:extent cx="5372100" cy="7115175"/>
             <wp:effectExtent t="0" r="0" b="0" l="0"/>
             <wp:docPr id="1" name="" descr="" title=""/>
             <wp:cNvGraphicFramePr>
@@ -6592,7 +7029,7 @@
                   <pic:spPr bwMode="auto">
                     <a:xfrm>
                       <a:off x="0" y="0"/>
-                      <a:ext cx="5372100" cy="4953000"/>
+                      <a:ext cx="5372100" cy="7115175"/>
                     </a:xfrm>
                     <a:prstGeom prst="rect">
                       <a:avLst/>
@@ -6626,153 +7063,570 @@
         <w:spacing w:after="140" w:line="288"/>
       </w:pPr>
       <w:r>
+        <w:t xml:space="preserve">Il </w:t>
+      </w:r>
+      <w:r>
         <w:rPr>
           <w:b/>
           <w:bCs/>
         </w:rPr>
-        <w:t xml:space="preserve">Scelte strutturali</w:t>
-      </w:r>
-    </w:p>
-    <w:p>
-      <w:pPr>
-        <w:pStyle w:val="ListParagraph"/>
-        <w:numPr>
-          <w:ilvl w:val="0"/>
-          <w:numId w:val="3"/>
-        </w:numPr>
-        <w:spacing w:after="80" w:line="288"/>
-      </w:pPr>
+        <w:t xml:space="preserve">rientro effettivo</w:t>
+      </w:r>
+      <w:r>
+        <w:t xml:space="preserve"> registrato alla consegna alimenta la puntualità: è un dato di fatto, non una valutazione.</w:t>
+      </w:r>
+    </w:p>
+    <w:p>
+      <w:pPr>
+        <w:pStyle w:val="Heading2"/>
+        <w:spacing w:after="120" w:before="240"/>
+      </w:pPr>
+      <w:r>
+        <w:t xml:space="preserve">3.9 Metriche del fornitore</w:t>
+      </w:r>
+    </w:p>
+    <w:p>
+      <w:pPr>
+        <w:spacing w:after="140" w:line="288"/>
+      </w:pPr>
+      <w:r>
+        <w:t xml:space="preserve">Calcolate dai lavori, </w:t>
+      </w:r>
       <w:r>
         <w:rPr>
           <w:b/>
           <w:bCs/>
         </w:rPr>
-        <w:t xml:space="preserve">Un solo gestore di eventi</w:t>
-      </w:r>
-      <w:r>
-        <w:t xml:space="preserve"> in delega: ogni elemento interattivo dichiara </w:t>
-      </w:r>
-      <w:r>
-        <w:rPr>
-          <w:rFonts w:ascii="Consolas" w:cs="Consolas" w:eastAsia="Consolas" w:hAnsi="Consolas"/>
-          <w:color w:val="C4661A"/>
-          <w:sz w:val="19"/>
-          <w:szCs w:val="19"/>
-        </w:rPr>
-        <w:t xml:space="preserve">data-act</w:t>
-      </w:r>
-      <w:r>
-        <w:t xml:space="preserve">, un unico </w:t>
-      </w:r>
-      <w:r>
-        <w:rPr>
-          <w:rFonts w:ascii="Consolas" w:cs="Consolas" w:eastAsia="Consolas" w:hAnsi="Consolas"/>
-          <w:color w:val="C4661A"/>
-          <w:sz w:val="19"/>
-          <w:szCs w:val="19"/>
-        </w:rPr>
-        <w:t xml:space="preserve">switch</w:t>
-      </w:r>
-      <w:r>
-        <w:t xml:space="preserve"> instrada. Verificabile automaticamente che non esistano pulsanti privi di effetto né gestori senza pulsante.</w:t>
-      </w:r>
-    </w:p>
-    <w:p>
-      <w:pPr>
-        <w:pStyle w:val="ListParagraph"/>
-        <w:numPr>
-          <w:ilvl w:val="0"/>
-          <w:numId w:val="3"/>
-        </w:numPr>
-        <w:spacing w:after="80" w:line="288"/>
-      </w:pPr>
+        <w:t xml:space="preserve">mai inserite a mano</w:t>
+      </w:r>
+      <w:r>
+        <w:t xml:space="preserve">, e </w:t>
+      </w:r>
       <w:r>
         <w:rPr>
           <w:b/>
           <w:bCs/>
         </w:rPr>
-        <w:t xml:space="preserve">Render integrale per ruolo</w:t>
-      </w:r>
-      <w:r>
-        <w:t xml:space="preserve">: </w:t>
-      </w:r>
-      <w:r>
-        <w:rPr>
-          <w:rFonts w:ascii="Consolas" w:cs="Consolas" w:eastAsia="Consolas" w:hAnsi="Consolas"/>
-          <w:color w:val="C4661A"/>
-          <w:sz w:val="19"/>
-          <w:szCs w:val="19"/>
-        </w:rPr>
-        <w:t xml:space="preserve">render()</w:t>
-      </w:r>
-      <w:r>
-        <w:t xml:space="preserve"> ricostruisce la vista dallo stato; non esiste stato dell'interfaccia separato da quello dei dati.</w:t>
-      </w:r>
-    </w:p>
-    <w:p>
-      <w:pPr>
-        <w:pStyle w:val="ListParagraph"/>
-        <w:numPr>
-          <w:ilvl w:val="0"/>
-          <w:numId w:val="3"/>
-        </w:numPr>
-        <w:spacing w:after="80" w:line="288"/>
-      </w:pPr>
+        <w:t xml:space="preserve">identiche</w:t>
+      </w:r>
+      <w:r>
+        <w:t xml:space="preserve"> nelle due viste — è ciò che le rende condivisibili in una discussione.</w:t>
+      </w:r>
+    </w:p>
+    <w:tbl>
+      <w:tblPr>
+        <w:tblW w:type="dxa" w:w="9314"/>
+        <w:tblBorders>
+          <w:top w:val="single" w:color="DCDFE7" w:sz="2"/>
+          <w:left w:val="single" w:color="DCDFE7" w:sz="2"/>
+          <w:bottom w:val="single" w:color="DCDFE7" w:sz="2"/>
+          <w:right w:val="single" w:color="DCDFE7" w:sz="2"/>
+          <w:insideH w:val="single" w:color="DCDFE7" w:sz="2"/>
+          <w:insideV w:val="single" w:color="DCDFE7" w:sz="2"/>
+        </w:tblBorders>
+      </w:tblPr>
+      <w:tblGrid>
+        <w:gridCol w:w="3167"/>
+        <w:gridCol w:w="6147"/>
+      </w:tblGrid>
+      <w:tr>
+        <w:trPr>
+          <w:tblHeader/>
+        </w:trPr>
+        <w:tc>
+          <w:tcPr>
+            <w:tcW w:type="dxa" w:w="3167"/>
+            <w:shd w:fill="E8EAF2" w:color="auto" w:val="clear"/>
+            <w:tcMar>
+              <w:top w:type="dxa" w:w="80"/>
+              <w:left w:type="dxa" w:w="120"/>
+              <w:bottom w:type="dxa" w:w="80"/>
+              <w:right w:type="dxa" w:w="120"/>
+            </w:tcMar>
+          </w:tcPr>
+          <w:p>
+            <w:pPr>
+              <w:spacing w:after="0" w:line="264"/>
+              <w:jc w:val="left"/>
+            </w:pPr>
+            <w:r>
+              <w:rPr>
+                <w:b/>
+                <w:bCs/>
+                <w:color w:val="1E2748"/>
+              </w:rPr>
+              <w:t xml:space="preserve">Metrica</w:t>
+            </w:r>
+          </w:p>
+        </w:tc>
+        <w:tc>
+          <w:tcPr>
+            <w:tcW w:type="dxa" w:w="6147"/>
+            <w:shd w:fill="E8EAF2" w:color="auto" w:val="clear"/>
+            <w:tcMar>
+              <w:top w:type="dxa" w:w="80"/>
+              <w:left w:type="dxa" w:w="120"/>
+              <w:bottom w:type="dxa" w:w="80"/>
+              <w:right w:type="dxa" w:w="120"/>
+            </w:tcMar>
+          </w:tcPr>
+          <w:p>
+            <w:pPr>
+              <w:spacing w:after="0" w:line="264"/>
+              <w:jc w:val="left"/>
+            </w:pPr>
+            <w:r>
+              <w:rPr>
+                <w:b/>
+                <w:bCs/>
+                <w:color w:val="1E2748"/>
+              </w:rPr>
+              <w:t xml:space="preserve">Definizione</w:t>
+            </w:r>
+          </w:p>
+        </w:tc>
+      </w:tr>
+      <w:tr>
+        <w:tc>
+          <w:tcPr>
+            <w:tcW w:type="dxa" w:w="3167"/>
+            <w:tcMar>
+              <w:top w:type="dxa" w:w="80"/>
+              <w:left w:type="dxa" w:w="120"/>
+              <w:bottom w:type="dxa" w:w="80"/>
+              <w:right w:type="dxa" w:w="120"/>
+            </w:tcMar>
+          </w:tcPr>
+          <w:p>
+            <w:pPr>
+              <w:spacing w:after="0" w:line="264"/>
+              <w:jc w:val="left"/>
+            </w:pPr>
+            <w:r>
+              <w:rPr>
+                <w:b/>
+                <w:bCs/>
+                <w:color w:val="18203A"/>
+              </w:rPr>
+              <w:t xml:space="preserve">Puntualità</w:t>
+            </w:r>
+          </w:p>
+        </w:tc>
+        <w:tc>
+          <w:tcPr>
+            <w:tcW w:type="dxa" w:w="6147"/>
+            <w:tcMar>
+              <w:top w:type="dxa" w:w="80"/>
+              <w:left w:type="dxa" w:w="120"/>
+              <w:bottom w:type="dxa" w:w="80"/>
+              <w:right w:type="dxa" w:w="120"/>
+            </w:tcMar>
+          </w:tcPr>
+          <w:p>
+            <w:pPr>
+              <w:spacing w:after="0" w:line="264"/>
+              <w:jc w:val="left"/>
+            </w:pPr>
+            <w:r>
+              <w:rPr>
+                <w:color w:val="18203A"/>
+              </w:rPr>
+              <w:t xml:space="preserve">% di consegne con rientro effettivo ≤ rientro concordato</w:t>
+            </w:r>
+          </w:p>
+        </w:tc>
+      </w:tr>
+      <w:tr>
+        <w:tc>
+          <w:tcPr>
+            <w:tcW w:type="dxa" w:w="3167"/>
+            <w:shd w:fill="F5F6FA" w:color="auto" w:val="clear"/>
+            <w:tcMar>
+              <w:top w:type="dxa" w:w="80"/>
+              <w:left w:type="dxa" w:w="120"/>
+              <w:bottom w:type="dxa" w:w="80"/>
+              <w:right w:type="dxa" w:w="120"/>
+            </w:tcMar>
+          </w:tcPr>
+          <w:p>
+            <w:pPr>
+              <w:spacing w:after="0" w:line="264"/>
+              <w:jc w:val="left"/>
+            </w:pPr>
+            <w:r>
+              <w:rPr>
+                <w:b/>
+                <w:bCs/>
+                <w:color w:val="18203A"/>
+              </w:rPr>
+              <w:t xml:space="preserve">Ritardo medio</w:t>
+            </w:r>
+          </w:p>
+        </w:tc>
+        <w:tc>
+          <w:tcPr>
+            <w:tcW w:type="dxa" w:w="6147"/>
+            <w:shd w:fill="F5F6FA" w:color="auto" w:val="clear"/>
+            <w:tcMar>
+              <w:top w:type="dxa" w:w="80"/>
+              <w:left w:type="dxa" w:w="120"/>
+              <w:bottom w:type="dxa" w:w="80"/>
+              <w:right w:type="dxa" w:w="120"/>
+            </w:tcMar>
+          </w:tcPr>
+          <w:p>
+            <w:pPr>
+              <w:spacing w:after="0" w:line="264"/>
+              <w:jc w:val="left"/>
+            </w:pPr>
+            <w:r>
+              <w:rPr>
+                <w:color w:val="18203A"/>
+              </w:rPr>
+              <w:t xml:space="preserve">Giorni medi di ritardo sulle sole consegne in ritardo</w:t>
+            </w:r>
+          </w:p>
+        </w:tc>
+      </w:tr>
+      <w:tr>
+        <w:tc>
+          <w:tcPr>
+            <w:tcW w:type="dxa" w:w="3167"/>
+            <w:tcMar>
+              <w:top w:type="dxa" w:w="80"/>
+              <w:left w:type="dxa" w:w="120"/>
+              <w:bottom w:type="dxa" w:w="80"/>
+              <w:right w:type="dxa" w:w="120"/>
+            </w:tcMar>
+          </w:tcPr>
+          <w:p>
+            <w:pPr>
+              <w:spacing w:after="0" w:line="264"/>
+              <w:jc w:val="left"/>
+            </w:pPr>
+            <w:r>
+              <w:rPr>
+                <w:b/>
+                <w:bCs/>
+                <w:color w:val="18203A"/>
+              </w:rPr>
+              <w:t xml:space="preserve">Lavori / mese</w:t>
+            </w:r>
+          </w:p>
+        </w:tc>
+        <w:tc>
+          <w:tcPr>
+            <w:tcW w:type="dxa" w:w="6147"/>
+            <w:tcMar>
+              <w:top w:type="dxa" w:w="80"/>
+              <w:left w:type="dxa" w:w="120"/>
+              <w:bottom w:type="dxa" w:w="80"/>
+              <w:right w:type="dxa" w:w="120"/>
+            </w:tcMar>
+          </w:tcPr>
+          <w:p>
+            <w:pPr>
+              <w:spacing w:after="0" w:line="264"/>
+              <w:jc w:val="left"/>
+            </w:pPr>
+            <w:r>
+              <w:rPr>
+                <w:color w:val="18203A"/>
+              </w:rPr>
+              <w:t xml:space="preserve">Commesse assegnate ÷ mesi di attività</w:t>
+            </w:r>
+          </w:p>
+        </w:tc>
+      </w:tr>
+      <w:tr>
+        <w:tc>
+          <w:tcPr>
+            <w:tcW w:type="dxa" w:w="3167"/>
+            <w:shd w:fill="F5F6FA" w:color="auto" w:val="clear"/>
+            <w:tcMar>
+              <w:top w:type="dxa" w:w="80"/>
+              <w:left w:type="dxa" w:w="120"/>
+              <w:bottom w:type="dxa" w:w="80"/>
+              <w:right w:type="dxa" w:w="120"/>
+            </w:tcMar>
+          </w:tcPr>
+          <w:p>
+            <w:pPr>
+              <w:spacing w:after="0" w:line="264"/>
+              <w:jc w:val="left"/>
+            </w:pPr>
+            <w:r>
+              <w:rPr>
+                <w:b/>
+                <w:bCs/>
+                <w:color w:val="18203A"/>
+              </w:rPr>
+              <w:t xml:space="preserve">Tasso di accettazione</w:t>
+            </w:r>
+          </w:p>
+        </w:tc>
+        <w:tc>
+          <w:tcPr>
+            <w:tcW w:type="dxa" w:w="6147"/>
+            <w:shd w:fill="F5F6FA" w:color="auto" w:val="clear"/>
+            <w:tcMar>
+              <w:top w:type="dxa" w:w="80"/>
+              <w:left w:type="dxa" w:w="120"/>
+              <w:bottom w:type="dxa" w:w="80"/>
+              <w:right w:type="dxa" w:w="120"/>
+            </w:tcMar>
+          </w:tcPr>
+          <w:p>
+            <w:pPr>
+              <w:spacing w:after="0" w:line="264"/>
+              <w:jc w:val="left"/>
+            </w:pPr>
+            <w:r>
+              <w:rPr>
+                <w:color w:val="18203A"/>
+              </w:rPr>
+              <w:t xml:space="preserve">Accettate ÷ invitate</w:t>
+            </w:r>
+          </w:p>
+        </w:tc>
+      </w:tr>
+      <w:tr>
+        <w:tc>
+          <w:tcPr>
+            <w:tcW w:type="dxa" w:w="3167"/>
+            <w:tcMar>
+              <w:top w:type="dxa" w:w="80"/>
+              <w:left w:type="dxa" w:w="120"/>
+              <w:bottom w:type="dxa" w:w="80"/>
+              <w:right w:type="dxa" w:w="120"/>
+            </w:tcMar>
+          </w:tcPr>
+          <w:p>
+            <w:pPr>
+              <w:spacing w:after="0" w:line="264"/>
+              <w:jc w:val="left"/>
+            </w:pPr>
+            <w:r>
+              <w:rPr>
+                <w:b/>
+                <w:bCs/>
+                <w:color w:val="18203A"/>
+              </w:rPr>
+              <w:t xml:space="preserve">Tempo di risposta</w:t>
+            </w:r>
+          </w:p>
+        </w:tc>
+        <w:tc>
+          <w:tcPr>
+            <w:tcW w:type="dxa" w:w="6147"/>
+            <w:tcMar>
+              <w:top w:type="dxa" w:w="80"/>
+              <w:left w:type="dxa" w:w="120"/>
+              <w:bottom w:type="dxa" w:w="80"/>
+              <w:right w:type="dxa" w:w="120"/>
+            </w:tcMar>
+          </w:tcPr>
+          <w:p>
+            <w:pPr>
+              <w:spacing w:after="0" w:line="264"/>
+              <w:jc w:val="left"/>
+            </w:pPr>
+            <w:r>
+              <w:rPr>
+                <w:color w:val="18203A"/>
+              </w:rPr>
+              <w:t xml:space="preserve">Giorni medi tra pubblicazione e accettazione</w:t>
+            </w:r>
+          </w:p>
+        </w:tc>
+      </w:tr>
+      <w:tr>
+        <w:tc>
+          <w:tcPr>
+            <w:tcW w:type="dxa" w:w="3167"/>
+            <w:shd w:fill="F5F6FA" w:color="auto" w:val="clear"/>
+            <w:tcMar>
+              <w:top w:type="dxa" w:w="80"/>
+              <w:left w:type="dxa" w:w="120"/>
+              <w:bottom w:type="dxa" w:w="80"/>
+              <w:right w:type="dxa" w:w="120"/>
+            </w:tcMar>
+          </w:tcPr>
+          <w:p>
+            <w:pPr>
+              <w:spacing w:after="0" w:line="264"/>
+              <w:jc w:val="left"/>
+            </w:pPr>
+            <w:r>
+              <w:rPr>
+                <w:b/>
+                <w:bCs/>
+                <w:color w:val="18203A"/>
+              </w:rPr>
+              <w:t xml:space="preserve">Valore attivo</w:t>
+            </w:r>
+          </w:p>
+        </w:tc>
+        <w:tc>
+          <w:tcPr>
+            <w:tcW w:type="dxa" w:w="6147"/>
+            <w:shd w:fill="F5F6FA" w:color="auto" w:val="clear"/>
+            <w:tcMar>
+              <w:top w:type="dxa" w:w="80"/>
+              <w:left w:type="dxa" w:w="120"/>
+              <w:bottom w:type="dxa" w:w="80"/>
+              <w:right w:type="dxa" w:w="120"/>
+            </w:tcMar>
+          </w:tcPr>
+          <w:p>
+            <w:pPr>
+              <w:spacing w:after="0" w:line="264"/>
+              <w:jc w:val="left"/>
+            </w:pPr>
+            <w:r>
+              <w:rPr>
+                <w:color w:val="18203A"/>
+              </w:rPr>
+              <w:t xml:space="preserve">Somma degli importi delle commesse in corso</w:t>
+            </w:r>
+          </w:p>
+        </w:tc>
+      </w:tr>
+      <w:tr>
+        <w:tc>
+          <w:tcPr>
+            <w:tcW w:type="dxa" w:w="3167"/>
+            <w:tcMar>
+              <w:top w:type="dxa" w:w="80"/>
+              <w:left w:type="dxa" w:w="120"/>
+              <w:bottom w:type="dxa" w:w="80"/>
+              <w:right w:type="dxa" w:w="120"/>
+            </w:tcMar>
+          </w:tcPr>
+          <w:p>
+            <w:pPr>
+              <w:spacing w:after="0" w:line="264"/>
+              <w:jc w:val="left"/>
+            </w:pPr>
+            <w:r>
+              <w:rPr>
+                <w:b/>
+                <w:bCs/>
+                <w:color w:val="18203A"/>
+              </w:rPr>
+              <w:t xml:space="preserve">Extra</w:t>
+            </w:r>
+          </w:p>
+        </w:tc>
+        <w:tc>
+          <w:tcPr>
+            <w:tcW w:type="dxa" w:w="6147"/>
+            <w:tcMar>
+              <w:top w:type="dxa" w:w="80"/>
+              <w:left w:type="dxa" w:w="120"/>
+              <w:bottom w:type="dxa" w:w="80"/>
+              <w:right w:type="dxa" w:w="120"/>
+            </w:tcMar>
+          </w:tcPr>
+          <w:p>
+            <w:pPr>
+              <w:spacing w:after="0" w:line="264"/>
+              <w:jc w:val="left"/>
+            </w:pPr>
+            <w:r>
+              <w:rPr>
+                <w:color w:val="18203A"/>
+              </w:rPr>
+              <w:t xml:space="preserve">% di commesse con extra e scostamento % sul concordato</w:t>
+            </w:r>
+          </w:p>
+        </w:tc>
+      </w:tr>
+      <w:tr>
+        <w:tc>
+          <w:tcPr>
+            <w:tcW w:type="dxa" w:w="3167"/>
+            <w:shd w:fill="F5F6FA" w:color="auto" w:val="clear"/>
+            <w:tcMar>
+              <w:top w:type="dxa" w:w="80"/>
+              <w:left w:type="dxa" w:w="120"/>
+              <w:bottom w:type="dxa" w:w="80"/>
+              <w:right w:type="dxa" w:w="120"/>
+            </w:tcMar>
+          </w:tcPr>
+          <w:p>
+            <w:pPr>
+              <w:spacing w:after="0" w:line="264"/>
+              <w:jc w:val="left"/>
+            </w:pPr>
+            <w:r>
+              <w:rPr>
+                <w:b/>
+                <w:bCs/>
+                <w:color w:val="18203A"/>
+              </w:rPr>
+              <w:t xml:space="preserve">Carico ore / saturazione</w:t>
+            </w:r>
+          </w:p>
+        </w:tc>
+        <w:tc>
+          <w:tcPr>
+            <w:tcW w:type="dxa" w:w="6147"/>
+            <w:shd w:fill="F5F6FA" w:color="auto" w:val="clear"/>
+            <w:tcMar>
+              <w:top w:type="dxa" w:w="80"/>
+              <w:left w:type="dxa" w:w="120"/>
+              <w:bottom w:type="dxa" w:w="80"/>
+              <w:right w:type="dxa" w:w="120"/>
+            </w:tcMar>
+          </w:tcPr>
+          <w:p>
+            <w:pPr>
+              <w:spacing w:after="0" w:line="264"/>
+              <w:jc w:val="left"/>
+            </w:pPr>
+            <w:r>
+              <w:rPr>
+                <w:i/>
+                <w:iCs/>
+                <w:color w:val="18203A"/>
+              </w:rPr>
+              <w:t xml:space="preserve">Solo Righi</w:t>
+            </w:r>
+          </w:p>
+        </w:tc>
+      </w:tr>
+    </w:tbl>
+    <w:p>
+      <w:pPr>
+        <w:spacing w:after="200"/>
+      </w:pPr>
+    </w:p>
+    <w:p>
+      <w:pPr>
+        <w:pStyle w:val="Heading2"/>
+        <w:spacing w:after="120" w:before="240"/>
+      </w:pPr>
+      <w:r>
+        <w:t xml:space="preserve">3.10 Comunicazione verso l'esterno: il magic link</w:t>
+      </w:r>
+    </w:p>
+    <w:p>
+      <w:pPr>
+        <w:spacing w:after="140" w:line="288"/>
+      </w:pPr>
+      <w:r>
+        <w:t xml:space="preserve">Un fornitore poco pratico del portale non scopre da solo che è arrivata una risposta. Il portale quindi </w:t>
+      </w:r>
       <w:r>
         <w:rPr>
           <w:b/>
           <w:bCs/>
         </w:rPr>
-        <w:t xml:space="preserve">Nessuna emoji</w:t>
-      </w:r>
-      <w:r>
-        <w:t xml:space="preserve">: icone SVG in linea (mappa </w:t>
-      </w:r>
-      <w:r>
-        <w:rPr>
-          <w:rFonts w:ascii="Consolas" w:cs="Consolas" w:eastAsia="Consolas" w:hAnsi="Consolas"/>
-          <w:color w:val="C4661A"/>
-          <w:sz w:val="19"/>
-          <w:szCs w:val="19"/>
-        </w:rPr>
-        <w:t xml:space="preserve">IC</w:t>
-      </w:r>
-      <w:r>
-        <w:t xml:space="preserve">), per resa uniforme e stampa.</w:t>
-      </w:r>
-    </w:p>
-    <w:p>
-      <w:pPr>
-        <w:pStyle w:val="ListParagraph"/>
-        <w:numPr>
-          <w:ilvl w:val="0"/>
-          <w:numId w:val="3"/>
-        </w:numPr>
-        <w:spacing w:after="80" w:line="288"/>
-      </w:pPr>
-      <w:r>
-        <w:rPr>
-          <w:b/>
-          <w:bCs/>
-        </w:rPr>
-        <w:t xml:space="preserve">Offline-first</w:t>
-      </w:r>
-      <w:r>
-        <w:t xml:space="preserve">: PWA con service worker; i dati restano sul dispositivo.</w:t>
-      </w:r>
-    </w:p>
-    <w:p>
-      <w:pPr>
-        <w:spacing w:after="120"/>
-      </w:pPr>
-    </w:p>
-    <w:p>
-      <w:pPr>
-        <w:pStyle w:val="Heading2"/>
-        <w:spacing w:after="120" w:before="240"/>
-      </w:pPr>
-      <w:r>
-        <w:t xml:space="preserve">4.2 Modello dati</w:t>
+        <w:t xml:space="preserve">spinge</w:t>
+      </w:r>
+      <w:r>
+        <w:t xml:space="preserve">, non aspetta.</w:t>
       </w:r>
     </w:p>
     <w:p>
@@ -6783,7 +7637,7 @@
       <w:r>
         <w:drawing>
           <wp:inline distT="0" distB="0" distL="0" distR="0">
-            <wp:extent cx="5372100" cy="5886450"/>
+            <wp:extent cx="5372100" cy="1485900"/>
             <wp:effectExtent t="0" r="0" b="0" l="0"/>
             <wp:docPr id="1" name="" descr="" title=""/>
             <wp:cNvGraphicFramePr>
@@ -6808,7 +7662,7 @@
                   <pic:spPr bwMode="auto">
                     <a:xfrm>
                       <a:off x="0" y="0"/>
-                      <a:ext cx="5372100" cy="5886450"/>
+                      <a:ext cx="5372100" cy="1485900"/>
                     </a:xfrm>
                     <a:prstGeom prst="rect">
                       <a:avLst/>
@@ -6839,118 +7693,126 @@
     </w:p>
     <w:p>
       <w:pPr>
-        <w:spacing w:after="140" w:line="288"/>
-      </w:pPr>
+        <w:pStyle w:val="ListParagraph"/>
+        <w:numPr>
+          <w:ilvl w:val="0"/>
+          <w:numId w:val="3"/>
+        </w:numPr>
+        <w:spacing w:after="80" w:line="288"/>
+      </w:pPr>
+      <w:r>
+        <w:t xml:space="preserve">Il link porta </w:t>
+      </w:r>
       <w:r>
         <w:rPr>
           <w:b/>
           <w:bCs/>
         </w:rPr>
-        <w:t xml:space="preserve">Regole di derivazione</w:t>
-      </w:r>
-      <w:r>
-        <w:t xml:space="preserve"> (calcolate, mai memorizzate due volte):</w:t>
-      </w:r>
-    </w:p>
-    <w:p>
-      <w:pPr>
-        <w:shd w:fill="F5F6FA" w:color="auto" w:val="clear"/>
-        <w:spacing w:after="0" w:line="240"/>
-        <w:ind w:left="200"/>
-      </w:pPr>
-      <w:r>
-        <w:rPr>
-          <w:rFonts w:ascii="Consolas" w:cs="Consolas" w:eastAsia="Consolas" w:hAnsi="Consolas"/>
-          <w:color w:val="18203A"/>
-          <w:sz w:val="17"/>
-          <w:szCs w:val="17"/>
-        </w:rPr>
-        <w:t xml:space="preserve">importo_base    = importo accettato, altrimenti budget</w:t>
-      </w:r>
-    </w:p>
-    <w:p>
-      <w:pPr>
-        <w:shd w:fill="F5F6FA" w:color="auto" w:val="clear"/>
-        <w:spacing w:after="0" w:line="240"/>
-        <w:ind w:left="200"/>
-      </w:pPr>
-      <w:r>
-        <w:rPr>
-          <w:rFonts w:ascii="Consolas" w:cs="Consolas" w:eastAsia="Consolas" w:hAnsi="Consolas"/>
-          <w:color w:val="18203A"/>
-          <w:sz w:val="17"/>
-          <w:szCs w:val="17"/>
-        </w:rPr>
-        <w:t xml:space="preserve">importo_finale  = importo_base + somma(extra approvati)</w:t>
-      </w:r>
-    </w:p>
-    <w:p>
-      <w:pPr>
-        <w:shd w:fill="F5F6FA" w:color="auto" w:val="clear"/>
-        <w:spacing w:after="0" w:line="240"/>
-        <w:ind w:left="200"/>
-      </w:pPr>
-      <w:r>
-        <w:rPr>
-          <w:rFonts w:ascii="Consolas" w:cs="Consolas" w:eastAsia="Consolas" w:hAnsi="Consolas"/>
-          <w:color w:val="18203A"/>
-          <w:sz w:val="17"/>
-          <w:szCs w:val="17"/>
-        </w:rPr>
-        <w:t xml:space="preserve">ore_totali      = ore_stimate + somma(ore degli extra)</w:t>
-      </w:r>
-    </w:p>
-    <w:p>
-      <w:pPr>
-        <w:shd w:fill="F5F6FA" w:color="auto" w:val="clear"/>
-        <w:spacing w:after="0" w:line="240"/>
-        <w:ind w:left="200"/>
-      </w:pPr>
-      <w:r>
-        <w:rPr>
-          <w:rFonts w:ascii="Consolas" w:cs="Consolas" w:eastAsia="Consolas" w:hAnsi="Consolas"/>
-          <w:color w:val="18203A"/>
-          <w:sz w:val="17"/>
-          <w:szCs w:val="17"/>
-        </w:rPr>
-        <w:t xml:space="preserve">soglia_extra    = 10% di importo_base</w:t>
-      </w:r>
-    </w:p>
-    <w:p>
-      <w:pPr>
-        <w:shd w:fill="F5F6FA" w:color="auto" w:val="clear"/>
-        <w:spacing w:after="0" w:line="240"/>
-        <w:ind w:left="200"/>
-      </w:pPr>
-      <w:r>
-        <w:rPr>
-          <w:rFonts w:ascii="Consolas" w:cs="Consolas" w:eastAsia="Consolas" w:hAnsi="Consolas"/>
-          <w:color w:val="18203A"/>
-          <w:sz w:val="17"/>
-          <w:szCs w:val="17"/>
-        </w:rPr>
-        <w:t xml:space="preserve">carico(mese)    = somma ore_totali delle commesse attive con rientro in quel mese</w:t>
-      </w:r>
-    </w:p>
-    <w:p>
-      <w:pPr>
-        <w:shd w:fill="F5F6FA" w:color="auto" w:val="clear"/>
-        <w:spacing w:after="0" w:line="240"/>
-        <w:ind w:left="200"/>
-      </w:pPr>
-      <w:r>
-        <w:rPr>
-          <w:rFonts w:ascii="Consolas" w:cs="Consolas" w:eastAsia="Consolas" w:hAnsi="Consolas"/>
-          <w:color w:val="18203A"/>
-          <w:sz w:val="17"/>
-          <w:szCs w:val="17"/>
-        </w:rPr>
-        <w:t xml:space="preserve">capacità_libera = capacità_mensile − carico(mese)</w:t>
-      </w:r>
-    </w:p>
-    <w:p>
-      <w:pPr>
-        <w:spacing w:after="160"/>
+        <w:t xml:space="preserve">direttamente alla pagina finale</w:t>
+      </w:r>
+      <w:r>
+        <w:t xml:space="preserve"> — la commessa da accettare, la richiesta a cui rispondere — </w:t>
+      </w:r>
+      <w:r>
+        <w:rPr>
+          <w:b/>
+          <w:bCs/>
+        </w:rPr>
+        <w:t xml:space="preserve">senza passare dal login</w:t>
+      </w:r>
+      <w:r>
+        <w:t xml:space="preserve">.</w:t>
+      </w:r>
+    </w:p>
+    <w:p>
+      <w:pPr>
+        <w:pStyle w:val="ListParagraph"/>
+        <w:numPr>
+          <w:ilvl w:val="0"/>
+          <w:numId w:val="3"/>
+        </w:numPr>
+        <w:spacing w:after="80" w:line="288"/>
+      </w:pPr>
+      <w:r>
+        <w:t xml:space="preserve">L'invio a più fornitori è </w:t>
+      </w:r>
+      <w:r>
+        <w:rPr>
+          <w:b/>
+          <w:bCs/>
+        </w:rPr>
+        <w:t xml:space="preserve">personalizzato</w:t>
+      </w:r>
+      <w:r>
+        <w:t xml:space="preserve">: un messaggio a testa, con il </w:t>
+      </w:r>
+      <w:r>
+        <w:rPr>
+          <w:b/>
+          <w:bCs/>
+        </w:rPr>
+        <w:t xml:space="preserve">proprio</w:t>
+      </w:r>
+      <w:r>
+        <w:t xml:space="preserve"> link e il </w:t>
+      </w:r>
+      <w:r>
+        <w:rPr>
+          <w:b/>
+          <w:bCs/>
+        </w:rPr>
+        <w:t xml:space="preserve">solo</w:t>
+      </w:r>
+      <w:r>
+        <w:t xml:space="preserve"> proprio indirizzo. Più riservato di una copia nascosta, perché ogni email ha un unico destinatario.</w:t>
+      </w:r>
+    </w:p>
+    <w:p>
+      <w:pPr>
+        <w:pStyle w:val="ListParagraph"/>
+        <w:numPr>
+          <w:ilvl w:val="0"/>
+          <w:numId w:val="3"/>
+        </w:numPr>
+        <w:spacing w:after="80" w:line="288"/>
+      </w:pPr>
+      <w:r>
+        <w:rPr>
+          <w:b/>
+          <w:bCs/>
+        </w:rPr>
+        <w:t xml:space="preserve">Il link identifica, non autorizza</w:t>
+      </w:r>
+      <w:r>
+        <w:t xml:space="preserve">: un codice commessa non è una password. Prima di aprire, il portale verifica sempre il diritto di vedere quel contenuto.</w:t>
+      </w:r>
+    </w:p>
+    <w:p>
+      <w:pPr>
+        <w:pStyle w:val="ListParagraph"/>
+        <w:numPr>
+          <w:ilvl w:val="0"/>
+          <w:numId w:val="3"/>
+        </w:numPr>
+        <w:spacing w:after="80" w:line="288"/>
+      </w:pPr>
+      <w:r>
+        <w:t xml:space="preserve">L'identità viene </w:t>
+      </w:r>
+      <w:r>
+        <w:rPr>
+          <w:b/>
+          <w:bCs/>
+        </w:rPr>
+        <w:t xml:space="preserve">ripulita dall'URL</w:t>
+      </w:r>
+      <w:r>
+        <w:t xml:space="preserve"> subito dopo l'accesso.</w:t>
+      </w:r>
+    </w:p>
+    <w:p>
+      <w:pPr>
+        <w:spacing w:after="120"/>
       </w:pPr>
     </w:p>
     <w:p>
@@ -6959,7 +7821,7 @@
         <w:spacing w:after="120" w:before="240"/>
       </w:pPr>
       <w:r>
-        <w:t xml:space="preserve">4.3 Ottimizzazione: il portale come grafo</w:t>
+        <w:t xml:space="preserve">3.11 Il linguaggio sonoro</w:t>
       </w:r>
     </w:p>
     <w:p>
@@ -6967,45 +7829,451 @@
         <w:spacing w:after="140" w:line="288"/>
       </w:pPr>
       <w:r>
-        <w:t xml:space="preserve">Lo stato è naturalmente un grafo (fornitori, commesse, richieste, inviti). Tre applicazioni concrete:</w:t>
-      </w:r>
-    </w:p>
-    <w:p>
-      <w:pPr>
-        <w:spacing w:after="140" w:line="288"/>
-      </w:pPr>
+        <w:t xml:space="preserve">Chi usa il portale tutto il giorno non guarda lo schermo a ogni clic: lo tiene aperto mentre parla al telefono, mentre cammina in reparto, mentre compila altro. Il suono è il canale che conferma </w:t>
+      </w:r>
       <w:r>
         <w:rPr>
           <w:b/>
           <w:bCs/>
         </w:rPr>
-        <w:t xml:space="preserve">a) Indice ad adiacenze — prestazioni.</w:t>
-      </w:r>
-      <w:r>
-        <w:t xml:space="preserve"> Ricostruito una volta per versione dello stato, con memoizzazione delle metriche. Il render, prima quadratico (ogni riga riscandiva tutte le commesse), è ora lineare: a 1000 commesse </w:t>
-      </w:r>
+        <w:t xml:space="preserve">senza chiedere attenzione</w:t>
+      </w:r>
+      <w:r>
+        <w:t xml:space="preserve">. Per questo non è un abbellimento aggiunto alla fine, ma un linguaggio con una grammatica: chi lo ha sentito tre volte lo capisce senza che nessuno glielo spieghi.</w:t>
+      </w:r>
+    </w:p>
+    <w:p>
+      <w:pPr>
+        <w:spacing w:after="140" w:line="288"/>
+      </w:pPr>
       <w:r>
         <w:rPr>
           <w:b/>
           <w:bCs/>
         </w:rPr>
-        <w:t xml:space="preserve">circa 10 volte più veloce</w:t>
-      </w:r>
-      <w:r>
-        <w:t xml:space="preserve"> (73 ms → 7 ms), a parità di risultati verificata da test di invarianza.</w:t>
-      </w:r>
-    </w:p>
-    <w:p>
-      <w:pPr>
-        <w:spacing w:after="140" w:line="288"/>
-      </w:pPr>
-      <w:r>
-        <w:rPr>
-          <w:b/>
-          <w:bCs/>
-        </w:rPr>
-        <w:t xml:space="preserve">b) Assegnazione ottima — matching di peso massimo.</w:t>
-      </w:r>
+        <w:t xml:space="preserve">Le regole della famiglia</w:t>
+      </w:r>
+    </w:p>
+    <w:tbl>
+      <w:tblPr>
+        <w:tblW w:type="dxa" w:w="9314"/>
+        <w:tblBorders>
+          <w:top w:val="single" w:color="DCDFE7" w:sz="2"/>
+          <w:left w:val="single" w:color="DCDFE7" w:sz="2"/>
+          <w:bottom w:val="single" w:color="DCDFE7" w:sz="2"/>
+          <w:right w:val="single" w:color="DCDFE7" w:sz="2"/>
+          <w:insideH w:val="single" w:color="DCDFE7" w:sz="2"/>
+          <w:insideV w:val="single" w:color="DCDFE7" w:sz="2"/>
+        </w:tblBorders>
+      </w:tblPr>
+      <w:tblGrid>
+        <w:gridCol w:w="3167"/>
+        <w:gridCol w:w="6147"/>
+      </w:tblGrid>
+      <w:tr>
+        <w:trPr>
+          <w:tblHeader/>
+        </w:trPr>
+        <w:tc>
+          <w:tcPr>
+            <w:tcW w:type="dxa" w:w="3167"/>
+            <w:shd w:fill="E8EAF2" w:color="auto" w:val="clear"/>
+            <w:tcMar>
+              <w:top w:type="dxa" w:w="80"/>
+              <w:left w:type="dxa" w:w="120"/>
+              <w:bottom w:type="dxa" w:w="80"/>
+              <w:right w:type="dxa" w:w="120"/>
+            </w:tcMar>
+          </w:tcPr>
+          <w:p>
+            <w:pPr>
+              <w:spacing w:after="0" w:line="264"/>
+              <w:jc w:val="left"/>
+            </w:pPr>
+            <w:r>
+              <w:rPr>
+                <w:b/>
+                <w:bCs/>
+                <w:color w:val="1E2748"/>
+              </w:rPr>
+              <w:t xml:space="preserve">Regola</w:t>
+            </w:r>
+          </w:p>
+        </w:tc>
+        <w:tc>
+          <w:tcPr>
+            <w:tcW w:type="dxa" w:w="6147"/>
+            <w:shd w:fill="E8EAF2" w:color="auto" w:val="clear"/>
+            <w:tcMar>
+              <w:top w:type="dxa" w:w="80"/>
+              <w:left w:type="dxa" w:w="120"/>
+              <w:bottom w:type="dxa" w:w="80"/>
+              <w:right w:type="dxa" w:w="120"/>
+            </w:tcMar>
+          </w:tcPr>
+          <w:p>
+            <w:pPr>
+              <w:spacing w:after="0" w:line="264"/>
+              <w:jc w:val="left"/>
+            </w:pPr>
+            <w:r>
+              <w:rPr>
+                <w:b/>
+                <w:bCs/>
+                <w:color w:val="1E2748"/>
+              </w:rPr>
+              <w:t xml:space="preserve">Perché</w:t>
+            </w:r>
+          </w:p>
+        </w:tc>
+      </w:tr>
+      <w:tr>
+        <w:tc>
+          <w:tcPr>
+            <w:tcW w:type="dxa" w:w="3167"/>
+            <w:tcMar>
+              <w:top w:type="dxa" w:w="80"/>
+              <w:left w:type="dxa" w:w="120"/>
+              <w:bottom w:type="dxa" w:w="80"/>
+              <w:right w:type="dxa" w:w="120"/>
+            </w:tcMar>
+          </w:tcPr>
+          <w:p>
+            <w:pPr>
+              <w:spacing w:after="0" w:line="264"/>
+              <w:jc w:val="left"/>
+            </w:pPr>
+            <w:r>
+              <w:rPr>
+                <w:b/>
+                <w:bCs/>
+                <w:color w:val="18203A"/>
+              </w:rPr>
+              <w:t xml:space="preserve">Una sola voce</w:t>
+            </w:r>
+            <w:r>
+              <w:rPr>
+                <w:color w:val="18203A"/>
+              </w:rPr>
+              <w:t xml:space="preserve"> — sinusoide con la sua ottava di rinforzo, attacco di 6 ms, coda esponenziale</w:t>
+            </w:r>
+          </w:p>
+        </w:tc>
+        <w:tc>
+          <w:tcPr>
+            <w:tcW w:type="dxa" w:w="6147"/>
+            <w:tcMar>
+              <w:top w:type="dxa" w:w="80"/>
+              <w:left w:type="dxa" w:w="120"/>
+              <w:bottom w:type="dxa" w:w="80"/>
+              <w:right w:type="dxa" w:w="120"/>
+            </w:tcMar>
+          </w:tcPr>
+          <w:p>
+            <w:pPr>
+              <w:spacing w:after="0" w:line="264"/>
+              <w:jc w:val="left"/>
+            </w:pPr>
+            <w:r>
+              <w:rPr>
+                <w:color w:val="18203A"/>
+              </w:rPr>
+              <w:t xml:space="preserve">Cambia la melodia, non il timbro: tutti i suoni si riconoscono come "del portale"</w:t>
+            </w:r>
+          </w:p>
+        </w:tc>
+      </w:tr>
+      <w:tr>
+        <w:tc>
+          <w:tcPr>
+            <w:tcW w:type="dxa" w:w="3167"/>
+            <w:shd w:fill="F5F6FA" w:color="auto" w:val="clear"/>
+            <w:tcMar>
+              <w:top w:type="dxa" w:w="80"/>
+              <w:left w:type="dxa" w:w="120"/>
+              <w:bottom w:type="dxa" w:w="80"/>
+              <w:right w:type="dxa" w:w="120"/>
+            </w:tcMar>
+          </w:tcPr>
+          <w:p>
+            <w:pPr>
+              <w:spacing w:after="0" w:line="264"/>
+              <w:jc w:val="left"/>
+            </w:pPr>
+            <w:r>
+              <w:rPr>
+                <w:b/>
+                <w:bCs/>
+                <w:color w:val="18203A"/>
+              </w:rPr>
+              <w:t xml:space="preserve">Una sola scala</w:t>
+            </w:r>
+            <w:r>
+              <w:rPr>
+                <w:color w:val="18203A"/>
+              </w:rPr>
+              <w:t xml:space="preserve"> — pentatonica di DO (DO RE MI SOL LA)</w:t>
+            </w:r>
+          </w:p>
+        </w:tc>
+        <w:tc>
+          <w:tcPr>
+            <w:tcW w:type="dxa" w:w="6147"/>
+            <w:shd w:fill="F5F6FA" w:color="auto" w:val="clear"/>
+            <w:tcMar>
+              <w:top w:type="dxa" w:w="80"/>
+              <w:left w:type="dxa" w:w="120"/>
+              <w:bottom w:type="dxa" w:w="80"/>
+              <w:right w:type="dxa" w:w="120"/>
+            </w:tcMar>
+          </w:tcPr>
+          <w:p>
+            <w:pPr>
+              <w:spacing w:after="0" w:line="264"/>
+              <w:jc w:val="left"/>
+            </w:pPr>
+            <w:r>
+              <w:rPr>
+                <w:color w:val="18203A"/>
+              </w:rPr>
+              <w:t xml:space="preserve">Due note qualsiasi di questa scala non stonano: anche due suoni sovrapposti restano gradevoli</w:t>
+            </w:r>
+          </w:p>
+        </w:tc>
+      </w:tr>
+      <w:tr>
+        <w:tc>
+          <w:tcPr>
+            <w:tcW w:type="dxa" w:w="3167"/>
+            <w:tcMar>
+              <w:top w:type="dxa" w:w="80"/>
+              <w:left w:type="dxa" w:w="120"/>
+              <w:bottom w:type="dxa" w:w="80"/>
+              <w:right w:type="dxa" w:w="120"/>
+            </w:tcMar>
+          </w:tcPr>
+          <w:p>
+            <w:pPr>
+              <w:spacing w:after="0" w:line="264"/>
+              <w:jc w:val="left"/>
+            </w:pPr>
+            <w:r>
+              <w:rPr>
+                <w:b/>
+                <w:bCs/>
+                <w:color w:val="18203A"/>
+              </w:rPr>
+              <w:t xml:space="preserve">La direzione è il significato</w:t>
+            </w:r>
+            <w:r>
+              <w:rPr>
+                <w:color w:val="18203A"/>
+              </w:rPr>
+              <w:t xml:space="preserve"> — sale / scende</w:t>
+            </w:r>
+          </w:p>
+        </w:tc>
+        <w:tc>
+          <w:tcPr>
+            <w:tcW w:type="dxa" w:w="6147"/>
+            <w:tcMar>
+              <w:top w:type="dxa" w:w="80"/>
+              <w:left w:type="dxa" w:w="120"/>
+              <w:bottom w:type="dxa" w:w="80"/>
+              <w:right w:type="dxa" w:w="120"/>
+            </w:tcMar>
+          </w:tcPr>
+          <w:p>
+            <w:pPr>
+              <w:spacing w:after="0" w:line="264"/>
+              <w:jc w:val="left"/>
+            </w:pPr>
+            <w:r>
+              <w:rPr>
+                <w:color w:val="18203A"/>
+              </w:rPr>
+              <w:t xml:space="preserve">Si impara senza manuale: sale = è andato avanti, scende = è stato negato</w:t>
+            </w:r>
+          </w:p>
+        </w:tc>
+      </w:tr>
+      <w:tr>
+        <w:tc>
+          <w:tcPr>
+            <w:tcW w:type="dxa" w:w="3167"/>
+            <w:shd w:fill="F5F6FA" w:color="auto" w:val="clear"/>
+            <w:tcMar>
+              <w:top w:type="dxa" w:w="80"/>
+              <w:left w:type="dxa" w:w="120"/>
+              <w:bottom w:type="dxa" w:w="80"/>
+              <w:right w:type="dxa" w:w="120"/>
+            </w:tcMar>
+          </w:tcPr>
+          <w:p>
+            <w:pPr>
+              <w:spacing w:after="0" w:line="264"/>
+              <w:jc w:val="left"/>
+            </w:pPr>
+            <w:r>
+              <w:rPr>
+                <w:b/>
+                <w:bCs/>
+                <w:color w:val="18203A"/>
+              </w:rPr>
+              <w:t xml:space="preserve">La durata è il peso</w:t>
+            </w:r>
+            <w:r>
+              <w:rPr>
+                <w:color w:val="18203A"/>
+              </w:rPr>
+              <w:t xml:space="preserve"> — 90 ms per un tocco, 250-350 ms per una conferma</w:t>
+            </w:r>
+          </w:p>
+        </w:tc>
+        <w:tc>
+          <w:tcPr>
+            <w:tcW w:type="dxa" w:w="6147"/>
+            <w:shd w:fill="F5F6FA" w:color="auto" w:val="clear"/>
+            <w:tcMar>
+              <w:top w:type="dxa" w:w="80"/>
+              <w:left w:type="dxa" w:w="120"/>
+              <w:bottom w:type="dxa" w:w="80"/>
+              <w:right w:type="dxa" w:w="120"/>
+            </w:tcMar>
+          </w:tcPr>
+          <w:p>
+            <w:pPr>
+              <w:spacing w:after="0" w:line="264"/>
+              <w:jc w:val="left"/>
+            </w:pPr>
+            <w:r>
+              <w:rPr>
+                <w:color w:val="18203A"/>
+              </w:rPr>
+              <w:t xml:space="preserve">Un suono lungo su un'azione minore stanca già al terzo ascolto</w:t>
+            </w:r>
+          </w:p>
+        </w:tc>
+      </w:tr>
+      <w:tr>
+        <w:tc>
+          <w:tcPr>
+            <w:tcW w:type="dxa" w:w="3167"/>
+            <w:tcMar>
+              <w:top w:type="dxa" w:w="80"/>
+              <w:left w:type="dxa" w:w="120"/>
+              <w:bottom w:type="dxa" w:w="80"/>
+              <w:right w:type="dxa" w:w="120"/>
+            </w:tcMar>
+          </w:tcPr>
+          <w:p>
+            <w:pPr>
+              <w:spacing w:after="0" w:line="264"/>
+              <w:jc w:val="left"/>
+            </w:pPr>
+            <w:r>
+              <w:rPr>
+                <w:b/>
+                <w:bCs/>
+                <w:color w:val="18203A"/>
+              </w:rPr>
+              <w:t xml:space="preserve">Un solo eroe</w:t>
+            </w:r>
+            <w:r>
+              <w:rPr>
+                <w:color w:val="18203A"/>
+              </w:rPr>
+              <w:t xml:space="preserve"> — solo l'assegnazione ha la coda lunga (~0,7 s)</w:t>
+            </w:r>
+          </w:p>
+        </w:tc>
+        <w:tc>
+          <w:tcPr>
+            <w:tcW w:type="dxa" w:w="6147"/>
+            <w:tcMar>
+              <w:top w:type="dxa" w:w="80"/>
+              <w:left w:type="dxa" w:w="120"/>
+              <w:bottom w:type="dxa" w:w="80"/>
+              <w:right w:type="dxa" w:w="120"/>
+            </w:tcMar>
+          </w:tcPr>
+          <w:p>
+            <w:pPr>
+              <w:spacing w:after="0" w:line="264"/>
+              <w:jc w:val="left"/>
+            </w:pPr>
+            <w:r>
+              <w:rPr>
+                <w:color w:val="18203A"/>
+              </w:rPr>
+              <w:t xml:space="preserve">Se tutto è importante, niente è importante</w:t>
+            </w:r>
+          </w:p>
+        </w:tc>
+      </w:tr>
+      <w:tr>
+        <w:tc>
+          <w:tcPr>
+            <w:tcW w:type="dxa" w:w="3167"/>
+            <w:shd w:fill="F5F6FA" w:color="auto" w:val="clear"/>
+            <w:tcMar>
+              <w:top w:type="dxa" w:w="80"/>
+              <w:left w:type="dxa" w:w="120"/>
+              <w:bottom w:type="dxa" w:w="80"/>
+              <w:right w:type="dxa" w:w="120"/>
+            </w:tcMar>
+          </w:tcPr>
+          <w:p>
+            <w:pPr>
+              <w:spacing w:after="0" w:line="264"/>
+              <w:jc w:val="left"/>
+            </w:pPr>
+            <w:r>
+              <w:rPr>
+                <w:b/>
+                <w:bCs/>
+                <w:color w:val="18203A"/>
+              </w:rPr>
+              <w:t xml:space="preserve">Volumi bassi</w:t>
+            </w:r>
+            <w:r>
+              <w:rPr>
+                <w:color w:val="18203A"/>
+              </w:rPr>
+              <w:t xml:space="preserve"> — nessuna voce oltre 0,20 sul bus</w:t>
+            </w:r>
+          </w:p>
+        </w:tc>
+        <w:tc>
+          <w:tcPr>
+            <w:tcW w:type="dxa" w:w="6147"/>
+            <w:shd w:fill="F5F6FA" w:color="auto" w:val="clear"/>
+            <w:tcMar>
+              <w:top w:type="dxa" w:w="80"/>
+              <w:left w:type="dxa" w:w="120"/>
+              <w:bottom w:type="dxa" w:w="80"/>
+              <w:right w:type="dxa" w:w="120"/>
+            </w:tcMar>
+          </w:tcPr>
+          <w:p>
+            <w:pPr>
+              <w:spacing w:after="0" w:line="264"/>
+              <w:jc w:val="left"/>
+            </w:pPr>
+            <w:r>
+              <w:rPr>
+                <w:color w:val="18203A"/>
+              </w:rPr>
+              <w:t xml:space="preserve">Si lavora in ufficio e in officina: il suono conferma, non annuncia</w:t>
+            </w:r>
+          </w:p>
+        </w:tc>
+      </w:tr>
+    </w:tbl>
+    <w:p>
+      <w:pPr>
+        <w:spacing w:after="200"/>
+      </w:pPr>
     </w:p>
     <w:p>
       <w:pPr>
@@ -7015,7 +8283,7 @@
       <w:r>
         <w:drawing>
           <wp:inline distT="0" distB="0" distL="0" distR="0">
-            <wp:extent cx="5372100" cy="3448050"/>
+            <wp:extent cx="5372100" cy="2476500"/>
             <wp:effectExtent t="0" r="0" b="0" l="0"/>
             <wp:docPr id="1" name="" descr="" title=""/>
             <wp:cNvGraphicFramePr>
@@ -7040,7 +8308,7 @@
                   <pic:spPr bwMode="auto">
                     <a:xfrm>
                       <a:off x="0" y="0"/>
-                      <a:ext cx="5372100" cy="3448050"/>
+                      <a:ext cx="5372100" cy="2476500"/>
                     </a:xfrm>
                     <a:prstGeom prst="rect">
                       <a:avLst/>
@@ -7074,72 +8342,1241 @@
         <w:spacing w:after="140" w:line="288"/>
       </w:pPr>
       <w:r>
-        <w:t xml:space="preserve">Considera </w:t>
-      </w:r>
-      <w:r>
         <w:rPr>
           <w:b/>
           <w:bCs/>
         </w:rPr>
-        <w:t xml:space="preserve">solo chi ha accettato</w:t>
-      </w:r>
-      <w:r>
-        <w:t xml:space="preserve">, rispetta le </w:t>
-      </w:r>
+        <w:t xml:space="preserve">Il repertorio</w:t>
+      </w:r>
+    </w:p>
+    <w:tbl>
+      <w:tblPr>
+        <w:tblW w:type="dxa" w:w="9314"/>
+        <w:tblBorders>
+          <w:top w:val="single" w:color="DCDFE7" w:sz="2"/>
+          <w:left w:val="single" w:color="DCDFE7" w:sz="2"/>
+          <w:bottom w:val="single" w:color="DCDFE7" w:sz="2"/>
+          <w:right w:val="single" w:color="DCDFE7" w:sz="2"/>
+          <w:insideH w:val="single" w:color="DCDFE7" w:sz="2"/>
+          <w:insideV w:val="single" w:color="DCDFE7" w:sz="2"/>
+        </w:tblBorders>
+      </w:tblPr>
+      <w:tblGrid>
+        <w:gridCol w:w="2608"/>
+        <w:gridCol w:w="3353"/>
+        <w:gridCol w:w="3353"/>
+      </w:tblGrid>
+      <w:tr>
+        <w:trPr>
+          <w:tblHeader/>
+        </w:trPr>
+        <w:tc>
+          <w:tcPr>
+            <w:tcW w:type="dxa" w:w="2608"/>
+            <w:shd w:fill="E8EAF2" w:color="auto" w:val="clear"/>
+            <w:tcMar>
+              <w:top w:type="dxa" w:w="80"/>
+              <w:left w:type="dxa" w:w="120"/>
+              <w:bottom w:type="dxa" w:w="80"/>
+              <w:right w:type="dxa" w:w="120"/>
+            </w:tcMar>
+          </w:tcPr>
+          <w:p>
+            <w:pPr>
+              <w:spacing w:after="0" w:line="264"/>
+              <w:jc w:val="left"/>
+            </w:pPr>
+            <w:r>
+              <w:rPr>
+                <w:b/>
+                <w:bCs/>
+                <w:color w:val="1E2748"/>
+              </w:rPr>
+              <w:t xml:space="preserve">Suono</w:t>
+            </w:r>
+          </w:p>
+        </w:tc>
+        <w:tc>
+          <w:tcPr>
+            <w:tcW w:type="dxa" w:w="3353"/>
+            <w:shd w:fill="E8EAF2" w:color="auto" w:val="clear"/>
+            <w:tcMar>
+              <w:top w:type="dxa" w:w="80"/>
+              <w:left w:type="dxa" w:w="120"/>
+              <w:bottom w:type="dxa" w:w="80"/>
+              <w:right w:type="dxa" w:w="120"/>
+            </w:tcMar>
+          </w:tcPr>
+          <w:p>
+            <w:pPr>
+              <w:spacing w:after="0" w:line="264"/>
+              <w:jc w:val="left"/>
+            </w:pPr>
+            <w:r>
+              <w:rPr>
+                <w:b/>
+                <w:bCs/>
+                <w:color w:val="1E2748"/>
+              </w:rPr>
+              <w:t xml:space="preserve">Quando si sente</w:t>
+            </w:r>
+          </w:p>
+        </w:tc>
+        <w:tc>
+          <w:tcPr>
+            <w:tcW w:type="dxa" w:w="3353"/>
+            <w:shd w:fill="E8EAF2" w:color="auto" w:val="clear"/>
+            <w:tcMar>
+              <w:top w:type="dxa" w:w="80"/>
+              <w:left w:type="dxa" w:w="120"/>
+              <w:bottom w:type="dxa" w:w="80"/>
+              <w:right w:type="dxa" w:w="120"/>
+            </w:tcMar>
+          </w:tcPr>
+          <w:p>
+            <w:pPr>
+              <w:spacing w:after="0" w:line="264"/>
+              <w:jc w:val="left"/>
+            </w:pPr>
+            <w:r>
+              <w:rPr>
+                <w:b/>
+                <w:bCs/>
+                <w:color w:val="1E2748"/>
+              </w:rPr>
+              <w:t xml:space="preserve">Forma</w:t>
+            </w:r>
+          </w:p>
+        </w:tc>
+      </w:tr>
+      <w:tr>
+        <w:tc>
+          <w:tcPr>
+            <w:tcW w:type="dxa" w:w="2608"/>
+            <w:tcMar>
+              <w:top w:type="dxa" w:w="80"/>
+              <w:left w:type="dxa" w:w="120"/>
+              <w:bottom w:type="dxa" w:w="80"/>
+              <w:right w:type="dxa" w:w="120"/>
+            </w:tcMar>
+          </w:tcPr>
+          <w:p>
+            <w:pPr>
+              <w:spacing w:after="0" w:line="264"/>
+              <w:jc w:val="left"/>
+            </w:pPr>
+            <w:r>
+              <w:rPr>
+                <w:b/>
+                <w:bCs/>
+                <w:color w:val="18203A"/>
+              </w:rPr>
+              <w:t xml:space="preserve">Assegnazione</w:t>
+            </w:r>
+          </w:p>
+        </w:tc>
+        <w:tc>
+          <w:tcPr>
+            <w:tcW w:type="dxa" w:w="3353"/>
+            <w:tcMar>
+              <w:top w:type="dxa" w:w="80"/>
+              <w:left w:type="dxa" w:w="120"/>
+              <w:bottom w:type="dxa" w:w="80"/>
+              <w:right w:type="dxa" w:w="120"/>
+            </w:tcMar>
+          </w:tcPr>
+          <w:p>
+            <w:pPr>
+              <w:spacing w:after="0" w:line="264"/>
+              <w:jc w:val="left"/>
+            </w:pPr>
+            <w:r>
+              <w:rPr>
+                <w:color w:val="18203A"/>
+              </w:rPr>
+              <w:t xml:space="preserve">Una commessa viene affidata a un fornitore (singola o in blocco)</w:t>
+            </w:r>
+          </w:p>
+        </w:tc>
+        <w:tc>
+          <w:tcPr>
+            <w:tcW w:type="dxa" w:w="3353"/>
+            <w:tcMar>
+              <w:top w:type="dxa" w:w="80"/>
+              <w:left w:type="dxa" w:w="120"/>
+              <w:bottom w:type="dxa" w:w="80"/>
+              <w:right w:type="dxa" w:w="120"/>
+            </w:tcMar>
+          </w:tcPr>
+          <w:p>
+            <w:pPr>
+              <w:spacing w:after="0" w:line="264"/>
+              <w:jc w:val="left"/>
+            </w:pPr>
+            <w:r>
+              <w:rPr>
+                <w:color w:val="18203A"/>
+              </w:rPr>
+              <w:t xml:space="preserve">DO MI SOL che risolve sul DO acuto, con un velo d'aria sotto</w:t>
+            </w:r>
+          </w:p>
+        </w:tc>
+      </w:tr>
+      <w:tr>
+        <w:tc>
+          <w:tcPr>
+            <w:tcW w:type="dxa" w:w="2608"/>
+            <w:shd w:fill="F5F6FA" w:color="auto" w:val="clear"/>
+            <w:tcMar>
+              <w:top w:type="dxa" w:w="80"/>
+              <w:left w:type="dxa" w:w="120"/>
+              <w:bottom w:type="dxa" w:w="80"/>
+              <w:right w:type="dxa" w:w="120"/>
+            </w:tcMar>
+          </w:tcPr>
+          <w:p>
+            <w:pPr>
+              <w:spacing w:after="0" w:line="264"/>
+              <w:jc w:val="left"/>
+            </w:pPr>
+            <w:r>
+              <w:rPr>
+                <w:b/>
+                <w:bCs/>
+                <w:color w:val="18203A"/>
+              </w:rPr>
+              <w:t xml:space="preserve">Accettazione</w:t>
+            </w:r>
+          </w:p>
+        </w:tc>
+        <w:tc>
+          <w:tcPr>
+            <w:tcW w:type="dxa" w:w="3353"/>
+            <w:shd w:fill="F5F6FA" w:color="auto" w:val="clear"/>
+            <w:tcMar>
+              <w:top w:type="dxa" w:w="80"/>
+              <w:left w:type="dxa" w:w="120"/>
+              <w:bottom w:type="dxa" w:w="80"/>
+              <w:right w:type="dxa" w:w="120"/>
+            </w:tcMar>
+          </w:tcPr>
+          <w:p>
+            <w:pPr>
+              <w:spacing w:after="0" w:line="264"/>
+              <w:jc w:val="left"/>
+            </w:pPr>
+            <w:r>
+              <w:rPr>
+                <w:color w:val="18203A"/>
+              </w:rPr>
+              <w:t xml:space="preserve">Il fornitore accetta e firma la proposta</w:t>
+            </w:r>
+          </w:p>
+        </w:tc>
+        <w:tc>
+          <w:tcPr>
+            <w:tcW w:type="dxa" w:w="3353"/>
+            <w:shd w:fill="F5F6FA" w:color="auto" w:val="clear"/>
+            <w:tcMar>
+              <w:top w:type="dxa" w:w="80"/>
+              <w:left w:type="dxa" w:w="120"/>
+              <w:bottom w:type="dxa" w:w="80"/>
+              <w:right w:type="dxa" w:w="120"/>
+            </w:tcMar>
+          </w:tcPr>
+          <w:p>
+            <w:pPr>
+              <w:spacing w:after="0" w:line="264"/>
+              <w:jc w:val="left"/>
+            </w:pPr>
+            <w:r>
+              <w:rPr>
+                <w:color w:val="18203A"/>
+              </w:rPr>
+              <w:t xml:space="preserve">Due note aperte, ascendenti</w:t>
+            </w:r>
+          </w:p>
+        </w:tc>
+      </w:tr>
+      <w:tr>
+        <w:tc>
+          <w:tcPr>
+            <w:tcW w:type="dxa" w:w="2608"/>
+            <w:tcMar>
+              <w:top w:type="dxa" w:w="80"/>
+              <w:left w:type="dxa" w:w="120"/>
+              <w:bottom w:type="dxa" w:w="80"/>
+              <w:right w:type="dxa" w:w="120"/>
+            </w:tcMar>
+          </w:tcPr>
+          <w:p>
+            <w:pPr>
+              <w:spacing w:after="0" w:line="264"/>
+              <w:jc w:val="left"/>
+            </w:pPr>
+            <w:r>
+              <w:rPr>
+                <w:b/>
+                <w:bCs/>
+                <w:color w:val="18203A"/>
+              </w:rPr>
+              <w:t xml:space="preserve">Approvazione</w:t>
+            </w:r>
+          </w:p>
+        </w:tc>
+        <w:tc>
+          <w:tcPr>
+            <w:tcW w:type="dxa" w:w="3353"/>
+            <w:tcMar>
+              <w:top w:type="dxa" w:w="80"/>
+              <w:left w:type="dxa" w:w="120"/>
+              <w:bottom w:type="dxa" w:w="80"/>
+              <w:right w:type="dxa" w:w="120"/>
+            </w:tcMar>
+          </w:tcPr>
+          <w:p>
+            <w:pPr>
+              <w:spacing w:after="0" w:line="264"/>
+              <w:jc w:val="left"/>
+            </w:pPr>
+            <w:r>
+              <w:rPr>
+                <w:color w:val="18203A"/>
+              </w:rPr>
+              <w:t xml:space="preserve">Commessa approvata, slittamento o extra approvato, consegna autorizzata, documento verificato</w:t>
+            </w:r>
+          </w:p>
+        </w:tc>
+        <w:tc>
+          <w:tcPr>
+            <w:tcW w:type="dxa" w:w="3353"/>
+            <w:tcMar>
+              <w:top w:type="dxa" w:w="80"/>
+              <w:left w:type="dxa" w:w="120"/>
+              <w:bottom w:type="dxa" w:w="80"/>
+              <w:right w:type="dxa" w:w="120"/>
+            </w:tcMar>
+          </w:tcPr>
+          <w:p>
+            <w:pPr>
+              <w:spacing w:after="0" w:line="264"/>
+              <w:jc w:val="left"/>
+            </w:pPr>
+            <w:r>
+              <w:rPr>
+                <w:color w:val="18203A"/>
+              </w:rPr>
+              <w:t xml:space="preserve">Quinta breve che sale all'ottava</w:t>
+            </w:r>
+          </w:p>
+        </w:tc>
+      </w:tr>
+      <w:tr>
+        <w:tc>
+          <w:tcPr>
+            <w:tcW w:type="dxa" w:w="2608"/>
+            <w:shd w:fill="F5F6FA" w:color="auto" w:val="clear"/>
+            <w:tcMar>
+              <w:top w:type="dxa" w:w="80"/>
+              <w:left w:type="dxa" w:w="120"/>
+              <w:bottom w:type="dxa" w:w="80"/>
+              <w:right w:type="dxa" w:w="120"/>
+            </w:tcMar>
+          </w:tcPr>
+          <w:p>
+            <w:pPr>
+              <w:spacing w:after="0" w:line="264"/>
+              <w:jc w:val="left"/>
+            </w:pPr>
+            <w:r>
+              <w:rPr>
+                <w:b/>
+                <w:bCs/>
+                <w:color w:val="18203A"/>
+              </w:rPr>
+              <w:t xml:space="preserve">Diniego</w:t>
+            </w:r>
+          </w:p>
+        </w:tc>
+        <w:tc>
+          <w:tcPr>
+            <w:tcW w:type="dxa" w:w="3353"/>
+            <w:shd w:fill="F5F6FA" w:color="auto" w:val="clear"/>
+            <w:tcMar>
+              <w:top w:type="dxa" w:w="80"/>
+              <w:left w:type="dxa" w:w="120"/>
+              <w:bottom w:type="dxa" w:w="80"/>
+              <w:right w:type="dxa" w:w="120"/>
+            </w:tcMar>
+          </w:tcPr>
+          <w:p>
+            <w:pPr>
+              <w:spacing w:after="0" w:line="264"/>
+              <w:jc w:val="left"/>
+            </w:pPr>
+            <w:r>
+              <w:rPr>
+                <w:color w:val="18203A"/>
+              </w:rPr>
+              <w:t xml:space="preserve">Commessa rimandata al caposquadra, slittamento o extra rifiutato, documento respinto</w:t>
+            </w:r>
+          </w:p>
+        </w:tc>
+        <w:tc>
+          <w:tcPr>
+            <w:tcW w:type="dxa" w:w="3353"/>
+            <w:shd w:fill="F5F6FA" w:color="auto" w:val="clear"/>
+            <w:tcMar>
+              <w:top w:type="dxa" w:w="80"/>
+              <w:left w:type="dxa" w:w="120"/>
+              <w:bottom w:type="dxa" w:w="80"/>
+              <w:right w:type="dxa" w:w="120"/>
+            </w:tcMar>
+          </w:tcPr>
+          <w:p>
+            <w:pPr>
+              <w:spacing w:after="0" w:line="264"/>
+              <w:jc w:val="left"/>
+            </w:pPr>
+            <w:r>
+              <w:rPr>
+                <w:color w:val="18203A"/>
+              </w:rPr>
+              <w:t xml:space="preserve">La stessa quinta, discendente e più opaca</w:t>
+            </w:r>
+          </w:p>
+        </w:tc>
+      </w:tr>
+      <w:tr>
+        <w:tc>
+          <w:tcPr>
+            <w:tcW w:type="dxa" w:w="2608"/>
+            <w:tcMar>
+              <w:top w:type="dxa" w:w="80"/>
+              <w:left w:type="dxa" w:w="120"/>
+              <w:bottom w:type="dxa" w:w="80"/>
+              <w:right w:type="dxa" w:w="120"/>
+            </w:tcMar>
+          </w:tcPr>
+          <w:p>
+            <w:pPr>
+              <w:spacing w:after="0" w:line="264"/>
+              <w:jc w:val="left"/>
+            </w:pPr>
+            <w:r>
+              <w:rPr>
+                <w:b/>
+                <w:bCs/>
+                <w:color w:val="18203A"/>
+              </w:rPr>
+              <w:t xml:space="preserve">Pubblicazione</w:t>
+            </w:r>
+          </w:p>
+        </w:tc>
+        <w:tc>
+          <w:tcPr>
+            <w:tcW w:type="dxa" w:w="3353"/>
+            <w:tcMar>
+              <w:top w:type="dxa" w:w="80"/>
+              <w:left w:type="dxa" w:w="120"/>
+              <w:bottom w:type="dxa" w:w="80"/>
+              <w:right w:type="dxa" w:w="120"/>
+            </w:tcMar>
+          </w:tcPr>
+          <w:p>
+            <w:pPr>
+              <w:spacing w:after="0" w:line="264"/>
+              <w:jc w:val="left"/>
+            </w:pPr>
+            <w:r>
+              <w:rPr>
+                <w:color w:val="18203A"/>
+              </w:rPr>
+              <w:t xml:space="preserve">Una commessa esce verso i fornitori (pubblicazione o notifica)</w:t>
+            </w:r>
+          </w:p>
+        </w:tc>
+        <w:tc>
+          <w:tcPr>
+            <w:tcW w:type="dxa" w:w="3353"/>
+            <w:tcMar>
+              <w:top w:type="dxa" w:w="80"/>
+              <w:left w:type="dxa" w:w="120"/>
+              <w:bottom w:type="dxa" w:w="80"/>
+              <w:right w:type="dxa" w:w="120"/>
+            </w:tcMar>
+          </w:tcPr>
+          <w:p>
+            <w:pPr>
+              <w:spacing w:after="0" w:line="264"/>
+              <w:jc w:val="left"/>
+            </w:pPr>
+            <w:r>
+              <w:rPr>
+                <w:color w:val="18203A"/>
+              </w:rPr>
+              <w:t xml:space="preserve">Soffio d'aria in salita e una nota che si stacca</w:t>
+            </w:r>
+          </w:p>
+        </w:tc>
+      </w:tr>
+      <w:tr>
+        <w:tc>
+          <w:tcPr>
+            <w:tcW w:type="dxa" w:w="2608"/>
+            <w:shd w:fill="F5F6FA" w:color="auto" w:val="clear"/>
+            <w:tcMar>
+              <w:top w:type="dxa" w:w="80"/>
+              <w:left w:type="dxa" w:w="120"/>
+              <w:bottom w:type="dxa" w:w="80"/>
+              <w:right w:type="dxa" w:w="120"/>
+            </w:tcMar>
+          </w:tcPr>
+          <w:p>
+            <w:pPr>
+              <w:spacing w:after="0" w:line="264"/>
+              <w:jc w:val="left"/>
+            </w:pPr>
+            <w:r>
+              <w:rPr>
+                <w:b/>
+                <w:bCs/>
+                <w:color w:val="18203A"/>
+              </w:rPr>
+              <w:t xml:space="preserve">Richiesta</w:t>
+            </w:r>
+          </w:p>
+        </w:tc>
+        <w:tc>
+          <w:tcPr>
+            <w:tcW w:type="dxa" w:w="3353"/>
+            <w:shd w:fill="F5F6FA" w:color="auto" w:val="clear"/>
+            <w:tcMar>
+              <w:top w:type="dxa" w:w="80"/>
+              <w:left w:type="dxa" w:w="120"/>
+              <w:bottom w:type="dxa" w:w="80"/>
+              <w:right w:type="dxa" w:w="120"/>
+            </w:tcMar>
+          </w:tcPr>
+          <w:p>
+            <w:pPr>
+              <w:spacing w:after="0" w:line="264"/>
+              <w:jc w:val="left"/>
+            </w:pPr>
+            <w:r>
+              <w:rPr>
+                <w:color w:val="18203A"/>
+              </w:rPr>
+              <w:t xml:space="preserve">Il fornitore chiede qualcosa a Righi (richiesta guidata, approvazione consegna, documento)</w:t>
+            </w:r>
+          </w:p>
+        </w:tc>
+        <w:tc>
+          <w:tcPr>
+            <w:tcW w:type="dxa" w:w="3353"/>
+            <w:shd w:fill="F5F6FA" w:color="auto" w:val="clear"/>
+            <w:tcMar>
+              <w:top w:type="dxa" w:w="80"/>
+              <w:left w:type="dxa" w:w="120"/>
+              <w:bottom w:type="dxa" w:w="80"/>
+              <w:right w:type="dxa" w:w="120"/>
+            </w:tcMar>
+          </w:tcPr>
+          <w:p>
+            <w:pPr>
+              <w:spacing w:after="0" w:line="264"/>
+              <w:jc w:val="left"/>
+            </w:pPr>
+            <w:r>
+              <w:rPr>
+                <w:color w:val="18203A"/>
+              </w:rPr>
+              <w:t xml:space="preserve">Salita ampia, tono interrogativo</w:t>
+            </w:r>
+          </w:p>
+        </w:tc>
+      </w:tr>
+      <w:tr>
+        <w:tc>
+          <w:tcPr>
+            <w:tcW w:type="dxa" w:w="2608"/>
+            <w:tcMar>
+              <w:top w:type="dxa" w:w="80"/>
+              <w:left w:type="dxa" w:w="120"/>
+              <w:bottom w:type="dxa" w:w="80"/>
+              <w:right w:type="dxa" w:w="120"/>
+            </w:tcMar>
+          </w:tcPr>
+          <w:p>
+            <w:pPr>
+              <w:spacing w:after="0" w:line="264"/>
+              <w:jc w:val="left"/>
+            </w:pPr>
+            <w:r>
+              <w:rPr>
+                <w:b/>
+                <w:bCs/>
+                <w:color w:val="18203A"/>
+              </w:rPr>
+              <w:t xml:space="preserve">Avanzamento</w:t>
+            </w:r>
+          </w:p>
+        </w:tc>
+        <w:tc>
+          <w:tcPr>
+            <w:tcW w:type="dxa" w:w="3353"/>
+            <w:tcMar>
+              <w:top w:type="dxa" w:w="80"/>
+              <w:left w:type="dxa" w:w="120"/>
+              <w:bottom w:type="dxa" w:w="80"/>
+              <w:right w:type="dxa" w:w="120"/>
+            </w:tcMar>
+          </w:tcPr>
+          <w:p>
+            <w:pPr>
+              <w:spacing w:after="0" w:line="264"/>
+              <w:jc w:val="left"/>
+            </w:pPr>
+            <w:r>
+              <w:rPr>
+                <w:color w:val="18203A"/>
+              </w:rPr>
+              <w:t xml:space="preserve">Il fornitore aggiorna la lavorazione</w:t>
+            </w:r>
+          </w:p>
+        </w:tc>
+        <w:tc>
+          <w:tcPr>
+            <w:tcW w:type="dxa" w:w="3353"/>
+            <w:tcMar>
+              <w:top w:type="dxa" w:w="80"/>
+              <w:left w:type="dxa" w:w="120"/>
+              <w:bottom w:type="dxa" w:w="80"/>
+              <w:right w:type="dxa" w:w="120"/>
+            </w:tcMar>
+          </w:tcPr>
+          <w:p>
+            <w:pPr>
+              <w:spacing w:after="0" w:line="264"/>
+              <w:jc w:val="left"/>
+            </w:pPr>
+            <w:r>
+              <w:rPr>
+                <w:color w:val="18203A"/>
+              </w:rPr>
+              <w:t xml:space="preserve">Due note vicine, come un passo</w:t>
+            </w:r>
+          </w:p>
+        </w:tc>
+      </w:tr>
+      <w:tr>
+        <w:tc>
+          <w:tcPr>
+            <w:tcW w:type="dxa" w:w="2608"/>
+            <w:shd w:fill="F5F6FA" w:color="auto" w:val="clear"/>
+            <w:tcMar>
+              <w:top w:type="dxa" w:w="80"/>
+              <w:left w:type="dxa" w:w="120"/>
+              <w:bottom w:type="dxa" w:w="80"/>
+              <w:right w:type="dxa" w:w="120"/>
+            </w:tcMar>
+          </w:tcPr>
+          <w:p>
+            <w:pPr>
+              <w:spacing w:after="0" w:line="264"/>
+              <w:jc w:val="left"/>
+            </w:pPr>
+            <w:r>
+              <w:rPr>
+                <w:b/>
+                <w:bCs/>
+                <w:color w:val="18203A"/>
+              </w:rPr>
+              <w:t xml:space="preserve">Messaggio</w:t>
+            </w:r>
+          </w:p>
+        </w:tc>
+        <w:tc>
+          <w:tcPr>
+            <w:tcW w:type="dxa" w:w="3353"/>
+            <w:shd w:fill="F5F6FA" w:color="auto" w:val="clear"/>
+            <w:tcMar>
+              <w:top w:type="dxa" w:w="80"/>
+              <w:left w:type="dxa" w:w="120"/>
+              <w:bottom w:type="dxa" w:w="80"/>
+              <w:right w:type="dxa" w:w="120"/>
+            </w:tcMar>
+          </w:tcPr>
+          <w:p>
+            <w:pPr>
+              <w:spacing w:after="0" w:line="264"/>
+              <w:jc w:val="left"/>
+            </w:pPr>
+            <w:r>
+              <w:rPr>
+                <w:color w:val="18203A"/>
+              </w:rPr>
+              <w:t xml:space="preserve">Risposta rapida o domanda inviata</w:t>
+            </w:r>
+          </w:p>
+        </w:tc>
+        <w:tc>
+          <w:tcPr>
+            <w:tcW w:type="dxa" w:w="3353"/>
+            <w:shd w:fill="F5F6FA" w:color="auto" w:val="clear"/>
+            <w:tcMar>
+              <w:top w:type="dxa" w:w="80"/>
+              <w:left w:type="dxa" w:w="120"/>
+              <w:bottom w:type="dxa" w:w="80"/>
+              <w:right w:type="dxa" w:w="120"/>
+            </w:tcMar>
+          </w:tcPr>
+          <w:p>
+            <w:pPr>
+              <w:spacing w:after="0" w:line="264"/>
+              <w:jc w:val="left"/>
+            </w:pPr>
+            <w:r>
+              <w:rPr>
+                <w:color w:val="18203A"/>
+              </w:rPr>
+              <w:t xml:space="preserve">Una sola nota alta e corta</w:t>
+            </w:r>
+          </w:p>
+        </w:tc>
+      </w:tr>
+      <w:tr>
+        <w:tc>
+          <w:tcPr>
+            <w:tcW w:type="dxa" w:w="2608"/>
+            <w:tcMar>
+              <w:top w:type="dxa" w:w="80"/>
+              <w:left w:type="dxa" w:w="120"/>
+              <w:bottom w:type="dxa" w:w="80"/>
+              <w:right w:type="dxa" w:w="120"/>
+            </w:tcMar>
+          </w:tcPr>
+          <w:p>
+            <w:pPr>
+              <w:spacing w:after="0" w:line="264"/>
+              <w:jc w:val="left"/>
+            </w:pPr>
+            <w:r>
+              <w:rPr>
+                <w:b/>
+                <w:bCs/>
+                <w:color w:val="18203A"/>
+              </w:rPr>
+              <w:t xml:space="preserve">Notifica</w:t>
+            </w:r>
+          </w:p>
+        </w:tc>
+        <w:tc>
+          <w:tcPr>
+            <w:tcW w:type="dxa" w:w="3353"/>
+            <w:tcMar>
+              <w:top w:type="dxa" w:w="80"/>
+              <w:left w:type="dxa" w:w="120"/>
+              <w:bottom w:type="dxa" w:w="80"/>
+              <w:right w:type="dxa" w:w="120"/>
+            </w:tcMar>
+          </w:tcPr>
+          <w:p>
+            <w:pPr>
+              <w:spacing w:after="0" w:line="264"/>
+              <w:jc w:val="left"/>
+            </w:pPr>
+            <w:r>
+              <w:rPr>
+                <w:color w:val="18203A"/>
+              </w:rPr>
+              <w:t xml:space="preserve">Si apre la campanella con avvisi non letti</w:t>
+            </w:r>
+          </w:p>
+        </w:tc>
+        <w:tc>
+          <w:tcPr>
+            <w:tcW w:type="dxa" w:w="3353"/>
+            <w:tcMar>
+              <w:top w:type="dxa" w:w="80"/>
+              <w:left w:type="dxa" w:w="120"/>
+              <w:bottom w:type="dxa" w:w="80"/>
+              <w:right w:type="dxa" w:w="120"/>
+            </w:tcMar>
+          </w:tcPr>
+          <w:p>
+            <w:pPr>
+              <w:spacing w:after="0" w:line="264"/>
+              <w:jc w:val="left"/>
+            </w:pPr>
+            <w:r>
+              <w:rPr>
+                <w:color w:val="18203A"/>
+              </w:rPr>
+              <w:t xml:space="preserve">Campanello acuto in salita</w:t>
+            </w:r>
+          </w:p>
+        </w:tc>
+      </w:tr>
+      <w:tr>
+        <w:tc>
+          <w:tcPr>
+            <w:tcW w:type="dxa" w:w="2608"/>
+            <w:shd w:fill="F5F6FA" w:color="auto" w:val="clear"/>
+            <w:tcMar>
+              <w:top w:type="dxa" w:w="80"/>
+              <w:left w:type="dxa" w:w="120"/>
+              <w:bottom w:type="dxa" w:w="80"/>
+              <w:right w:type="dxa" w:w="120"/>
+            </w:tcMar>
+          </w:tcPr>
+          <w:p>
+            <w:pPr>
+              <w:spacing w:after="0" w:line="264"/>
+              <w:jc w:val="left"/>
+            </w:pPr>
+            <w:r>
+              <w:rPr>
+                <w:b/>
+                <w:bCs/>
+                <w:color w:val="18203A"/>
+              </w:rPr>
+              <w:t xml:space="preserve">Email</w:t>
+            </w:r>
+          </w:p>
+        </w:tc>
+        <w:tc>
+          <w:tcPr>
+            <w:tcW w:type="dxa" w:w="3353"/>
+            <w:shd w:fill="F5F6FA" w:color="auto" w:val="clear"/>
+            <w:tcMar>
+              <w:top w:type="dxa" w:w="80"/>
+              <w:left w:type="dxa" w:w="120"/>
+              <w:bottom w:type="dxa" w:w="80"/>
+              <w:right w:type="dxa" w:w="120"/>
+            </w:tcMar>
+          </w:tcPr>
+          <w:p>
+            <w:pPr>
+              <w:spacing w:after="0" w:line="264"/>
+              <w:jc w:val="left"/>
+            </w:pPr>
+            <w:r>
+              <w:rPr>
+                <w:color w:val="18203A"/>
+              </w:rPr>
+              <w:t xml:space="preserve">L'avviso viene consegnato al programma di posta</w:t>
+            </w:r>
+          </w:p>
+        </w:tc>
+        <w:tc>
+          <w:tcPr>
+            <w:tcW w:type="dxa" w:w="3353"/>
+            <w:shd w:fill="F5F6FA" w:color="auto" w:val="clear"/>
+            <w:tcMar>
+              <w:top w:type="dxa" w:w="80"/>
+              <w:left w:type="dxa" w:w="120"/>
+              <w:bottom w:type="dxa" w:w="80"/>
+              <w:right w:type="dxa" w:w="120"/>
+            </w:tcMar>
+          </w:tcPr>
+          <w:p>
+            <w:pPr>
+              <w:spacing w:after="0" w:line="264"/>
+              <w:jc w:val="left"/>
+            </w:pPr>
+            <w:r>
+              <w:rPr>
+                <w:color w:val="18203A"/>
+              </w:rPr>
+              <w:t xml:space="preserve">Soffio breve e nota alta</w:t>
+            </w:r>
+          </w:p>
+        </w:tc>
+      </w:tr>
+      <w:tr>
+        <w:tc>
+          <w:tcPr>
+            <w:tcW w:type="dxa" w:w="2608"/>
+            <w:tcMar>
+              <w:top w:type="dxa" w:w="80"/>
+              <w:left w:type="dxa" w:w="120"/>
+              <w:bottom w:type="dxa" w:w="80"/>
+              <w:right w:type="dxa" w:w="120"/>
+            </w:tcMar>
+          </w:tcPr>
+          <w:p>
+            <w:pPr>
+              <w:spacing w:after="0" w:line="264"/>
+              <w:jc w:val="left"/>
+            </w:pPr>
+            <w:r>
+              <w:rPr>
+                <w:b/>
+                <w:bCs/>
+                <w:color w:val="18203A"/>
+              </w:rPr>
+              <w:t xml:space="preserve">Completato</w:t>
+            </w:r>
+          </w:p>
+        </w:tc>
+        <w:tc>
+          <w:tcPr>
+            <w:tcW w:type="dxa" w:w="3353"/>
+            <w:tcMar>
+              <w:top w:type="dxa" w:w="80"/>
+              <w:left w:type="dxa" w:w="120"/>
+              <w:bottom w:type="dxa" w:w="80"/>
+              <w:right w:type="dxa" w:w="120"/>
+            </w:tcMar>
+          </w:tcPr>
+          <w:p>
+            <w:pPr>
+              <w:spacing w:after="0" w:line="264"/>
+              <w:jc w:val="left"/>
+            </w:pPr>
+            <w:r>
+              <w:rPr>
+                <w:color w:val="18203A"/>
+              </w:rPr>
+              <w:t xml:space="preserve">Commessa consegnata, pratica chiusa</w:t>
+            </w:r>
+          </w:p>
+        </w:tc>
+        <w:tc>
+          <w:tcPr>
+            <w:tcW w:type="dxa" w:w="3353"/>
+            <w:tcMar>
+              <w:top w:type="dxa" w:w="80"/>
+              <w:left w:type="dxa" w:w="120"/>
+              <w:bottom w:type="dxa" w:w="80"/>
+              <w:right w:type="dxa" w:w="120"/>
+            </w:tcMar>
+          </w:tcPr>
+          <w:p>
+            <w:pPr>
+              <w:spacing w:after="0" w:line="264"/>
+              <w:jc w:val="left"/>
+            </w:pPr>
+            <w:r>
+              <w:rPr>
+                <w:color w:val="18203A"/>
+              </w:rPr>
+              <w:t xml:space="preserve">Accordo grave che risolve in alto</w:t>
+            </w:r>
+          </w:p>
+        </w:tc>
+      </w:tr>
+      <w:tr>
+        <w:tc>
+          <w:tcPr>
+            <w:tcW w:type="dxa" w:w="2608"/>
+            <w:shd w:fill="F5F6FA" w:color="auto" w:val="clear"/>
+            <w:tcMar>
+              <w:top w:type="dxa" w:w="80"/>
+              <w:left w:type="dxa" w:w="120"/>
+              <w:bottom w:type="dxa" w:w="80"/>
+              <w:right w:type="dxa" w:w="120"/>
+            </w:tcMar>
+          </w:tcPr>
+          <w:p>
+            <w:pPr>
+              <w:spacing w:after="0" w:line="264"/>
+              <w:jc w:val="left"/>
+            </w:pPr>
+            <w:r>
+              <w:rPr>
+                <w:b/>
+                <w:bCs/>
+                <w:color w:val="18203A"/>
+              </w:rPr>
+              <w:t xml:space="preserve">Tocco</w:t>
+            </w:r>
+          </w:p>
+        </w:tc>
+        <w:tc>
+          <w:tcPr>
+            <w:tcW w:type="dxa" w:w="3353"/>
+            <w:shd w:fill="F5F6FA" w:color="auto" w:val="clear"/>
+            <w:tcMar>
+              <w:top w:type="dxa" w:w="80"/>
+              <w:left w:type="dxa" w:w="120"/>
+              <w:bottom w:type="dxa" w:w="80"/>
+              <w:right w:type="dxa" w:w="120"/>
+            </w:tcMar>
+          </w:tcPr>
+          <w:p>
+            <w:pPr>
+              <w:spacing w:after="0" w:line="264"/>
+              <w:jc w:val="left"/>
+            </w:pPr>
+            <w:r>
+              <w:rPr>
+                <w:color w:val="18203A"/>
+              </w:rPr>
+              <w:t xml:space="preserve">Cambi di stato leggeri (date, documenti, presa in carico)</w:t>
+            </w:r>
+          </w:p>
+        </w:tc>
+        <w:tc>
+          <w:tcPr>
+            <w:tcW w:type="dxa" w:w="3353"/>
+            <w:shd w:fill="F5F6FA" w:color="auto" w:val="clear"/>
+            <w:tcMar>
+              <w:top w:type="dxa" w:w="80"/>
+              <w:left w:type="dxa" w:w="120"/>
+              <w:bottom w:type="dxa" w:w="80"/>
+              <w:right w:type="dxa" w:w="120"/>
+            </w:tcMar>
+          </w:tcPr>
+          <w:p>
+            <w:pPr>
+              <w:spacing w:after="0" w:line="264"/>
+              <w:jc w:val="left"/>
+            </w:pPr>
+            <w:r>
+              <w:rPr>
+                <w:color w:val="18203A"/>
+              </w:rPr>
+              <w:t xml:space="preserve">Nota singola brevissima, volume minimo</w:t>
+            </w:r>
+          </w:p>
+        </w:tc>
+      </w:tr>
+      <w:tr>
+        <w:tc>
+          <w:tcPr>
+            <w:tcW w:type="dxa" w:w="2608"/>
+            <w:tcMar>
+              <w:top w:type="dxa" w:w="80"/>
+              <w:left w:type="dxa" w:w="120"/>
+              <w:bottom w:type="dxa" w:w="80"/>
+              <w:right w:type="dxa" w:w="120"/>
+            </w:tcMar>
+          </w:tcPr>
+          <w:p>
+            <w:pPr>
+              <w:spacing w:after="0" w:line="264"/>
+              <w:jc w:val="left"/>
+            </w:pPr>
+            <w:r>
+              <w:rPr>
+                <w:b/>
+                <w:bCs/>
+                <w:color w:val="18203A"/>
+              </w:rPr>
+              <w:t xml:space="preserve">Avviso</w:t>
+            </w:r>
+          </w:p>
+        </w:tc>
+        <w:tc>
+          <w:tcPr>
+            <w:tcW w:type="dxa" w:w="3353"/>
+            <w:tcMar>
+              <w:top w:type="dxa" w:w="80"/>
+              <w:left w:type="dxa" w:w="120"/>
+              <w:bottom w:type="dxa" w:w="80"/>
+              <w:right w:type="dxa" w:w="120"/>
+            </w:tcMar>
+          </w:tcPr>
+          <w:p>
+            <w:pPr>
+              <w:spacing w:after="0" w:line="264"/>
+              <w:jc w:val="left"/>
+            </w:pPr>
+            <w:r>
+              <w:rPr>
+                <w:color w:val="18203A"/>
+              </w:rPr>
+              <w:t xml:space="preserve">Qualsiasi azione bloccata</w:t>
+            </w:r>
+          </w:p>
+        </w:tc>
+        <w:tc>
+          <w:tcPr>
+            <w:tcW w:type="dxa" w:w="3353"/>
+            <w:tcMar>
+              <w:top w:type="dxa" w:w="80"/>
+              <w:left w:type="dxa" w:w="120"/>
+              <w:bottom w:type="dxa" w:w="80"/>
+              <w:right w:type="dxa" w:w="120"/>
+            </w:tcMar>
+          </w:tcPr>
+          <w:p>
+            <w:pPr>
+              <w:spacing w:after="0" w:line="264"/>
+              <w:jc w:val="left"/>
+            </w:pPr>
+            <w:r>
+              <w:rPr>
+                <w:color w:val="18203A"/>
+              </w:rPr>
+              <w:t xml:space="preserve">Discesa morbida, mai allarmante</w:t>
+            </w:r>
+          </w:p>
+        </w:tc>
+      </w:tr>
+    </w:tbl>
+    <w:p>
+      <w:pPr>
+        <w:spacing w:after="200"/>
+      </w:pPr>
+    </w:p>
+    <w:p>
+      <w:pPr>
+        <w:spacing w:after="140" w:line="288"/>
+      </w:pPr>
       <w:r>
         <w:rPr>
           <w:b/>
           <w:bCs/>
         </w:rPr>
-        <w:t xml:space="preserve">ore libere per fornitore e mese</w:t>
-      </w:r>
-      <w:r>
-        <w:t xml:space="preserve">, e propone l'allocazione complessiva (idoneità totale e commesse non collocabili) che Righi conferma. Invarianti verificate a test: nessuna commessa assegnata due volte, nessun fornitore oltre capacità.</w:t>
-      </w:r>
-    </w:p>
-    <w:p>
-      <w:pPr>
-        <w:spacing w:after="140" w:line="288"/>
+        <w:t xml:space="preserve">Come sono fatti e come si governano</w:t>
+      </w:r>
+    </w:p>
+    <w:p>
+      <w:pPr>
+        <w:pStyle w:val="ListParagraph"/>
+        <w:numPr>
+          <w:ilvl w:val="0"/>
+          <w:numId w:val="3"/>
+        </w:numPr>
+        <w:spacing w:after="80" w:line="288"/>
       </w:pPr>
       <w:r>
         <w:rPr>
           <w:b/>
           <w:bCs/>
         </w:rPr>
-        <w:t xml:space="preserve">c) Collo di bottiglia — flusso massimo e taglio minimo.</w:t>
-      </w:r>
-      <w:r>
-        <w:t xml:space="preserve"> Per ogni mese di rientro si costruisce una rete </w:t>
-      </w:r>
-      <w:r>
-        <w:rPr>
-          <w:i/>
-          <w:iCs/>
-        </w:rPr>
-        <w:t xml:space="preserve">sorgente → commesse → fornitori → pozzo</w:t>
-      </w:r>
-      <w:r>
-        <w:t xml:space="preserve">: il flusso massimo dice quante ore sono collocabili, il </w:t>
-      </w:r>
+        <w:t xml:space="preserve">Sintetizzati con Web Audio, nessun file audio</w:t>
+      </w:r>
+      <w:r>
+        <w:t xml:space="preserve">: il portale resta un unico file autosufficiente e non scarica nulla. Un suono costa zero byte.</w:t>
+      </w:r>
+    </w:p>
+    <w:p>
+      <w:pPr>
+        <w:pStyle w:val="ListParagraph"/>
+        <w:numPr>
+          <w:ilvl w:val="0"/>
+          <w:numId w:val="3"/>
+        </w:numPr>
+        <w:spacing w:after="80" w:line="288"/>
+      </w:pPr>
       <w:r>
         <w:rPr>
           <w:b/>
           <w:bCs/>
         </w:rPr>
-        <w:t xml:space="preserve">taglio minimo</w:t>
-      </w:r>
-      <w:r>
-        <w:t xml:space="preserve"> indica </w:t>
-      </w:r>
+        <w:t xml:space="preserve">L'avviso lo suona il messaggio in basso</w:t>
+      </w:r>
+      <w:r>
+        <w:t xml:space="preserve">: ogni azione bloccata avvisa allo stesso modo, senza dover ricordare una chiamata in ogni punto del codice. Se l'azione ha già suonato il proprio esito (per esempio un diniego), non si raddoppia.</w:t>
+      </w:r>
+    </w:p>
+    <w:p>
+      <w:pPr>
+        <w:pStyle w:val="ListParagraph"/>
+        <w:numPr>
+          <w:ilvl w:val="0"/>
+          <w:numId w:val="3"/>
+        </w:numPr>
+        <w:spacing w:after="80" w:line="288"/>
+      </w:pPr>
       <w:r>
         <w:rPr>
           <w:b/>
           <w:bCs/>
         </w:rPr>
-        <w:t xml:space="preserve">quali fornitori sono il vincolo</w:t>
-      </w:r>
-      <w:r>
-        <w:t xml:space="preserve">, distinguendo il caso "manca capacità" dal caso "manca lo spazio o l'accettazione".</w:t>
+        <w:t xml:space="preserve">Anti-raffica</w:t>
+      </w:r>
+      <w:r>
+        <w:t xml:space="preserve">: lo stesso suono non si somma a sé stesso entro 90 ms, così un doppio clic non produce un rimbombo.</w:t>
+      </w:r>
+    </w:p>
+    <w:p>
+      <w:pPr>
+        <w:pStyle w:val="ListParagraph"/>
+        <w:numPr>
+          <w:ilvl w:val="0"/>
+          <w:numId w:val="3"/>
+        </w:numPr>
+        <w:spacing w:after="80" w:line="288"/>
+      </w:pPr>
+      <w:r>
+        <w:rPr>
+          <w:b/>
+          <w:bCs/>
+        </w:rPr>
+        <w:t xml:space="preserve">Interruttore in barra</w:t>
+      </w:r>
+      <w:r>
+        <w:t xml:space="preserve">: l'altoparlante in alto spegne e riaccende tutto; la scelta è memorizzata sul dispositivo. Il contesto audio nasce al primo clic — prima non esiste, e nulla suona al caricamento o navigando fra le schede.</w:t>
+      </w:r>
+    </w:p>
+    <w:p>
+      <w:pPr>
+        <w:pStyle w:val="ListParagraph"/>
+        <w:numPr>
+          <w:ilvl w:val="0"/>
+          <w:numId w:val="3"/>
+        </w:numPr>
+        <w:spacing w:after="80" w:line="288"/>
+      </w:pPr>
+      <w:r>
+        <w:rPr>
+          <w:b/>
+          <w:bCs/>
+        </w:rPr>
+        <w:t xml:space="preserve">Ambienti senza audio</w:t>
+      </w:r>
+      <w:r>
+        <w:t xml:space="preserve"> (browser vecchi, test in Node): il portale funziona identico, i suoni semplicemente non partono.</w:t>
+      </w:r>
+    </w:p>
+    <w:p>
+      <w:pPr>
+        <w:spacing w:after="120"/>
+      </w:pPr>
+    </w:p>
+    <w:p>
+      <w:pPr>
+        <w:pStyle w:val="Heading1"/>
+        <w:pageBreakBefore/>
+        <w:pBdr>
+          <w:bottom w:val="single" w:color="C4661A" w:sz="6" w:space="6"/>
+        </w:pBdr>
+        <w:spacing w:after="120" w:before="320"/>
+      </w:pPr>
+      <w:r>
+        <w:t xml:space="preserve">4. Specifiche tecniche</w:t>
+      </w:r>
+    </w:p>
+    <w:p>
+      <w:pPr>
+        <w:pStyle w:val="Heading2"/>
+        <w:spacing w:after="120" w:before="240"/>
+      </w:pPr>
+      <w:r>
+        <w:t xml:space="preserve">4.1 Architettura</w:t>
+      </w:r>
+    </w:p>
+    <w:p>
+      <w:pPr>
+        <w:spacing w:after="140" w:line="288"/>
+      </w:pPr>
+      <w:r>
+        <w:t xml:space="preserve">Applicazione </w:t>
+      </w:r>
+      <w:r>
+        <w:rPr>
+          <w:b/>
+          <w:bCs/>
+        </w:rPr>
+        <w:t xml:space="preserve">a file unico</w:t>
+      </w:r>
+      <w:r>
+        <w:t xml:space="preserve">: nessuna dipendenza esterna, nessun font o immagine remota, nessun processo di build necessario per l'esecuzione.</w:t>
       </w:r>
     </w:p>
     <w:p>
@@ -7150,7 +9587,7 @@
       <w:r>
         <w:drawing>
           <wp:inline distT="0" distB="0" distL="0" distR="0">
-            <wp:extent cx="5372100" cy="1647825"/>
+            <wp:extent cx="5372100" cy="4953000"/>
             <wp:effectExtent t="0" r="0" b="0" l="0"/>
             <wp:docPr id="1" name="" descr="" title=""/>
             <wp:cNvGraphicFramePr>
@@ -7175,6 +9612,621 @@
                   <pic:spPr bwMode="auto">
                     <a:xfrm>
                       <a:off x="0" y="0"/>
+                      <a:ext cx="5372100" cy="4953000"/>
+                    </a:xfrm>
+                    <a:prstGeom prst="rect">
+                      <a:avLst/>
+                    </a:prstGeom>
+                  </pic:spPr>
+                </pic:pic>
+              </a:graphicData>
+            </a:graphic>
+          </wp:inline>
+        </w:drawing>
+      </w:r>
+    </w:p>
+    <w:p>
+      <w:pPr>
+        <w:spacing w:after="200"/>
+        <w:jc w:val="center"/>
+      </w:pPr>
+      <w:r>
+        <w:rPr>
+          <w:i/>
+          <w:iCs/>
+          <w:color w:val="7A8199"/>
+          <w:sz w:val="17"/>
+          <w:szCs w:val="17"/>
+        </w:rPr>
+        <w:t xml:space="preserve">Diagramma 11</w:t>
+      </w:r>
+    </w:p>
+    <w:p>
+      <w:pPr>
+        <w:spacing w:after="140" w:line="288"/>
+      </w:pPr>
+      <w:r>
+        <w:rPr>
+          <w:b/>
+          <w:bCs/>
+        </w:rPr>
+        <w:t xml:space="preserve">Scelte strutturali</w:t>
+      </w:r>
+    </w:p>
+    <w:p>
+      <w:pPr>
+        <w:pStyle w:val="ListParagraph"/>
+        <w:numPr>
+          <w:ilvl w:val="0"/>
+          <w:numId w:val="3"/>
+        </w:numPr>
+        <w:spacing w:after="80" w:line="288"/>
+      </w:pPr>
+      <w:r>
+        <w:rPr>
+          <w:b/>
+          <w:bCs/>
+        </w:rPr>
+        <w:t xml:space="preserve">Un solo gestore di eventi</w:t>
+      </w:r>
+      <w:r>
+        <w:t xml:space="preserve"> in delega: ogni elemento interattivo dichiara </w:t>
+      </w:r>
+      <w:r>
+        <w:rPr>
+          <w:rFonts w:ascii="Consolas" w:cs="Consolas" w:eastAsia="Consolas" w:hAnsi="Consolas"/>
+          <w:color w:val="C4661A"/>
+          <w:sz w:val="19"/>
+          <w:szCs w:val="19"/>
+        </w:rPr>
+        <w:t xml:space="preserve">data-act</w:t>
+      </w:r>
+      <w:r>
+        <w:t xml:space="preserve">, un unico </w:t>
+      </w:r>
+      <w:r>
+        <w:rPr>
+          <w:rFonts w:ascii="Consolas" w:cs="Consolas" w:eastAsia="Consolas" w:hAnsi="Consolas"/>
+          <w:color w:val="C4661A"/>
+          <w:sz w:val="19"/>
+          <w:szCs w:val="19"/>
+        </w:rPr>
+        <w:t xml:space="preserve">switch</w:t>
+      </w:r>
+      <w:r>
+        <w:t xml:space="preserve"> instrada. Verificabile automaticamente che non esistano pulsanti privi di effetto né gestori senza pulsante.</w:t>
+      </w:r>
+    </w:p>
+    <w:p>
+      <w:pPr>
+        <w:pStyle w:val="ListParagraph"/>
+        <w:numPr>
+          <w:ilvl w:val="0"/>
+          <w:numId w:val="3"/>
+        </w:numPr>
+        <w:spacing w:after="80" w:line="288"/>
+      </w:pPr>
+      <w:r>
+        <w:rPr>
+          <w:b/>
+          <w:bCs/>
+        </w:rPr>
+        <w:t xml:space="preserve">Render integrale per ruolo</w:t>
+      </w:r>
+      <w:r>
+        <w:t xml:space="preserve">: </w:t>
+      </w:r>
+      <w:r>
+        <w:rPr>
+          <w:rFonts w:ascii="Consolas" w:cs="Consolas" w:eastAsia="Consolas" w:hAnsi="Consolas"/>
+          <w:color w:val="C4661A"/>
+          <w:sz w:val="19"/>
+          <w:szCs w:val="19"/>
+        </w:rPr>
+        <w:t xml:space="preserve">render()</w:t>
+      </w:r>
+      <w:r>
+        <w:t xml:space="preserve"> ricostruisce la vista dallo stato; non esiste stato dell'interfaccia separato da quello dei dati.</w:t>
+      </w:r>
+    </w:p>
+    <w:p>
+      <w:pPr>
+        <w:pStyle w:val="ListParagraph"/>
+        <w:numPr>
+          <w:ilvl w:val="0"/>
+          <w:numId w:val="3"/>
+        </w:numPr>
+        <w:spacing w:after="80" w:line="288"/>
+      </w:pPr>
+      <w:r>
+        <w:rPr>
+          <w:b/>
+          <w:bCs/>
+        </w:rPr>
+        <w:t xml:space="preserve">Nessuna emoji</w:t>
+      </w:r>
+      <w:r>
+        <w:t xml:space="preserve">: icone SVG in linea (mappa </w:t>
+      </w:r>
+      <w:r>
+        <w:rPr>
+          <w:rFonts w:ascii="Consolas" w:cs="Consolas" w:eastAsia="Consolas" w:hAnsi="Consolas"/>
+          <w:color w:val="C4661A"/>
+          <w:sz w:val="19"/>
+          <w:szCs w:val="19"/>
+        </w:rPr>
+        <w:t xml:space="preserve">IC</w:t>
+      </w:r>
+      <w:r>
+        <w:t xml:space="preserve">), per resa uniforme e stampa.</w:t>
+      </w:r>
+    </w:p>
+    <w:p>
+      <w:pPr>
+        <w:pStyle w:val="ListParagraph"/>
+        <w:numPr>
+          <w:ilvl w:val="0"/>
+          <w:numId w:val="3"/>
+        </w:numPr>
+        <w:spacing w:after="80" w:line="288"/>
+      </w:pPr>
+      <w:r>
+        <w:rPr>
+          <w:b/>
+          <w:bCs/>
+        </w:rPr>
+        <w:t xml:space="preserve">Suoni sintetizzati, non registrati</w:t>
+      </w:r>
+      <w:r>
+        <w:t xml:space="preserve">: il modulo </w:t>
+      </w:r>
+      <w:r>
+        <w:rPr>
+          <w:rFonts w:ascii="Consolas" w:cs="Consolas" w:eastAsia="Consolas" w:hAnsi="Consolas"/>
+          <w:color w:val="C4661A"/>
+          <w:sz w:val="19"/>
+          <w:szCs w:val="19"/>
+        </w:rPr>
+        <w:t xml:space="preserve">Sfx</w:t>
+      </w:r>
+      <w:r>
+        <w:t xml:space="preserve"> genera le note con Web Audio (vedi §3.11); nessun file audio da scaricare, il file resta uno solo.</w:t>
+      </w:r>
+    </w:p>
+    <w:p>
+      <w:pPr>
+        <w:pStyle w:val="ListParagraph"/>
+        <w:numPr>
+          <w:ilvl w:val="0"/>
+          <w:numId w:val="3"/>
+        </w:numPr>
+        <w:spacing w:after="80" w:line="288"/>
+      </w:pPr>
+      <w:r>
+        <w:rPr>
+          <w:b/>
+          <w:bCs/>
+        </w:rPr>
+        <w:t xml:space="preserve">Offline-first</w:t>
+      </w:r>
+      <w:r>
+        <w:t xml:space="preserve">: PWA con service worker; i dati restano sul dispositivo.</w:t>
+      </w:r>
+    </w:p>
+    <w:p>
+      <w:pPr>
+        <w:spacing w:after="120"/>
+      </w:pPr>
+    </w:p>
+    <w:p>
+      <w:pPr>
+        <w:pStyle w:val="Heading2"/>
+        <w:spacing w:after="120" w:before="240"/>
+      </w:pPr>
+      <w:r>
+        <w:t xml:space="preserve">4.2 Modello dati</w:t>
+      </w:r>
+    </w:p>
+    <w:p>
+      <w:pPr>
+        <w:spacing w:after="60" w:before="120"/>
+        <w:jc w:val="center"/>
+      </w:pPr>
+      <w:r>
+        <w:drawing>
+          <wp:inline distT="0" distB="0" distL="0" distR="0">
+            <wp:extent cx="5372100" cy="5886450"/>
+            <wp:effectExtent t="0" r="0" b="0" l="0"/>
+            <wp:docPr id="1" name="" descr="" title=""/>
+            <wp:cNvGraphicFramePr>
+              <a:graphicFrameLocks xmlns:a="http://schemas.openxmlformats.org/drawingml/2006/main" noChangeAspect="1"/>
+            </wp:cNvGraphicFramePr>
+            <a:graphic xmlns:a="http://schemas.openxmlformats.org/drawingml/2006/main">
+              <a:graphicData uri="http://schemas.openxmlformats.org/drawingml/2006/picture">
+                <pic:pic xmlns:pic="http://schemas.openxmlformats.org/drawingml/2006/picture">
+                  <pic:nvPicPr>
+                    <pic:cNvPr id="0" name="" descr=""/>
+                    <pic:cNvPicPr>
+                      <a:picLocks noChangeAspect="1" noChangeArrowheads="1"/>
+                    </pic:cNvPicPr>
+                  </pic:nvPicPr>
+                  <pic:blipFill>
+                    <a:blip r:embed="rId20" cstate="none"/>
+                    <a:srcRect/>
+                    <a:stretch>
+                      <a:fillRect/>
+                    </a:stretch>
+                  </pic:blipFill>
+                  <pic:spPr bwMode="auto">
+                    <a:xfrm>
+                      <a:off x="0" y="0"/>
+                      <a:ext cx="5372100" cy="5886450"/>
+                    </a:xfrm>
+                    <a:prstGeom prst="rect">
+                      <a:avLst/>
+                    </a:prstGeom>
+                  </pic:spPr>
+                </pic:pic>
+              </a:graphicData>
+            </a:graphic>
+          </wp:inline>
+        </w:drawing>
+      </w:r>
+    </w:p>
+    <w:p>
+      <w:pPr>
+        <w:spacing w:after="200"/>
+        <w:jc w:val="center"/>
+      </w:pPr>
+      <w:r>
+        <w:rPr>
+          <w:i/>
+          <w:iCs/>
+          <w:color w:val="7A8199"/>
+          <w:sz w:val="17"/>
+          <w:szCs w:val="17"/>
+        </w:rPr>
+        <w:t xml:space="preserve">Diagramma 12</w:t>
+      </w:r>
+    </w:p>
+    <w:p>
+      <w:pPr>
+        <w:spacing w:after="140" w:line="288"/>
+      </w:pPr>
+      <w:r>
+        <w:rPr>
+          <w:b/>
+          <w:bCs/>
+        </w:rPr>
+        <w:t xml:space="preserve">Regole di derivazione</w:t>
+      </w:r>
+      <w:r>
+        <w:t xml:space="preserve"> (calcolate, mai memorizzate due volte):</w:t>
+      </w:r>
+    </w:p>
+    <w:p>
+      <w:pPr>
+        <w:shd w:fill="F5F6FA" w:color="auto" w:val="clear"/>
+        <w:spacing w:after="0" w:line="240"/>
+        <w:ind w:left="200"/>
+      </w:pPr>
+      <w:r>
+        <w:rPr>
+          <w:rFonts w:ascii="Consolas" w:cs="Consolas" w:eastAsia="Consolas" w:hAnsi="Consolas"/>
+          <w:color w:val="18203A"/>
+          <w:sz w:val="17"/>
+          <w:szCs w:val="17"/>
+        </w:rPr>
+        <w:t xml:space="preserve">importo_base    = importo accettato, altrimenti budget</w:t>
+      </w:r>
+    </w:p>
+    <w:p>
+      <w:pPr>
+        <w:shd w:fill="F5F6FA" w:color="auto" w:val="clear"/>
+        <w:spacing w:after="0" w:line="240"/>
+        <w:ind w:left="200"/>
+      </w:pPr>
+      <w:r>
+        <w:rPr>
+          <w:rFonts w:ascii="Consolas" w:cs="Consolas" w:eastAsia="Consolas" w:hAnsi="Consolas"/>
+          <w:color w:val="18203A"/>
+          <w:sz w:val="17"/>
+          <w:szCs w:val="17"/>
+        </w:rPr>
+        <w:t xml:space="preserve">importo_finale  = importo_base + somma(extra approvati)</w:t>
+      </w:r>
+    </w:p>
+    <w:p>
+      <w:pPr>
+        <w:shd w:fill="F5F6FA" w:color="auto" w:val="clear"/>
+        <w:spacing w:after="0" w:line="240"/>
+        <w:ind w:left="200"/>
+      </w:pPr>
+      <w:r>
+        <w:rPr>
+          <w:rFonts w:ascii="Consolas" w:cs="Consolas" w:eastAsia="Consolas" w:hAnsi="Consolas"/>
+          <w:color w:val="18203A"/>
+          <w:sz w:val="17"/>
+          <w:szCs w:val="17"/>
+        </w:rPr>
+        <w:t xml:space="preserve">ore_totali      = ore_stimate + somma(ore degli extra)</w:t>
+      </w:r>
+    </w:p>
+    <w:p>
+      <w:pPr>
+        <w:shd w:fill="F5F6FA" w:color="auto" w:val="clear"/>
+        <w:spacing w:after="0" w:line="240"/>
+        <w:ind w:left="200"/>
+      </w:pPr>
+      <w:r>
+        <w:rPr>
+          <w:rFonts w:ascii="Consolas" w:cs="Consolas" w:eastAsia="Consolas" w:hAnsi="Consolas"/>
+          <w:color w:val="18203A"/>
+          <w:sz w:val="17"/>
+          <w:szCs w:val="17"/>
+        </w:rPr>
+        <w:t xml:space="preserve">soglia_extra    = 10% di importo_base</w:t>
+      </w:r>
+    </w:p>
+    <w:p>
+      <w:pPr>
+        <w:shd w:fill="F5F6FA" w:color="auto" w:val="clear"/>
+        <w:spacing w:after="0" w:line="240"/>
+        <w:ind w:left="200"/>
+      </w:pPr>
+      <w:r>
+        <w:rPr>
+          <w:rFonts w:ascii="Consolas" w:cs="Consolas" w:eastAsia="Consolas" w:hAnsi="Consolas"/>
+          <w:color w:val="18203A"/>
+          <w:sz w:val="17"/>
+          <w:szCs w:val="17"/>
+        </w:rPr>
+        <w:t xml:space="preserve">carico(mese)    = somma ore_totali delle commesse attive con rientro in quel mese</w:t>
+      </w:r>
+    </w:p>
+    <w:p>
+      <w:pPr>
+        <w:shd w:fill="F5F6FA" w:color="auto" w:val="clear"/>
+        <w:spacing w:after="0" w:line="240"/>
+        <w:ind w:left="200"/>
+      </w:pPr>
+      <w:r>
+        <w:rPr>
+          <w:rFonts w:ascii="Consolas" w:cs="Consolas" w:eastAsia="Consolas" w:hAnsi="Consolas"/>
+          <w:color w:val="18203A"/>
+          <w:sz w:val="17"/>
+          <w:szCs w:val="17"/>
+        </w:rPr>
+        <w:t xml:space="preserve">capacità_libera = capacità_mensile − carico(mese)</w:t>
+      </w:r>
+    </w:p>
+    <w:p>
+      <w:pPr>
+        <w:spacing w:after="160"/>
+      </w:pPr>
+    </w:p>
+    <w:p>
+      <w:pPr>
+        <w:pStyle w:val="Heading2"/>
+        <w:spacing w:after="120" w:before="240"/>
+      </w:pPr>
+      <w:r>
+        <w:t xml:space="preserve">4.3 Ottimizzazione: il portale come grafo</w:t>
+      </w:r>
+    </w:p>
+    <w:p>
+      <w:pPr>
+        <w:spacing w:after="140" w:line="288"/>
+      </w:pPr>
+      <w:r>
+        <w:t xml:space="preserve">Lo stato è naturalmente un grafo (fornitori, commesse, richieste, inviti). Tre applicazioni concrete:</w:t>
+      </w:r>
+    </w:p>
+    <w:p>
+      <w:pPr>
+        <w:spacing w:after="140" w:line="288"/>
+      </w:pPr>
+      <w:r>
+        <w:rPr>
+          <w:b/>
+          <w:bCs/>
+        </w:rPr>
+        <w:t xml:space="preserve">a) Indice ad adiacenze — prestazioni.</w:t>
+      </w:r>
+      <w:r>
+        <w:t xml:space="preserve"> Ricostruito una volta per versione dello stato, con memoizzazione delle metriche. Il render, prima quadratico (ogni riga riscandiva tutte le commesse), è ora lineare: a 1000 commesse </w:t>
+      </w:r>
+      <w:r>
+        <w:rPr>
+          <w:b/>
+          <w:bCs/>
+        </w:rPr>
+        <w:t xml:space="preserve">circa 10 volte più veloce</w:t>
+      </w:r>
+      <w:r>
+        <w:t xml:space="preserve"> (73 ms → 7 ms), a parità di risultati verificata da test di invarianza.</w:t>
+      </w:r>
+    </w:p>
+    <w:p>
+      <w:pPr>
+        <w:spacing w:after="140" w:line="288"/>
+      </w:pPr>
+      <w:r>
+        <w:rPr>
+          <w:b/>
+          <w:bCs/>
+        </w:rPr>
+        <w:t xml:space="preserve">b) Assegnazione ottima — matching di peso massimo.</w:t>
+      </w:r>
+    </w:p>
+    <w:p>
+      <w:pPr>
+        <w:spacing w:after="60" w:before="120"/>
+        <w:jc w:val="center"/>
+      </w:pPr>
+      <w:r>
+        <w:drawing>
+          <wp:inline distT="0" distB="0" distL="0" distR="0">
+            <wp:extent cx="5372100" cy="3448050"/>
+            <wp:effectExtent t="0" r="0" b="0" l="0"/>
+            <wp:docPr id="1" name="" descr="" title=""/>
+            <wp:cNvGraphicFramePr>
+              <a:graphicFrameLocks xmlns:a="http://schemas.openxmlformats.org/drawingml/2006/main" noChangeAspect="1"/>
+            </wp:cNvGraphicFramePr>
+            <a:graphic xmlns:a="http://schemas.openxmlformats.org/drawingml/2006/main">
+              <a:graphicData uri="http://schemas.openxmlformats.org/drawingml/2006/picture">
+                <pic:pic xmlns:pic="http://schemas.openxmlformats.org/drawingml/2006/picture">
+                  <pic:nvPicPr>
+                    <pic:cNvPr id="0" name="" descr=""/>
+                    <pic:cNvPicPr>
+                      <a:picLocks noChangeAspect="1" noChangeArrowheads="1"/>
+                    </pic:cNvPicPr>
+                  </pic:nvPicPr>
+                  <pic:blipFill>
+                    <a:blip r:embed="rId21" cstate="none"/>
+                    <a:srcRect/>
+                    <a:stretch>
+                      <a:fillRect/>
+                    </a:stretch>
+                  </pic:blipFill>
+                  <pic:spPr bwMode="auto">
+                    <a:xfrm>
+                      <a:off x="0" y="0"/>
+                      <a:ext cx="5372100" cy="3448050"/>
+                    </a:xfrm>
+                    <a:prstGeom prst="rect">
+                      <a:avLst/>
+                    </a:prstGeom>
+                  </pic:spPr>
+                </pic:pic>
+              </a:graphicData>
+            </a:graphic>
+          </wp:inline>
+        </w:drawing>
+      </w:r>
+    </w:p>
+    <w:p>
+      <w:pPr>
+        <w:spacing w:after="200"/>
+        <w:jc w:val="center"/>
+      </w:pPr>
+      <w:r>
+        <w:rPr>
+          <w:i/>
+          <w:iCs/>
+          <w:color w:val="7A8199"/>
+          <w:sz w:val="17"/>
+          <w:szCs w:val="17"/>
+        </w:rPr>
+        <w:t xml:space="preserve">Diagramma 13</w:t>
+      </w:r>
+    </w:p>
+    <w:p>
+      <w:pPr>
+        <w:spacing w:after="140" w:line="288"/>
+      </w:pPr>
+      <w:r>
+        <w:t xml:space="preserve">Considera </w:t>
+      </w:r>
+      <w:r>
+        <w:rPr>
+          <w:b/>
+          <w:bCs/>
+        </w:rPr>
+        <w:t xml:space="preserve">solo chi ha accettato</w:t>
+      </w:r>
+      <w:r>
+        <w:t xml:space="preserve">, rispetta le </w:t>
+      </w:r>
+      <w:r>
+        <w:rPr>
+          <w:b/>
+          <w:bCs/>
+        </w:rPr>
+        <w:t xml:space="preserve">ore libere per fornitore e mese</w:t>
+      </w:r>
+      <w:r>
+        <w:t xml:space="preserve">, e propone l'allocazione complessiva (idoneità totale e commesse non collocabili) che Righi conferma. Invarianti verificate a test: nessuna commessa assegnata due volte, nessun fornitore oltre capacità.</w:t>
+      </w:r>
+    </w:p>
+    <w:p>
+      <w:pPr>
+        <w:spacing w:after="140" w:line="288"/>
+      </w:pPr>
+      <w:r>
+        <w:rPr>
+          <w:b/>
+          <w:bCs/>
+        </w:rPr>
+        <w:t xml:space="preserve">c) Collo di bottiglia — flusso massimo e taglio minimo.</w:t>
+      </w:r>
+      <w:r>
+        <w:t xml:space="preserve"> Per ogni mese di rientro si costruisce una rete </w:t>
+      </w:r>
+      <w:r>
+        <w:rPr>
+          <w:i/>
+          <w:iCs/>
+        </w:rPr>
+        <w:t xml:space="preserve">sorgente → commesse → fornitori → pozzo</w:t>
+      </w:r>
+      <w:r>
+        <w:t xml:space="preserve">: il flusso massimo dice quante ore sono collocabili, il </w:t>
+      </w:r>
+      <w:r>
+        <w:rPr>
+          <w:b/>
+          <w:bCs/>
+        </w:rPr>
+        <w:t xml:space="preserve">taglio minimo</w:t>
+      </w:r>
+      <w:r>
+        <w:t xml:space="preserve"> indica </w:t>
+      </w:r>
+      <w:r>
+        <w:rPr>
+          <w:b/>
+          <w:bCs/>
+        </w:rPr>
+        <w:t xml:space="preserve">quali fornitori sono il vincolo</w:t>
+      </w:r>
+      <w:r>
+        <w:t xml:space="preserve">, distinguendo il caso "manca capacità" dal caso "manca lo spazio o l'accettazione".</w:t>
+      </w:r>
+    </w:p>
+    <w:p>
+      <w:pPr>
+        <w:spacing w:after="60" w:before="120"/>
+        <w:jc w:val="center"/>
+      </w:pPr>
+      <w:r>
+        <w:drawing>
+          <wp:inline distT="0" distB="0" distL="0" distR="0">
+            <wp:extent cx="5372100" cy="1647825"/>
+            <wp:effectExtent t="0" r="0" b="0" l="0"/>
+            <wp:docPr id="1" name="" descr="" title=""/>
+            <wp:cNvGraphicFramePr>
+              <a:graphicFrameLocks xmlns:a="http://schemas.openxmlformats.org/drawingml/2006/main" noChangeAspect="1"/>
+            </wp:cNvGraphicFramePr>
+            <a:graphic xmlns:a="http://schemas.openxmlformats.org/drawingml/2006/main">
+              <a:graphicData uri="http://schemas.openxmlformats.org/drawingml/2006/picture">
+                <pic:pic xmlns:pic="http://schemas.openxmlformats.org/drawingml/2006/picture">
+                  <pic:nvPicPr>
+                    <pic:cNvPr id="0" name="" descr=""/>
+                    <pic:cNvPicPr>
+                      <a:picLocks noChangeAspect="1" noChangeArrowheads="1"/>
+                    </pic:cNvPicPr>
+                  </pic:nvPicPr>
+                  <pic:blipFill>
+                    <a:blip r:embed="rId22" cstate="none"/>
+                    <a:srcRect/>
+                    <a:stretch>
+                      <a:fillRect/>
+                    </a:stretch>
+                  </pic:blipFill>
+                  <pic:spPr bwMode="auto">
+                    <a:xfrm>
+                      <a:off x="0" y="0"/>
                       <a:ext cx="5372100" cy="1647825"/>
                     </a:xfrm>
                     <a:prstGeom prst="rect">
@@ -7201,7 +10253,7 @@
           <w:sz w:val="17"/>
           <w:szCs w:val="17"/>
         </w:rPr>
-        <w:t xml:space="preserve">Diagramma 11</w:t>
+        <w:t xml:space="preserve">Diagramma 14</w:t>
       </w:r>
     </w:p>
     <w:p>
@@ -7859,7 +10911,7 @@
               <w:rPr>
                 <w:color w:val="18203A"/>
               </w:rPr>
-              <w:t xml:space="preserve"> (73)</w:t>
+              <w:t xml:space="preserve"> (78)</w:t>
             </w:r>
           </w:p>
         </w:tc>
@@ -7882,7 +10934,7 @@
               <w:rPr>
                 <w:color w:val="18203A"/>
               </w:rPr>
-              <w:t xml:space="preserve">Date e alert, metriche, capacità, matching ottimo, flusso massimo e taglio minimo, invarianti del grafo</w:t>
+              <w:t xml:space="preserve">Date e alert, metriche, capacità, qualifica, matching ottimo, flusso massimo e taglio minimo, invarianti del grafo</w:t>
             </w:r>
           </w:p>
         </w:tc>
@@ -7967,13 +11019,13 @@
                 <w:bCs/>
                 <w:color w:val="18203A"/>
               </w:rPr>
-              <w:t xml:space="preserve">Audit automatici</w:t>
-            </w:r>
-            <w:r>
-              <w:rPr>
-                <w:color w:val="18203A"/>
-              </w:rPr>
-              <w:t xml:space="preserve"> (3 passate)</w:t>
+              <w:t xml:space="preserve">Test dei suoni</w:t>
+            </w:r>
+            <w:r>
+              <w:rPr>
+                <w:color w:val="18203A"/>
+              </w:rPr>
+              <w:t xml:space="preserve"> (26)</w:t>
             </w:r>
           </w:p>
         </w:tc>
@@ -7996,7 +11048,7 @@
               <w:rPr>
                 <w:color w:val="18203A"/>
               </w:rPr>
-              <w:t xml:space="preserve">Percorso completo di tutti i ruoli su ogni schermata (desktop e mobile), riservatezza, invarianti, persistenza, coerenza dei numeri, casi limite dei link</w:t>
+              <w:t xml:space="preserve">La sintesi viene registrata voce per voce: scala, timbro, durate, volumi, direzione melodica, firma distinta per ogni funzionalità, interruttore e anti-raffica</w:t>
             </w:r>
           </w:p>
         </w:tc>
@@ -8024,13 +11076,13 @@
                 <w:bCs/>
                 <w:color w:val="18203A"/>
               </w:rPr>
-              <w:t xml:space="preserve">Prove end-to-end</w:t>
-            </w:r>
-            <w:r>
-              <w:rPr>
-                <w:color w:val="18203A"/>
-              </w:rPr>
-              <w:t xml:space="preserve"> (18 scenari)</w:t>
+              <w:t xml:space="preserve">Audit automatici</w:t>
+            </w:r>
+            <w:r>
+              <w:rPr>
+                <w:color w:val="18203A"/>
+              </w:rPr>
+              <w:t xml:space="preserve"> (3 passate)</w:t>
             </w:r>
           </w:p>
         </w:tc>
@@ -8054,7 +11106,7 @@
               <w:rPr>
                 <w:color w:val="18203A"/>
               </w:rPr>
-              <w:t xml:space="preserve">Ciclo di vita, extra, magic link, richieste con foto, approvazioni, carico, analisi</w:t>
+              <w:t xml:space="preserve">Percorso completo di tutti i ruoli su ogni schermata (desktop e mobile), riservatezza, invarianti, persistenza, coerenza dei numeri, casi limite dei link</w:t>
             </w:r>
           </w:p>
         </w:tc>
@@ -8081,6 +11133,63 @@
                 <w:bCs/>
                 <w:color w:val="18203A"/>
               </w:rPr>
+              <w:t xml:space="preserve">Prove end-to-end</w:t>
+            </w:r>
+            <w:r>
+              <w:rPr>
+                <w:color w:val="18203A"/>
+              </w:rPr>
+              <w:t xml:space="preserve"> (24 scenari)</w:t>
+            </w:r>
+          </w:p>
+        </w:tc>
+        <w:tc>
+          <w:tcPr>
+            <w:tcW w:type="dxa" w:w="6147"/>
+            <w:tcMar>
+              <w:top w:type="dxa" w:w="80"/>
+              <w:left w:type="dxa" w:w="120"/>
+              <w:bottom w:type="dxa" w:w="80"/>
+              <w:right w:type="dxa" w:w="120"/>
+            </w:tcMar>
+          </w:tcPr>
+          <w:p>
+            <w:pPr>
+              <w:spacing w:after="0" w:line="264"/>
+              <w:jc w:val="left"/>
+            </w:pPr>
+            <w:r>
+              <w:rPr>
+                <w:color w:val="18203A"/>
+              </w:rPr>
+              <w:t xml:space="preserve">Ciclo di vita, extra, magic link, richieste con foto, approvazioni, carico, analisi, suoni sulle azioni reali</w:t>
+            </w:r>
+          </w:p>
+        </w:tc>
+      </w:tr>
+      <w:tr>
+        <w:tc>
+          <w:tcPr>
+            <w:tcW w:type="dxa" w:w="3167"/>
+            <w:shd w:fill="F5F6FA" w:color="auto" w:val="clear"/>
+            <w:tcMar>
+              <w:top w:type="dxa" w:w="80"/>
+              <w:left w:type="dxa" w:w="120"/>
+              <w:bottom w:type="dxa" w:w="80"/>
+              <w:right w:type="dxa" w:w="120"/>
+            </w:tcMar>
+          </w:tcPr>
+          <w:p>
+            <w:pPr>
+              <w:spacing w:after="0" w:line="264"/>
+              <w:jc w:val="left"/>
+            </w:pPr>
+            <w:r>
+              <w:rPr>
+                <w:b/>
+                <w:bCs/>
+                <w:color w:val="18203A"/>
+              </w:rPr>
               <w:t xml:space="preserve">Controlli strutturali</w:t>
             </w:r>
           </w:p>
@@ -8088,6 +11197,7 @@
         <w:tc>
           <w:tcPr>
             <w:tcW w:type="dxa" w:w="6147"/>
+            <w:shd w:fill="F5F6FA" w:color="auto" w:val="clear"/>
             <w:tcMar>
               <w:top w:type="dxa" w:w="80"/>
               <w:left w:type="dxa" w:w="120"/>
@@ -8519,7 +11629,7 @@
         <w:t xml:space="preserve">Già realizzato</w:t>
       </w:r>
       <w:r>
-        <w:t xml:space="preserve">: richieste con foto, risposte rapide, avviso automatico via email con link diretto, auto-matching, duplicazione come modello, firma leggera, assegnazione ottima, lettura del collo di bottiglia, gestione degli extra.</w:t>
+        <w:t xml:space="preserve">: richieste con foto, risposte rapide, avviso automatico via email con link diretto, auto-matching, duplicazione come modello, firma leggera, assegnazione ottima, lettura del collo di bottiglia, gestione degli extra, qualifica dei fornitori dai documenti, linguaggio sonoro degli eventi.</w:t>
       </w:r>
     </w:p>
     <w:p>
@@ -9154,6 +12264,108 @@
                 <w:color w:val="18203A"/>
               </w:rPr>
               <w:t xml:space="preserve">Vincolo per cui il fornitore non può consegnare senza autorizzazione</w:t>
+            </w:r>
+          </w:p>
+        </w:tc>
+      </w:tr>
+      <w:tr>
+        <w:tc>
+          <w:tcPr>
+            <w:tcW w:type="dxa" w:w="3167"/>
+            <w:tcMar>
+              <w:top w:type="dxa" w:w="80"/>
+              <w:left w:type="dxa" w:w="120"/>
+              <w:bottom w:type="dxa" w:w="80"/>
+              <w:right w:type="dxa" w:w="120"/>
+            </w:tcMar>
+          </w:tcPr>
+          <w:p>
+            <w:pPr>
+              <w:spacing w:after="0" w:line="264"/>
+              <w:jc w:val="left"/>
+            </w:pPr>
+            <w:r>
+              <w:rPr>
+                <w:b/>
+                <w:bCs/>
+                <w:color w:val="18203A"/>
+              </w:rPr>
+              <w:t xml:space="preserve">Qualifica</w:t>
+            </w:r>
+          </w:p>
+        </w:tc>
+        <w:tc>
+          <w:tcPr>
+            <w:tcW w:type="dxa" w:w="6147"/>
+            <w:tcMar>
+              <w:top w:type="dxa" w:w="80"/>
+              <w:left w:type="dxa" w:w="120"/>
+              <w:bottom w:type="dxa" w:w="80"/>
+              <w:right w:type="dxa" w:w="120"/>
+            </w:tcMar>
+          </w:tcPr>
+          <w:p>
+            <w:pPr>
+              <w:spacing w:after="0" w:line="264"/>
+              <w:jc w:val="left"/>
+            </w:pPr>
+            <w:r>
+              <w:rPr>
+                <w:color w:val="18203A"/>
+              </w:rPr>
+              <w:t xml:space="preserve">Stato calcolato dai documenti obbligatori, che abilita o blocca l'assegnazione</w:t>
+            </w:r>
+          </w:p>
+        </w:tc>
+      </w:tr>
+      <w:tr>
+        <w:tc>
+          <w:tcPr>
+            <w:tcW w:type="dxa" w:w="3167"/>
+            <w:shd w:fill="F5F6FA" w:color="auto" w:val="clear"/>
+            <w:tcMar>
+              <w:top w:type="dxa" w:w="80"/>
+              <w:left w:type="dxa" w:w="120"/>
+              <w:bottom w:type="dxa" w:w="80"/>
+              <w:right w:type="dxa" w:w="120"/>
+            </w:tcMar>
+          </w:tcPr>
+          <w:p>
+            <w:pPr>
+              <w:spacing w:after="0" w:line="264"/>
+              <w:jc w:val="left"/>
+            </w:pPr>
+            <w:r>
+              <w:rPr>
+                <w:b/>
+                <w:bCs/>
+                <w:color w:val="18203A"/>
+              </w:rPr>
+              <w:t xml:space="preserve">Firma sonora</w:t>
+            </w:r>
+          </w:p>
+        </w:tc>
+        <w:tc>
+          <w:tcPr>
+            <w:tcW w:type="dxa" w:w="6147"/>
+            <w:shd w:fill="F5F6FA" w:color="auto" w:val="clear"/>
+            <w:tcMar>
+              <w:top w:type="dxa" w:w="80"/>
+              <w:left w:type="dxa" w:w="120"/>
+              <w:bottom w:type="dxa" w:w="80"/>
+              <w:right w:type="dxa" w:w="120"/>
+            </w:tcMar>
+          </w:tcPr>
+          <w:p>
+            <w:pPr>
+              <w:spacing w:after="0" w:line="264"/>
+              <w:jc w:val="left"/>
+            </w:pPr>
+            <w:r>
+              <w:rPr>
+                <w:color w:val="18203A"/>
+              </w:rPr>
+              <w:t xml:space="preserve">Sequenza di note che identifica un evento: distinta per ogni funzionalità</w:t>
             </w:r>
           </w:p>
         </w:tc>

--- a/portale-fornitori/Specifiche_Portale_Fornitori_Righi.docx
+++ b/portale-fornitori/Specifiche_Portale_Fornitori_Righi.docx
@@ -2422,7 +2422,21 @@
               <w:rPr>
                 <w:color w:val="18203A"/>
               </w:rPr>
-              <w:t xml:space="preserve">Registrare/verificare documenti di qualifica</w:t>
+              <w:t xml:space="preserve">Configurare i </w:t>
+            </w:r>
+            <w:r>
+              <w:rPr>
+                <w:b/>
+                <w:bCs/>
+                <w:color w:val="18203A"/>
+              </w:rPr>
+              <w:t xml:space="preserve">tipi di documento</w:t>
+            </w:r>
+            <w:r>
+              <w:rPr>
+                <w:color w:val="18203A"/>
+              </w:rPr>
+              <w:t xml:space="preserve"> (bloccante, visibilità, avvisi)</w:t>
             </w:r>
           </w:p>
         </w:tc>
@@ -2517,6 +2531,103 @@
               <w:rPr>
                 <w:color w:val="18203A"/>
               </w:rPr>
+              <w:t xml:space="preserve">Registrare/verificare documenti di qualifica</w:t>
+            </w:r>
+          </w:p>
+        </w:tc>
+        <w:tc>
+          <w:tcPr>
+            <w:tcW w:type="dxa" w:w="2235"/>
+            <w:shd w:fill="F5F6FA" w:color="auto" w:val="clear"/>
+            <w:tcMar>
+              <w:top w:type="dxa" w:w="80"/>
+              <w:left w:type="dxa" w:w="120"/>
+              <w:bottom w:type="dxa" w:w="80"/>
+              <w:right w:type="dxa" w:w="120"/>
+            </w:tcMar>
+          </w:tcPr>
+          <w:p>
+            <w:pPr>
+              <w:spacing w:after="0" w:line="264"/>
+              <w:jc w:val="center"/>
+            </w:pPr>
+            <w:r>
+              <w:rPr>
+                <w:color w:val="18203A"/>
+              </w:rPr>
+              <w:t xml:space="preserve">✅</w:t>
+            </w:r>
+          </w:p>
+        </w:tc>
+        <w:tc>
+          <w:tcPr>
+            <w:tcW w:type="dxa" w:w="2235"/>
+            <w:shd w:fill="F5F6FA" w:color="auto" w:val="clear"/>
+            <w:tcMar>
+              <w:top w:type="dxa" w:w="80"/>
+              <w:left w:type="dxa" w:w="120"/>
+              <w:bottom w:type="dxa" w:w="80"/>
+              <w:right w:type="dxa" w:w="120"/>
+            </w:tcMar>
+          </w:tcPr>
+          <w:p>
+            <w:pPr>
+              <w:spacing w:after="0" w:line="264"/>
+              <w:jc w:val="center"/>
+            </w:pPr>
+            <w:r>
+              <w:rPr>
+                <w:color w:val="18203A"/>
+              </w:rPr>
+              <w:t xml:space="preserve">❌</w:t>
+            </w:r>
+          </w:p>
+        </w:tc>
+        <w:tc>
+          <w:tcPr>
+            <w:tcW w:type="dxa" w:w="2236"/>
+            <w:shd w:fill="F5F6FA" w:color="auto" w:val="clear"/>
+            <w:tcMar>
+              <w:top w:type="dxa" w:w="80"/>
+              <w:left w:type="dxa" w:w="120"/>
+              <w:bottom w:type="dxa" w:w="80"/>
+              <w:right w:type="dxa" w:w="120"/>
+            </w:tcMar>
+          </w:tcPr>
+          <w:p>
+            <w:pPr>
+              <w:spacing w:after="0" w:line="264"/>
+              <w:jc w:val="center"/>
+            </w:pPr>
+            <w:r>
+              <w:rPr>
+                <w:color w:val="18203A"/>
+              </w:rPr>
+              <w:t xml:space="preserve">❌</w:t>
+            </w:r>
+          </w:p>
+        </w:tc>
+      </w:tr>
+      <w:tr>
+        <w:tc>
+          <w:tcPr>
+            <w:tcW w:type="dxa" w:w="2608"/>
+            <w:tcMar>
+              <w:top w:type="dxa" w:w="80"/>
+              <w:left w:type="dxa" w:w="120"/>
+              <w:bottom w:type="dxa" w:w="80"/>
+              <w:right w:type="dxa" w:w="120"/>
+            </w:tcMar>
+          </w:tcPr>
+          <w:p>
+            <w:pPr>
+              <w:spacing w:after="0" w:line="264"/>
+              <w:jc w:val="left"/>
+            </w:pPr>
+            <w:r>
+              <w:rPr>
+                <w:color w:val="18203A"/>
+              </w:rPr>
               <w:t xml:space="preserve">Comunicare il rinnovo di un proprio documento</w:t>
             </w:r>
           </w:p>
@@ -2524,7 +2635,6 @@
         <w:tc>
           <w:tcPr>
             <w:tcW w:type="dxa" w:w="2235"/>
-            <w:shd w:fill="F5F6FA" w:color="auto" w:val="clear"/>
             <w:tcMar>
               <w:top w:type="dxa" w:w="80"/>
               <w:left w:type="dxa" w:w="120"/>
@@ -2548,7 +2658,6 @@
         <w:tc>
           <w:tcPr>
             <w:tcW w:type="dxa" w:w="2235"/>
-            <w:shd w:fill="F5F6FA" w:color="auto" w:val="clear"/>
             <w:tcMar>
               <w:top w:type="dxa" w:w="80"/>
               <w:left w:type="dxa" w:w="120"/>
@@ -2572,7 +2681,6 @@
         <w:tc>
           <w:tcPr>
             <w:tcW w:type="dxa" w:w="2236"/>
-            <w:shd w:fill="F5F6FA" w:color="auto" w:val="clear"/>
             <w:tcMar>
               <w:top w:type="dxa" w:w="80"/>
               <w:left w:type="dxa" w:w="120"/>
@@ -3577,7 +3685,7 @@
               <w:rPr>
                 <w:color w:val="18203A"/>
               </w:rPr>
-              <w:t xml:space="preserve">Sono i suoi documenti</w:t>
+              <w:t xml:space="preserve">Sono i suoi documenti, se il tipo è visibile</w:t>
             </w:r>
           </w:p>
         </w:tc>
@@ -3610,6 +3718,115 @@
                 <w:bCs/>
                 <w:color w:val="18203A"/>
               </w:rPr>
+              <w:t xml:space="preserve">di tipo riservato</w:t>
+            </w:r>
+            <w:r>
+              <w:rPr>
+                <w:color w:val="18203A"/>
+              </w:rPr>
+              <w:t xml:space="preserve"> (es. valutazione interna)</w:t>
+            </w:r>
+          </w:p>
+        </w:tc>
+        <w:tc>
+          <w:tcPr>
+            <w:tcW w:type="dxa" w:w="2235"/>
+            <w:tcMar>
+              <w:top w:type="dxa" w:w="80"/>
+              <w:left w:type="dxa" w:w="120"/>
+              <w:bottom w:type="dxa" w:w="80"/>
+              <w:right w:type="dxa" w:w="120"/>
+            </w:tcMar>
+          </w:tcPr>
+          <w:p>
+            <w:pPr>
+              <w:spacing w:after="0" w:line="264"/>
+              <w:jc w:val="center"/>
+            </w:pPr>
+            <w:r>
+              <w:rPr>
+                <w:color w:val="18203A"/>
+              </w:rPr>
+              <w:t xml:space="preserve">✅</w:t>
+            </w:r>
+          </w:p>
+        </w:tc>
+        <w:tc>
+          <w:tcPr>
+            <w:tcW w:type="dxa" w:w="2235"/>
+            <w:tcMar>
+              <w:top w:type="dxa" w:w="80"/>
+              <w:left w:type="dxa" w:w="120"/>
+              <w:bottom w:type="dxa" w:w="80"/>
+              <w:right w:type="dxa" w:w="120"/>
+            </w:tcMar>
+          </w:tcPr>
+          <w:p>
+            <w:pPr>
+              <w:spacing w:after="0" w:line="264"/>
+              <w:jc w:val="center"/>
+            </w:pPr>
+            <w:r>
+              <w:rPr>
+                <w:color w:val="18203A"/>
+              </w:rPr>
+              <w:t xml:space="preserve">❌</w:t>
+            </w:r>
+          </w:p>
+        </w:tc>
+        <w:tc>
+          <w:tcPr>
+            <w:tcW w:type="dxa" w:w="2236"/>
+            <w:tcMar>
+              <w:top w:type="dxa" w:w="80"/>
+              <w:left w:type="dxa" w:w="120"/>
+              <w:bottom w:type="dxa" w:w="80"/>
+              <w:right w:type="dxa" w:w="120"/>
+            </w:tcMar>
+          </w:tcPr>
+          <w:p>
+            <w:pPr>
+              <w:spacing w:after="0" w:line="264"/>
+              <w:jc w:val="left"/>
+            </w:pPr>
+            <w:r>
+              <w:rPr>
+                <w:color w:val="18203A"/>
+              </w:rPr>
+              <w:t xml:space="preserve">Giudizio interno di Righi</w:t>
+            </w:r>
+          </w:p>
+        </w:tc>
+      </w:tr>
+      <w:tr>
+        <w:tc>
+          <w:tcPr>
+            <w:tcW w:type="dxa" w:w="2608"/>
+            <w:shd w:fill="F5F6FA" w:color="auto" w:val="clear"/>
+            <w:tcMar>
+              <w:top w:type="dxa" w:w="80"/>
+              <w:left w:type="dxa" w:w="120"/>
+              <w:bottom w:type="dxa" w:w="80"/>
+              <w:right w:type="dxa" w:w="120"/>
+            </w:tcMar>
+          </w:tcPr>
+          <w:p>
+            <w:pPr>
+              <w:spacing w:after="0" w:line="264"/>
+              <w:jc w:val="left"/>
+            </w:pPr>
+            <w:r>
+              <w:rPr>
+                <w:color w:val="18203A"/>
+              </w:rPr>
+              <w:t xml:space="preserve">Documenti </w:t>
+            </w:r>
+            <w:r>
+              <w:rPr>
+                <w:b/>
+                <w:bCs/>
+                <w:color w:val="18203A"/>
+              </w:rPr>
               <w:t xml:space="preserve">di altri fornitori</w:t>
             </w:r>
           </w:p>
@@ -3617,6 +3834,7 @@
         <w:tc>
           <w:tcPr>
             <w:tcW w:type="dxa" w:w="2235"/>
+            <w:shd w:fill="F5F6FA" w:color="auto" w:val="clear"/>
             <w:tcMar>
               <w:top w:type="dxa" w:w="80"/>
               <w:left w:type="dxa" w:w="120"/>
@@ -3640,6 +3858,7 @@
         <w:tc>
           <w:tcPr>
             <w:tcW w:type="dxa" w:w="2235"/>
+            <w:shd w:fill="F5F6FA" w:color="auto" w:val="clear"/>
             <w:tcMar>
               <w:top w:type="dxa" w:w="80"/>
               <w:left w:type="dxa" w:w="120"/>
@@ -3663,6 +3882,7 @@
         <w:tc>
           <w:tcPr>
             <w:tcW w:type="dxa" w:w="2236"/>
+            <w:shd w:fill="F5F6FA" w:color="auto" w:val="clear"/>
             <w:tcMar>
               <w:top w:type="dxa" w:w="80"/>
               <w:left w:type="dxa" w:w="120"/>
@@ -6118,6 +6338,597 @@
         <w:t xml:space="preserve">.</w:t>
       </w:r>
     </w:p>
+    <w:p>
+      <w:pPr>
+        <w:spacing w:after="140" w:line="288"/>
+      </w:pPr>
+      <w:r>
+        <w:rPr>
+          <w:b/>
+          <w:bCs/>
+        </w:rPr>
+        <w:t xml:space="preserve">Non tutti i documenti sono bloccanti.</w:t>
+      </w:r>
+      <w:r>
+        <w:t xml:space="preserve"> È la distinzione che regge tutta la sezione: un DURC scaduto ferma il lavoro, un'informativa privacy non firmata va sollecitata ma non ferma niente. Confondere le due cose porta o a bloccare troppo (e allora la regola viene aggirata) o a non bloccare mai (e allora la regola non esiste). Per questo il registro dei tipi è </w:t>
+      </w:r>
+      <w:r>
+        <w:rPr>
+          <w:b/>
+          <w:bCs/>
+        </w:rPr>
+        <w:t xml:space="preserve">configurabile</w:t>
+      </w:r>
+      <w:r>
+        <w:t xml:space="preserve"> e la proprietà «bloccante» è </w:t>
+      </w:r>
+      <w:r>
+        <w:rPr>
+          <w:b/>
+          <w:bCs/>
+        </w:rPr>
+        <w:t xml:space="preserve">separata</w:t>
+      </w:r>
+      <w:r>
+        <w:t xml:space="preserve"> da «richiesto».</w:t>
+      </w:r>
+    </w:p>
+    <w:p>
+      <w:pPr>
+        <w:spacing w:after="140" w:line="288"/>
+      </w:pPr>
+      <w:r>
+        <w:rPr>
+          <w:b/>
+          <w:bCs/>
+        </w:rPr>
+        <w:t xml:space="preserve">Il registro dei tipi</w:t>
+      </w:r>
+      <w:r>
+        <w:t xml:space="preserve"> (menu </w:t>
+      </w:r>
+      <w:r>
+        <w:rPr>
+          <w:i/>
+          <w:iCs/>
+        </w:rPr>
+        <w:t xml:space="preserve">Fornitori · Tipi di documento</w:t>
+      </w:r>
+      <w:r>
+        <w:t xml:space="preserve">, riservato al responsabile di produzione). Ogni tipo dichiara sette proprietà, e ognuna ha un effetto osservabile:</w:t>
+      </w:r>
+    </w:p>
+    <w:tbl>
+      <w:tblPr>
+        <w:tblW w:type="dxa" w:w="9314"/>
+        <w:tblBorders>
+          <w:top w:val="single" w:color="DCDFE7" w:sz="2"/>
+          <w:left w:val="single" w:color="DCDFE7" w:sz="2"/>
+          <w:bottom w:val="single" w:color="DCDFE7" w:sz="2"/>
+          <w:right w:val="single" w:color="DCDFE7" w:sz="2"/>
+          <w:insideH w:val="single" w:color="DCDFE7" w:sz="2"/>
+          <w:insideV w:val="single" w:color="DCDFE7" w:sz="2"/>
+        </w:tblBorders>
+      </w:tblPr>
+      <w:tblGrid>
+        <w:gridCol w:w="3167"/>
+        <w:gridCol w:w="6147"/>
+      </w:tblGrid>
+      <w:tr>
+        <w:trPr>
+          <w:tblHeader/>
+        </w:trPr>
+        <w:tc>
+          <w:tcPr>
+            <w:tcW w:type="dxa" w:w="3167"/>
+            <w:shd w:fill="E8EAF2" w:color="auto" w:val="clear"/>
+            <w:tcMar>
+              <w:top w:type="dxa" w:w="80"/>
+              <w:left w:type="dxa" w:w="120"/>
+              <w:bottom w:type="dxa" w:w="80"/>
+              <w:right w:type="dxa" w:w="120"/>
+            </w:tcMar>
+          </w:tcPr>
+          <w:p>
+            <w:pPr>
+              <w:spacing w:after="0" w:line="264"/>
+              <w:jc w:val="left"/>
+            </w:pPr>
+            <w:r>
+              <w:rPr>
+                <w:b/>
+                <w:bCs/>
+                <w:color w:val="1E2748"/>
+              </w:rPr>
+              <w:t xml:space="preserve">Proprietà</w:t>
+            </w:r>
+          </w:p>
+        </w:tc>
+        <w:tc>
+          <w:tcPr>
+            <w:tcW w:type="dxa" w:w="6147"/>
+            <w:shd w:fill="E8EAF2" w:color="auto" w:val="clear"/>
+            <w:tcMar>
+              <w:top w:type="dxa" w:w="80"/>
+              <w:left w:type="dxa" w:w="120"/>
+              <w:bottom w:type="dxa" w:w="80"/>
+              <w:right w:type="dxa" w:w="120"/>
+            </w:tcMar>
+          </w:tcPr>
+          <w:p>
+            <w:pPr>
+              <w:spacing w:after="0" w:line="264"/>
+              <w:jc w:val="left"/>
+            </w:pPr>
+            <w:r>
+              <w:rPr>
+                <w:b/>
+                <w:bCs/>
+                <w:color w:val="1E2748"/>
+              </w:rPr>
+              <w:t xml:space="preserve">Che cosa cambia davvero</w:t>
+            </w:r>
+          </w:p>
+        </w:tc>
+      </w:tr>
+      <w:tr>
+        <w:tc>
+          <w:tcPr>
+            <w:tcW w:type="dxa" w:w="3167"/>
+            <w:tcMar>
+              <w:top w:type="dxa" w:w="80"/>
+              <w:left w:type="dxa" w:w="120"/>
+              <w:bottom w:type="dxa" w:w="80"/>
+              <w:right w:type="dxa" w:w="120"/>
+            </w:tcMar>
+          </w:tcPr>
+          <w:p>
+            <w:pPr>
+              <w:spacing w:after="0" w:line="264"/>
+              <w:jc w:val="left"/>
+            </w:pPr>
+            <w:r>
+              <w:rPr>
+                <w:b/>
+                <w:bCs/>
+                <w:color w:val="18203A"/>
+              </w:rPr>
+              <w:t xml:space="preserve">Tipo di documento</w:t>
+            </w:r>
+          </w:p>
+        </w:tc>
+        <w:tc>
+          <w:tcPr>
+            <w:tcW w:type="dxa" w:w="6147"/>
+            <w:tcMar>
+              <w:top w:type="dxa" w:w="80"/>
+              <w:left w:type="dxa" w:w="120"/>
+              <w:bottom w:type="dxa" w:w="80"/>
+              <w:right w:type="dxa" w:w="120"/>
+            </w:tcMar>
+          </w:tcPr>
+          <w:p>
+            <w:pPr>
+              <w:spacing w:after="0" w:line="264"/>
+              <w:jc w:val="left"/>
+            </w:pPr>
+            <w:r>
+              <w:rPr>
+                <w:color w:val="18203A"/>
+              </w:rPr>
+              <w:t xml:space="preserve">Il nome mostrato a Righi e, se visibile, al fornitore</w:t>
+            </w:r>
+          </w:p>
+        </w:tc>
+      </w:tr>
+      <w:tr>
+        <w:tc>
+          <w:tcPr>
+            <w:tcW w:type="dxa" w:w="3167"/>
+            <w:shd w:fill="F5F6FA" w:color="auto" w:val="clear"/>
+            <w:tcMar>
+              <w:top w:type="dxa" w:w="80"/>
+              <w:left w:type="dxa" w:w="120"/>
+              <w:bottom w:type="dxa" w:w="80"/>
+              <w:right w:type="dxa" w:w="120"/>
+            </w:tcMar>
+          </w:tcPr>
+          <w:p>
+            <w:pPr>
+              <w:spacing w:after="0" w:line="264"/>
+              <w:jc w:val="left"/>
+            </w:pPr>
+            <w:r>
+              <w:rPr>
+                <w:b/>
+                <w:bCs/>
+                <w:color w:val="18203A"/>
+              </w:rPr>
+              <w:t xml:space="preserve">Caratteristiche</w:t>
+            </w:r>
+          </w:p>
+        </w:tc>
+        <w:tc>
+          <w:tcPr>
+            <w:tcW w:type="dxa" w:w="6147"/>
+            <w:shd w:fill="F5F6FA" w:color="auto" w:val="clear"/>
+            <w:tcMar>
+              <w:top w:type="dxa" w:w="80"/>
+              <w:left w:type="dxa" w:w="120"/>
+              <w:bottom w:type="dxa" w:w="80"/>
+              <w:right w:type="dxa" w:w="120"/>
+            </w:tcMar>
+          </w:tcPr>
+          <w:p>
+            <w:pPr>
+              <w:spacing w:after="0" w:line="264"/>
+              <w:jc w:val="left"/>
+            </w:pPr>
+            <w:r>
+              <w:rPr>
+                <w:color w:val="18203A"/>
+              </w:rPr>
+              <w:t xml:space="preserve">Riga di dettaglio: norma, ente, contenuto</w:t>
+            </w:r>
+          </w:p>
+        </w:tc>
+      </w:tr>
+      <w:tr>
+        <w:tc>
+          <w:tcPr>
+            <w:tcW w:type="dxa" w:w="3167"/>
+            <w:tcMar>
+              <w:top w:type="dxa" w:w="80"/>
+              <w:left w:type="dxa" w:w="120"/>
+              <w:bottom w:type="dxa" w:w="80"/>
+              <w:right w:type="dxa" w:w="120"/>
+            </w:tcMar>
+          </w:tcPr>
+          <w:p>
+            <w:pPr>
+              <w:spacing w:after="0" w:line="264"/>
+              <w:jc w:val="left"/>
+            </w:pPr>
+            <w:r>
+              <w:rPr>
+                <w:b/>
+                <w:bCs/>
+                <w:color w:val="18203A"/>
+              </w:rPr>
+              <w:t xml:space="preserve">Richiesto</w:t>
+            </w:r>
+          </w:p>
+        </w:tc>
+        <w:tc>
+          <w:tcPr>
+            <w:tcW w:type="dxa" w:w="6147"/>
+            <w:tcMar>
+              <w:top w:type="dxa" w:w="80"/>
+              <w:left w:type="dxa" w:w="120"/>
+              <w:bottom w:type="dxa" w:w="80"/>
+              <w:right w:type="dxa" w:w="120"/>
+            </w:tcMar>
+          </w:tcPr>
+          <w:p>
+            <w:pPr>
+              <w:spacing w:after="0" w:line="264"/>
+              <w:jc w:val="left"/>
+            </w:pPr>
+            <w:r>
+              <w:rPr>
+                <w:color w:val="18203A"/>
+              </w:rPr>
+              <w:t xml:space="preserve">Se no, la sua assenza non genera alcuna segnalazione</w:t>
+            </w:r>
+          </w:p>
+        </w:tc>
+      </w:tr>
+      <w:tr>
+        <w:tc>
+          <w:tcPr>
+            <w:tcW w:type="dxa" w:w="3167"/>
+            <w:shd w:fill="F5F6FA" w:color="auto" w:val="clear"/>
+            <w:tcMar>
+              <w:top w:type="dxa" w:w="80"/>
+              <w:left w:type="dxa" w:w="120"/>
+              <w:bottom w:type="dxa" w:w="80"/>
+              <w:right w:type="dxa" w:w="120"/>
+            </w:tcMar>
+          </w:tcPr>
+          <w:p>
+            <w:pPr>
+              <w:spacing w:after="0" w:line="264"/>
+              <w:jc w:val="left"/>
+            </w:pPr>
+            <w:r>
+              <w:rPr>
+                <w:b/>
+                <w:bCs/>
+                <w:color w:val="18203A"/>
+              </w:rPr>
+              <w:t xml:space="preserve">Bloccante</w:t>
+            </w:r>
+          </w:p>
+        </w:tc>
+        <w:tc>
+          <w:tcPr>
+            <w:tcW w:type="dxa" w:w="6147"/>
+            <w:shd w:fill="F5F6FA" w:color="auto" w:val="clear"/>
+            <w:tcMar>
+              <w:top w:type="dxa" w:w="80"/>
+              <w:left w:type="dxa" w:w="120"/>
+              <w:bottom w:type="dxa" w:w="80"/>
+              <w:right w:type="dxa" w:w="120"/>
+            </w:tcMar>
+          </w:tcPr>
+          <w:p>
+            <w:pPr>
+              <w:spacing w:after="0" w:line="264"/>
+              <w:jc w:val="left"/>
+            </w:pPr>
+            <w:r>
+              <w:rPr>
+                <w:color w:val="18203A"/>
+              </w:rPr>
+              <w:t xml:space="preserve">Se manca, è scaduto o respinto rende il fornitore </w:t>
+            </w:r>
+            <w:r>
+              <w:rPr>
+                <w:b/>
+                <w:bCs/>
+                <w:color w:val="18203A"/>
+              </w:rPr>
+              <w:t xml:space="preserve">non assegnabile</w:t>
+            </w:r>
+            <w:r>
+              <w:rPr>
+                <w:color w:val="18203A"/>
+              </w:rPr>
+              <w:t xml:space="preserve">. Vale solo per i documenti richiesti: facoltativo e bloccante è una regola contraddittoria, e il portale la corregge dichiarandolo</w:t>
+            </w:r>
+          </w:p>
+        </w:tc>
+      </w:tr>
+      <w:tr>
+        <w:tc>
+          <w:tcPr>
+            <w:tcW w:type="dxa" w:w="3167"/>
+            <w:tcMar>
+              <w:top w:type="dxa" w:w="80"/>
+              <w:left w:type="dxa" w:w="120"/>
+              <w:bottom w:type="dxa" w:w="80"/>
+              <w:right w:type="dxa" w:w="120"/>
+            </w:tcMar>
+          </w:tcPr>
+          <w:p>
+            <w:pPr>
+              <w:spacing w:after="0" w:line="264"/>
+              <w:jc w:val="left"/>
+            </w:pPr>
+            <w:r>
+              <w:rPr>
+                <w:b/>
+                <w:bCs/>
+                <w:color w:val="18203A"/>
+              </w:rPr>
+              <w:t xml:space="preserve">Chi può vederlo</w:t>
+            </w:r>
+          </w:p>
+        </w:tc>
+        <w:tc>
+          <w:tcPr>
+            <w:tcW w:type="dxa" w:w="6147"/>
+            <w:tcMar>
+              <w:top w:type="dxa" w:w="80"/>
+              <w:left w:type="dxa" w:w="120"/>
+              <w:bottom w:type="dxa" w:w="80"/>
+              <w:right w:type="dxa" w:w="120"/>
+            </w:tcMar>
+          </w:tcPr>
+          <w:p>
+            <w:pPr>
+              <w:spacing w:after="0" w:line="264"/>
+              <w:jc w:val="left"/>
+            </w:pPr>
+            <w:r>
+              <w:rPr>
+                <w:i/>
+                <w:iCs/>
+                <w:color w:val="18203A"/>
+              </w:rPr>
+              <w:t xml:space="preserve">Righi e il fornitore</w:t>
+            </w:r>
+            <w:r>
+              <w:rPr>
+                <w:color w:val="18203A"/>
+              </w:rPr>
+              <w:t xml:space="preserve">, oppure </w:t>
+            </w:r>
+            <w:r>
+              <w:rPr>
+                <w:i/>
+                <w:iCs/>
+                <w:color w:val="18203A"/>
+              </w:rPr>
+              <w:t xml:space="preserve">solo Righi</w:t>
+            </w:r>
+            <w:r>
+              <w:rPr>
+                <w:color w:val="18203A"/>
+              </w:rPr>
+              <w:t xml:space="preserve">: un tipo riservato sparisce dal profilo del fornitore, che non lo vede e non lo può inviare</w:t>
+            </w:r>
+          </w:p>
+        </w:tc>
+      </w:tr>
+      <w:tr>
+        <w:tc>
+          <w:tcPr>
+            <w:tcW w:type="dxa" w:w="3167"/>
+            <w:shd w:fill="F5F6FA" w:color="auto" w:val="clear"/>
+            <w:tcMar>
+              <w:top w:type="dxa" w:w="80"/>
+              <w:left w:type="dxa" w:w="120"/>
+              <w:bottom w:type="dxa" w:w="80"/>
+              <w:right w:type="dxa" w:w="120"/>
+            </w:tcMar>
+          </w:tcPr>
+          <w:p>
+            <w:pPr>
+              <w:spacing w:after="0" w:line="264"/>
+              <w:jc w:val="left"/>
+            </w:pPr>
+            <w:r>
+              <w:rPr>
+                <w:b/>
+                <w:bCs/>
+                <w:color w:val="18203A"/>
+              </w:rPr>
+              <w:t xml:space="preserve">Avviso di scadenza</w:t>
+            </w:r>
+          </w:p>
+        </w:tc>
+        <w:tc>
+          <w:tcPr>
+            <w:tcW w:type="dxa" w:w="6147"/>
+            <w:shd w:fill="F5F6FA" w:color="auto" w:val="clear"/>
+            <w:tcMar>
+              <w:top w:type="dxa" w:w="80"/>
+              <w:left w:type="dxa" w:w="120"/>
+              <w:bottom w:type="dxa" w:w="80"/>
+              <w:right w:type="dxa" w:w="120"/>
+            </w:tcMar>
+          </w:tcPr>
+          <w:p>
+            <w:pPr>
+              <w:spacing w:after="0" w:line="264"/>
+              <w:jc w:val="left"/>
+            </w:pPr>
+            <w:r>
+              <w:rPr>
+                <w:color w:val="18203A"/>
+              </w:rPr>
+              <w:t xml:space="preserve">Se spento, il documento resta «in regola» fino al giorno della scadenza: nessun rumore per mesi su un documento che si rinnova da sé</w:t>
+            </w:r>
+          </w:p>
+        </w:tc>
+      </w:tr>
+      <w:tr>
+        <w:tc>
+          <w:tcPr>
+            <w:tcW w:type="dxa" w:w="3167"/>
+            <w:tcMar>
+              <w:top w:type="dxa" w:w="80"/>
+              <w:left w:type="dxa" w:w="120"/>
+              <w:bottom w:type="dxa" w:w="80"/>
+              <w:right w:type="dxa" w:w="120"/>
+            </w:tcMar>
+          </w:tcPr>
+          <w:p>
+            <w:pPr>
+              <w:spacing w:after="0" w:line="264"/>
+              <w:jc w:val="left"/>
+            </w:pPr>
+            <w:r>
+              <w:rPr>
+                <w:b/>
+                <w:bCs/>
+                <w:color w:val="18203A"/>
+              </w:rPr>
+              <w:t xml:space="preserve">Giorni di anticipo</w:t>
+            </w:r>
+          </w:p>
+        </w:tc>
+        <w:tc>
+          <w:tcPr>
+            <w:tcW w:type="dxa" w:w="6147"/>
+            <w:tcMar>
+              <w:top w:type="dxa" w:w="80"/>
+              <w:left w:type="dxa" w:w="120"/>
+              <w:bottom w:type="dxa" w:w="80"/>
+              <w:right w:type="dxa" w:w="120"/>
+            </w:tcMar>
+          </w:tcPr>
+          <w:p>
+            <w:pPr>
+              <w:spacing w:after="0" w:line="264"/>
+              <w:jc w:val="left"/>
+            </w:pPr>
+            <w:r>
+              <w:rPr>
+                <w:color w:val="18203A"/>
+              </w:rPr>
+              <w:t xml:space="preserve">Per tipo, non globale: un DURC quadrimestrale e una polizza annuale non si preavvisano allo stesso modo</w:t>
+            </w:r>
+          </w:p>
+        </w:tc>
+      </w:tr>
+      <w:tr>
+        <w:tc>
+          <w:tcPr>
+            <w:tcW w:type="dxa" w:w="3167"/>
+            <w:shd w:fill="F5F6FA" w:color="auto" w:val="clear"/>
+            <w:tcMar>
+              <w:top w:type="dxa" w:w="80"/>
+              <w:left w:type="dxa" w:w="120"/>
+              <w:bottom w:type="dxa" w:w="80"/>
+              <w:right w:type="dxa" w:w="120"/>
+            </w:tcMar>
+          </w:tcPr>
+          <w:p>
+            <w:pPr>
+              <w:spacing w:after="0" w:line="264"/>
+              <w:jc w:val="left"/>
+            </w:pPr>
+            <w:r>
+              <w:rPr>
+                <w:b/>
+                <w:bCs/>
+                <w:color w:val="18203A"/>
+              </w:rPr>
+              <w:t xml:space="preserve">Validità (mesi)</w:t>
+            </w:r>
+          </w:p>
+        </w:tc>
+        <w:tc>
+          <w:tcPr>
+            <w:tcW w:type="dxa" w:w="6147"/>
+            <w:shd w:fill="F5F6FA" w:color="auto" w:val="clear"/>
+            <w:tcMar>
+              <w:top w:type="dxa" w:w="80"/>
+              <w:left w:type="dxa" w:w="120"/>
+              <w:bottom w:type="dxa" w:w="80"/>
+              <w:right w:type="dxa" w:w="120"/>
+            </w:tcMar>
+          </w:tcPr>
+          <w:p>
+            <w:pPr>
+              <w:spacing w:after="0" w:line="264"/>
+              <w:jc w:val="left"/>
+            </w:pPr>
+            <w:r>
+              <w:rPr>
+                <w:color w:val="18203A"/>
+              </w:rPr>
+              <w:t xml:space="preserve">Propone la nuova scadenza quando si registra un rinnovo</w:t>
+            </w:r>
+          </w:p>
+        </w:tc>
+      </w:tr>
+    </w:tbl>
+    <w:p>
+      <w:pPr>
+        <w:spacing w:after="200"/>
+      </w:pPr>
+    </w:p>
+    <w:p>
+      <w:pPr>
+        <w:spacing w:after="140" w:line="288"/>
+      </w:pPr>
+      <w:r>
+        <w:t xml:space="preserve">Configurazione di partenza:</w:t>
+      </w:r>
+    </w:p>
     <w:tbl>
       <w:tblPr>
         <w:tblW w:type="dxa" w:w="9314"/>
@@ -6132,8 +6943,10 @@
       </w:tblPr>
       <w:tblGrid>
         <w:gridCol w:w="2608"/>
-        <w:gridCol w:w="3353"/>
-        <w:gridCol w:w="3353"/>
+        <w:gridCol w:w="1676"/>
+        <w:gridCol w:w="1676"/>
+        <w:gridCol w:w="1676"/>
+        <w:gridCol w:w="1678"/>
       </w:tblGrid>
       <w:tr>
         <w:trPr>
@@ -6167,7 +6980,7 @@
         </w:tc>
         <w:tc>
           <w:tcPr>
-            <w:tcW w:type="dxa" w:w="3353"/>
+            <w:tcW w:type="dxa" w:w="1676"/>
             <w:shd w:fill="E8EAF2" w:color="auto" w:val="clear"/>
             <w:tcMar>
               <w:top w:type="dxa" w:w="80"/>
@@ -6187,13 +7000,13 @@
                 <w:bCs/>
                 <w:color w:val="1E2748"/>
               </w:rPr>
-              <w:t xml:space="preserve">Obbligatorio</w:t>
-            </w:r>
-          </w:p>
-        </w:tc>
-        <w:tc>
-          <w:tcPr>
-            <w:tcW w:type="dxa" w:w="3353"/>
+              <w:t xml:space="preserve">Richiesto</w:t>
+            </w:r>
+          </w:p>
+        </w:tc>
+        <w:tc>
+          <w:tcPr>
+            <w:tcW w:type="dxa" w:w="1676"/>
             <w:shd w:fill="E8EAF2" w:color="auto" w:val="clear"/>
             <w:tcMar>
               <w:top w:type="dxa" w:w="80"/>
@@ -6205,7 +7018,7 @@
           <w:p>
             <w:pPr>
               <w:spacing w:after="0" w:line="264"/>
-              <w:jc w:val="left"/>
+              <w:jc w:val="center"/>
             </w:pPr>
             <w:r>
               <w:rPr>
@@ -6213,7 +7026,59 @@
                 <w:bCs/>
                 <w:color w:val="1E2748"/>
               </w:rPr>
-              <w:t xml:space="preserve">Validità tipica</w:t>
+              <w:t xml:space="preserve">Bloccante</w:t>
+            </w:r>
+          </w:p>
+        </w:tc>
+        <w:tc>
+          <w:tcPr>
+            <w:tcW w:type="dxa" w:w="1676"/>
+            <w:shd w:fill="E8EAF2" w:color="auto" w:val="clear"/>
+            <w:tcMar>
+              <w:top w:type="dxa" w:w="80"/>
+              <w:left w:type="dxa" w:w="120"/>
+              <w:bottom w:type="dxa" w:w="80"/>
+              <w:right w:type="dxa" w:w="120"/>
+            </w:tcMar>
+          </w:tcPr>
+          <w:p>
+            <w:pPr>
+              <w:spacing w:after="0" w:line="264"/>
+              <w:jc w:val="left"/>
+            </w:pPr>
+            <w:r>
+              <w:rPr>
+                <w:b/>
+                <w:bCs/>
+                <w:color w:val="1E2748"/>
+              </w:rPr>
+              <w:t xml:space="preserve">Visibile a</w:t>
+            </w:r>
+          </w:p>
+        </w:tc>
+        <w:tc>
+          <w:tcPr>
+            <w:tcW w:type="dxa" w:w="1678"/>
+            <w:shd w:fill="E8EAF2" w:color="auto" w:val="clear"/>
+            <w:tcMar>
+              <w:top w:type="dxa" w:w="80"/>
+              <w:left w:type="dxa" w:w="120"/>
+              <w:bottom w:type="dxa" w:w="80"/>
+              <w:right w:type="dxa" w:w="120"/>
+            </w:tcMar>
+          </w:tcPr>
+          <w:p>
+            <w:pPr>
+              <w:spacing w:after="0" w:line="264"/>
+              <w:jc w:val="left"/>
+            </w:pPr>
+            <w:r>
+              <w:rPr>
+                <w:b/>
+                <w:bCs/>
+                <w:color w:val="1E2748"/>
+              </w:rPr>
+              <w:t xml:space="preserve">Avviso</w:t>
             </w:r>
           </w:p>
         </w:tc>
@@ -6244,7 +7109,7 @@
         </w:tc>
         <w:tc>
           <w:tcPr>
-            <w:tcW w:type="dxa" w:w="3353"/>
+            <w:tcW w:type="dxa" w:w="1676"/>
             <w:tcMar>
               <w:top w:type="dxa" w:w="80"/>
               <w:left w:type="dxa" w:w="120"/>
@@ -6261,30 +7126,78 @@
               <w:rPr>
                 <w:color w:val="18203A"/>
               </w:rPr>
-              <w:t xml:space="preserve">✅</w:t>
-            </w:r>
-          </w:p>
-        </w:tc>
-        <w:tc>
-          <w:tcPr>
-            <w:tcW w:type="dxa" w:w="3353"/>
-            <w:tcMar>
-              <w:top w:type="dxa" w:w="80"/>
-              <w:left w:type="dxa" w:w="120"/>
-              <w:bottom w:type="dxa" w:w="80"/>
-              <w:right w:type="dxa" w:w="120"/>
-            </w:tcMar>
-          </w:tcPr>
-          <w:p>
-            <w:pPr>
-              <w:spacing w:after="0" w:line="264"/>
-              <w:jc w:val="left"/>
-            </w:pPr>
-            <w:r>
-              <w:rPr>
-                <w:color w:val="18203A"/>
-              </w:rPr>
-              <w:t xml:space="preserve">4 mesi</w:t>
+              <w:t xml:space="preserve">sì</w:t>
+            </w:r>
+          </w:p>
+        </w:tc>
+        <w:tc>
+          <w:tcPr>
+            <w:tcW w:type="dxa" w:w="1676"/>
+            <w:tcMar>
+              <w:top w:type="dxa" w:w="80"/>
+              <w:left w:type="dxa" w:w="120"/>
+              <w:bottom w:type="dxa" w:w="80"/>
+              <w:right w:type="dxa" w:w="120"/>
+            </w:tcMar>
+          </w:tcPr>
+          <w:p>
+            <w:pPr>
+              <w:spacing w:after="0" w:line="264"/>
+              <w:jc w:val="center"/>
+            </w:pPr>
+            <w:r>
+              <w:rPr>
+                <w:b/>
+                <w:bCs/>
+                <w:color w:val="18203A"/>
+              </w:rPr>
+              <w:t xml:space="preserve">sì</w:t>
+            </w:r>
+          </w:p>
+        </w:tc>
+        <w:tc>
+          <w:tcPr>
+            <w:tcW w:type="dxa" w:w="1676"/>
+            <w:tcMar>
+              <w:top w:type="dxa" w:w="80"/>
+              <w:left w:type="dxa" w:w="120"/>
+              <w:bottom w:type="dxa" w:w="80"/>
+              <w:right w:type="dxa" w:w="120"/>
+            </w:tcMar>
+          </w:tcPr>
+          <w:p>
+            <w:pPr>
+              <w:spacing w:after="0" w:line="264"/>
+              <w:jc w:val="left"/>
+            </w:pPr>
+            <w:r>
+              <w:rPr>
+                <w:color w:val="18203A"/>
+              </w:rPr>
+              <w:t xml:space="preserve">fornitore</w:t>
+            </w:r>
+          </w:p>
+        </w:tc>
+        <w:tc>
+          <w:tcPr>
+            <w:tcW w:type="dxa" w:w="1678"/>
+            <w:tcMar>
+              <w:top w:type="dxa" w:w="80"/>
+              <w:left w:type="dxa" w:w="120"/>
+              <w:bottom w:type="dxa" w:w="80"/>
+              <w:right w:type="dxa" w:w="120"/>
+            </w:tcMar>
+          </w:tcPr>
+          <w:p>
+            <w:pPr>
+              <w:spacing w:after="0" w:line="264"/>
+              <w:jc w:val="left"/>
+            </w:pPr>
+            <w:r>
+              <w:rPr>
+                <w:color w:val="18203A"/>
+              </w:rPr>
+              <w:t xml:space="preserve">30 gg</w:t>
             </w:r>
           </w:p>
         </w:tc>
@@ -6316,7 +7229,7 @@
         </w:tc>
         <w:tc>
           <w:tcPr>
-            <w:tcW w:type="dxa" w:w="3353"/>
+            <w:tcW w:type="dxa" w:w="1676"/>
             <w:shd w:fill="F5F6FA" w:color="auto" w:val="clear"/>
             <w:tcMar>
               <w:top w:type="dxa" w:w="80"/>
@@ -6334,31 +7247,81 @@
               <w:rPr>
                 <w:color w:val="18203A"/>
               </w:rPr>
-              <w:t xml:space="preserve">✅</w:t>
-            </w:r>
-          </w:p>
-        </w:tc>
-        <w:tc>
-          <w:tcPr>
-            <w:tcW w:type="dxa" w:w="3353"/>
-            <w:shd w:fill="F5F6FA" w:color="auto" w:val="clear"/>
-            <w:tcMar>
-              <w:top w:type="dxa" w:w="80"/>
-              <w:left w:type="dxa" w:w="120"/>
-              <w:bottom w:type="dxa" w:w="80"/>
-              <w:right w:type="dxa" w:w="120"/>
-            </w:tcMar>
-          </w:tcPr>
-          <w:p>
-            <w:pPr>
-              <w:spacing w:after="0" w:line="264"/>
-              <w:jc w:val="left"/>
-            </w:pPr>
-            <w:r>
-              <w:rPr>
-                <w:color w:val="18203A"/>
-              </w:rPr>
-              <w:t xml:space="preserve">12 mesi</w:t>
+              <w:t xml:space="preserve">sì</w:t>
+            </w:r>
+          </w:p>
+        </w:tc>
+        <w:tc>
+          <w:tcPr>
+            <w:tcW w:type="dxa" w:w="1676"/>
+            <w:shd w:fill="F5F6FA" w:color="auto" w:val="clear"/>
+            <w:tcMar>
+              <w:top w:type="dxa" w:w="80"/>
+              <w:left w:type="dxa" w:w="120"/>
+              <w:bottom w:type="dxa" w:w="80"/>
+              <w:right w:type="dxa" w:w="120"/>
+            </w:tcMar>
+          </w:tcPr>
+          <w:p>
+            <w:pPr>
+              <w:spacing w:after="0" w:line="264"/>
+              <w:jc w:val="center"/>
+            </w:pPr>
+            <w:r>
+              <w:rPr>
+                <w:b/>
+                <w:bCs/>
+                <w:color w:val="18203A"/>
+              </w:rPr>
+              <w:t xml:space="preserve">sì</w:t>
+            </w:r>
+          </w:p>
+        </w:tc>
+        <w:tc>
+          <w:tcPr>
+            <w:tcW w:type="dxa" w:w="1676"/>
+            <w:shd w:fill="F5F6FA" w:color="auto" w:val="clear"/>
+            <w:tcMar>
+              <w:top w:type="dxa" w:w="80"/>
+              <w:left w:type="dxa" w:w="120"/>
+              <w:bottom w:type="dxa" w:w="80"/>
+              <w:right w:type="dxa" w:w="120"/>
+            </w:tcMar>
+          </w:tcPr>
+          <w:p>
+            <w:pPr>
+              <w:spacing w:after="0" w:line="264"/>
+              <w:jc w:val="left"/>
+            </w:pPr>
+            <w:r>
+              <w:rPr>
+                <w:color w:val="18203A"/>
+              </w:rPr>
+              <w:t xml:space="preserve">fornitore</w:t>
+            </w:r>
+          </w:p>
+        </w:tc>
+        <w:tc>
+          <w:tcPr>
+            <w:tcW w:type="dxa" w:w="1678"/>
+            <w:shd w:fill="F5F6FA" w:color="auto" w:val="clear"/>
+            <w:tcMar>
+              <w:top w:type="dxa" w:w="80"/>
+              <w:left w:type="dxa" w:w="120"/>
+              <w:bottom w:type="dxa" w:w="80"/>
+              <w:right w:type="dxa" w:w="120"/>
+            </w:tcMar>
+          </w:tcPr>
+          <w:p>
+            <w:pPr>
+              <w:spacing w:after="0" w:line="264"/>
+              <w:jc w:val="left"/>
+            </w:pPr>
+            <w:r>
+              <w:rPr>
+                <w:color w:val="18203A"/>
+              </w:rPr>
+              <w:t xml:space="preserve">45 gg</w:t>
             </w:r>
           </w:p>
         </w:tc>
@@ -6389,7 +7352,7 @@
         </w:tc>
         <w:tc>
           <w:tcPr>
-            <w:tcW w:type="dxa" w:w="3353"/>
+            <w:tcW w:type="dxa" w:w="1676"/>
             <w:tcMar>
               <w:top w:type="dxa" w:w="80"/>
               <w:left w:type="dxa" w:w="120"/>
@@ -6406,30 +7369,78 @@
               <w:rPr>
                 <w:color w:val="18203A"/>
               </w:rPr>
-              <w:t xml:space="preserve">✅</w:t>
-            </w:r>
-          </w:p>
-        </w:tc>
-        <w:tc>
-          <w:tcPr>
-            <w:tcW w:type="dxa" w:w="3353"/>
-            <w:tcMar>
-              <w:top w:type="dxa" w:w="80"/>
-              <w:left w:type="dxa" w:w="120"/>
-              <w:bottom w:type="dxa" w:w="80"/>
-              <w:right w:type="dxa" w:w="120"/>
-            </w:tcMar>
-          </w:tcPr>
-          <w:p>
-            <w:pPr>
-              <w:spacing w:after="0" w:line="264"/>
-              <w:jc w:val="left"/>
-            </w:pPr>
-            <w:r>
-              <w:rPr>
-                <w:color w:val="18203A"/>
-              </w:rPr>
-              <w:t xml:space="preserve">12 mesi</w:t>
+              <w:t xml:space="preserve">sì</w:t>
+            </w:r>
+          </w:p>
+        </w:tc>
+        <w:tc>
+          <w:tcPr>
+            <w:tcW w:type="dxa" w:w="1676"/>
+            <w:tcMar>
+              <w:top w:type="dxa" w:w="80"/>
+              <w:left w:type="dxa" w:w="120"/>
+              <w:bottom w:type="dxa" w:w="80"/>
+              <w:right w:type="dxa" w:w="120"/>
+            </w:tcMar>
+          </w:tcPr>
+          <w:p>
+            <w:pPr>
+              <w:spacing w:after="0" w:line="264"/>
+              <w:jc w:val="center"/>
+            </w:pPr>
+            <w:r>
+              <w:rPr>
+                <w:b/>
+                <w:bCs/>
+                <w:color w:val="18203A"/>
+              </w:rPr>
+              <w:t xml:space="preserve">sì</w:t>
+            </w:r>
+          </w:p>
+        </w:tc>
+        <w:tc>
+          <w:tcPr>
+            <w:tcW w:type="dxa" w:w="1676"/>
+            <w:tcMar>
+              <w:top w:type="dxa" w:w="80"/>
+              <w:left w:type="dxa" w:w="120"/>
+              <w:bottom w:type="dxa" w:w="80"/>
+              <w:right w:type="dxa" w:w="120"/>
+            </w:tcMar>
+          </w:tcPr>
+          <w:p>
+            <w:pPr>
+              <w:spacing w:after="0" w:line="264"/>
+              <w:jc w:val="left"/>
+            </w:pPr>
+            <w:r>
+              <w:rPr>
+                <w:color w:val="18203A"/>
+              </w:rPr>
+              <w:t xml:space="preserve">fornitore</w:t>
+            </w:r>
+          </w:p>
+        </w:tc>
+        <w:tc>
+          <w:tcPr>
+            <w:tcW w:type="dxa" w:w="1678"/>
+            <w:tcMar>
+              <w:top w:type="dxa" w:w="80"/>
+              <w:left w:type="dxa" w:w="120"/>
+              <w:bottom w:type="dxa" w:w="80"/>
+              <w:right w:type="dxa" w:w="120"/>
+            </w:tcMar>
+          </w:tcPr>
+          <w:p>
+            <w:pPr>
+              <w:spacing w:after="0" w:line="264"/>
+              <w:jc w:val="left"/>
+            </w:pPr>
+            <w:r>
+              <w:rPr>
+                <w:color w:val="18203A"/>
+              </w:rPr>
+              <w:t xml:space="preserve">30 gg</w:t>
             </w:r>
           </w:p>
         </w:tc>
@@ -6461,7 +7472,7 @@
         </w:tc>
         <w:tc>
           <w:tcPr>
-            <w:tcW w:type="dxa" w:w="3353"/>
+            <w:tcW w:type="dxa" w:w="1676"/>
             <w:shd w:fill="F5F6FA" w:color="auto" w:val="clear"/>
             <w:tcMar>
               <w:top w:type="dxa" w:w="80"/>
@@ -6479,31 +7490,81 @@
               <w:rPr>
                 <w:color w:val="18203A"/>
               </w:rPr>
-              <w:t xml:space="preserve">✅</w:t>
-            </w:r>
-          </w:p>
-        </w:tc>
-        <w:tc>
-          <w:tcPr>
-            <w:tcW w:type="dxa" w:w="3353"/>
-            <w:shd w:fill="F5F6FA" w:color="auto" w:val="clear"/>
-            <w:tcMar>
-              <w:top w:type="dxa" w:w="80"/>
-              <w:left w:type="dxa" w:w="120"/>
-              <w:bottom w:type="dxa" w:w="80"/>
-              <w:right w:type="dxa" w:w="120"/>
-            </w:tcMar>
-          </w:tcPr>
-          <w:p>
-            <w:pPr>
-              <w:spacing w:after="0" w:line="264"/>
-              <w:jc w:val="left"/>
-            </w:pPr>
-            <w:r>
-              <w:rPr>
-                <w:color w:val="18203A"/>
-              </w:rPr>
-              <w:t xml:space="preserve">12 mesi</w:t>
+              <w:t xml:space="preserve">sì</w:t>
+            </w:r>
+          </w:p>
+        </w:tc>
+        <w:tc>
+          <w:tcPr>
+            <w:tcW w:type="dxa" w:w="1676"/>
+            <w:shd w:fill="F5F6FA" w:color="auto" w:val="clear"/>
+            <w:tcMar>
+              <w:top w:type="dxa" w:w="80"/>
+              <w:left w:type="dxa" w:w="120"/>
+              <w:bottom w:type="dxa" w:w="80"/>
+              <w:right w:type="dxa" w:w="120"/>
+            </w:tcMar>
+          </w:tcPr>
+          <w:p>
+            <w:pPr>
+              <w:spacing w:after="0" w:line="264"/>
+              <w:jc w:val="center"/>
+            </w:pPr>
+            <w:r>
+              <w:rPr>
+                <w:b/>
+                <w:bCs/>
+                <w:color w:val="18203A"/>
+              </w:rPr>
+              <w:t xml:space="preserve">sì</w:t>
+            </w:r>
+          </w:p>
+        </w:tc>
+        <w:tc>
+          <w:tcPr>
+            <w:tcW w:type="dxa" w:w="1676"/>
+            <w:shd w:fill="F5F6FA" w:color="auto" w:val="clear"/>
+            <w:tcMar>
+              <w:top w:type="dxa" w:w="80"/>
+              <w:left w:type="dxa" w:w="120"/>
+              <w:bottom w:type="dxa" w:w="80"/>
+              <w:right w:type="dxa" w:w="120"/>
+            </w:tcMar>
+          </w:tcPr>
+          <w:p>
+            <w:pPr>
+              <w:spacing w:after="0" w:line="264"/>
+              <w:jc w:val="left"/>
+            </w:pPr>
+            <w:r>
+              <w:rPr>
+                <w:color w:val="18203A"/>
+              </w:rPr>
+              <w:t xml:space="preserve">fornitore</w:t>
+            </w:r>
+          </w:p>
+        </w:tc>
+        <w:tc>
+          <w:tcPr>
+            <w:tcW w:type="dxa" w:w="1678"/>
+            <w:shd w:fill="F5F6FA" w:color="auto" w:val="clear"/>
+            <w:tcMar>
+              <w:top w:type="dxa" w:w="80"/>
+              <w:left w:type="dxa" w:w="120"/>
+              <w:bottom w:type="dxa" w:w="80"/>
+              <w:right w:type="dxa" w:w="120"/>
+            </w:tcMar>
+          </w:tcPr>
+          <w:p>
+            <w:pPr>
+              <w:spacing w:after="0" w:line="264"/>
+              <w:jc w:val="left"/>
+            </w:pPr>
+            <w:r>
+              <w:rPr>
+                <w:color w:val="18203A"/>
+              </w:rPr>
+              <w:t xml:space="preserve">30 gg</w:t>
             </w:r>
           </w:p>
         </w:tc>
@@ -6528,13 +7589,254 @@
               <w:rPr>
                 <w:color w:val="18203A"/>
               </w:rPr>
+              <w:t xml:space="preserve">Informativa privacy firmata</w:t>
+            </w:r>
+          </w:p>
+        </w:tc>
+        <w:tc>
+          <w:tcPr>
+            <w:tcW w:type="dxa" w:w="1676"/>
+            <w:tcMar>
+              <w:top w:type="dxa" w:w="80"/>
+              <w:left w:type="dxa" w:w="120"/>
+              <w:bottom w:type="dxa" w:w="80"/>
+              <w:right w:type="dxa" w:w="120"/>
+            </w:tcMar>
+          </w:tcPr>
+          <w:p>
+            <w:pPr>
+              <w:spacing w:after="0" w:line="264"/>
+              <w:jc w:val="center"/>
+            </w:pPr>
+            <w:r>
+              <w:rPr>
+                <w:color w:val="18203A"/>
+              </w:rPr>
+              <w:t xml:space="preserve">sì</w:t>
+            </w:r>
+          </w:p>
+        </w:tc>
+        <w:tc>
+          <w:tcPr>
+            <w:tcW w:type="dxa" w:w="1676"/>
+            <w:tcMar>
+              <w:top w:type="dxa" w:w="80"/>
+              <w:left w:type="dxa" w:w="120"/>
+              <w:bottom w:type="dxa" w:w="80"/>
+              <w:right w:type="dxa" w:w="120"/>
+            </w:tcMar>
+          </w:tcPr>
+          <w:p>
+            <w:pPr>
+              <w:spacing w:after="0" w:line="264"/>
+              <w:jc w:val="center"/>
+            </w:pPr>
+            <w:r>
+              <w:rPr>
+                <w:color w:val="18203A"/>
+              </w:rPr>
+              <w:t xml:space="preserve">no</w:t>
+            </w:r>
+          </w:p>
+        </w:tc>
+        <w:tc>
+          <w:tcPr>
+            <w:tcW w:type="dxa" w:w="1676"/>
+            <w:tcMar>
+              <w:top w:type="dxa" w:w="80"/>
+              <w:left w:type="dxa" w:w="120"/>
+              <w:bottom w:type="dxa" w:w="80"/>
+              <w:right w:type="dxa" w:w="120"/>
+            </w:tcMar>
+          </w:tcPr>
+          <w:p>
+            <w:pPr>
+              <w:spacing w:after="0" w:line="264"/>
+              <w:jc w:val="left"/>
+            </w:pPr>
+            <w:r>
+              <w:rPr>
+                <w:color w:val="18203A"/>
+              </w:rPr>
+              <w:t xml:space="preserve">fornitore</w:t>
+            </w:r>
+          </w:p>
+        </w:tc>
+        <w:tc>
+          <w:tcPr>
+            <w:tcW w:type="dxa" w:w="1678"/>
+            <w:tcMar>
+              <w:top w:type="dxa" w:w="80"/>
+              <w:left w:type="dxa" w:w="120"/>
+              <w:bottom w:type="dxa" w:w="80"/>
+              <w:right w:type="dxa" w:w="120"/>
+            </w:tcMar>
+          </w:tcPr>
+          <w:p>
+            <w:pPr>
+              <w:spacing w:after="0" w:line="264"/>
+              <w:jc w:val="left"/>
+            </w:pPr>
+            <w:r>
+              <w:rPr>
+                <w:color w:val="18203A"/>
+              </w:rPr>
+              <w:t xml:space="preserve">60 gg</w:t>
+            </w:r>
+          </w:p>
+        </w:tc>
+      </w:tr>
+      <w:tr>
+        <w:tc>
+          <w:tcPr>
+            <w:tcW w:type="dxa" w:w="2608"/>
+            <w:shd w:fill="F5F6FA" w:color="auto" w:val="clear"/>
+            <w:tcMar>
+              <w:top w:type="dxa" w:w="80"/>
+              <w:left w:type="dxa" w:w="120"/>
+              <w:bottom w:type="dxa" w:w="80"/>
+              <w:right w:type="dxa" w:w="120"/>
+            </w:tcMar>
+          </w:tcPr>
+          <w:p>
+            <w:pPr>
+              <w:spacing w:after="0" w:line="264"/>
+              <w:jc w:val="left"/>
+            </w:pPr>
+            <w:r>
+              <w:rPr>
+                <w:color w:val="18203A"/>
+              </w:rPr>
+              <w:t xml:space="preserve">Scheda di valutazione fornitore</w:t>
+            </w:r>
+          </w:p>
+        </w:tc>
+        <w:tc>
+          <w:tcPr>
+            <w:tcW w:type="dxa" w:w="1676"/>
+            <w:shd w:fill="F5F6FA" w:color="auto" w:val="clear"/>
+            <w:tcMar>
+              <w:top w:type="dxa" w:w="80"/>
+              <w:left w:type="dxa" w:w="120"/>
+              <w:bottom w:type="dxa" w:w="80"/>
+              <w:right w:type="dxa" w:w="120"/>
+            </w:tcMar>
+          </w:tcPr>
+          <w:p>
+            <w:pPr>
+              <w:spacing w:after="0" w:line="264"/>
+              <w:jc w:val="center"/>
+            </w:pPr>
+            <w:r>
+              <w:rPr>
+                <w:color w:val="18203A"/>
+              </w:rPr>
+              <w:t xml:space="preserve">sì</w:t>
+            </w:r>
+          </w:p>
+        </w:tc>
+        <w:tc>
+          <w:tcPr>
+            <w:tcW w:type="dxa" w:w="1676"/>
+            <w:shd w:fill="F5F6FA" w:color="auto" w:val="clear"/>
+            <w:tcMar>
+              <w:top w:type="dxa" w:w="80"/>
+              <w:left w:type="dxa" w:w="120"/>
+              <w:bottom w:type="dxa" w:w="80"/>
+              <w:right w:type="dxa" w:w="120"/>
+            </w:tcMar>
+          </w:tcPr>
+          <w:p>
+            <w:pPr>
+              <w:spacing w:after="0" w:line="264"/>
+              <w:jc w:val="center"/>
+            </w:pPr>
+            <w:r>
+              <w:rPr>
+                <w:color w:val="18203A"/>
+              </w:rPr>
+              <w:t xml:space="preserve">no</w:t>
+            </w:r>
+          </w:p>
+        </w:tc>
+        <w:tc>
+          <w:tcPr>
+            <w:tcW w:type="dxa" w:w="1676"/>
+            <w:shd w:fill="F5F6FA" w:color="auto" w:val="clear"/>
+            <w:tcMar>
+              <w:top w:type="dxa" w:w="80"/>
+              <w:left w:type="dxa" w:w="120"/>
+              <w:bottom w:type="dxa" w:w="80"/>
+              <w:right w:type="dxa" w:w="120"/>
+            </w:tcMar>
+          </w:tcPr>
+          <w:p>
+            <w:pPr>
+              <w:spacing w:after="0" w:line="264"/>
+              <w:jc w:val="left"/>
+            </w:pPr>
+            <w:r>
+              <w:rPr>
+                <w:b/>
+                <w:bCs/>
+                <w:color w:val="18203A"/>
+              </w:rPr>
+              <w:t xml:space="preserve">solo Righi</w:t>
+            </w:r>
+          </w:p>
+        </w:tc>
+        <w:tc>
+          <w:tcPr>
+            <w:tcW w:type="dxa" w:w="1678"/>
+            <w:shd w:fill="F5F6FA" w:color="auto" w:val="clear"/>
+            <w:tcMar>
+              <w:top w:type="dxa" w:w="80"/>
+              <w:left w:type="dxa" w:w="120"/>
+              <w:bottom w:type="dxa" w:w="80"/>
+              <w:right w:type="dxa" w:w="120"/>
+            </w:tcMar>
+          </w:tcPr>
+          <w:p>
+            <w:pPr>
+              <w:spacing w:after="0" w:line="264"/>
+              <w:jc w:val="left"/>
+            </w:pPr>
+            <w:r>
+              <w:rPr>
+                <w:color w:val="18203A"/>
+              </w:rPr>
+              <w:t xml:space="preserve">nessuno</w:t>
+            </w:r>
+          </w:p>
+        </w:tc>
+      </w:tr>
+      <w:tr>
+        <w:tc>
+          <w:tcPr>
+            <w:tcW w:type="dxa" w:w="2608"/>
+            <w:tcMar>
+              <w:top w:type="dxa" w:w="80"/>
+              <w:left w:type="dxa" w:w="120"/>
+              <w:bottom w:type="dxa" w:w="80"/>
+              <w:right w:type="dxa" w:w="120"/>
+            </w:tcMar>
+          </w:tcPr>
+          <w:p>
+            <w:pPr>
+              <w:spacing w:after="0" w:line="264"/>
+              <w:jc w:val="left"/>
+            </w:pPr>
+            <w:r>
+              <w:rPr>
+                <w:color w:val="18203A"/>
+              </w:rPr>
               <w:t xml:space="preserve">ISO 9001 · ISO 45001</w:t>
             </w:r>
           </w:p>
         </w:tc>
         <w:tc>
           <w:tcPr>
-            <w:tcW w:type="dxa" w:w="3353"/>
+            <w:tcW w:type="dxa" w:w="1676"/>
             <w:tcMar>
               <w:top w:type="dxa" w:w="80"/>
               <w:left w:type="dxa" w:w="120"/>
@@ -6551,30 +7853,76 @@
               <w:rPr>
                 <w:color w:val="18203A"/>
               </w:rPr>
-              <w:t xml:space="preserve">❌</w:t>
-            </w:r>
-          </w:p>
-        </w:tc>
-        <w:tc>
-          <w:tcPr>
-            <w:tcW w:type="dxa" w:w="3353"/>
-            <w:tcMar>
-              <w:top w:type="dxa" w:w="80"/>
-              <w:left w:type="dxa" w:w="120"/>
-              <w:bottom w:type="dxa" w:w="80"/>
-              <w:right w:type="dxa" w:w="120"/>
-            </w:tcMar>
-          </w:tcPr>
-          <w:p>
-            <w:pPr>
-              <w:spacing w:after="0" w:line="264"/>
-              <w:jc w:val="left"/>
-            </w:pPr>
-            <w:r>
-              <w:rPr>
-                <w:color w:val="18203A"/>
-              </w:rPr>
-              <w:t xml:space="preserve">36 mesi</w:t>
+              <w:t xml:space="preserve">no</w:t>
+            </w:r>
+          </w:p>
+        </w:tc>
+        <w:tc>
+          <w:tcPr>
+            <w:tcW w:type="dxa" w:w="1676"/>
+            <w:tcMar>
+              <w:top w:type="dxa" w:w="80"/>
+              <w:left w:type="dxa" w:w="120"/>
+              <w:bottom w:type="dxa" w:w="80"/>
+              <w:right w:type="dxa" w:w="120"/>
+            </w:tcMar>
+          </w:tcPr>
+          <w:p>
+            <w:pPr>
+              <w:spacing w:after="0" w:line="264"/>
+              <w:jc w:val="center"/>
+            </w:pPr>
+            <w:r>
+              <w:rPr>
+                <w:color w:val="18203A"/>
+              </w:rPr>
+              <w:t xml:space="preserve">no</w:t>
+            </w:r>
+          </w:p>
+        </w:tc>
+        <w:tc>
+          <w:tcPr>
+            <w:tcW w:type="dxa" w:w="1676"/>
+            <w:tcMar>
+              <w:top w:type="dxa" w:w="80"/>
+              <w:left w:type="dxa" w:w="120"/>
+              <w:bottom w:type="dxa" w:w="80"/>
+              <w:right w:type="dxa" w:w="120"/>
+            </w:tcMar>
+          </w:tcPr>
+          <w:p>
+            <w:pPr>
+              <w:spacing w:after="0" w:line="264"/>
+              <w:jc w:val="left"/>
+            </w:pPr>
+            <w:r>
+              <w:rPr>
+                <w:color w:val="18203A"/>
+              </w:rPr>
+              <w:t xml:space="preserve">fornitore</w:t>
+            </w:r>
+          </w:p>
+        </w:tc>
+        <w:tc>
+          <w:tcPr>
+            <w:tcW w:type="dxa" w:w="1678"/>
+            <w:tcMar>
+              <w:top w:type="dxa" w:w="80"/>
+              <w:left w:type="dxa" w:w="120"/>
+              <w:bottom w:type="dxa" w:w="80"/>
+              <w:right w:type="dxa" w:w="120"/>
+            </w:tcMar>
+          </w:tcPr>
+          <w:p>
+            <w:pPr>
+              <w:spacing w:after="0" w:line="264"/>
+              <w:jc w:val="left"/>
+            </w:pPr>
+            <w:r>
+              <w:rPr>
+                <w:color w:val="18203A"/>
+              </w:rPr>
+              <w:t xml:space="preserve">60 gg</w:t>
             </w:r>
           </w:p>
         </w:tc>
@@ -6597,7 +7945,17 @@
         <w:t xml:space="preserve">La qualifica non è un campo digitato</w:t>
       </w:r>
       <w:r>
-        <w:t xml:space="preserve">: è calcolata dai documenti.</w:t>
+        <w:t xml:space="preserve">: è calcolata dai documenti e dal registro. Cambiare una riga del registro ricalcola tutti i fornitori nello stesso istante — per questo il modulo dichiara </w:t>
+      </w:r>
+      <w:r>
+        <w:rPr>
+          <w:b/>
+          <w:bCs/>
+        </w:rPr>
+        <w:t xml:space="preserve">quanti cambiano stato prima di salvare</w:t>
+      </w:r>
+      <w:r>
+        <w:t xml:space="preserve"> («8 diventano non assegnabili»), invece di lasciarlo scoprire.</w:t>
       </w:r>
     </w:p>
     <w:p>
@@ -6608,7 +7966,7 @@
       <w:r>
         <w:drawing>
           <wp:inline distT="0" distB="0" distL="0" distR="0">
-            <wp:extent cx="5372100" cy="7181850"/>
+            <wp:extent cx="5324475" cy="7905750"/>
             <wp:effectExtent t="0" r="0" b="0" l="0"/>
             <wp:docPr id="1" name="" descr="" title=""/>
             <wp:cNvGraphicFramePr>
@@ -6633,7 +7991,7 @@
                   <pic:spPr bwMode="auto">
                     <a:xfrm>
                       <a:off x="0" y="0"/>
-                      <a:ext cx="5372100" cy="7181850"/>
+                      <a:ext cx="5324475" cy="7905750"/>
                     </a:xfrm>
                     <a:prstGeom prst="rect">
                       <a:avLst/>
@@ -6660,6 +8018,31 @@
           <w:szCs w:val="17"/>
         </w:rPr>
         <w:t xml:space="preserve">Diagramma 6</w:t>
+      </w:r>
+    </w:p>
+    <w:p>
+      <w:pPr>
+        <w:spacing w:after="140" w:line="288"/>
+      </w:pPr>
+      <w:r>
+        <w:rPr>
+          <w:b/>
+          <w:bCs/>
+        </w:rPr>
+        <w:t xml:space="preserve">Disattivare non è eliminare.</w:t>
+      </w:r>
+      <w:r>
+        <w:t xml:space="preserve"> Un tipo che non serve più si disattiva: esce dalla qualifica di tutti, ma i documenti già registrati restano e tornano a contare se lo si riattiva. L'eliminazione è consentita solo se </w:t>
+      </w:r>
+      <w:r>
+        <w:rPr>
+          <w:b/>
+          <w:bCs/>
+        </w:rPr>
+        <w:t xml:space="preserve">nessun fornitore</w:t>
+      </w:r>
+      <w:r>
+        <w:t xml:space="preserve"> ha mai consegnato quel documento — altrimenti si cancellerebbe uno storico, e il portale lo rifiuta dicendolo.</w:t>
       </w:r>
     </w:p>
     <w:p>
@@ -6936,27 +8319,62 @@
         <w:t xml:space="preserve">solo i propri</w:t>
       </w:r>
       <w:r>
-        <w:t xml:space="preserve"> documenti e può comunicare un rinnovo; il </w:t>
+        <w:t xml:space="preserve"> documenti, e fra questi </w:t>
       </w:r>
       <w:r>
         <w:rPr>
           <w:b/>
           <w:bCs/>
         </w:rPr>
-        <w:t xml:space="preserve">responsabile</w:t>
-      </w:r>
-      <w:r>
-        <w:t xml:space="preserve"> registra, verifica o respinge; il </w:t>
+        <w:t xml:space="preserve">solo i tipi non riservati</w:t>
+      </w:r>
+      <w:r>
+        <w:t xml:space="preserve">; può comunicare un rinnovo. Il </w:t>
       </w:r>
       <w:r>
         <w:rPr>
           <w:b/>
           <w:bCs/>
         </w:rPr>
+        <w:t xml:space="preserve">responsabile</w:t>
+      </w:r>
+      <w:r>
+        <w:t xml:space="preserve"> configura il registro, registra, verifica o respinge; il </w:t>
+      </w:r>
+      <w:r>
+        <w:rPr>
+          <w:b/>
+          <w:bCs/>
+        </w:rPr>
         <w:t xml:space="preserve">caposquadra consulta</w:t>
       </w:r>
       <w:r>
         <w:t xml:space="preserve"> ma non modifica, coerentemente con la regola dell'anagrafica.</w:t>
+      </w:r>
+    </w:p>
+    <w:p>
+      <w:pPr>
+        <w:spacing w:after="140" w:line="288"/>
+      </w:pPr>
+      <w:r>
+        <w:rPr>
+          <w:b/>
+          <w:bCs/>
+        </w:rPr>
+        <w:t xml:space="preserve">I motivi sono filtrati per chi legge.</w:t>
+      </w:r>
+      <w:r>
+        <w:t xml:space="preserve"> Se a bloccare (o a mettere in riserva) è un documento riservato, il fornitore viene avvisato che </w:t>
+      </w:r>
+      <w:r>
+        <w:rPr>
+          <w:i/>
+          <w:iCs/>
+        </w:rPr>
+        <w:t xml:space="preserve">esiste</w:t>
+      </w:r>
+      <w:r>
+        <w:t xml:space="preserve"> un documento gestito da Righi non in regola, ma non ne legge il nome: la sua scheda di valutazione interna resta interna. Un blocco senza spiegazione sarebbe peggio del blocco; un blocco che rivela un giudizio interno sarebbe una fuga.</w:t>
       </w:r>
     </w:p>
     <w:p>
@@ -10911,7 +12329,7 @@
               <w:rPr>
                 <w:color w:val="18203A"/>
               </w:rPr>
-              <w:t xml:space="preserve"> (78)</w:t>
+              <w:t xml:space="preserve"> (85)</w:t>
             </w:r>
           </w:p>
         </w:tc>
@@ -11139,7 +12557,7 @@
               <w:rPr>
                 <w:color w:val="18203A"/>
               </w:rPr>
-              <w:t xml:space="preserve"> (24 scenari)</w:t>
+              <w:t xml:space="preserve"> (33 scenari)</w:t>
             </w:r>
           </w:p>
         </w:tc>
@@ -11162,7 +12580,7 @@
               <w:rPr>
                 <w:color w:val="18203A"/>
               </w:rPr>
-              <w:t xml:space="preserve">Ciclo di vita, extra, magic link, richieste con foto, approvazioni, carico, analisi, suoni sulle azioni reali</w:t>
+              <w:t xml:space="preserve">Ciclo di vita, extra, magic link, richieste con foto, approvazioni, carico, analisi, suoni sulle azioni reali, registro dei tipi di documento</w:t>
             </w:r>
           </w:p>
         </w:tc>
@@ -11629,7 +13047,7 @@
         <w:t xml:space="preserve">Già realizzato</w:t>
       </w:r>
       <w:r>
-        <w:t xml:space="preserve">: richieste con foto, risposte rapide, avviso automatico via email con link diretto, auto-matching, duplicazione come modello, firma leggera, assegnazione ottima, lettura del collo di bottiglia, gestione degli extra, qualifica dei fornitori dai documenti, linguaggio sonoro degli eventi.</w:t>
+        <w:t xml:space="preserve">: richieste con foto, risposte rapide, avviso automatico via email con link diretto, auto-matching, duplicazione come modello, firma leggera, assegnazione ottima, lettura del collo di bottiglia, gestione degli extra, qualifica dei fornitori dai documenti con registro dei tipi configurabile, linguaggio sonoro degli eventi.</w:t>
       </w:r>
     </w:p>
     <w:p>
@@ -12313,7 +13731,109 @@
               <w:rPr>
                 <w:color w:val="18203A"/>
               </w:rPr>
-              <w:t xml:space="preserve">Stato calcolato dai documenti obbligatori, che abilita o blocca l'assegnazione</w:t>
+              <w:t xml:space="preserve">Stato calcolato dai documenti e dal registro dei tipi: abilita, mette in riserva o blocca l'assegnazione</w:t>
+            </w:r>
+          </w:p>
+        </w:tc>
+      </w:tr>
+      <w:tr>
+        <w:tc>
+          <w:tcPr>
+            <w:tcW w:type="dxa" w:w="3167"/>
+            <w:shd w:fill="F5F6FA" w:color="auto" w:val="clear"/>
+            <w:tcMar>
+              <w:top w:type="dxa" w:w="80"/>
+              <w:left w:type="dxa" w:w="120"/>
+              <w:bottom w:type="dxa" w:w="80"/>
+              <w:right w:type="dxa" w:w="120"/>
+            </w:tcMar>
+          </w:tcPr>
+          <w:p>
+            <w:pPr>
+              <w:spacing w:after="0" w:line="264"/>
+              <w:jc w:val="left"/>
+            </w:pPr>
+            <w:r>
+              <w:rPr>
+                <w:b/>
+                <w:bCs/>
+                <w:color w:val="18203A"/>
+              </w:rPr>
+              <w:t xml:space="preserve">Tipo bloccante</w:t>
+            </w:r>
+          </w:p>
+        </w:tc>
+        <w:tc>
+          <w:tcPr>
+            <w:tcW w:type="dxa" w:w="6147"/>
+            <w:shd w:fill="F5F6FA" w:color="auto" w:val="clear"/>
+            <w:tcMar>
+              <w:top w:type="dxa" w:w="80"/>
+              <w:left w:type="dxa" w:w="120"/>
+              <w:bottom w:type="dxa" w:w="80"/>
+              <w:right w:type="dxa" w:w="120"/>
+            </w:tcMar>
+          </w:tcPr>
+          <w:p>
+            <w:pPr>
+              <w:spacing w:after="0" w:line="264"/>
+              <w:jc w:val="left"/>
+            </w:pPr>
+            <w:r>
+              <w:rPr>
+                <w:color w:val="18203A"/>
+              </w:rPr>
+              <w:t xml:space="preserve">Documento richiesto la cui assenza o scadenza rende il fornitore non assegnabile</w:t>
+            </w:r>
+          </w:p>
+        </w:tc>
+      </w:tr>
+      <w:tr>
+        <w:tc>
+          <w:tcPr>
+            <w:tcW w:type="dxa" w:w="3167"/>
+            <w:tcMar>
+              <w:top w:type="dxa" w:w="80"/>
+              <w:left w:type="dxa" w:w="120"/>
+              <w:bottom w:type="dxa" w:w="80"/>
+              <w:right w:type="dxa" w:w="120"/>
+            </w:tcMar>
+          </w:tcPr>
+          <w:p>
+            <w:pPr>
+              <w:spacing w:after="0" w:line="264"/>
+              <w:jc w:val="left"/>
+            </w:pPr>
+            <w:r>
+              <w:rPr>
+                <w:b/>
+                <w:bCs/>
+                <w:color w:val="18203A"/>
+              </w:rPr>
+              <w:t xml:space="preserve">Con riserva</w:t>
+            </w:r>
+          </w:p>
+        </w:tc>
+        <w:tc>
+          <w:tcPr>
+            <w:tcW w:type="dxa" w:w="6147"/>
+            <w:tcMar>
+              <w:top w:type="dxa" w:w="80"/>
+              <w:left w:type="dxa" w:w="120"/>
+              <w:bottom w:type="dxa" w:w="80"/>
+              <w:right w:type="dxa" w:w="120"/>
+            </w:tcMar>
+          </w:tcPr>
+          <w:p>
+            <w:pPr>
+              <w:spacing w:after="0" w:line="264"/>
+              <w:jc w:val="left"/>
+            </w:pPr>
+            <w:r>
+              <w:rPr>
+                <w:color w:val="18203A"/>
+              </w:rPr>
+              <w:t xml:space="preserve">Qualificato ma con qualcosa da sistemare: non ferma il lavoro</w:t>
             </w:r>
           </w:p>
         </w:tc>

--- a/portale-fornitori/Specifiche_Portale_Fornitori_Righi.docx
+++ b/portale-fornitori/Specifiche_Portale_Fornitori_Righi.docx
@@ -697,7 +697,7 @@
         <w:spacing w:after="120" w:before="240"/>
       </w:pPr>
       <w:r>
-        <w:t xml:space="preserve">2.1 I tre ruoli</w:t>
+        <w:t xml:space="preserve">2.1 I quattro profili</w:t>
       </w:r>
     </w:p>
     <w:tbl>
@@ -910,7 +910,7 @@
               <w:rPr>
                 <w:color w:val="18203A"/>
               </w:rPr>
-              <w:t xml:space="preserve">. Unico che modifica l'anagrafica fornitori.</w:t>
+              <w:t xml:space="preserve">. Unico che modifica l'anagrafica fornitori. Conserva anche l'accesso documentale.</w:t>
             </w:r>
           </w:p>
         </w:tc>
@@ -1041,6 +1041,150 @@
                 <w:bCs/>
                 <w:color w:val="18203A"/>
               </w:rPr>
+              <w:t xml:space="preserve">Responsabile QHSE</w:t>
+            </w:r>
+          </w:p>
+        </w:tc>
+        <w:tc>
+          <w:tcPr>
+            <w:tcW w:type="dxa" w:w="3353"/>
+            <w:tcMar>
+              <w:top w:type="dxa" w:w="80"/>
+              <w:left w:type="dxa" w:w="120"/>
+              <w:bottom w:type="dxa" w:w="80"/>
+              <w:right w:type="dxa" w:w="120"/>
+            </w:tcMar>
+          </w:tcPr>
+          <w:p>
+            <w:pPr>
+              <w:spacing w:after="0" w:line="264"/>
+              <w:jc w:val="left"/>
+            </w:pPr>
+            <w:r>
+              <w:rPr>
+                <w:color w:val="18203A"/>
+              </w:rPr>
+              <w:t xml:space="preserve">Qualità, Sicurezza, Ambiente</w:t>
+            </w:r>
+          </w:p>
+        </w:tc>
+        <w:tc>
+          <w:tcPr>
+            <w:tcW w:type="dxa" w:w="3353"/>
+            <w:tcMar>
+              <w:top w:type="dxa" w:w="80"/>
+              <w:left w:type="dxa" w:w="120"/>
+              <w:bottom w:type="dxa" w:w="80"/>
+              <w:right w:type="dxa" w:w="120"/>
+            </w:tcMar>
+          </w:tcPr>
+          <w:p>
+            <w:pPr>
+              <w:spacing w:after="0" w:line="264"/>
+              <w:jc w:val="left"/>
+            </w:pPr>
+            <w:r>
+              <w:rPr>
+                <w:color w:val="18203A"/>
+              </w:rPr>
+              <w:t xml:space="preserve">Presidia </w:t>
+            </w:r>
+            <w:r>
+              <w:rPr>
+                <w:b/>
+                <w:bCs/>
+                <w:color w:val="18203A"/>
+              </w:rPr>
+              <w:t xml:space="preserve">solo la parte documentale</w:t>
+            </w:r>
+            <w:r>
+              <w:rPr>
+                <w:color w:val="18203A"/>
+              </w:rPr>
+              <w:t xml:space="preserve">. Definisce i </w:t>
+            </w:r>
+            <w:r>
+              <w:rPr>
+                <w:b/>
+                <w:bCs/>
+                <w:color w:val="18203A"/>
+              </w:rPr>
+              <w:t xml:space="preserve">tipi di documento</w:t>
+            </w:r>
+            <w:r>
+              <w:rPr>
+                <w:color w:val="18203A"/>
+              </w:rPr>
+              <w:t xml:space="preserve"> e quali sono bloccanti, </w:t>
+            </w:r>
+            <w:r>
+              <w:rPr>
+                <w:b/>
+                <w:bCs/>
+                <w:color w:val="18203A"/>
+              </w:rPr>
+              <w:t xml:space="preserve">verifica o respinge</w:t>
+            </w:r>
+            <w:r>
+              <w:rPr>
+                <w:color w:val="18203A"/>
+              </w:rPr>
+              <w:t xml:space="preserve"> ciò che i fornitori inviano, tiene lo </w:t>
+            </w:r>
+            <w:r>
+              <w:rPr>
+                <w:b/>
+                <w:bCs/>
+                <w:color w:val="18203A"/>
+              </w:rPr>
+              <w:t xml:space="preserve">scadenzario</w:t>
+            </w:r>
+            <w:r>
+              <w:rPr>
+                <w:color w:val="18203A"/>
+              </w:rPr>
+              <w:t xml:space="preserve">, esporta per audit e riesame. </w:t>
+            </w:r>
+            <w:r>
+              <w:rPr>
+                <w:b/>
+                <w:bCs/>
+                <w:color w:val="18203A"/>
+              </w:rPr>
+              <w:t xml:space="preserve">Non vede le commesse</w:t>
+            </w:r>
+            <w:r>
+              <w:rPr>
+                <w:color w:val="18203A"/>
+              </w:rPr>
+              <w:t xml:space="preserve"> e non le governa.</w:t>
+            </w:r>
+          </w:p>
+        </w:tc>
+      </w:tr>
+      <w:tr>
+        <w:tc>
+          <w:tcPr>
+            <w:tcW w:type="dxa" w:w="2608"/>
+            <w:shd w:fill="F5F6FA" w:color="auto" w:val="clear"/>
+            <w:tcMar>
+              <w:top w:type="dxa" w:w="80"/>
+              <w:left w:type="dxa" w:w="120"/>
+              <w:bottom w:type="dxa" w:w="80"/>
+              <w:right w:type="dxa" w:w="120"/>
+            </w:tcMar>
+          </w:tcPr>
+          <w:p>
+            <w:pPr>
+              <w:spacing w:after="0" w:line="264"/>
+              <w:jc w:val="left"/>
+            </w:pPr>
+            <w:r>
+              <w:rPr>
+                <w:b/>
+                <w:bCs/>
+                <w:color w:val="18203A"/>
+              </w:rPr>
               <w:t xml:space="preserve">Fornitore</w:t>
             </w:r>
           </w:p>
@@ -1048,6 +1192,7 @@
         <w:tc>
           <w:tcPr>
             <w:tcW w:type="dxa" w:w="3353"/>
+            <w:shd w:fill="F5F6FA" w:color="auto" w:val="clear"/>
             <w:tcMar>
               <w:top w:type="dxa" w:w="80"/>
               <w:left w:type="dxa" w:w="120"/>
@@ -1071,6 +1216,7 @@
         <w:tc>
           <w:tcPr>
             <w:tcW w:type="dxa" w:w="3353"/>
+            <w:shd w:fill="F5F6FA" w:color="auto" w:val="clear"/>
             <w:tcMar>
               <w:top w:type="dxa" w:w="80"/>
               <w:left w:type="dxa" w:w="120"/>
@@ -1097,6 +1243,59 @@
       <w:pPr>
         <w:spacing w:after="200"/>
       </w:pPr>
+    </w:p>
+    <w:p>
+      <w:pPr>
+        <w:spacing w:after="140" w:line="288"/>
+      </w:pPr>
+      <w:r>
+        <w:rPr>
+          <w:b/>
+          <w:bCs/>
+        </w:rPr>
+        <w:t xml:space="preserve">Perché QHSE è un profilo e non un permesso in più.</w:t>
+      </w:r>
+      <w:r>
+        <w:t xml:space="preserve"> Decidere </w:t>
+      </w:r>
+      <w:r>
+        <w:rPr>
+          <w:i/>
+          <w:iCs/>
+        </w:rPr>
+        <w:t xml:space="preserve">chi può</w:t>
+      </w:r>
+      <w:r>
+        <w:t xml:space="preserve"> lavorare per Righi e decidere </w:t>
+      </w:r>
+      <w:r>
+        <w:rPr>
+          <w:i/>
+          <w:iCs/>
+        </w:rPr>
+        <w:t xml:space="preserve">chi riceve</w:t>
+      </w:r>
+      <w:r>
+        <w:t xml:space="preserve"> il lavoro sono due mestieri diversi, con competenze e responsabilità diverse. Tenerli nello stesso profilo significa o dare al QHSE poteri di produzione che non gli competono, o lasciare la conformità come attività secondaria di chi ha altre urgenze. Il portale li separa: il QHSE non trova nemmeno la scheda Commesse, e le funzioni di produzione </w:t>
+      </w:r>
+      <w:r>
+        <w:rPr>
+          <w:b/>
+          <w:bCs/>
+        </w:rPr>
+        <w:t xml:space="preserve">rifiutano</w:t>
+      </w:r>
+      <w:r>
+        <w:t xml:space="preserve"> la sua chiamata anche se raggiunte per altra via.</w:t>
+      </w:r>
+    </w:p>
+    <w:p>
+      <w:pPr>
+        <w:spacing w:after="140" w:line="288"/>
+      </w:pPr>
+      <w:r>
+        <w:t xml:space="preserve">Il responsabile di produzione mantiene l'accesso documentale — è il ruolo apicale, e un'azienda piccola non può fermarsi quando il QHSE è assente.</w:t>
+      </w:r>
     </w:p>
     <w:p>
       <w:pPr>
@@ -1121,9 +1320,10 @@
       </w:tblPr>
       <w:tblGrid>
         <w:gridCol w:w="2608"/>
-        <w:gridCol w:w="2235"/>
-        <w:gridCol w:w="2235"/>
-        <w:gridCol w:w="2236"/>
+        <w:gridCol w:w="1676"/>
+        <w:gridCol w:w="1676"/>
+        <w:gridCol w:w="1676"/>
+        <w:gridCol w:w="1678"/>
       </w:tblGrid>
       <w:tr>
         <w:trPr>
@@ -1157,7 +1357,7 @@
         </w:tc>
         <w:tc>
           <w:tcPr>
-            <w:tcW w:type="dxa" w:w="2235"/>
+            <w:tcW w:type="dxa" w:w="1676"/>
             <w:shd w:fill="E8EAF2" w:color="auto" w:val="clear"/>
             <w:tcMar>
               <w:top w:type="dxa" w:w="80"/>
@@ -1183,7 +1383,7 @@
         </w:tc>
         <w:tc>
           <w:tcPr>
-            <w:tcW w:type="dxa" w:w="2235"/>
+            <w:tcW w:type="dxa" w:w="1676"/>
             <w:shd w:fill="E8EAF2" w:color="auto" w:val="clear"/>
             <w:tcMar>
               <w:top w:type="dxa" w:w="80"/>
@@ -1209,7 +1409,33 @@
         </w:tc>
         <w:tc>
           <w:tcPr>
-            <w:tcW w:type="dxa" w:w="2236"/>
+            <w:tcW w:type="dxa" w:w="1676"/>
+            <w:shd w:fill="E8EAF2" w:color="auto" w:val="clear"/>
+            <w:tcMar>
+              <w:top w:type="dxa" w:w="80"/>
+              <w:left w:type="dxa" w:w="120"/>
+              <w:bottom w:type="dxa" w:w="80"/>
+              <w:right w:type="dxa" w:w="120"/>
+            </w:tcMar>
+          </w:tcPr>
+          <w:p>
+            <w:pPr>
+              <w:spacing w:after="0" w:line="264"/>
+              <w:jc w:val="center"/>
+            </w:pPr>
+            <w:r>
+              <w:rPr>
+                <w:b/>
+                <w:bCs/>
+                <w:color w:val="1E2748"/>
+              </w:rPr>
+              <w:t xml:space="preserve">QHSE</w:t>
+            </w:r>
+          </w:p>
+        </w:tc>
+        <w:tc>
+          <w:tcPr>
+            <w:tcW w:type="dxa" w:w="1678"/>
             <w:shd w:fill="E8EAF2" w:color="auto" w:val="clear"/>
             <w:tcMar>
               <w:top w:type="dxa" w:w="80"/>
@@ -1254,13 +1480,13 @@
               <w:rPr>
                 <w:color w:val="18203A"/>
               </w:rPr>
-              <w:t xml:space="preserve">Creare una commessa</w:t>
-            </w:r>
-          </w:p>
-        </w:tc>
-        <w:tc>
-          <w:tcPr>
-            <w:tcW w:type="dxa" w:w="2235"/>
+              <w:t xml:space="preserve">Vedere le commesse</w:t>
+            </w:r>
+          </w:p>
+        </w:tc>
+        <w:tc>
+          <w:tcPr>
+            <w:tcW w:type="dxa" w:w="1676"/>
             <w:tcMar>
               <w:top w:type="dxa" w:w="80"/>
               <w:left w:type="dxa" w:w="120"/>
@@ -1277,13 +1503,13 @@
               <w:rPr>
                 <w:color w:val="18203A"/>
               </w:rPr>
-              <w:t xml:space="preserve">✅ pubblica</w:t>
-            </w:r>
-          </w:p>
-        </w:tc>
-        <w:tc>
-          <w:tcPr>
-            <w:tcW w:type="dxa" w:w="2235"/>
+              <w:t xml:space="preserve">✅ tutte</w:t>
+            </w:r>
+          </w:p>
+        </w:tc>
+        <w:tc>
+          <w:tcPr>
+            <w:tcW w:type="dxa" w:w="1676"/>
             <w:tcMar>
               <w:top w:type="dxa" w:w="80"/>
               <w:left w:type="dxa" w:w="120"/>
@@ -1300,13 +1526,13 @@
               <w:rPr>
                 <w:color w:val="18203A"/>
               </w:rPr>
-              <w:t xml:space="preserve">⚠️ propone</w:t>
-            </w:r>
-          </w:p>
-        </w:tc>
-        <w:tc>
-          <w:tcPr>
-            <w:tcW w:type="dxa" w:w="2236"/>
+              <w:t xml:space="preserve">✅ le proprie</w:t>
+            </w:r>
+          </w:p>
+        </w:tc>
+        <w:tc>
+          <w:tcPr>
+            <w:tcW w:type="dxa" w:w="1676"/>
             <w:tcMar>
               <w:top w:type="dxa" w:w="80"/>
               <w:left w:type="dxa" w:w="120"/>
@@ -1324,6 +1550,29 @@
                 <w:color w:val="18203A"/>
               </w:rPr>
               <w:t xml:space="preserve">❌</w:t>
+            </w:r>
+          </w:p>
+        </w:tc>
+        <w:tc>
+          <w:tcPr>
+            <w:tcW w:type="dxa" w:w="1678"/>
+            <w:tcMar>
+              <w:top w:type="dxa" w:w="80"/>
+              <w:left w:type="dxa" w:w="120"/>
+              <w:bottom w:type="dxa" w:w="80"/>
+              <w:right w:type="dxa" w:w="120"/>
+            </w:tcMar>
+          </w:tcPr>
+          <w:p>
+            <w:pPr>
+              <w:spacing w:after="0" w:line="264"/>
+              <w:jc w:val="center"/>
+            </w:pPr>
+            <w:r>
+              <w:rPr>
+                <w:color w:val="18203A"/>
+              </w:rPr>
+              <w:t xml:space="preserve">✅ le proprie</w:t>
             </w:r>
           </w:p>
         </w:tc>
@@ -1349,13 +1598,13 @@
               <w:rPr>
                 <w:color w:val="18203A"/>
               </w:rPr>
-              <w:t xml:space="preserve">Approvare una proposta di commessa</w:t>
-            </w:r>
-          </w:p>
-        </w:tc>
-        <w:tc>
-          <w:tcPr>
-            <w:tcW w:type="dxa" w:w="2235"/>
+              <w:t xml:space="preserve">Creare una commessa</w:t>
+            </w:r>
+          </w:p>
+        </w:tc>
+        <w:tc>
+          <w:tcPr>
+            <w:tcW w:type="dxa" w:w="1676"/>
             <w:shd w:fill="F5F6FA" w:color="auto" w:val="clear"/>
             <w:tcMar>
               <w:top w:type="dxa" w:w="80"/>
@@ -1373,13 +1622,13 @@
               <w:rPr>
                 <w:color w:val="18203A"/>
               </w:rPr>
-              <w:t xml:space="preserve">✅</w:t>
-            </w:r>
-          </w:p>
-        </w:tc>
-        <w:tc>
-          <w:tcPr>
-            <w:tcW w:type="dxa" w:w="2235"/>
+              <w:t xml:space="preserve">✅ pubblica</w:t>
+            </w:r>
+          </w:p>
+        </w:tc>
+        <w:tc>
+          <w:tcPr>
+            <w:tcW w:type="dxa" w:w="1676"/>
             <w:shd w:fill="F5F6FA" w:color="auto" w:val="clear"/>
             <w:tcMar>
               <w:top w:type="dxa" w:w="80"/>
@@ -1397,13 +1646,37 @@
               <w:rPr>
                 <w:color w:val="18203A"/>
               </w:rPr>
+              <w:t xml:space="preserve">⚠️ propone</w:t>
+            </w:r>
+          </w:p>
+        </w:tc>
+        <w:tc>
+          <w:tcPr>
+            <w:tcW w:type="dxa" w:w="1676"/>
+            <w:shd w:fill="F5F6FA" w:color="auto" w:val="clear"/>
+            <w:tcMar>
+              <w:top w:type="dxa" w:w="80"/>
+              <w:left w:type="dxa" w:w="120"/>
+              <w:bottom w:type="dxa" w:w="80"/>
+              <w:right w:type="dxa" w:w="120"/>
+            </w:tcMar>
+          </w:tcPr>
+          <w:p>
+            <w:pPr>
+              <w:spacing w:after="0" w:line="264"/>
+              <w:jc w:val="center"/>
+            </w:pPr>
+            <w:r>
+              <w:rPr>
+                <w:color w:val="18203A"/>
+              </w:rPr>
               <w:t xml:space="preserve">❌</w:t>
             </w:r>
           </w:p>
         </w:tc>
         <w:tc>
           <w:tcPr>
-            <w:tcW w:type="dxa" w:w="2236"/>
+            <w:tcW w:type="dxa" w:w="1678"/>
             <w:shd w:fill="F5F6FA" w:color="auto" w:val="clear"/>
             <w:tcMar>
               <w:top w:type="dxa" w:w="80"/>
@@ -1446,13 +1719,13 @@
               <w:rPr>
                 <w:color w:val="18203A"/>
               </w:rPr>
-              <w:t xml:space="preserve">Assegnare a un fornitore</w:t>
-            </w:r>
-          </w:p>
-        </w:tc>
-        <w:tc>
-          <w:tcPr>
-            <w:tcW w:type="dxa" w:w="2235"/>
+              <w:t xml:space="preserve">Approvare una proposta di commessa</w:t>
+            </w:r>
+          </w:p>
+        </w:tc>
+        <w:tc>
+          <w:tcPr>
+            <w:tcW w:type="dxa" w:w="1676"/>
             <w:tcMar>
               <w:top w:type="dxa" w:w="80"/>
               <w:left w:type="dxa" w:w="120"/>
@@ -1475,7 +1748,7 @@
         </w:tc>
         <w:tc>
           <w:tcPr>
-            <w:tcW w:type="dxa" w:w="2235"/>
+            <w:tcW w:type="dxa" w:w="1676"/>
             <w:tcMar>
               <w:top w:type="dxa" w:w="80"/>
               <w:left w:type="dxa" w:w="120"/>
@@ -1498,7 +1771,30 @@
         </w:tc>
         <w:tc>
           <w:tcPr>
-            <w:tcW w:type="dxa" w:w="2236"/>
+            <w:tcW w:type="dxa" w:w="1676"/>
+            <w:tcMar>
+              <w:top w:type="dxa" w:w="80"/>
+              <w:left w:type="dxa" w:w="120"/>
+              <w:bottom w:type="dxa" w:w="80"/>
+              <w:right w:type="dxa" w:w="120"/>
+            </w:tcMar>
+          </w:tcPr>
+          <w:p>
+            <w:pPr>
+              <w:spacing w:after="0" w:line="264"/>
+              <w:jc w:val="center"/>
+            </w:pPr>
+            <w:r>
+              <w:rPr>
+                <w:color w:val="18203A"/>
+              </w:rPr>
+              <w:t xml:space="preserve">❌</w:t>
+            </w:r>
+          </w:p>
+        </w:tc>
+        <w:tc>
+          <w:tcPr>
+            <w:tcW w:type="dxa" w:w="1678"/>
             <w:tcMar>
               <w:top w:type="dxa" w:w="80"/>
               <w:left w:type="dxa" w:w="120"/>
@@ -1541,13 +1837,13 @@
               <w:rPr>
                 <w:color w:val="18203A"/>
               </w:rPr>
-              <w:t xml:space="preserve">Accettare una proposta (con firma)</w:t>
-            </w:r>
-          </w:p>
-        </w:tc>
-        <w:tc>
-          <w:tcPr>
-            <w:tcW w:type="dxa" w:w="2235"/>
+              <w:t xml:space="preserve">Assegnare a un fornitore</w:t>
+            </w:r>
+          </w:p>
+        </w:tc>
+        <w:tc>
+          <w:tcPr>
+            <w:tcW w:type="dxa" w:w="1676"/>
             <w:shd w:fill="F5F6FA" w:color="auto" w:val="clear"/>
             <w:tcMar>
               <w:top w:type="dxa" w:w="80"/>
@@ -1565,13 +1861,37 @@
               <w:rPr>
                 <w:color w:val="18203A"/>
               </w:rPr>
+              <w:t xml:space="preserve">✅</w:t>
+            </w:r>
+          </w:p>
+        </w:tc>
+        <w:tc>
+          <w:tcPr>
+            <w:tcW w:type="dxa" w:w="1676"/>
+            <w:shd w:fill="F5F6FA" w:color="auto" w:val="clear"/>
+            <w:tcMar>
+              <w:top w:type="dxa" w:w="80"/>
+              <w:left w:type="dxa" w:w="120"/>
+              <w:bottom w:type="dxa" w:w="80"/>
+              <w:right w:type="dxa" w:w="120"/>
+            </w:tcMar>
+          </w:tcPr>
+          <w:p>
+            <w:pPr>
+              <w:spacing w:after="0" w:line="264"/>
+              <w:jc w:val="center"/>
+            </w:pPr>
+            <w:r>
+              <w:rPr>
+                <w:color w:val="18203A"/>
+              </w:rPr>
               <w:t xml:space="preserve">❌</w:t>
             </w:r>
           </w:p>
         </w:tc>
         <w:tc>
           <w:tcPr>
-            <w:tcW w:type="dxa" w:w="2235"/>
+            <w:tcW w:type="dxa" w:w="1676"/>
             <w:shd w:fill="F5F6FA" w:color="auto" w:val="clear"/>
             <w:tcMar>
               <w:top w:type="dxa" w:w="80"/>
@@ -1595,7 +1915,7 @@
         </w:tc>
         <w:tc>
           <w:tcPr>
-            <w:tcW w:type="dxa" w:w="2236"/>
+            <w:tcW w:type="dxa" w:w="1678"/>
             <w:shd w:fill="F5F6FA" w:color="auto" w:val="clear"/>
             <w:tcMar>
               <w:top w:type="dxa" w:w="80"/>
@@ -1613,7 +1933,7 @@
               <w:rPr>
                 <w:color w:val="18203A"/>
               </w:rPr>
-              <w:t xml:space="preserve">✅</w:t>
+              <w:t xml:space="preserve">❌</w:t>
             </w:r>
           </w:p>
         </w:tc>
@@ -1638,13 +1958,13 @@
               <w:rPr>
                 <w:color w:val="18203A"/>
               </w:rPr>
-              <w:t xml:space="preserve">Aggiornare l'avanzamento</w:t>
-            </w:r>
-          </w:p>
-        </w:tc>
-        <w:tc>
-          <w:tcPr>
-            <w:tcW w:type="dxa" w:w="2235"/>
+              <w:t xml:space="preserve">Accettare una proposta (con firma)</w:t>
+            </w:r>
+          </w:p>
+        </w:tc>
+        <w:tc>
+          <w:tcPr>
+            <w:tcW w:type="dxa" w:w="1676"/>
             <w:tcMar>
               <w:top w:type="dxa" w:w="80"/>
               <w:left w:type="dxa" w:w="120"/>
@@ -1667,7 +1987,7 @@
         </w:tc>
         <w:tc>
           <w:tcPr>
-            <w:tcW w:type="dxa" w:w="2235"/>
+            <w:tcW w:type="dxa" w:w="1676"/>
             <w:tcMar>
               <w:top w:type="dxa" w:w="80"/>
               <w:left w:type="dxa" w:w="120"/>
@@ -1690,7 +2010,30 @@
         </w:tc>
         <w:tc>
           <w:tcPr>
-            <w:tcW w:type="dxa" w:w="2236"/>
+            <w:tcW w:type="dxa" w:w="1676"/>
+            <w:tcMar>
+              <w:top w:type="dxa" w:w="80"/>
+              <w:left w:type="dxa" w:w="120"/>
+              <w:bottom w:type="dxa" w:w="80"/>
+              <w:right w:type="dxa" w:w="120"/>
+            </w:tcMar>
+          </w:tcPr>
+          <w:p>
+            <w:pPr>
+              <w:spacing w:after="0" w:line="264"/>
+              <w:jc w:val="center"/>
+            </w:pPr>
+            <w:r>
+              <w:rPr>
+                <w:color w:val="18203A"/>
+              </w:rPr>
+              <w:t xml:space="preserve">❌</w:t>
+            </w:r>
+          </w:p>
+        </w:tc>
+        <w:tc>
+          <w:tcPr>
+            <w:tcW w:type="dxa" w:w="1678"/>
             <w:tcMar>
               <w:top w:type="dxa" w:w="80"/>
               <w:left w:type="dxa" w:w="120"/>
@@ -1733,13 +2076,13 @@
               <w:rPr>
                 <w:color w:val="18203A"/>
               </w:rPr>
-              <w:t xml:space="preserve">Approvare uno slittamento</w:t>
-            </w:r>
-          </w:p>
-        </w:tc>
-        <w:tc>
-          <w:tcPr>
-            <w:tcW w:type="dxa" w:w="2235"/>
+              <w:t xml:space="preserve">Aggiornare l'avanzamento</w:t>
+            </w:r>
+          </w:p>
+        </w:tc>
+        <w:tc>
+          <w:tcPr>
+            <w:tcW w:type="dxa" w:w="1676"/>
             <w:shd w:fill="F5F6FA" w:color="auto" w:val="clear"/>
             <w:tcMar>
               <w:top w:type="dxa" w:w="80"/>
@@ -1757,55 +2100,79 @@
               <w:rPr>
                 <w:color w:val="18203A"/>
               </w:rPr>
+              <w:t xml:space="preserve">❌</w:t>
+            </w:r>
+          </w:p>
+        </w:tc>
+        <w:tc>
+          <w:tcPr>
+            <w:tcW w:type="dxa" w:w="1676"/>
+            <w:shd w:fill="F5F6FA" w:color="auto" w:val="clear"/>
+            <w:tcMar>
+              <w:top w:type="dxa" w:w="80"/>
+              <w:left w:type="dxa" w:w="120"/>
+              <w:bottom w:type="dxa" w:w="80"/>
+              <w:right w:type="dxa" w:w="120"/>
+            </w:tcMar>
+          </w:tcPr>
+          <w:p>
+            <w:pPr>
+              <w:spacing w:after="0" w:line="264"/>
+              <w:jc w:val="center"/>
+            </w:pPr>
+            <w:r>
+              <w:rPr>
+                <w:color w:val="18203A"/>
+              </w:rPr>
+              <w:t xml:space="preserve">❌</w:t>
+            </w:r>
+          </w:p>
+        </w:tc>
+        <w:tc>
+          <w:tcPr>
+            <w:tcW w:type="dxa" w:w="1676"/>
+            <w:shd w:fill="F5F6FA" w:color="auto" w:val="clear"/>
+            <w:tcMar>
+              <w:top w:type="dxa" w:w="80"/>
+              <w:left w:type="dxa" w:w="120"/>
+              <w:bottom w:type="dxa" w:w="80"/>
+              <w:right w:type="dxa" w:w="120"/>
+            </w:tcMar>
+          </w:tcPr>
+          <w:p>
+            <w:pPr>
+              <w:spacing w:after="0" w:line="264"/>
+              <w:jc w:val="center"/>
+            </w:pPr>
+            <w:r>
+              <w:rPr>
+                <w:color w:val="18203A"/>
+              </w:rPr>
+              <w:t xml:space="preserve">❌</w:t>
+            </w:r>
+          </w:p>
+        </w:tc>
+        <w:tc>
+          <w:tcPr>
+            <w:tcW w:type="dxa" w:w="1678"/>
+            <w:shd w:fill="F5F6FA" w:color="auto" w:val="clear"/>
+            <w:tcMar>
+              <w:top w:type="dxa" w:w="80"/>
+              <w:left w:type="dxa" w:w="120"/>
+              <w:bottom w:type="dxa" w:w="80"/>
+              <w:right w:type="dxa" w:w="120"/>
+            </w:tcMar>
+          </w:tcPr>
+          <w:p>
+            <w:pPr>
+              <w:spacing w:after="0" w:line="264"/>
+              <w:jc w:val="center"/>
+            </w:pPr>
+            <w:r>
+              <w:rPr>
+                <w:color w:val="18203A"/>
+              </w:rPr>
               <w:t xml:space="preserve">✅</w:t>
-            </w:r>
-          </w:p>
-        </w:tc>
-        <w:tc>
-          <w:tcPr>
-            <w:tcW w:type="dxa" w:w="2235"/>
-            <w:shd w:fill="F5F6FA" w:color="auto" w:val="clear"/>
-            <w:tcMar>
-              <w:top w:type="dxa" w:w="80"/>
-              <w:left w:type="dxa" w:w="120"/>
-              <w:bottom w:type="dxa" w:w="80"/>
-              <w:right w:type="dxa" w:w="120"/>
-            </w:tcMar>
-          </w:tcPr>
-          <w:p>
-            <w:pPr>
-              <w:spacing w:after="0" w:line="264"/>
-              <w:jc w:val="center"/>
-            </w:pPr>
-            <w:r>
-              <w:rPr>
-                <w:color w:val="18203A"/>
-              </w:rPr>
-              <w:t xml:space="preserve">✅</w:t>
-            </w:r>
-          </w:p>
-        </w:tc>
-        <w:tc>
-          <w:tcPr>
-            <w:tcW w:type="dxa" w:w="2236"/>
-            <w:shd w:fill="F5F6FA" w:color="auto" w:val="clear"/>
-            <w:tcMar>
-              <w:top w:type="dxa" w:w="80"/>
-              <w:left w:type="dxa" w:w="120"/>
-              <w:bottom w:type="dxa" w:w="80"/>
-              <w:right w:type="dxa" w:w="120"/>
-            </w:tcMar>
-          </w:tcPr>
-          <w:p>
-            <w:pPr>
-              <w:spacing w:after="0" w:line="264"/>
-              <w:jc w:val="center"/>
-            </w:pPr>
-            <w:r>
-              <w:rPr>
-                <w:color w:val="18203A"/>
-              </w:rPr>
-              <w:t xml:space="preserve">❌</w:t>
             </w:r>
           </w:p>
         </w:tc>
@@ -1830,21 +2197,13 @@
               <w:rPr>
                 <w:color w:val="18203A"/>
               </w:rPr>
-              <w:t xml:space="preserve">Approvare un </w:t>
-            </w:r>
-            <w:r>
-              <w:rPr>
-                <w:b/>
-                <w:bCs/>
-                <w:color w:val="18203A"/>
-              </w:rPr>
-              <w:t xml:space="preserve">extra ≤ 10%</w:t>
-            </w:r>
-          </w:p>
-        </w:tc>
-        <w:tc>
-          <w:tcPr>
-            <w:tcW w:type="dxa" w:w="2235"/>
+              <w:t xml:space="preserve">Approvare uno slittamento</w:t>
+            </w:r>
+          </w:p>
+        </w:tc>
+        <w:tc>
+          <w:tcPr>
+            <w:tcW w:type="dxa" w:w="1676"/>
             <w:tcMar>
               <w:top w:type="dxa" w:w="80"/>
               <w:left w:type="dxa" w:w="120"/>
@@ -1867,7 +2226,7 @@
         </w:tc>
         <w:tc>
           <w:tcPr>
-            <w:tcW w:type="dxa" w:w="2235"/>
+            <w:tcW w:type="dxa" w:w="1676"/>
             <w:tcMar>
               <w:top w:type="dxa" w:w="80"/>
               <w:left w:type="dxa" w:w="120"/>
@@ -1890,7 +2249,30 @@
         </w:tc>
         <w:tc>
           <w:tcPr>
-            <w:tcW w:type="dxa" w:w="2236"/>
+            <w:tcW w:type="dxa" w:w="1676"/>
+            <w:tcMar>
+              <w:top w:type="dxa" w:w="80"/>
+              <w:left w:type="dxa" w:w="120"/>
+              <w:bottom w:type="dxa" w:w="80"/>
+              <w:right w:type="dxa" w:w="120"/>
+            </w:tcMar>
+          </w:tcPr>
+          <w:p>
+            <w:pPr>
+              <w:spacing w:after="0" w:line="264"/>
+              <w:jc w:val="center"/>
+            </w:pPr>
+            <w:r>
+              <w:rPr>
+                <w:color w:val="18203A"/>
+              </w:rPr>
+              <w:t xml:space="preserve">❌</w:t>
+            </w:r>
+          </w:p>
+        </w:tc>
+        <w:tc>
+          <w:tcPr>
+            <w:tcW w:type="dxa" w:w="1678"/>
             <w:tcMar>
               <w:top w:type="dxa" w:w="80"/>
               <w:left w:type="dxa" w:w="120"/>
@@ -1941,13 +2323,13 @@
                 <w:bCs/>
                 <w:color w:val="18203A"/>
               </w:rPr>
-              <w:t xml:space="preserve">extra &gt; 10%</w:t>
-            </w:r>
-          </w:p>
-        </w:tc>
-        <w:tc>
-          <w:tcPr>
-            <w:tcW w:type="dxa" w:w="2235"/>
+              <w:t xml:space="preserve">extra ≤ 10%</w:t>
+            </w:r>
+          </w:p>
+        </w:tc>
+        <w:tc>
+          <w:tcPr>
+            <w:tcW w:type="dxa" w:w="1676"/>
             <w:shd w:fill="F5F6FA" w:color="auto" w:val="clear"/>
             <w:tcMar>
               <w:top w:type="dxa" w:w="80"/>
@@ -1971,7 +2353,7 @@
         </w:tc>
         <w:tc>
           <w:tcPr>
-            <w:tcW w:type="dxa" w:w="2235"/>
+            <w:tcW w:type="dxa" w:w="1676"/>
             <w:shd w:fill="F5F6FA" w:color="auto" w:val="clear"/>
             <w:tcMar>
               <w:top w:type="dxa" w:w="80"/>
@@ -1989,13 +2371,37 @@
               <w:rPr>
                 <w:color w:val="18203A"/>
               </w:rPr>
+              <w:t xml:space="preserve">✅</w:t>
+            </w:r>
+          </w:p>
+        </w:tc>
+        <w:tc>
+          <w:tcPr>
+            <w:tcW w:type="dxa" w:w="1676"/>
+            <w:shd w:fill="F5F6FA" w:color="auto" w:val="clear"/>
+            <w:tcMar>
+              <w:top w:type="dxa" w:w="80"/>
+              <w:left w:type="dxa" w:w="120"/>
+              <w:bottom w:type="dxa" w:w="80"/>
+              <w:right w:type="dxa" w:w="120"/>
+            </w:tcMar>
+          </w:tcPr>
+          <w:p>
+            <w:pPr>
+              <w:spacing w:after="0" w:line="264"/>
+              <w:jc w:val="center"/>
+            </w:pPr>
+            <w:r>
+              <w:rPr>
+                <w:color w:val="18203A"/>
+              </w:rPr>
               <w:t xml:space="preserve">❌</w:t>
             </w:r>
           </w:p>
         </w:tc>
         <w:tc>
           <w:tcPr>
-            <w:tcW w:type="dxa" w:w="2236"/>
+            <w:tcW w:type="dxa" w:w="1678"/>
             <w:shd w:fill="F5F6FA" w:color="auto" w:val="clear"/>
             <w:tcMar>
               <w:top w:type="dxa" w:w="80"/>
@@ -2038,13 +2444,21 @@
               <w:rPr>
                 <w:color w:val="18203A"/>
               </w:rPr>
-              <w:t xml:space="preserve">Autorizzare la consegna</w:t>
-            </w:r>
-          </w:p>
-        </w:tc>
-        <w:tc>
-          <w:tcPr>
-            <w:tcW w:type="dxa" w:w="2235"/>
+              <w:t xml:space="preserve">Approvare un </w:t>
+            </w:r>
+            <w:r>
+              <w:rPr>
+                <w:b/>
+                <w:bCs/>
+                <w:color w:val="18203A"/>
+              </w:rPr>
+              <w:t xml:space="preserve">extra &gt; 10%</w:t>
+            </w:r>
+          </w:p>
+        </w:tc>
+        <w:tc>
+          <w:tcPr>
+            <w:tcW w:type="dxa" w:w="1676"/>
             <w:tcMar>
               <w:top w:type="dxa" w:w="80"/>
               <w:left w:type="dxa" w:w="120"/>
@@ -2067,7 +2481,7 @@
         </w:tc>
         <w:tc>
           <w:tcPr>
-            <w:tcW w:type="dxa" w:w="2235"/>
+            <w:tcW w:type="dxa" w:w="1676"/>
             <w:tcMar>
               <w:top w:type="dxa" w:w="80"/>
               <w:left w:type="dxa" w:w="120"/>
@@ -2084,13 +2498,36 @@
               <w:rPr>
                 <w:color w:val="18203A"/>
               </w:rPr>
-              <w:t xml:space="preserve">✅</w:t>
-            </w:r>
-          </w:p>
-        </w:tc>
-        <w:tc>
-          <w:tcPr>
-            <w:tcW w:type="dxa" w:w="2236"/>
+              <w:t xml:space="preserve">❌</w:t>
+            </w:r>
+          </w:p>
+        </w:tc>
+        <w:tc>
+          <w:tcPr>
+            <w:tcW w:type="dxa" w:w="1676"/>
+            <w:tcMar>
+              <w:top w:type="dxa" w:w="80"/>
+              <w:left w:type="dxa" w:w="120"/>
+              <w:bottom w:type="dxa" w:w="80"/>
+              <w:right w:type="dxa" w:w="120"/>
+            </w:tcMar>
+          </w:tcPr>
+          <w:p>
+            <w:pPr>
+              <w:spacing w:after="0" w:line="264"/>
+              <w:jc w:val="center"/>
+            </w:pPr>
+            <w:r>
+              <w:rPr>
+                <w:color w:val="18203A"/>
+              </w:rPr>
+              <w:t xml:space="preserve">❌</w:t>
+            </w:r>
+          </w:p>
+        </w:tc>
+        <w:tc>
+          <w:tcPr>
+            <w:tcW w:type="dxa" w:w="1678"/>
             <w:tcMar>
               <w:top w:type="dxa" w:w="80"/>
               <w:left w:type="dxa" w:w="120"/>
@@ -2133,13 +2570,13 @@
               <w:rPr>
                 <w:color w:val="18203A"/>
               </w:rPr>
-              <w:t xml:space="preserve">Segnare consegnato</w:t>
-            </w:r>
-          </w:p>
-        </w:tc>
-        <w:tc>
-          <w:tcPr>
-            <w:tcW w:type="dxa" w:w="2235"/>
+              <w:t xml:space="preserve">Autorizzare la consegna</w:t>
+            </w:r>
+          </w:p>
+        </w:tc>
+        <w:tc>
+          <w:tcPr>
+            <w:tcW w:type="dxa" w:w="1676"/>
             <w:shd w:fill="F5F6FA" w:color="auto" w:val="clear"/>
             <w:tcMar>
               <w:top w:type="dxa" w:w="80"/>
@@ -2157,13 +2594,61 @@
               <w:rPr>
                 <w:color w:val="18203A"/>
               </w:rPr>
+              <w:t xml:space="preserve">✅</w:t>
+            </w:r>
+          </w:p>
+        </w:tc>
+        <w:tc>
+          <w:tcPr>
+            <w:tcW w:type="dxa" w:w="1676"/>
+            <w:shd w:fill="F5F6FA" w:color="auto" w:val="clear"/>
+            <w:tcMar>
+              <w:top w:type="dxa" w:w="80"/>
+              <w:left w:type="dxa" w:w="120"/>
+              <w:bottom w:type="dxa" w:w="80"/>
+              <w:right w:type="dxa" w:w="120"/>
+            </w:tcMar>
+          </w:tcPr>
+          <w:p>
+            <w:pPr>
+              <w:spacing w:after="0" w:line="264"/>
+              <w:jc w:val="center"/>
+            </w:pPr>
+            <w:r>
+              <w:rPr>
+                <w:color w:val="18203A"/>
+              </w:rPr>
+              <w:t xml:space="preserve">✅</w:t>
+            </w:r>
+          </w:p>
+        </w:tc>
+        <w:tc>
+          <w:tcPr>
+            <w:tcW w:type="dxa" w:w="1676"/>
+            <w:shd w:fill="F5F6FA" w:color="auto" w:val="clear"/>
+            <w:tcMar>
+              <w:top w:type="dxa" w:w="80"/>
+              <w:left w:type="dxa" w:w="120"/>
+              <w:bottom w:type="dxa" w:w="80"/>
+              <w:right w:type="dxa" w:w="120"/>
+            </w:tcMar>
+          </w:tcPr>
+          <w:p>
+            <w:pPr>
+              <w:spacing w:after="0" w:line="264"/>
+              <w:jc w:val="center"/>
+            </w:pPr>
+            <w:r>
+              <w:rPr>
+                <w:color w:val="18203A"/>
+              </w:rPr>
               <w:t xml:space="preserve">❌</w:t>
             </w:r>
           </w:p>
         </w:tc>
         <w:tc>
           <w:tcPr>
-            <w:tcW w:type="dxa" w:w="2235"/>
+            <w:tcW w:type="dxa" w:w="1678"/>
             <w:shd w:fill="F5F6FA" w:color="auto" w:val="clear"/>
             <w:tcMar>
               <w:top w:type="dxa" w:w="80"/>
@@ -2182,30 +2667,6 @@
                 <w:color w:val="18203A"/>
               </w:rPr>
               <w:t xml:space="preserve">❌</w:t>
-            </w:r>
-          </w:p>
-        </w:tc>
-        <w:tc>
-          <w:tcPr>
-            <w:tcW w:type="dxa" w:w="2236"/>
-            <w:shd w:fill="F5F6FA" w:color="auto" w:val="clear"/>
-            <w:tcMar>
-              <w:top w:type="dxa" w:w="80"/>
-              <w:left w:type="dxa" w:w="120"/>
-              <w:bottom w:type="dxa" w:w="80"/>
-              <w:right w:type="dxa" w:w="120"/>
-            </w:tcMar>
-          </w:tcPr>
-          <w:p>
-            <w:pPr>
-              <w:spacing w:after="0" w:line="264"/>
-              <w:jc w:val="center"/>
-            </w:pPr>
-            <w:r>
-              <w:rPr>
-                <w:color w:val="18203A"/>
-              </w:rPr>
-              <w:t xml:space="preserve">✅</w:t>
             </w:r>
           </w:p>
         </w:tc>
@@ -2230,13 +2691,13 @@
               <w:rPr>
                 <w:color w:val="18203A"/>
               </w:rPr>
-              <w:t xml:space="preserve">Chiudere la pratica</w:t>
-            </w:r>
-          </w:p>
-        </w:tc>
-        <w:tc>
-          <w:tcPr>
-            <w:tcW w:type="dxa" w:w="2235"/>
+              <w:t xml:space="preserve">Segnare consegnato</w:t>
+            </w:r>
+          </w:p>
+        </w:tc>
+        <w:tc>
+          <w:tcPr>
+            <w:tcW w:type="dxa" w:w="1676"/>
             <w:tcMar>
               <w:top w:type="dxa" w:w="80"/>
               <w:left w:type="dxa" w:w="120"/>
@@ -2253,53 +2714,76 @@
               <w:rPr>
                 <w:color w:val="18203A"/>
               </w:rPr>
+              <w:t xml:space="preserve">❌</w:t>
+            </w:r>
+          </w:p>
+        </w:tc>
+        <w:tc>
+          <w:tcPr>
+            <w:tcW w:type="dxa" w:w="1676"/>
+            <w:tcMar>
+              <w:top w:type="dxa" w:w="80"/>
+              <w:left w:type="dxa" w:w="120"/>
+              <w:bottom w:type="dxa" w:w="80"/>
+              <w:right w:type="dxa" w:w="120"/>
+            </w:tcMar>
+          </w:tcPr>
+          <w:p>
+            <w:pPr>
+              <w:spacing w:after="0" w:line="264"/>
+              <w:jc w:val="center"/>
+            </w:pPr>
+            <w:r>
+              <w:rPr>
+                <w:color w:val="18203A"/>
+              </w:rPr>
+              <w:t xml:space="preserve">❌</w:t>
+            </w:r>
+          </w:p>
+        </w:tc>
+        <w:tc>
+          <w:tcPr>
+            <w:tcW w:type="dxa" w:w="1676"/>
+            <w:tcMar>
+              <w:top w:type="dxa" w:w="80"/>
+              <w:left w:type="dxa" w:w="120"/>
+              <w:bottom w:type="dxa" w:w="80"/>
+              <w:right w:type="dxa" w:w="120"/>
+            </w:tcMar>
+          </w:tcPr>
+          <w:p>
+            <w:pPr>
+              <w:spacing w:after="0" w:line="264"/>
+              <w:jc w:val="center"/>
+            </w:pPr>
+            <w:r>
+              <w:rPr>
+                <w:color w:val="18203A"/>
+              </w:rPr>
+              <w:t xml:space="preserve">❌</w:t>
+            </w:r>
+          </w:p>
+        </w:tc>
+        <w:tc>
+          <w:tcPr>
+            <w:tcW w:type="dxa" w:w="1678"/>
+            <w:tcMar>
+              <w:top w:type="dxa" w:w="80"/>
+              <w:left w:type="dxa" w:w="120"/>
+              <w:bottom w:type="dxa" w:w="80"/>
+              <w:right w:type="dxa" w:w="120"/>
+            </w:tcMar>
+          </w:tcPr>
+          <w:p>
+            <w:pPr>
+              <w:spacing w:after="0" w:line="264"/>
+              <w:jc w:val="center"/>
+            </w:pPr>
+            <w:r>
+              <w:rPr>
+                <w:color w:val="18203A"/>
+              </w:rPr>
               <w:t xml:space="preserve">✅</w:t>
-            </w:r>
-          </w:p>
-        </w:tc>
-        <w:tc>
-          <w:tcPr>
-            <w:tcW w:type="dxa" w:w="2235"/>
-            <w:tcMar>
-              <w:top w:type="dxa" w:w="80"/>
-              <w:left w:type="dxa" w:w="120"/>
-              <w:bottom w:type="dxa" w:w="80"/>
-              <w:right w:type="dxa" w:w="120"/>
-            </w:tcMar>
-          </w:tcPr>
-          <w:p>
-            <w:pPr>
-              <w:spacing w:after="0" w:line="264"/>
-              <w:jc w:val="center"/>
-            </w:pPr>
-            <w:r>
-              <w:rPr>
-                <w:color w:val="18203A"/>
-              </w:rPr>
-              <w:t xml:space="preserve">✅</w:t>
-            </w:r>
-          </w:p>
-        </w:tc>
-        <w:tc>
-          <w:tcPr>
-            <w:tcW w:type="dxa" w:w="2236"/>
-            <w:tcMar>
-              <w:top w:type="dxa" w:w="80"/>
-              <w:left w:type="dxa" w:w="120"/>
-              <w:bottom w:type="dxa" w:w="80"/>
-              <w:right w:type="dxa" w:w="120"/>
-            </w:tcMar>
-          </w:tcPr>
-          <w:p>
-            <w:pPr>
-              <w:spacing w:after="0" w:line="264"/>
-              <w:jc w:val="center"/>
-            </w:pPr>
-            <w:r>
-              <w:rPr>
-                <w:color w:val="18203A"/>
-              </w:rPr>
-              <w:t xml:space="preserve">❌</w:t>
             </w:r>
           </w:p>
         </w:tc>
@@ -2325,13 +2809,13 @@
               <w:rPr>
                 <w:color w:val="18203A"/>
               </w:rPr>
-              <w:t xml:space="preserve">Creare/modificare anagrafica fornitori</w:t>
-            </w:r>
-          </w:p>
-        </w:tc>
-        <w:tc>
-          <w:tcPr>
-            <w:tcW w:type="dxa" w:w="2235"/>
+              <w:t xml:space="preserve">Chiudere la pratica</w:t>
+            </w:r>
+          </w:p>
+        </w:tc>
+        <w:tc>
+          <w:tcPr>
+            <w:tcW w:type="dxa" w:w="1676"/>
             <w:shd w:fill="F5F6FA" w:color="auto" w:val="clear"/>
             <w:tcMar>
               <w:top w:type="dxa" w:w="80"/>
@@ -2355,7 +2839,7 @@
         </w:tc>
         <w:tc>
           <w:tcPr>
-            <w:tcW w:type="dxa" w:w="2235"/>
+            <w:tcW w:type="dxa" w:w="1676"/>
             <w:shd w:fill="F5F6FA" w:color="auto" w:val="clear"/>
             <w:tcMar>
               <w:top w:type="dxa" w:w="80"/>
@@ -2373,13 +2857,37 @@
               <w:rPr>
                 <w:color w:val="18203A"/>
               </w:rPr>
+              <w:t xml:space="preserve">✅</w:t>
+            </w:r>
+          </w:p>
+        </w:tc>
+        <w:tc>
+          <w:tcPr>
+            <w:tcW w:type="dxa" w:w="1676"/>
+            <w:shd w:fill="F5F6FA" w:color="auto" w:val="clear"/>
+            <w:tcMar>
+              <w:top w:type="dxa" w:w="80"/>
+              <w:left w:type="dxa" w:w="120"/>
+              <w:bottom w:type="dxa" w:w="80"/>
+              <w:right w:type="dxa" w:w="120"/>
+            </w:tcMar>
+          </w:tcPr>
+          <w:p>
+            <w:pPr>
+              <w:spacing w:after="0" w:line="264"/>
+              <w:jc w:val="center"/>
+            </w:pPr>
+            <w:r>
+              <w:rPr>
+                <w:color w:val="18203A"/>
+              </w:rPr>
               <w:t xml:space="preserve">❌</w:t>
             </w:r>
           </w:p>
         </w:tc>
         <w:tc>
           <w:tcPr>
-            <w:tcW w:type="dxa" w:w="2236"/>
+            <w:tcW w:type="dxa" w:w="1678"/>
             <w:shd w:fill="F5F6FA" w:color="auto" w:val="clear"/>
             <w:tcMar>
               <w:top w:type="dxa" w:w="80"/>
@@ -2422,27 +2930,13 @@
               <w:rPr>
                 <w:color w:val="18203A"/>
               </w:rPr>
-              <w:t xml:space="preserve">Configurare i </w:t>
-            </w:r>
-            <w:r>
-              <w:rPr>
-                <w:b/>
-                <w:bCs/>
-                <w:color w:val="18203A"/>
-              </w:rPr>
-              <w:t xml:space="preserve">tipi di documento</w:t>
-            </w:r>
-            <w:r>
-              <w:rPr>
-                <w:color w:val="18203A"/>
-              </w:rPr>
-              <w:t xml:space="preserve"> (bloccante, visibilità, avvisi)</w:t>
-            </w:r>
-          </w:p>
-        </w:tc>
-        <w:tc>
-          <w:tcPr>
-            <w:tcW w:type="dxa" w:w="2235"/>
+              <w:t xml:space="preserve">Creare/modificare anagrafica fornitori</w:t>
+            </w:r>
+          </w:p>
+        </w:tc>
+        <w:tc>
+          <w:tcPr>
+            <w:tcW w:type="dxa" w:w="1676"/>
             <w:tcMar>
               <w:top w:type="dxa" w:w="80"/>
               <w:left w:type="dxa" w:w="120"/>
@@ -2465,7 +2959,7 @@
         </w:tc>
         <w:tc>
           <w:tcPr>
-            <w:tcW w:type="dxa" w:w="2235"/>
+            <w:tcW w:type="dxa" w:w="1676"/>
             <w:tcMar>
               <w:top w:type="dxa" w:w="80"/>
               <w:left w:type="dxa" w:w="120"/>
@@ -2488,7 +2982,30 @@
         </w:tc>
         <w:tc>
           <w:tcPr>
-            <w:tcW w:type="dxa" w:w="2236"/>
+            <w:tcW w:type="dxa" w:w="1676"/>
+            <w:tcMar>
+              <w:top w:type="dxa" w:w="80"/>
+              <w:left w:type="dxa" w:w="120"/>
+              <w:bottom w:type="dxa" w:w="80"/>
+              <w:right w:type="dxa" w:w="120"/>
+            </w:tcMar>
+          </w:tcPr>
+          <w:p>
+            <w:pPr>
+              <w:spacing w:after="0" w:line="264"/>
+              <w:jc w:val="center"/>
+            </w:pPr>
+            <w:r>
+              <w:rPr>
+                <w:color w:val="18203A"/>
+              </w:rPr>
+              <w:t xml:space="preserve">❌</w:t>
+            </w:r>
+          </w:p>
+        </w:tc>
+        <w:tc>
+          <w:tcPr>
+            <w:tcW w:type="dxa" w:w="1678"/>
             <w:tcMar>
               <w:top w:type="dxa" w:w="80"/>
               <w:left w:type="dxa" w:w="120"/>
@@ -2531,13 +3048,27 @@
               <w:rPr>
                 <w:color w:val="18203A"/>
               </w:rPr>
-              <w:t xml:space="preserve">Registrare/verificare documenti di qualifica</w:t>
-            </w:r>
-          </w:p>
-        </w:tc>
-        <w:tc>
-          <w:tcPr>
-            <w:tcW w:type="dxa" w:w="2235"/>
+              <w:t xml:space="preserve">Configurare i </w:t>
+            </w:r>
+            <w:r>
+              <w:rPr>
+                <w:b/>
+                <w:bCs/>
+                <w:color w:val="18203A"/>
+              </w:rPr>
+              <w:t xml:space="preserve">tipi di documento</w:t>
+            </w:r>
+            <w:r>
+              <w:rPr>
+                <w:color w:val="18203A"/>
+              </w:rPr>
+              <w:t xml:space="preserve"> (bloccante, visibilità, avvisi)</w:t>
+            </w:r>
+          </w:p>
+        </w:tc>
+        <w:tc>
+          <w:tcPr>
+            <w:tcW w:type="dxa" w:w="1676"/>
             <w:shd w:fill="F5F6FA" w:color="auto" w:val="clear"/>
             <w:tcMar>
               <w:top w:type="dxa" w:w="80"/>
@@ -2561,7 +3092,7 @@
         </w:tc>
         <w:tc>
           <w:tcPr>
-            <w:tcW w:type="dxa" w:w="2235"/>
+            <w:tcW w:type="dxa" w:w="1676"/>
             <w:shd w:fill="F5F6FA" w:color="auto" w:val="clear"/>
             <w:tcMar>
               <w:top w:type="dxa" w:w="80"/>
@@ -2585,7 +3116,31 @@
         </w:tc>
         <w:tc>
           <w:tcPr>
-            <w:tcW w:type="dxa" w:w="2236"/>
+            <w:tcW w:type="dxa" w:w="1676"/>
+            <w:shd w:fill="F5F6FA" w:color="auto" w:val="clear"/>
+            <w:tcMar>
+              <w:top w:type="dxa" w:w="80"/>
+              <w:left w:type="dxa" w:w="120"/>
+              <w:bottom w:type="dxa" w:w="80"/>
+              <w:right w:type="dxa" w:w="120"/>
+            </w:tcMar>
+          </w:tcPr>
+          <w:p>
+            <w:pPr>
+              <w:spacing w:after="0" w:line="264"/>
+              <w:jc w:val="center"/>
+            </w:pPr>
+            <w:r>
+              <w:rPr>
+                <w:color w:val="18203A"/>
+              </w:rPr>
+              <w:t xml:space="preserve">✅</w:t>
+            </w:r>
+          </w:p>
+        </w:tc>
+        <w:tc>
+          <w:tcPr>
+            <w:tcW w:type="dxa" w:w="1678"/>
             <w:shd w:fill="F5F6FA" w:color="auto" w:val="clear"/>
             <w:tcMar>
               <w:top w:type="dxa" w:w="80"/>
@@ -2628,13 +3183,385 @@
               <w:rPr>
                 <w:color w:val="18203A"/>
               </w:rPr>
+              <w:t xml:space="preserve">Registrare/rinnovare un documento</w:t>
+            </w:r>
+          </w:p>
+        </w:tc>
+        <w:tc>
+          <w:tcPr>
+            <w:tcW w:type="dxa" w:w="1676"/>
+            <w:tcMar>
+              <w:top w:type="dxa" w:w="80"/>
+              <w:left w:type="dxa" w:w="120"/>
+              <w:bottom w:type="dxa" w:w="80"/>
+              <w:right w:type="dxa" w:w="120"/>
+            </w:tcMar>
+          </w:tcPr>
+          <w:p>
+            <w:pPr>
+              <w:spacing w:after="0" w:line="264"/>
+              <w:jc w:val="center"/>
+            </w:pPr>
+            <w:r>
+              <w:rPr>
+                <w:color w:val="18203A"/>
+              </w:rPr>
+              <w:t xml:space="preserve">✅</w:t>
+            </w:r>
+          </w:p>
+        </w:tc>
+        <w:tc>
+          <w:tcPr>
+            <w:tcW w:type="dxa" w:w="1676"/>
+            <w:tcMar>
+              <w:top w:type="dxa" w:w="80"/>
+              <w:left w:type="dxa" w:w="120"/>
+              <w:bottom w:type="dxa" w:w="80"/>
+              <w:right w:type="dxa" w:w="120"/>
+            </w:tcMar>
+          </w:tcPr>
+          <w:p>
+            <w:pPr>
+              <w:spacing w:after="0" w:line="264"/>
+              <w:jc w:val="center"/>
+            </w:pPr>
+            <w:r>
+              <w:rPr>
+                <w:color w:val="18203A"/>
+              </w:rPr>
+              <w:t xml:space="preserve">❌</w:t>
+            </w:r>
+          </w:p>
+        </w:tc>
+        <w:tc>
+          <w:tcPr>
+            <w:tcW w:type="dxa" w:w="1676"/>
+            <w:tcMar>
+              <w:top w:type="dxa" w:w="80"/>
+              <w:left w:type="dxa" w:w="120"/>
+              <w:bottom w:type="dxa" w:w="80"/>
+              <w:right w:type="dxa" w:w="120"/>
+            </w:tcMar>
+          </w:tcPr>
+          <w:p>
+            <w:pPr>
+              <w:spacing w:after="0" w:line="264"/>
+              <w:jc w:val="center"/>
+            </w:pPr>
+            <w:r>
+              <w:rPr>
+                <w:color w:val="18203A"/>
+              </w:rPr>
+              <w:t xml:space="preserve">✅</w:t>
+            </w:r>
+          </w:p>
+        </w:tc>
+        <w:tc>
+          <w:tcPr>
+            <w:tcW w:type="dxa" w:w="1678"/>
+            <w:tcMar>
+              <w:top w:type="dxa" w:w="80"/>
+              <w:left w:type="dxa" w:w="120"/>
+              <w:bottom w:type="dxa" w:w="80"/>
+              <w:right w:type="dxa" w:w="120"/>
+            </w:tcMar>
+          </w:tcPr>
+          <w:p>
+            <w:pPr>
+              <w:spacing w:after="0" w:line="264"/>
+              <w:jc w:val="center"/>
+            </w:pPr>
+            <w:r>
+              <w:rPr>
+                <w:color w:val="18203A"/>
+              </w:rPr>
+              <w:t xml:space="preserve">❌</w:t>
+            </w:r>
+          </w:p>
+        </w:tc>
+      </w:tr>
+      <w:tr>
+        <w:tc>
+          <w:tcPr>
+            <w:tcW w:type="dxa" w:w="2608"/>
+            <w:shd w:fill="F5F6FA" w:color="auto" w:val="clear"/>
+            <w:tcMar>
+              <w:top w:type="dxa" w:w="80"/>
+              <w:left w:type="dxa" w:w="120"/>
+              <w:bottom w:type="dxa" w:w="80"/>
+              <w:right w:type="dxa" w:w="120"/>
+            </w:tcMar>
+          </w:tcPr>
+          <w:p>
+            <w:pPr>
+              <w:spacing w:after="0" w:line="264"/>
+              <w:jc w:val="left"/>
+            </w:pPr>
+            <w:r>
+              <w:rPr>
+                <w:color w:val="18203A"/>
+              </w:rPr>
+              <w:t xml:space="preserve">Verificare o respingere un documento</w:t>
+            </w:r>
+          </w:p>
+        </w:tc>
+        <w:tc>
+          <w:tcPr>
+            <w:tcW w:type="dxa" w:w="1676"/>
+            <w:shd w:fill="F5F6FA" w:color="auto" w:val="clear"/>
+            <w:tcMar>
+              <w:top w:type="dxa" w:w="80"/>
+              <w:left w:type="dxa" w:w="120"/>
+              <w:bottom w:type="dxa" w:w="80"/>
+              <w:right w:type="dxa" w:w="120"/>
+            </w:tcMar>
+          </w:tcPr>
+          <w:p>
+            <w:pPr>
+              <w:spacing w:after="0" w:line="264"/>
+              <w:jc w:val="center"/>
+            </w:pPr>
+            <w:r>
+              <w:rPr>
+                <w:color w:val="18203A"/>
+              </w:rPr>
+              <w:t xml:space="preserve">✅</w:t>
+            </w:r>
+          </w:p>
+        </w:tc>
+        <w:tc>
+          <w:tcPr>
+            <w:tcW w:type="dxa" w:w="1676"/>
+            <w:shd w:fill="F5F6FA" w:color="auto" w:val="clear"/>
+            <w:tcMar>
+              <w:top w:type="dxa" w:w="80"/>
+              <w:left w:type="dxa" w:w="120"/>
+              <w:bottom w:type="dxa" w:w="80"/>
+              <w:right w:type="dxa" w:w="120"/>
+            </w:tcMar>
+          </w:tcPr>
+          <w:p>
+            <w:pPr>
+              <w:spacing w:after="0" w:line="264"/>
+              <w:jc w:val="center"/>
+            </w:pPr>
+            <w:r>
+              <w:rPr>
+                <w:color w:val="18203A"/>
+              </w:rPr>
+              <w:t xml:space="preserve">❌</w:t>
+            </w:r>
+          </w:p>
+        </w:tc>
+        <w:tc>
+          <w:tcPr>
+            <w:tcW w:type="dxa" w:w="1676"/>
+            <w:shd w:fill="F5F6FA" w:color="auto" w:val="clear"/>
+            <w:tcMar>
+              <w:top w:type="dxa" w:w="80"/>
+              <w:left w:type="dxa" w:w="120"/>
+              <w:bottom w:type="dxa" w:w="80"/>
+              <w:right w:type="dxa" w:w="120"/>
+            </w:tcMar>
+          </w:tcPr>
+          <w:p>
+            <w:pPr>
+              <w:spacing w:after="0" w:line="264"/>
+              <w:jc w:val="center"/>
+            </w:pPr>
+            <w:r>
+              <w:rPr>
+                <w:color w:val="18203A"/>
+              </w:rPr>
+              <w:t xml:space="preserve">✅</w:t>
+            </w:r>
+          </w:p>
+        </w:tc>
+        <w:tc>
+          <w:tcPr>
+            <w:tcW w:type="dxa" w:w="1678"/>
+            <w:shd w:fill="F5F6FA" w:color="auto" w:val="clear"/>
+            <w:tcMar>
+              <w:top w:type="dxa" w:w="80"/>
+              <w:left w:type="dxa" w:w="120"/>
+              <w:bottom w:type="dxa" w:w="80"/>
+              <w:right w:type="dxa" w:w="120"/>
+            </w:tcMar>
+          </w:tcPr>
+          <w:p>
+            <w:pPr>
+              <w:spacing w:after="0" w:line="264"/>
+              <w:jc w:val="center"/>
+            </w:pPr>
+            <w:r>
+              <w:rPr>
+                <w:color w:val="18203A"/>
+              </w:rPr>
+              <w:t xml:space="preserve">❌</w:t>
+            </w:r>
+          </w:p>
+        </w:tc>
+      </w:tr>
+      <w:tr>
+        <w:tc>
+          <w:tcPr>
+            <w:tcW w:type="dxa" w:w="2608"/>
+            <w:tcMar>
+              <w:top w:type="dxa" w:w="80"/>
+              <w:left w:type="dxa" w:w="120"/>
+              <w:bottom w:type="dxa" w:w="80"/>
+              <w:right w:type="dxa" w:w="120"/>
+            </w:tcMar>
+          </w:tcPr>
+          <w:p>
+            <w:pPr>
+              <w:spacing w:after="0" w:line="264"/>
+              <w:jc w:val="left"/>
+            </w:pPr>
+            <w:r>
+              <w:rPr>
+                <w:color w:val="18203A"/>
+              </w:rPr>
+              <w:t xml:space="preserve">Consultare lo </w:t>
+            </w:r>
+            <w:r>
+              <w:rPr>
+                <w:b/>
+                <w:bCs/>
+                <w:color w:val="18203A"/>
+              </w:rPr>
+              <w:t xml:space="preserve">scadenzario</w:t>
+            </w:r>
+            <w:r>
+              <w:rPr>
+                <w:color w:val="18203A"/>
+              </w:rPr>
+              <w:t xml:space="preserve"> ed esportarlo</w:t>
+            </w:r>
+          </w:p>
+        </w:tc>
+        <w:tc>
+          <w:tcPr>
+            <w:tcW w:type="dxa" w:w="1676"/>
+            <w:tcMar>
+              <w:top w:type="dxa" w:w="80"/>
+              <w:left w:type="dxa" w:w="120"/>
+              <w:bottom w:type="dxa" w:w="80"/>
+              <w:right w:type="dxa" w:w="120"/>
+            </w:tcMar>
+          </w:tcPr>
+          <w:p>
+            <w:pPr>
+              <w:spacing w:after="0" w:line="264"/>
+              <w:jc w:val="center"/>
+            </w:pPr>
+            <w:r>
+              <w:rPr>
+                <w:color w:val="18203A"/>
+              </w:rPr>
+              <w:t xml:space="preserve">✅</w:t>
+            </w:r>
+          </w:p>
+        </w:tc>
+        <w:tc>
+          <w:tcPr>
+            <w:tcW w:type="dxa" w:w="1676"/>
+            <w:tcMar>
+              <w:top w:type="dxa" w:w="80"/>
+              <w:left w:type="dxa" w:w="120"/>
+              <w:bottom w:type="dxa" w:w="80"/>
+              <w:right w:type="dxa" w:w="120"/>
+            </w:tcMar>
+          </w:tcPr>
+          <w:p>
+            <w:pPr>
+              <w:spacing w:after="0" w:line="264"/>
+              <w:jc w:val="center"/>
+            </w:pPr>
+            <w:r>
+              <w:rPr>
+                <w:color w:val="18203A"/>
+              </w:rPr>
+              <w:t xml:space="preserve">❌</w:t>
+            </w:r>
+          </w:p>
+        </w:tc>
+        <w:tc>
+          <w:tcPr>
+            <w:tcW w:type="dxa" w:w="1676"/>
+            <w:tcMar>
+              <w:top w:type="dxa" w:w="80"/>
+              <w:left w:type="dxa" w:w="120"/>
+              <w:bottom w:type="dxa" w:w="80"/>
+              <w:right w:type="dxa" w:w="120"/>
+            </w:tcMar>
+          </w:tcPr>
+          <w:p>
+            <w:pPr>
+              <w:spacing w:after="0" w:line="264"/>
+              <w:jc w:val="center"/>
+            </w:pPr>
+            <w:r>
+              <w:rPr>
+                <w:color w:val="18203A"/>
+              </w:rPr>
+              <w:t xml:space="preserve">✅</w:t>
+            </w:r>
+          </w:p>
+        </w:tc>
+        <w:tc>
+          <w:tcPr>
+            <w:tcW w:type="dxa" w:w="1678"/>
+            <w:tcMar>
+              <w:top w:type="dxa" w:w="80"/>
+              <w:left w:type="dxa" w:w="120"/>
+              <w:bottom w:type="dxa" w:w="80"/>
+              <w:right w:type="dxa" w:w="120"/>
+            </w:tcMar>
+          </w:tcPr>
+          <w:p>
+            <w:pPr>
+              <w:spacing w:after="0" w:line="264"/>
+              <w:jc w:val="center"/>
+            </w:pPr>
+            <w:r>
+              <w:rPr>
+                <w:color w:val="18203A"/>
+              </w:rPr>
+              <w:t xml:space="preserve">❌</w:t>
+            </w:r>
+          </w:p>
+        </w:tc>
+      </w:tr>
+      <w:tr>
+        <w:tc>
+          <w:tcPr>
+            <w:tcW w:type="dxa" w:w="2608"/>
+            <w:shd w:fill="F5F6FA" w:color="auto" w:val="clear"/>
+            <w:tcMar>
+              <w:top w:type="dxa" w:w="80"/>
+              <w:left w:type="dxa" w:w="120"/>
+              <w:bottom w:type="dxa" w:w="80"/>
+              <w:right w:type="dxa" w:w="120"/>
+            </w:tcMar>
+          </w:tcPr>
+          <w:p>
+            <w:pPr>
+              <w:spacing w:after="0" w:line="264"/>
+              <w:jc w:val="left"/>
+            </w:pPr>
+            <w:r>
+              <w:rPr>
+                <w:color w:val="18203A"/>
+              </w:rPr>
               <w:t xml:space="preserve">Comunicare il rinnovo di un proprio documento</w:t>
             </w:r>
           </w:p>
         </w:tc>
         <w:tc>
           <w:tcPr>
-            <w:tcW w:type="dxa" w:w="2235"/>
+            <w:tcW w:type="dxa" w:w="1676"/>
+            <w:shd w:fill="F5F6FA" w:color="auto" w:val="clear"/>
             <w:tcMar>
               <w:top w:type="dxa" w:w="80"/>
               <w:left w:type="dxa" w:w="120"/>
@@ -2657,7 +3584,8 @@
         </w:tc>
         <w:tc>
           <w:tcPr>
-            <w:tcW w:type="dxa" w:w="2235"/>
+            <w:tcW w:type="dxa" w:w="1676"/>
+            <w:shd w:fill="F5F6FA" w:color="auto" w:val="clear"/>
             <w:tcMar>
               <w:top w:type="dxa" w:w="80"/>
               <w:left w:type="dxa" w:w="120"/>
@@ -2680,7 +3608,32 @@
         </w:tc>
         <w:tc>
           <w:tcPr>
-            <w:tcW w:type="dxa" w:w="2236"/>
+            <w:tcW w:type="dxa" w:w="1676"/>
+            <w:shd w:fill="F5F6FA" w:color="auto" w:val="clear"/>
+            <w:tcMar>
+              <w:top w:type="dxa" w:w="80"/>
+              <w:left w:type="dxa" w:w="120"/>
+              <w:bottom w:type="dxa" w:w="80"/>
+              <w:right w:type="dxa" w:w="120"/>
+            </w:tcMar>
+          </w:tcPr>
+          <w:p>
+            <w:pPr>
+              <w:spacing w:after="0" w:line="264"/>
+              <w:jc w:val="center"/>
+            </w:pPr>
+            <w:r>
+              <w:rPr>
+                <w:color w:val="18203A"/>
+              </w:rPr>
+              <w:t xml:space="preserve">❌</w:t>
+            </w:r>
+          </w:p>
+        </w:tc>
+        <w:tc>
+          <w:tcPr>
+            <w:tcW w:type="dxa" w:w="1678"/>
+            <w:shd w:fill="F5F6FA" w:color="auto" w:val="clear"/>
             <w:tcMar>
               <w:top w:type="dxa" w:w="80"/>
               <w:left w:type="dxa" w:w="120"/>
@@ -2707,6 +3660,38 @@
       <w:pPr>
         <w:spacing w:after="200"/>
       </w:pPr>
+    </w:p>
+    <w:p>
+      <w:pPr>
+        <w:spacing w:after="140" w:line="288"/>
+      </w:pPr>
+      <w:r>
+        <w:t xml:space="preserve">Nel codice la matrice si riduce a due predicati, e ogni azione ne cita uno solo: </w:t>
+      </w:r>
+      <w:r>
+        <w:rPr>
+          <w:rFonts w:ascii="Consolas" w:cs="Consolas" w:eastAsia="Consolas" w:hAnsi="Consolas"/>
+          <w:color w:val="C4661A"/>
+          <w:sz w:val="19"/>
+          <w:szCs w:val="19"/>
+        </w:rPr>
+        <w:t xml:space="preserve">canDocs(u)</w:t>
+      </w:r>
+      <w:r>
+        <w:t xml:space="preserve"> (responsabile o QHSE) per la parte documentale, </w:t>
+      </w:r>
+      <w:r>
+        <w:rPr>
+          <w:rFonts w:ascii="Consolas" w:cs="Consolas" w:eastAsia="Consolas" w:hAnsi="Consolas"/>
+          <w:color w:val="C4661A"/>
+          <w:sz w:val="19"/>
+          <w:szCs w:val="19"/>
+        </w:rPr>
+        <w:t xml:space="preserve">canProduzione(u)</w:t>
+      </w:r>
+      <w:r>
+        <w:t xml:space="preserve"> (righi e non QHSE) per le commesse.</w:t>
+      </w:r>
     </w:p>
     <w:p>
       <w:pPr>
@@ -8336,20 +9321,339 @@
           <w:b/>
           <w:bCs/>
         </w:rPr>
-        <w:t xml:space="preserve">responsabile</w:t>
-      </w:r>
-      <w:r>
-        <w:t xml:space="preserve"> configura il registro, registra, verifica o respinge; il </w:t>
+        <w:t xml:space="preserve">responsabile QHSE</w:t>
+      </w:r>
+      <w:r>
+        <w:t xml:space="preserve"> è il titolare della materia: configura il registro, registra, verifica o respinge, tiene lo scadenzario. Il </w:t>
       </w:r>
       <w:r>
         <w:rPr>
           <w:b/>
           <w:bCs/>
         </w:rPr>
+        <w:t xml:space="preserve">responsabile di produzione</w:t>
+      </w:r>
+      <w:r>
+        <w:t xml:space="preserve"> può fare le stesse cose (ruolo apicale, e continuità quando il QHSE è assente). Il </w:t>
+      </w:r>
+      <w:r>
+        <w:rPr>
+          <w:b/>
+          <w:bCs/>
+        </w:rPr>
         <w:t xml:space="preserve">caposquadra consulta</w:t>
       </w:r>
       <w:r>
         <w:t xml:space="preserve"> ma non modifica, coerentemente con la regola dell'anagrafica.</w:t>
+      </w:r>
+    </w:p>
+    <w:p>
+      <w:pPr>
+        <w:spacing w:after="140" w:line="288"/>
+      </w:pPr>
+      <w:r>
+        <w:rPr>
+          <w:b/>
+          <w:bCs/>
+        </w:rPr>
+        <w:t xml:space="preserve">Il perimetro operativo del QHSE</w:t>
+      </w:r>
+      <w:r>
+        <w:t xml:space="preserve"> — due schede, entrambe code di lavoro:</w:t>
+      </w:r>
+    </w:p>
+    <w:tbl>
+      <w:tblPr>
+        <w:tblW w:type="dxa" w:w="9314"/>
+        <w:tblBorders>
+          <w:top w:val="single" w:color="DCDFE7" w:sz="2"/>
+          <w:left w:val="single" w:color="DCDFE7" w:sz="2"/>
+          <w:bottom w:val="single" w:color="DCDFE7" w:sz="2"/>
+          <w:right w:val="single" w:color="DCDFE7" w:sz="2"/>
+          <w:insideH w:val="single" w:color="DCDFE7" w:sz="2"/>
+          <w:insideV w:val="single" w:color="DCDFE7" w:sz="2"/>
+        </w:tblBorders>
+      </w:tblPr>
+      <w:tblGrid>
+        <w:gridCol w:w="3167"/>
+        <w:gridCol w:w="6147"/>
+      </w:tblGrid>
+      <w:tr>
+        <w:trPr>
+          <w:tblHeader/>
+        </w:trPr>
+        <w:tc>
+          <w:tcPr>
+            <w:tcW w:type="dxa" w:w="3167"/>
+            <w:shd w:fill="E8EAF2" w:color="auto" w:val="clear"/>
+            <w:tcMar>
+              <w:top w:type="dxa" w:w="80"/>
+              <w:left w:type="dxa" w:w="120"/>
+              <w:bottom w:type="dxa" w:w="80"/>
+              <w:right w:type="dxa" w:w="120"/>
+            </w:tcMar>
+          </w:tcPr>
+          <w:p>
+            <w:pPr>
+              <w:spacing w:after="0" w:line="264"/>
+              <w:jc w:val="left"/>
+            </w:pPr>
+            <w:r>
+              <w:rPr>
+                <w:b/>
+                <w:bCs/>
+                <w:color w:val="1E2748"/>
+              </w:rPr>
+              <w:t xml:space="preserve">Scheda</w:t>
+            </w:r>
+          </w:p>
+        </w:tc>
+        <w:tc>
+          <w:tcPr>
+            <w:tcW w:type="dxa" w:w="6147"/>
+            <w:shd w:fill="E8EAF2" w:color="auto" w:val="clear"/>
+            <w:tcMar>
+              <w:top w:type="dxa" w:w="80"/>
+              <w:left w:type="dxa" w:w="120"/>
+              <w:bottom w:type="dxa" w:w="80"/>
+              <w:right w:type="dxa" w:w="120"/>
+            </w:tcMar>
+          </w:tcPr>
+          <w:p>
+            <w:pPr>
+              <w:spacing w:after="0" w:line="264"/>
+              <w:jc w:val="left"/>
+            </w:pPr>
+            <w:r>
+              <w:rPr>
+                <w:b/>
+                <w:bCs/>
+                <w:color w:val="1E2748"/>
+              </w:rPr>
+              <w:t xml:space="preserve">A cosa serve</w:t>
+            </w:r>
+          </w:p>
+        </w:tc>
+      </w:tr>
+      <w:tr>
+        <w:tc>
+          <w:tcPr>
+            <w:tcW w:type="dxa" w:w="3167"/>
+            <w:tcMar>
+              <w:top w:type="dxa" w:w="80"/>
+              <w:left w:type="dxa" w:w="120"/>
+              <w:bottom w:type="dxa" w:w="80"/>
+              <w:right w:type="dxa" w:w="120"/>
+            </w:tcMar>
+          </w:tcPr>
+          <w:p>
+            <w:pPr>
+              <w:spacing w:after="0" w:line="264"/>
+              <w:jc w:val="left"/>
+            </w:pPr>
+            <w:r>
+              <w:rPr>
+                <w:b/>
+                <w:bCs/>
+                <w:color w:val="18203A"/>
+              </w:rPr>
+              <w:t xml:space="preserve">Qualifica</w:t>
+            </w:r>
+          </w:p>
+        </w:tc>
+        <w:tc>
+          <w:tcPr>
+            <w:tcW w:type="dxa" w:w="6147"/>
+            <w:tcMar>
+              <w:top w:type="dxa" w:w="80"/>
+              <w:left w:type="dxa" w:w="120"/>
+              <w:bottom w:type="dxa" w:w="80"/>
+              <w:right w:type="dxa" w:w="120"/>
+            </w:tcMar>
+          </w:tcPr>
+          <w:p>
+            <w:pPr>
+              <w:spacing w:after="0" w:line="264"/>
+              <w:jc w:val="left"/>
+            </w:pPr>
+            <w:r>
+              <w:rPr>
+                <w:color w:val="18203A"/>
+              </w:rPr>
+              <w:t xml:space="preserve">Cruscotto e coda: quanti fornitori sono fermi, quanti con riserva, quanti documenti attendono verifica, quanti scadono. Sotto, i documenti </w:t>
+            </w:r>
+            <w:r>
+              <w:rPr>
+                <w:b/>
+                <w:bCs/>
+                <w:color w:val="18203A"/>
+              </w:rPr>
+              <w:t xml:space="preserve">da verificare</w:t>
+            </w:r>
+            <w:r>
+              <w:rPr>
+                <w:color w:val="18203A"/>
+              </w:rPr>
+              <w:t xml:space="preserve"> con i pulsanti per farlo, e i </w:t>
+            </w:r>
+            <w:r>
+              <w:rPr>
+                <w:b/>
+                <w:bCs/>
+                <w:color w:val="18203A"/>
+              </w:rPr>
+              <w:t xml:space="preserve">fornitori fermi</w:t>
+            </w:r>
+            <w:r>
+              <w:rPr>
+                <w:color w:val="18203A"/>
+              </w:rPr>
+              <w:t xml:space="preserve"> con il motivo e le commesse che hanno già in corso</w:t>
+            </w:r>
+          </w:p>
+        </w:tc>
+      </w:tr>
+      <w:tr>
+        <w:tc>
+          <w:tcPr>
+            <w:tcW w:type="dxa" w:w="3167"/>
+            <w:shd w:fill="F5F6FA" w:color="auto" w:val="clear"/>
+            <w:tcMar>
+              <w:top w:type="dxa" w:w="80"/>
+              <w:left w:type="dxa" w:w="120"/>
+              <w:bottom w:type="dxa" w:w="80"/>
+              <w:right w:type="dxa" w:w="120"/>
+            </w:tcMar>
+          </w:tcPr>
+          <w:p>
+            <w:pPr>
+              <w:spacing w:after="0" w:line="264"/>
+              <w:jc w:val="left"/>
+            </w:pPr>
+            <w:r>
+              <w:rPr>
+                <w:b/>
+                <w:bCs/>
+                <w:color w:val="18203A"/>
+              </w:rPr>
+              <w:t xml:space="preserve">Scadenzario</w:t>
+            </w:r>
+          </w:p>
+        </w:tc>
+        <w:tc>
+          <w:tcPr>
+            <w:tcW w:type="dxa" w:w="6147"/>
+            <w:shd w:fill="F5F6FA" w:color="auto" w:val="clear"/>
+            <w:tcMar>
+              <w:top w:type="dxa" w:w="80"/>
+              <w:left w:type="dxa" w:w="120"/>
+              <w:bottom w:type="dxa" w:w="80"/>
+              <w:right w:type="dxa" w:w="120"/>
+            </w:tcMar>
+          </w:tcPr>
+          <w:p>
+            <w:pPr>
+              <w:spacing w:after="0" w:line="264"/>
+              <w:jc w:val="left"/>
+            </w:pPr>
+            <w:r>
+              <w:rPr>
+                <w:color w:val="18203A"/>
+              </w:rPr>
+              <w:t xml:space="preserve">Tutti i documenti dei fornitori attivi in una lista sola, ordinata per urgenza (scaduti, respinti, mancanti, in verifica, in scadenza). Filtri per stato, ricerca per fornitore o documento, filtro </w:t>
+            </w:r>
+            <w:r>
+              <w:rPr>
+                <w:b/>
+                <w:bCs/>
+                <w:color w:val="18203A"/>
+              </w:rPr>
+              <w:t xml:space="preserve">solo bloccanti</w:t>
+            </w:r>
+            <w:r>
+              <w:rPr>
+                <w:color w:val="18203A"/>
+              </w:rPr>
+              <w:t xml:space="preserve">, esportazione CSV</w:t>
+            </w:r>
+          </w:p>
+        </w:tc>
+      </w:tr>
+    </w:tbl>
+    <w:p>
+      <w:pPr>
+        <w:spacing w:after="200"/>
+      </w:pPr>
+    </w:p>
+    <w:p>
+      <w:pPr>
+        <w:spacing w:after="140" w:line="288"/>
+      </w:pPr>
+      <w:r>
+        <w:t xml:space="preserve">L'ordinamento dello scadenzario non è alfabetico né cronologico: mette per primo </w:t>
+      </w:r>
+      <w:r>
+        <w:rPr>
+          <w:b/>
+          <w:bCs/>
+        </w:rPr>
+        <w:t xml:space="preserve">ciò che ferma il lavoro</w:t>
+      </w:r>
+      <w:r>
+        <w:t xml:space="preserve">, poi ciò che sta per fermarlo. È la stessa domanda che si fa chi apre quella pagina la mattina.</w:t>
+      </w:r>
+    </w:p>
+    <w:p>
+      <w:pPr>
+        <w:spacing w:after="140" w:line="288"/>
+      </w:pPr>
+      <w:r>
+        <w:t xml:space="preserve">Due esportazioni CSV chiudono il ciclo verso l'esterno: lo </w:t>
+      </w:r>
+      <w:r>
+        <w:rPr>
+          <w:b/>
+          <w:bCs/>
+        </w:rPr>
+        <w:t xml:space="preserve">scadenzario</w:t>
+      </w:r>
+      <w:r>
+        <w:t xml:space="preserve"> è il foglio con cui si sollecitano i fornitori; il </w:t>
+      </w:r>
+      <w:r>
+        <w:rPr>
+          <w:b/>
+          <w:bCs/>
+        </w:rPr>
+        <w:t xml:space="preserve">riepilogo qualifica</w:t>
+      </w:r>
+      <w:r>
+        <w:t xml:space="preserve"> (un fornitore per riga, con stato, assegnabilità e motivo) è ciò che serve a un audit o al riesame della direzione.</w:t>
+      </w:r>
+    </w:p>
+    <w:p>
+      <w:pPr>
+        <w:spacing w:after="140" w:line="288"/>
+      </w:pPr>
+      <w:r>
+        <w:rPr>
+          <w:b/>
+          <w:bCs/>
+        </w:rPr>
+        <w:t xml:space="preserve">Le notifiche seguono il potere di agire</w:t>
+      </w:r>
+      <w:r>
+        <w:t xml:space="preserve">: quando un fornitore comunica un rinnovo, l'avviso va a </w:t>
+      </w:r>
+      <w:r>
+        <w:rPr>
+          <w:b/>
+          <w:bCs/>
+        </w:rPr>
+        <w:t xml:space="preserve">tutti</w:t>
+      </w:r>
+      <w:r>
+        <w:t xml:space="preserve"> quelli che possono verificarlo — QHSE e responsabile — non a un ruolo fissato nel codice.</w:t>
       </w:r>
     </w:p>
     <w:p>
@@ -12329,7 +13633,7 @@
               <w:rPr>
                 <w:color w:val="18203A"/>
               </w:rPr>
-              <w:t xml:space="preserve"> (85)</w:t>
+              <w:t xml:space="preserve"> (91)</w:t>
             </w:r>
           </w:p>
         </w:tc>
@@ -12557,7 +13861,7 @@
               <w:rPr>
                 <w:color w:val="18203A"/>
               </w:rPr>
-              <w:t xml:space="preserve"> (33 scenari)</w:t>
+              <w:t xml:space="preserve"> (45 scenari)</w:t>
             </w:r>
           </w:p>
         </w:tc>
@@ -12580,7 +13884,7 @@
               <w:rPr>
                 <w:color w:val="18203A"/>
               </w:rPr>
-              <w:t xml:space="preserve">Ciclo di vita, extra, magic link, richieste con foto, approvazioni, carico, analisi, suoni sulle azioni reali, registro dei tipi di documento</w:t>
+              <w:t xml:space="preserve">Ciclo di vita, extra, magic link, richieste con foto, approvazioni, carico, analisi, suoni sulle azioni reali, registro dei tipi di documento, perimetro del profilo QHSE</w:t>
             </w:r>
           </w:p>
         </w:tc>
@@ -13047,7 +14351,7 @@
         <w:t xml:space="preserve">Già realizzato</w:t>
       </w:r>
       <w:r>
-        <w:t xml:space="preserve">: richieste con foto, risposte rapide, avviso automatico via email con link diretto, auto-matching, duplicazione come modello, firma leggera, assegnazione ottima, lettura del collo di bottiglia, gestione degli extra, qualifica dei fornitori dai documenti con registro dei tipi configurabile, linguaggio sonoro degli eventi.</w:t>
+        <w:t xml:space="preserve">: richieste con foto, risposte rapide, avviso automatico via email con link diretto, auto-matching, duplicazione come modello, firma leggera, assegnazione ottima, lettura del collo di bottiglia, gestione degli extra, qualifica dei fornitori dai documenti con registro dei tipi configurabile, profilo di accesso QHSE con scadenzario, linguaggio sonoro degli eventi.</w:t>
       </w:r>
     </w:p>
     <w:p>
@@ -13834,6 +15138,108 @@
                 <w:color w:val="18203A"/>
               </w:rPr>
               <w:t xml:space="preserve">Qualificato ma con qualcosa da sistemare: non ferma il lavoro</w:t>
+            </w:r>
+          </w:p>
+        </w:tc>
+      </w:tr>
+      <w:tr>
+        <w:tc>
+          <w:tcPr>
+            <w:tcW w:type="dxa" w:w="3167"/>
+            <w:shd w:fill="F5F6FA" w:color="auto" w:val="clear"/>
+            <w:tcMar>
+              <w:top w:type="dxa" w:w="80"/>
+              <w:left w:type="dxa" w:w="120"/>
+              <w:bottom w:type="dxa" w:w="80"/>
+              <w:right w:type="dxa" w:w="120"/>
+            </w:tcMar>
+          </w:tcPr>
+          <w:p>
+            <w:pPr>
+              <w:spacing w:after="0" w:line="264"/>
+              <w:jc w:val="left"/>
+            </w:pPr>
+            <w:r>
+              <w:rPr>
+                <w:b/>
+                <w:bCs/>
+                <w:color w:val="18203A"/>
+              </w:rPr>
+              <w:t xml:space="preserve">QHSE</w:t>
+            </w:r>
+          </w:p>
+        </w:tc>
+        <w:tc>
+          <w:tcPr>
+            <w:tcW w:type="dxa" w:w="6147"/>
+            <w:shd w:fill="F5F6FA" w:color="auto" w:val="clear"/>
+            <w:tcMar>
+              <w:top w:type="dxa" w:w="80"/>
+              <w:left w:type="dxa" w:w="120"/>
+              <w:bottom w:type="dxa" w:w="80"/>
+              <w:right w:type="dxa" w:w="120"/>
+            </w:tcMar>
+          </w:tcPr>
+          <w:p>
+            <w:pPr>
+              <w:spacing w:after="0" w:line="264"/>
+              <w:jc w:val="left"/>
+            </w:pPr>
+            <w:r>
+              <w:rPr>
+                <w:color w:val="18203A"/>
+              </w:rPr>
+              <w:t xml:space="preserve">Qualità, Sicurezza, Ambiente: il presidio documentale sui fornitori</w:t>
+            </w:r>
+          </w:p>
+        </w:tc>
+      </w:tr>
+      <w:tr>
+        <w:tc>
+          <w:tcPr>
+            <w:tcW w:type="dxa" w:w="3167"/>
+            <w:tcMar>
+              <w:top w:type="dxa" w:w="80"/>
+              <w:left w:type="dxa" w:w="120"/>
+              <w:bottom w:type="dxa" w:w="80"/>
+              <w:right w:type="dxa" w:w="120"/>
+            </w:tcMar>
+          </w:tcPr>
+          <w:p>
+            <w:pPr>
+              <w:spacing w:after="0" w:line="264"/>
+              <w:jc w:val="left"/>
+            </w:pPr>
+            <w:r>
+              <w:rPr>
+                <w:b/>
+                <w:bCs/>
+                <w:color w:val="18203A"/>
+              </w:rPr>
+              <w:t xml:space="preserve">Scadenzario</w:t>
+            </w:r>
+          </w:p>
+        </w:tc>
+        <w:tc>
+          <w:tcPr>
+            <w:tcW w:type="dxa" w:w="6147"/>
+            <w:tcMar>
+              <w:top w:type="dxa" w:w="80"/>
+              <w:left w:type="dxa" w:w="120"/>
+              <w:bottom w:type="dxa" w:w="80"/>
+              <w:right w:type="dxa" w:w="120"/>
+            </w:tcMar>
+          </w:tcPr>
+          <w:p>
+            <w:pPr>
+              <w:spacing w:after="0" w:line="264"/>
+              <w:jc w:val="left"/>
+            </w:pPr>
+            <w:r>
+              <w:rPr>
+                <w:color w:val="18203A"/>
+              </w:rPr>
+              <w:t xml:space="preserve">Elenco di tutti i documenti dei fornitori attivi ordinato per urgenza</w:t>
             </w:r>
           </w:p>
         </w:tc>

--- a/portale-fornitori/Specifiche_Portale_Fornitori_Righi.docx
+++ b/portale-fornitori/Specifiche_Portale_Fornitori_Righi.docx
@@ -3690,7 +3690,7 @@
         <w:t xml:space="preserve">canProduzione(u)</w:t>
       </w:r>
       <w:r>
-        <w:t xml:space="preserve"> (righi e non QHSE) per le commesse.</w:t>
+        <w:t xml:space="preserve"> (responsabile o caposquadra) per le commesse. Nessuno dei due è definito "per esclusione": un ruolo non riconosciuto non concede nulla, perché un dato sporco non deve regalare i permessi più alti.</w:t>
       </w:r>
     </w:p>
     <w:p>
@@ -3699,7 +3699,376 @@
         <w:spacing w:after="120" w:before="240"/>
       </w:pPr>
       <w:r>
-        <w:t xml:space="preserve">2.3 Riservatezza: cosa non attraversa il confine</w:t>
+        <w:t xml:space="preserve">2.3 Anagrafica dei profili e degli accessi</w:t>
+      </w:r>
+    </w:p>
+    <w:p>
+      <w:pPr>
+        <w:spacing w:after="140" w:line="288"/>
+      </w:pPr>
+      <w:r>
+        <w:t xml:space="preserve">I profili non sono stringhe sparse nel codice: vivono in un </w:t>
+      </w:r>
+      <w:r>
+        <w:rPr>
+          <w:b/>
+          <w:bCs/>
+        </w:rPr>
+        <w:t xml:space="preserve">registro unico</w:t>
+      </w:r>
+      <w:r>
+        <w:t xml:space="preserve"> (</w:t>
+      </w:r>
+      <w:r>
+        <w:rPr>
+          <w:rFonts w:ascii="Consolas" w:cs="Consolas" w:eastAsia="Consolas" w:hAnsi="Consolas"/>
+          <w:color w:val="C4661A"/>
+          <w:sz w:val="19"/>
+          <w:szCs w:val="19"/>
+        </w:rPr>
+        <w:t xml:space="preserve">PROFILI</w:t>
+      </w:r>
+      <w:r>
+        <w:t xml:space="preserve">) da cui derivano l'etichetta nella barra, la voce che si legge in accesso e in </w:t>
+      </w:r>
+      <w:r>
+        <w:rPr>
+          <w:i/>
+          <w:iCs/>
+        </w:rPr>
+        <w:t xml:space="preserve">cambia utente</w:t>
+      </w:r>
+      <w:r>
+        <w:t xml:space="preserve">, i pulsanti del modulo di creazione e la legenda dell'anagrafica. Aggiungere un profilo significa aggiungere </w:t>
+      </w:r>
+      <w:r>
+        <w:rPr>
+          <w:b/>
+          <w:bCs/>
+        </w:rPr>
+        <w:t xml:space="preserve">una riga lì</w:t>
+      </w:r>
+      <w:r>
+        <w:t xml:space="preserve">, non toccare cinque punti e dimenticarne uno.</w:t>
+      </w:r>
+    </w:p>
+    <w:p>
+      <w:pPr>
+        <w:spacing w:after="140" w:line="288"/>
+      </w:pPr>
+      <w:r>
+        <w:t xml:space="preserve">Ogni profilo dichiara: </w:t>
+      </w:r>
+      <w:r>
+        <w:rPr>
+          <w:rFonts w:ascii="Consolas" w:cs="Consolas" w:eastAsia="Consolas" w:hAnsi="Consolas"/>
+          <w:color w:val="C4661A"/>
+          <w:sz w:val="19"/>
+          <w:szCs w:val="19"/>
+        </w:rPr>
+        <w:t xml:space="preserve">lato</w:t>
+      </w:r>
+      <w:r>
+        <w:t xml:space="preserve"> (Righi o fornitore), etichetta breve e estesa, la voce mostrata sull'accesso, una sintesi, l'elenco di </w:t>
+      </w:r>
+      <w:r>
+        <w:rPr>
+          <w:b/>
+          <w:bCs/>
+        </w:rPr>
+        <w:t xml:space="preserve">cosa può fare</w:t>
+      </w:r>
+      <w:r>
+        <w:t xml:space="preserve"> e di </w:t>
+      </w:r>
+      <w:r>
+        <w:rPr>
+          <w:b/>
+          <w:bCs/>
+        </w:rPr>
+        <w:t xml:space="preserve">cosa non può</w:t>
+      </w:r>
+      <w:r>
+        <w:t xml:space="preserve">. Sono gli stessi elenchi che l'anagrafica mostra come legenda: la documentazione del permesso sta accanto al permesso.</w:t>
+      </w:r>
+    </w:p>
+    <w:p>
+      <w:pPr>
+        <w:spacing w:after="140" w:line="288"/>
+      </w:pPr>
+      <w:r>
+        <w:rPr>
+          <w:b/>
+          <w:bCs/>
+        </w:rPr>
+        <w:t xml:space="preserve">La schermata</w:t>
+      </w:r>
+      <w:r>
+        <w:t xml:space="preserve"> (</w:t>
+      </w:r>
+      <w:r>
+        <w:rPr>
+          <w:i/>
+          <w:iCs/>
+        </w:rPr>
+        <w:t xml:space="preserve">cambia utente · Anagrafica profili e accessi</w:t>
+      </w:r>
+      <w:r>
+        <w:t xml:space="preserve">, riservata al responsabile di produzione) elenca gli accessi Righi e fornitore con il loro profilo, e offre due sole azioni — entrambe con effetto immediato sui permessi:</w:t>
+      </w:r>
+    </w:p>
+    <w:tbl>
+      <w:tblPr>
+        <w:tblW w:type="dxa" w:w="9314"/>
+        <w:tblBorders>
+          <w:top w:val="single" w:color="DCDFE7" w:sz="2"/>
+          <w:left w:val="single" w:color="DCDFE7" w:sz="2"/>
+          <w:bottom w:val="single" w:color="DCDFE7" w:sz="2"/>
+          <w:right w:val="single" w:color="DCDFE7" w:sz="2"/>
+          <w:insideH w:val="single" w:color="DCDFE7" w:sz="2"/>
+          <w:insideV w:val="single" w:color="DCDFE7" w:sz="2"/>
+        </w:tblBorders>
+      </w:tblPr>
+      <w:tblGrid>
+        <w:gridCol w:w="3167"/>
+        <w:gridCol w:w="6147"/>
+      </w:tblGrid>
+      <w:tr>
+        <w:trPr>
+          <w:tblHeader/>
+        </w:trPr>
+        <w:tc>
+          <w:tcPr>
+            <w:tcW w:type="dxa" w:w="3167"/>
+            <w:shd w:fill="E8EAF2" w:color="auto" w:val="clear"/>
+            <w:tcMar>
+              <w:top w:type="dxa" w:w="80"/>
+              <w:left w:type="dxa" w:w="120"/>
+              <w:bottom w:type="dxa" w:w="80"/>
+              <w:right w:type="dxa" w:w="120"/>
+            </w:tcMar>
+          </w:tcPr>
+          <w:p>
+            <w:pPr>
+              <w:spacing w:after="0" w:line="264"/>
+              <w:jc w:val="left"/>
+            </w:pPr>
+            <w:r>
+              <w:rPr>
+                <w:b/>
+                <w:bCs/>
+                <w:color w:val="1E2748"/>
+              </w:rPr>
+              <w:t xml:space="preserve">Azione</w:t>
+            </w:r>
+          </w:p>
+        </w:tc>
+        <w:tc>
+          <w:tcPr>
+            <w:tcW w:type="dxa" w:w="6147"/>
+            <w:shd w:fill="E8EAF2" w:color="auto" w:val="clear"/>
+            <w:tcMar>
+              <w:top w:type="dxa" w:w="80"/>
+              <w:left w:type="dxa" w:w="120"/>
+              <w:bottom w:type="dxa" w:w="80"/>
+              <w:right w:type="dxa" w:w="120"/>
+            </w:tcMar>
+          </w:tcPr>
+          <w:p>
+            <w:pPr>
+              <w:spacing w:after="0" w:line="264"/>
+              <w:jc w:val="left"/>
+            </w:pPr>
+            <w:r>
+              <w:rPr>
+                <w:b/>
+                <w:bCs/>
+                <w:color w:val="1E2748"/>
+              </w:rPr>
+              <w:t xml:space="preserve">Effetto</w:t>
+            </w:r>
+          </w:p>
+        </w:tc>
+      </w:tr>
+      <w:tr>
+        <w:tc>
+          <w:tcPr>
+            <w:tcW w:type="dxa" w:w="3167"/>
+            <w:tcMar>
+              <w:top w:type="dxa" w:w="80"/>
+              <w:left w:type="dxa" w:w="120"/>
+              <w:bottom w:type="dxa" w:w="80"/>
+              <w:right w:type="dxa" w:w="120"/>
+            </w:tcMar>
+          </w:tcPr>
+          <w:p>
+            <w:pPr>
+              <w:spacing w:after="0" w:line="264"/>
+              <w:jc w:val="left"/>
+            </w:pPr>
+            <w:r>
+              <w:rPr>
+                <w:b/>
+                <w:bCs/>
+                <w:color w:val="18203A"/>
+              </w:rPr>
+              <w:t xml:space="preserve">Cambia profilo</w:t>
+            </w:r>
+          </w:p>
+        </w:tc>
+        <w:tc>
+          <w:tcPr>
+            <w:tcW w:type="dxa" w:w="6147"/>
+            <w:tcMar>
+              <w:top w:type="dxa" w:w="80"/>
+              <w:left w:type="dxa" w:w="120"/>
+              <w:bottom w:type="dxa" w:w="80"/>
+              <w:right w:type="dxa" w:w="120"/>
+            </w:tcMar>
+          </w:tcPr>
+          <w:p>
+            <w:pPr>
+              <w:spacing w:after="0" w:line="264"/>
+              <w:jc w:val="left"/>
+            </w:pPr>
+            <w:r>
+              <w:rPr>
+                <w:color w:val="18203A"/>
+              </w:rPr>
+              <w:t xml:space="preserve">I permessi seguono subito. Passando a caposquadra l'accesso riceve una squadra; uscendone la perde, perché non se la porta dietro</w:t>
+            </w:r>
+          </w:p>
+        </w:tc>
+      </w:tr>
+      <w:tr>
+        <w:tc>
+          <w:tcPr>
+            <w:tcW w:type="dxa" w:w="3167"/>
+            <w:shd w:fill="F5F6FA" w:color="auto" w:val="clear"/>
+            <w:tcMar>
+              <w:top w:type="dxa" w:w="80"/>
+              <w:left w:type="dxa" w:w="120"/>
+              <w:bottom w:type="dxa" w:w="80"/>
+              <w:right w:type="dxa" w:w="120"/>
+            </w:tcMar>
+          </w:tcPr>
+          <w:p>
+            <w:pPr>
+              <w:spacing w:after="0" w:line="264"/>
+              <w:jc w:val="left"/>
+            </w:pPr>
+            <w:r>
+              <w:rPr>
+                <w:b/>
+                <w:bCs/>
+                <w:color w:val="18203A"/>
+              </w:rPr>
+              <w:t xml:space="preserve">Disattiva / riattiva</w:t>
+            </w:r>
+          </w:p>
+        </w:tc>
+        <w:tc>
+          <w:tcPr>
+            <w:tcW w:type="dxa" w:w="6147"/>
+            <w:shd w:fill="F5F6FA" w:color="auto" w:val="clear"/>
+            <w:tcMar>
+              <w:top w:type="dxa" w:w="80"/>
+              <w:left w:type="dxa" w:w="120"/>
+              <w:bottom w:type="dxa" w:w="80"/>
+              <w:right w:type="dxa" w:w="120"/>
+            </w:tcMar>
+          </w:tcPr>
+          <w:p>
+            <w:pPr>
+              <w:spacing w:after="0" w:line="264"/>
+              <w:jc w:val="left"/>
+            </w:pPr>
+            <w:r>
+              <w:rPr>
+                <w:color w:val="18203A"/>
+              </w:rPr>
+              <w:t xml:space="preserve">Un accesso disattivato </w:t>
+            </w:r>
+            <w:r>
+              <w:rPr>
+                <w:b/>
+                <w:bCs/>
+                <w:color w:val="18203A"/>
+              </w:rPr>
+              <w:t xml:space="preserve">non entra</w:t>
+            </w:r>
+            <w:r>
+              <w:rPr>
+                <w:color w:val="18203A"/>
+              </w:rPr>
+              <w:t xml:space="preserve"> (il rifiuto è nella funzione di accesso, non solo nella riga grigia), non ha alcun permesso e </w:t>
+            </w:r>
+            <w:r>
+              <w:rPr>
+                <w:b/>
+                <w:bCs/>
+                <w:color w:val="18203A"/>
+              </w:rPr>
+              <w:t xml:space="preserve">non riceve notifiche</w:t>
+            </w:r>
+            <w:r>
+              <w:rPr>
+                <w:color w:val="18203A"/>
+              </w:rPr>
+              <w:t xml:space="preserve">. Resta in elenco, marcato, e si riattiva quando serve</w:t>
+            </w:r>
+          </w:p>
+        </w:tc>
+      </w:tr>
+    </w:tbl>
+    <w:p>
+      <w:pPr>
+        <w:spacing w:after="200"/>
+      </w:pPr>
+    </w:p>
+    <w:p>
+      <w:pPr>
+        <w:spacing w:after="140" w:line="288"/>
+      </w:pPr>
+      <w:r>
+        <w:t xml:space="preserve">Due protezioni, entrambe verificate: non si agisce </w:t>
+      </w:r>
+      <w:r>
+        <w:rPr>
+          <w:b/>
+          <w:bCs/>
+        </w:rPr>
+        <w:t xml:space="preserve">sull'accesso che si sta usando</w:t>
+      </w:r>
+      <w:r>
+        <w:t xml:space="preserve">, e non si può lasciare il portale </w:t>
+      </w:r>
+      <w:r>
+        <w:rPr>
+          <w:b/>
+          <w:bCs/>
+        </w:rPr>
+        <w:t xml:space="preserve">senza un responsabile di produzione attivo</w:t>
+      </w:r>
+      <w:r>
+        <w:t xml:space="preserve"> — né disattivandolo né declassandolo.</w:t>
+      </w:r>
+    </w:p>
+    <w:p>
+      <w:pPr>
+        <w:spacing w:after="140" w:line="288"/>
+      </w:pPr>
+      <w:r>
+        <w:t xml:space="preserve">Anche la schermata di accesso è raggruppata per profilo: chi entra vede subito in che veste sta entrando, invece di cercare il proprio nome in un elenco piatto.</w:t>
+      </w:r>
+    </w:p>
+    <w:p>
+      <w:pPr>
+        <w:pStyle w:val="Heading2"/>
+        <w:spacing w:after="120" w:before="240"/>
+      </w:pPr>
+      <w:r>
+        <w:t xml:space="preserve">2.4 Riservatezza: cosa non attraversa il confine</w:t>
       </w:r>
     </w:p>
     <w:p>
@@ -13633,7 +14002,7 @@
               <w:rPr>
                 <w:color w:val="18203A"/>
               </w:rPr>
-              <w:t xml:space="preserve"> (91)</w:t>
+              <w:t xml:space="preserve"> (96)</w:t>
             </w:r>
           </w:p>
         </w:tc>
@@ -13861,7 +14230,7 @@
               <w:rPr>
                 <w:color w:val="18203A"/>
               </w:rPr>
-              <w:t xml:space="preserve"> (45 scenari)</w:t>
+              <w:t xml:space="preserve"> (54 scenari)</w:t>
             </w:r>
           </w:p>
         </w:tc>
@@ -13884,7 +14253,7 @@
               <w:rPr>
                 <w:color w:val="18203A"/>
               </w:rPr>
-              <w:t xml:space="preserve">Ciclo di vita, extra, magic link, richieste con foto, approvazioni, carico, analisi, suoni sulle azioni reali, registro dei tipi di documento, perimetro del profilo QHSE</w:t>
+              <w:t xml:space="preserve">Ciclo di vita, extra, magic link, richieste con foto, approvazioni, carico, analisi, suoni sulle azioni reali, registro dei tipi di documento, perimetro del profilo QHSE, anagrafica profili e accessi</w:t>
             </w:r>
           </w:p>
         </w:tc>
@@ -14351,7 +14720,7 @@
         <w:t xml:space="preserve">Già realizzato</w:t>
       </w:r>
       <w:r>
-        <w:t xml:space="preserve">: richieste con foto, risposte rapide, avviso automatico via email con link diretto, auto-matching, duplicazione come modello, firma leggera, assegnazione ottima, lettura del collo di bottiglia, gestione degli extra, qualifica dei fornitori dai documenti con registro dei tipi configurabile, profilo di accesso QHSE con scadenzario, linguaggio sonoro degli eventi.</w:t>
+        <w:t xml:space="preserve">: richieste con foto, risposte rapide, avviso automatico via email con link diretto, auto-matching, duplicazione come modello, firma leggera, assegnazione ottima, lettura del collo di bottiglia, gestione degli extra, qualifica dei fornitori dai documenti con registro dei tipi configurabile, profilo di accesso QHSE con scadenzario, anagrafica dei profili e degli accessi, linguaggio sonoro degli eventi.</w:t>
       </w:r>
     </w:p>
     <w:p>
@@ -15190,6 +15559,108 @@
                 <w:color w:val="18203A"/>
               </w:rPr>
               <w:t xml:space="preserve">Qualità, Sicurezza, Ambiente: il presidio documentale sui fornitori</w:t>
+            </w:r>
+          </w:p>
+        </w:tc>
+      </w:tr>
+      <w:tr>
+        <w:tc>
+          <w:tcPr>
+            <w:tcW w:type="dxa" w:w="3167"/>
+            <w:tcMar>
+              <w:top w:type="dxa" w:w="80"/>
+              <w:left w:type="dxa" w:w="120"/>
+              <w:bottom w:type="dxa" w:w="80"/>
+              <w:right w:type="dxa" w:w="120"/>
+            </w:tcMar>
+          </w:tcPr>
+          <w:p>
+            <w:pPr>
+              <w:spacing w:after="0" w:line="264"/>
+              <w:jc w:val="left"/>
+            </w:pPr>
+            <w:r>
+              <w:rPr>
+                <w:b/>
+                <w:bCs/>
+                <w:color w:val="18203A"/>
+              </w:rPr>
+              <w:t xml:space="preserve">Profilo</w:t>
+            </w:r>
+          </w:p>
+        </w:tc>
+        <w:tc>
+          <w:tcPr>
+            <w:tcW w:type="dxa" w:w="6147"/>
+            <w:tcMar>
+              <w:top w:type="dxa" w:w="80"/>
+              <w:left w:type="dxa" w:w="120"/>
+              <w:bottom w:type="dxa" w:w="80"/>
+              <w:right w:type="dxa" w:w="120"/>
+            </w:tcMar>
+          </w:tcPr>
+          <w:p>
+            <w:pPr>
+              <w:spacing w:after="0" w:line="264"/>
+              <w:jc w:val="left"/>
+            </w:pPr>
+            <w:r>
+              <w:rPr>
+                <w:color w:val="18203A"/>
+              </w:rPr>
+              <w:t xml:space="preserve">Insieme di permessi assegnato a un accesso: determina cosa si vede e cosa si può fare</w:t>
+            </w:r>
+          </w:p>
+        </w:tc>
+      </w:tr>
+      <w:tr>
+        <w:tc>
+          <w:tcPr>
+            <w:tcW w:type="dxa" w:w="3167"/>
+            <w:shd w:fill="F5F6FA" w:color="auto" w:val="clear"/>
+            <w:tcMar>
+              <w:top w:type="dxa" w:w="80"/>
+              <w:left w:type="dxa" w:w="120"/>
+              <w:bottom w:type="dxa" w:w="80"/>
+              <w:right w:type="dxa" w:w="120"/>
+            </w:tcMar>
+          </w:tcPr>
+          <w:p>
+            <w:pPr>
+              <w:spacing w:after="0" w:line="264"/>
+              <w:jc w:val="left"/>
+            </w:pPr>
+            <w:r>
+              <w:rPr>
+                <w:b/>
+                <w:bCs/>
+                <w:color w:val="18203A"/>
+              </w:rPr>
+              <w:t xml:space="preserve">Accesso</w:t>
+            </w:r>
+          </w:p>
+        </w:tc>
+        <w:tc>
+          <w:tcPr>
+            <w:tcW w:type="dxa" w:w="6147"/>
+            <w:shd w:fill="F5F6FA" w:color="auto" w:val="clear"/>
+            <w:tcMar>
+              <w:top w:type="dxa" w:w="80"/>
+              <w:left w:type="dxa" w:w="120"/>
+              <w:bottom w:type="dxa" w:w="80"/>
+              <w:right w:type="dxa" w:w="120"/>
+            </w:tcMar>
+          </w:tcPr>
+          <w:p>
+            <w:pPr>
+              <w:spacing w:after="0" w:line="264"/>
+              <w:jc w:val="left"/>
+            </w:pPr>
+            <w:r>
+              <w:rPr>
+                <w:color w:val="18203A"/>
+              </w:rPr>
+              <w:t xml:space="preserve">Utenza del portale, collegata a un profilo e attivabile o disattivabile</w:t>
             </w:r>
           </w:p>
         </w:tc>

--- a/portale-fornitori/Specifiche_Portale_Fornitori_Righi.docx
+++ b/portale-fornitori/Specifiche_Portale_Fornitori_Righi.docx
@@ -4068,7 +4068,502 @@
         <w:spacing w:after="120" w:before="240"/>
       </w:pPr>
       <w:r>
-        <w:t xml:space="preserve">2.4 Riservatezza: cosa non attraversa il confine</w:t>
+        <w:t xml:space="preserve">2.4 Il cartiglio: l'intestazione dei numeri</w:t>
+      </w:r>
+    </w:p>
+    <w:p>
+      <w:pPr>
+        <w:spacing w:after="140" w:line="288"/>
+      </w:pPr>
+      <w:r>
+        <w:t xml:space="preserve">L'intestazione di ogni cruscotto </w:t>
+      </w:r>
+      <w:r>
+        <w:rPr>
+          <w:b/>
+          <w:bCs/>
+        </w:rPr>
+        <w:t xml:space="preserve">non</w:t>
+      </w:r>
+      <w:r>
+        <w:t xml:space="preserve"> è la fila di riquadri con il numerone. È la firma di qualunque pannello generato, e informa poco: quattro numeri di pari peso, nessuna proporzione, moltissimo spazio verticale.</w:t>
+      </w:r>
+    </w:p>
+    <w:p>
+      <w:pPr>
+        <w:spacing w:after="140" w:line="288"/>
+      </w:pPr>
+      <w:r>
+        <w:t xml:space="preserve">Al suo posto il portale usa il </w:t>
+      </w:r>
+      <w:r>
+        <w:rPr>
+          <w:b/>
+          <w:bCs/>
+        </w:rPr>
+        <w:t xml:space="preserve">cartiglio</w:t>
+      </w:r>
+      <w:r>
+        <w:t xml:space="preserve">: il riquadro che ogni tavola di disegno tecnico porta con sé, e che in Righi si maneggia tutti i giorni. Campi etichettati e incolonnati, filetti sottili, numeri a spaziatura fissa, nessuna ombra. In cima una </w:t>
+      </w:r>
+      <w:r>
+        <w:rPr>
+          <w:b/>
+          <w:bCs/>
+        </w:rPr>
+        <w:t xml:space="preserve">striscia di ripartizione</w:t>
+      </w:r>
+      <w:r>
+        <w:t xml:space="preserve"> proporzionale, che dice ciò che le card non dicevano: come è distribuito il lavoro, non solo quanto ce n'è.</w:t>
+      </w:r>
+    </w:p>
+    <w:tbl>
+      <w:tblPr>
+        <w:tblW w:type="dxa" w:w="9314"/>
+        <w:tblBorders>
+          <w:top w:val="single" w:color="DCDFE7" w:sz="2"/>
+          <w:left w:val="single" w:color="DCDFE7" w:sz="2"/>
+          <w:bottom w:val="single" w:color="DCDFE7" w:sz="2"/>
+          <w:right w:val="single" w:color="DCDFE7" w:sz="2"/>
+          <w:insideH w:val="single" w:color="DCDFE7" w:sz="2"/>
+          <w:insideV w:val="single" w:color="DCDFE7" w:sz="2"/>
+        </w:tblBorders>
+      </w:tblPr>
+      <w:tblGrid>
+        <w:gridCol w:w="2608"/>
+        <w:gridCol w:w="3353"/>
+        <w:gridCol w:w="3353"/>
+      </w:tblGrid>
+      <w:tr>
+        <w:trPr>
+          <w:tblHeader/>
+        </w:trPr>
+        <w:tc>
+          <w:tcPr>
+            <w:tcW w:type="dxa" w:w="2608"/>
+            <w:shd w:fill="E8EAF2" w:color="auto" w:val="clear"/>
+            <w:tcMar>
+              <w:top w:type="dxa" w:w="80"/>
+              <w:left w:type="dxa" w:w="120"/>
+              <w:bottom w:type="dxa" w:w="80"/>
+              <w:right w:type="dxa" w:w="120"/>
+            </w:tcMar>
+          </w:tcPr>
+          <w:p>
+            <w:pPr>
+              <w:spacing w:after="0" w:line="264"/>
+              <w:jc w:val="left"/>
+            </w:pPr>
+            <w:r>
+              <w:rPr>
+                <w:b/>
+                <w:bCs/>
+                <w:color w:val="1E2748"/>
+              </w:rPr>
+              <w:t xml:space="preserve"/>
+            </w:r>
+          </w:p>
+        </w:tc>
+        <w:tc>
+          <w:tcPr>
+            <w:tcW w:type="dxa" w:w="3353"/>
+            <w:shd w:fill="E8EAF2" w:color="auto" w:val="clear"/>
+            <w:tcMar>
+              <w:top w:type="dxa" w:w="80"/>
+              <w:left w:type="dxa" w:w="120"/>
+              <w:bottom w:type="dxa" w:w="80"/>
+              <w:right w:type="dxa" w:w="120"/>
+            </w:tcMar>
+          </w:tcPr>
+          <w:p>
+            <w:pPr>
+              <w:spacing w:after="0" w:line="264"/>
+              <w:jc w:val="left"/>
+            </w:pPr>
+            <w:r>
+              <w:rPr>
+                <w:b/>
+                <w:bCs/>
+                <w:color w:val="1E2748"/>
+              </w:rPr>
+              <w:t xml:space="preserve">Prima</w:t>
+            </w:r>
+          </w:p>
+        </w:tc>
+        <w:tc>
+          <w:tcPr>
+            <w:tcW w:type="dxa" w:w="3353"/>
+            <w:shd w:fill="E8EAF2" w:color="auto" w:val="clear"/>
+            <w:tcMar>
+              <w:top w:type="dxa" w:w="80"/>
+              <w:left w:type="dxa" w:w="120"/>
+              <w:bottom w:type="dxa" w:w="80"/>
+              <w:right w:type="dxa" w:w="120"/>
+            </w:tcMar>
+          </w:tcPr>
+          <w:p>
+            <w:pPr>
+              <w:spacing w:after="0" w:line="264"/>
+              <w:jc w:val="left"/>
+            </w:pPr>
+            <w:r>
+              <w:rPr>
+                <w:b/>
+                <w:bCs/>
+                <w:color w:val="1E2748"/>
+              </w:rPr>
+              <w:t xml:space="preserve">Ora</w:t>
+            </w:r>
+          </w:p>
+        </w:tc>
+      </w:tr>
+      <w:tr>
+        <w:tc>
+          <w:tcPr>
+            <w:tcW w:type="dxa" w:w="2608"/>
+            <w:tcMar>
+              <w:top w:type="dxa" w:w="80"/>
+              <w:left w:type="dxa" w:w="120"/>
+              <w:bottom w:type="dxa" w:w="80"/>
+              <w:right w:type="dxa" w:w="120"/>
+            </w:tcMar>
+          </w:tcPr>
+          <w:p>
+            <w:pPr>
+              <w:spacing w:after="0" w:line="264"/>
+              <w:jc w:val="left"/>
+            </w:pPr>
+            <w:r>
+              <w:rPr>
+                <w:color w:val="18203A"/>
+              </w:rPr>
+              <w:t xml:space="preserve">Altezza a 1280px</w:t>
+            </w:r>
+          </w:p>
+        </w:tc>
+        <w:tc>
+          <w:tcPr>
+            <w:tcW w:type="dxa" w:w="3353"/>
+            <w:tcMar>
+              <w:top w:type="dxa" w:w="80"/>
+              <w:left w:type="dxa" w:w="120"/>
+              <w:bottom w:type="dxa" w:w="80"/>
+              <w:right w:type="dxa" w:w="120"/>
+            </w:tcMar>
+          </w:tcPr>
+          <w:p>
+            <w:pPr>
+              <w:spacing w:after="0" w:line="264"/>
+              <w:jc w:val="left"/>
+            </w:pPr>
+            <w:r>
+              <w:rPr>
+                <w:color w:val="18203A"/>
+              </w:rPr>
+              <w:t xml:space="preserve">~210 px su due file</w:t>
+            </w:r>
+          </w:p>
+        </w:tc>
+        <w:tc>
+          <w:tcPr>
+            <w:tcW w:type="dxa" w:w="3353"/>
+            <w:tcMar>
+              <w:top w:type="dxa" w:w="80"/>
+              <w:left w:type="dxa" w:w="120"/>
+              <w:bottom w:type="dxa" w:w="80"/>
+              <w:right w:type="dxa" w:w="120"/>
+            </w:tcMar>
+          </w:tcPr>
+          <w:p>
+            <w:pPr>
+              <w:spacing w:after="0" w:line="264"/>
+              <w:jc w:val="left"/>
+            </w:pPr>
+            <w:r>
+              <w:rPr>
+                <w:b/>
+                <w:bCs/>
+                <w:color w:val="18203A"/>
+              </w:rPr>
+              <w:t xml:space="preserve">123 px</w:t>
+            </w:r>
+            <w:r>
+              <w:rPr>
+                <w:color w:val="18203A"/>
+              </w:rPr>
+              <w:t xml:space="preserve"> su una fila</w:t>
+            </w:r>
+          </w:p>
+        </w:tc>
+      </w:tr>
+      <w:tr>
+        <w:tc>
+          <w:tcPr>
+            <w:tcW w:type="dxa" w:w="2608"/>
+            <w:shd w:fill="F5F6FA" w:color="auto" w:val="clear"/>
+            <w:tcMar>
+              <w:top w:type="dxa" w:w="80"/>
+              <w:left w:type="dxa" w:w="120"/>
+              <w:bottom w:type="dxa" w:w="80"/>
+              <w:right w:type="dxa" w:w="120"/>
+            </w:tcMar>
+          </w:tcPr>
+          <w:p>
+            <w:pPr>
+              <w:spacing w:after="0" w:line="264"/>
+              <w:jc w:val="left"/>
+            </w:pPr>
+            <w:r>
+              <w:rPr>
+                <w:color w:val="18203A"/>
+              </w:rPr>
+              <w:t xml:space="preserve">Proporzioni</w:t>
+            </w:r>
+          </w:p>
+        </w:tc>
+        <w:tc>
+          <w:tcPr>
+            <w:tcW w:type="dxa" w:w="3353"/>
+            <w:shd w:fill="F5F6FA" w:color="auto" w:val="clear"/>
+            <w:tcMar>
+              <w:top w:type="dxa" w:w="80"/>
+              <w:left w:type="dxa" w:w="120"/>
+              <w:bottom w:type="dxa" w:w="80"/>
+              <w:right w:type="dxa" w:w="120"/>
+            </w:tcMar>
+          </w:tcPr>
+          <w:p>
+            <w:pPr>
+              <w:spacing w:after="0" w:line="264"/>
+              <w:jc w:val="left"/>
+            </w:pPr>
+            <w:r>
+              <w:rPr>
+                <w:color w:val="18203A"/>
+              </w:rPr>
+              <w:t xml:space="preserve">nessuna</w:t>
+            </w:r>
+          </w:p>
+        </w:tc>
+        <w:tc>
+          <w:tcPr>
+            <w:tcW w:type="dxa" w:w="3353"/>
+            <w:shd w:fill="F5F6FA" w:color="auto" w:val="clear"/>
+            <w:tcMar>
+              <w:top w:type="dxa" w:w="80"/>
+              <w:left w:type="dxa" w:w="120"/>
+              <w:bottom w:type="dxa" w:w="80"/>
+              <w:right w:type="dxa" w:w="120"/>
+            </w:tcMar>
+          </w:tcPr>
+          <w:p>
+            <w:pPr>
+              <w:spacing w:after="0" w:line="264"/>
+              <w:jc w:val="left"/>
+            </w:pPr>
+            <w:r>
+              <w:rPr>
+                <w:color w:val="18203A"/>
+              </w:rPr>
+              <w:t xml:space="preserve">striscia proporzionale, partizione completa degli stati</w:t>
+            </w:r>
+          </w:p>
+        </w:tc>
+      </w:tr>
+      <w:tr>
+        <w:tc>
+          <w:tcPr>
+            <w:tcW w:type="dxa" w:w="2608"/>
+            <w:tcMar>
+              <w:top w:type="dxa" w:w="80"/>
+              <w:left w:type="dxa" w:w="120"/>
+              <w:bottom w:type="dxa" w:w="80"/>
+              <w:right w:type="dxa" w:w="120"/>
+            </w:tcMar>
+          </w:tcPr>
+          <w:p>
+            <w:pPr>
+              <w:spacing w:after="0" w:line="264"/>
+              <w:jc w:val="left"/>
+            </w:pPr>
+            <w:r>
+              <w:rPr>
+                <w:color w:val="18203A"/>
+              </w:rPr>
+              <w:t xml:space="preserve">Tastiera</w:t>
+            </w:r>
+          </w:p>
+        </w:tc>
+        <w:tc>
+          <w:tcPr>
+            <w:tcW w:type="dxa" w:w="3353"/>
+            <w:tcMar>
+              <w:top w:type="dxa" w:w="80"/>
+              <w:left w:type="dxa" w:w="120"/>
+              <w:bottom w:type="dxa" w:w="80"/>
+              <w:right w:type="dxa" w:w="120"/>
+            </w:tcMar>
+          </w:tcPr>
+          <w:p>
+            <w:pPr>
+              <w:spacing w:after="0" w:line="264"/>
+              <w:jc w:val="left"/>
+            </w:pPr>
+            <w:r>
+              <w:rPr>
+                <w:rFonts w:ascii="Consolas" w:cs="Consolas" w:eastAsia="Consolas" w:hAnsi="Consolas"/>
+                <w:color w:val="C4661A"/>
+                <w:sz w:val="19"/>
+                <w:szCs w:val="19"/>
+              </w:rPr>
+              <w:t xml:space="preserve">div</w:t>
+            </w:r>
+            <w:r>
+              <w:rPr>
+                <w:color w:val="18203A"/>
+              </w:rPr>
+              <w:t xml:space="preserve"> cliccabili, non raggiungibili</w:t>
+            </w:r>
+          </w:p>
+        </w:tc>
+        <w:tc>
+          <w:tcPr>
+            <w:tcW w:type="dxa" w:w="3353"/>
+            <w:tcMar>
+              <w:top w:type="dxa" w:w="80"/>
+              <w:left w:type="dxa" w:w="120"/>
+              <w:bottom w:type="dxa" w:w="80"/>
+              <w:right w:type="dxa" w:w="120"/>
+            </w:tcMar>
+          </w:tcPr>
+          <w:p>
+            <w:pPr>
+              <w:spacing w:after="0" w:line="264"/>
+              <w:jc w:val="left"/>
+            </w:pPr>
+            <w:r>
+              <w:rPr>
+                <w:color w:val="18203A"/>
+              </w:rPr>
+              <w:t xml:space="preserve">ogni cella è un </w:t>
+            </w:r>
+            <w:r>
+              <w:rPr>
+                <w:rFonts w:ascii="Consolas" w:cs="Consolas" w:eastAsia="Consolas" w:hAnsi="Consolas"/>
+                <w:color w:val="C4661A"/>
+                <w:sz w:val="19"/>
+                <w:szCs w:val="19"/>
+              </w:rPr>
+              <w:t xml:space="preserve">button</w:t>
+            </w:r>
+          </w:p>
+        </w:tc>
+      </w:tr>
+      <w:tr>
+        <w:tc>
+          <w:tcPr>
+            <w:tcW w:type="dxa" w:w="2608"/>
+            <w:shd w:fill="F5F6FA" w:color="auto" w:val="clear"/>
+            <w:tcMar>
+              <w:top w:type="dxa" w:w="80"/>
+              <w:left w:type="dxa" w:w="120"/>
+              <w:bottom w:type="dxa" w:w="80"/>
+              <w:right w:type="dxa" w:w="120"/>
+            </w:tcMar>
+          </w:tcPr>
+          <w:p>
+            <w:pPr>
+              <w:spacing w:after="0" w:line="264"/>
+              <w:jc w:val="left"/>
+            </w:pPr>
+            <w:r>
+              <w:rPr>
+                <w:color w:val="18203A"/>
+              </w:rPr>
+              <w:t xml:space="preserve">Numeri</w:t>
+            </w:r>
+          </w:p>
+        </w:tc>
+        <w:tc>
+          <w:tcPr>
+            <w:tcW w:type="dxa" w:w="3353"/>
+            <w:shd w:fill="F5F6FA" w:color="auto" w:val="clear"/>
+            <w:tcMar>
+              <w:top w:type="dxa" w:w="80"/>
+              <w:left w:type="dxa" w:w="120"/>
+              <w:bottom w:type="dxa" w:w="80"/>
+              <w:right w:type="dxa" w:w="120"/>
+            </w:tcMar>
+          </w:tcPr>
+          <w:p>
+            <w:pPr>
+              <w:spacing w:after="0" w:line="264"/>
+              <w:jc w:val="left"/>
+            </w:pPr>
+            <w:r>
+              <w:rPr>
+                <w:color w:val="18203A"/>
+              </w:rPr>
+              <w:t xml:space="preserve">grassetto proporzionale</w:t>
+            </w:r>
+          </w:p>
+        </w:tc>
+        <w:tc>
+          <w:tcPr>
+            <w:tcW w:type="dxa" w:w="3353"/>
+            <w:shd w:fill="F5F6FA" w:color="auto" w:val="clear"/>
+            <w:tcMar>
+              <w:top w:type="dxa" w:w="80"/>
+              <w:left w:type="dxa" w:w="120"/>
+              <w:bottom w:type="dxa" w:w="80"/>
+              <w:right w:type="dxa" w:w="120"/>
+            </w:tcMar>
+          </w:tcPr>
+          <w:p>
+            <w:pPr>
+              <w:spacing w:after="0" w:line="264"/>
+              <w:jc w:val="left"/>
+            </w:pPr>
+            <w:r>
+              <w:rPr>
+                <w:color w:val="18203A"/>
+              </w:rPr>
+              <w:t xml:space="preserve">monospaziato tabulare, incolonnato</w:t>
+            </w:r>
+          </w:p>
+        </w:tc>
+      </w:tr>
+    </w:tbl>
+    <w:p>
+      <w:pPr>
+        <w:spacing w:after="200"/>
+      </w:pPr>
+    </w:p>
+    <w:p>
+      <w:pPr>
+        <w:spacing w:after="140" w:line="288"/>
+      </w:pPr>
+      <w:r>
+        <w:t xml:space="preserve">La striscia è una </w:t>
+      </w:r>
+      <w:r>
+        <w:rPr>
+          <w:b/>
+          <w:bCs/>
+        </w:rPr>
+        <w:t xml:space="preserve">partizione vera</w:t>
+      </w:r>
+      <w:r>
+        <w:t xml:space="preserve">: la somma dei segmenti è il totale delle commesse in scopo, altrimenti mentirebbe. Le diciture stanno dentro i segmenti finché c'è spazio (dicitura completa oltre i 1200 px, solo la cifra sotto, solo il colore sotto i 560 px); il conteggio esatto resta comunque nelle celle e nell'etichetta per i lettori di schermo.</w:t>
+      </w:r>
+    </w:p>
+    <w:p>
+      <w:pPr>
+        <w:pStyle w:val="Heading2"/>
+        <w:spacing w:after="120" w:before="240"/>
+      </w:pPr>
+      <w:r>
+        <w:t xml:space="preserve">2.5 Riservatezza: cosa non attraversa il confine</w:t>
       </w:r>
     </w:p>
     <w:p>
@@ -14230,7 +14725,7 @@
               <w:rPr>
                 <w:color w:val="18203A"/>
               </w:rPr>
-              <w:t xml:space="preserve"> (54 scenari)</w:t>
+              <w:t xml:space="preserve"> (58 scenari)</w:t>
             </w:r>
           </w:p>
         </w:tc>
@@ -14281,6 +14776,57 @@
                 <w:bCs/>
                 <w:color w:val="18203A"/>
               </w:rPr>
+              <w:t xml:space="preserve">Controlli di impaginazione</w:t>
+            </w:r>
+          </w:p>
+        </w:tc>
+        <w:tc>
+          <w:tcPr>
+            <w:tcW w:type="dxa" w:w="6147"/>
+            <w:shd w:fill="F5F6FA" w:color="auto" w:val="clear"/>
+            <w:tcMar>
+              <w:top w:type="dxa" w:w="80"/>
+              <w:left w:type="dxa" w:w="120"/>
+              <w:bottom w:type="dxa" w:w="80"/>
+              <w:right w:type="dxa" w:w="120"/>
+            </w:tcMar>
+          </w:tcPr>
+          <w:p>
+            <w:pPr>
+              <w:spacing w:after="0" w:line="264"/>
+              <w:jc w:val="left"/>
+            </w:pPr>
+            <w:r>
+              <w:rPr>
+                <w:color w:val="18203A"/>
+              </w:rPr>
+              <w:t xml:space="preserve">Nessun elemento fuori dallo schermo e nessuna scritta troncata da 320 a 1600 px, colonne dell'anagrafica allineate riga per riga</w:t>
+            </w:r>
+          </w:p>
+        </w:tc>
+      </w:tr>
+      <w:tr>
+        <w:tc>
+          <w:tcPr>
+            <w:tcW w:type="dxa" w:w="3167"/>
+            <w:tcMar>
+              <w:top w:type="dxa" w:w="80"/>
+              <w:left w:type="dxa" w:w="120"/>
+              <w:bottom w:type="dxa" w:w="80"/>
+              <w:right w:type="dxa" w:w="120"/>
+            </w:tcMar>
+          </w:tcPr>
+          <w:p>
+            <w:pPr>
+              <w:spacing w:after="0" w:line="264"/>
+              <w:jc w:val="left"/>
+            </w:pPr>
+            <w:r>
+              <w:rPr>
+                <w:b/>
+                <w:bCs/>
+                <w:color w:val="18203A"/>
+              </w:rPr>
               <w:t xml:space="preserve">Controlli strutturali</w:t>
             </w:r>
           </w:p>
@@ -14288,7 +14834,6 @@
         <w:tc>
           <w:tcPr>
             <w:tcW w:type="dxa" w:w="6147"/>
-            <w:shd w:fill="F5F6FA" w:color="auto" w:val="clear"/>
             <w:tcMar>
               <w:top w:type="dxa" w:w="80"/>
               <w:left w:type="dxa" w:w="120"/>
@@ -14720,7 +15265,7 @@
         <w:t xml:space="preserve">Già realizzato</w:t>
       </w:r>
       <w:r>
-        <w:t xml:space="preserve">: richieste con foto, risposte rapide, avviso automatico via email con link diretto, auto-matching, duplicazione come modello, firma leggera, assegnazione ottima, lettura del collo di bottiglia, gestione degli extra, qualifica dei fornitori dai documenti con registro dei tipi configurabile, profilo di accesso QHSE con scadenzario, anagrafica dei profili e degli accessi, linguaggio sonoro degli eventi.</w:t>
+        <w:t xml:space="preserve">: richieste con foto, risposte rapide, avviso automatico via email con link diretto, auto-matching, duplicazione come modello, firma leggera, assegnazione ottima, lettura del collo di bottiglia, gestione degli extra, qualifica dei fornitori dai documenti con registro dei tipi configurabile, profilo di accesso QHSE con scadenzario, anagrafica dei profili e degli accessi, linguaggio sonoro degli eventi, cartiglio al posto dei riquadri KPI.</w:t>
       </w:r>
     </w:p>
     <w:p>
